--- a/paper/main_docx.docx
+++ b/paper/main_docx.docx
@@ -1137,7 +1137,7 @@
       <w:r>
         <w:drawing>
           <wp:inline distT="0" distB="0" distL="0" distR="0">
-            <wp:extent cx="5394960" cy="1526384"/>
+            <wp:extent cx="5394960" cy="1476826"/>
             <wp:effectExtent l="0" t="0" r="0" b="0"/>
             <wp:docPr id="1" name="图1 当期超临界增长判定检验功效与有限样本性质验证" descr="图1 当期超临界增长判定检验功效与有限样本性质验证"/>
             <wp:cNvGraphicFramePr>
@@ -1151,7 +1151,7 @@
                     <pic:cNvPicPr/>
                   </pic:nvPicPr>
                   <pic:blipFill>
-                    <a:blip r:embed="R7f959e197bb44628" cstate="print"/>
+                    <a:blip r:embed="R7c2b7c3e615b4dc3" cstate="print"/>
                     <a:stretch>
                       <a:fillRect/>
                     </a:stretch>
@@ -1159,7 +1159,7 @@
                   <pic:spPr>
                     <a:xfrm>
                       <a:off x="0" y="0"/>
-                      <a:ext cx="5394960" cy="1526384"/>
+                      <a:ext cx="5394960" cy="1476826"/>
                     </a:xfrm>
                     <a:prstGeom prst="rect">
                       <a:avLst/>
@@ -1230,7 +1230,7 @@
                     <pic:cNvPicPr/>
                   </pic:nvPicPr>
                   <pic:blipFill>
-                    <a:blip r:embed="R11342179b428410d" cstate="print"/>
+                    <a:blip r:embed="R1a36874bc33e4a41" cstate="print"/>
                     <a:stretch>
                       <a:fillRect/>
                     </a:stretch>
@@ -1745,7 +1745,7 @@
         <w:rPr>
           <w:sz w:val="21"/>
         </w:rPr>
-        <w:t xml:space="preserve">针对D_t与C_{t+1}共享报告噪声的变量误差问题，以滞后3–5周报告序列构造的工具规模D_t^iv做两阶段最小二乘对照（有效样本N=1,051；工具排他性依赖当周填报冲击不跨周持续，NHSN周度独立填报机制与此相容）：b的估计为2.5305（a=0.0841），与FGLS基准（2.2434）点估计方向一致；因排除限制未获验证，该对照不能据此识别或界定测量误差偏倚——只能说点估计仍为正、与基准方向一致。过度离散结构Var(L)/E[L]²从[5,20)箱的5.32单调降至[600,5000)箱的0.99，与理论形状一致。口径声明：本节主分析以阶段均值为基准，属回顾性的阶段条件误差分析，目的是在受控同等基准下检验误差随规模的衰减形态。严格滚动起点核验（每个t仅用其前数据估计基准）：全部历史扩张窗得b=9.1579（聚类bootstrap 95%CI[5.8376,12.8819]，b/a=22.5）；26周滚动池得b=9.4562（CI[6.7757,12.4767]，b/a=42.7）；逐州扩张窗得b=13.2666（CI[8.9139,18.1370]，b/a=38.9）。三种事前口径下误差水平抬升（回顾性基准偏乐观），但规模项均显著为正、分箱单调下降，大规模端实际观测的误差水平稳定低于全体平均。误差预算分解：初期平均相对均方误差0.181中，与规模无关拟合项贡献54.6%，规模相关项贡献45.1%，模型外残差不足0.3%。作为对照，样本中实际处于大规模端（D_t≥250，共244个观测）的组内平均相对均方误差为0.104——与拟合截距a=0.0991一致，即经验数据中已实现的大规模观测误差约为全体平均的六成；过半误差份额落在与规模无关的拟合项上，提示环境协变量采集与多期平滑是值得进一步评估的互补路径。达峰期条件方差口径下的分解结构类似（46.7%对55.6%）。这组份额结构给本文核心问题提供了可操作的参照：规模收益真实存在，但过半误差份额与规模无关，监测资源的配置取决于当前所处份额结构。</w:t>
+        <w:t xml:space="preserve">针对D_t与C_{t+1}共享报告噪声的变量误差问题，以滞后3–5周报告序列构造的工具规模D_t^iv做两阶段最小二乘对照（有效样本N=1,051；工具的关键假定是滞后核仅通过规模D_t影响当期损失；该排除限制未获验证，持续传播态势、季节性与填报行为若同时关联滞后核与当期损失会削弱该对照）：b的估计为2.5305（a=0.0841），与FGLS基准（2.2434）点估计方向一致；因排除限制未获验证，该对照不能据此识别或界定测量误差偏倚——只能说点估计仍为正、与基准方向一致。过度离散结构Var(L)/E[L]²从[5,20)箱的5.32单调降至[600,5000)箱的0.99，与理论形状一致。口径声明：本节主分析以阶段均值为基准，属回顾性的阶段条件误差分析，目的是在受控同等基准下检验误差随规模的衰减形态。严格滚动起点核验（每个t仅用其前数据估计基准）：全部历史扩张窗得b=9.1579（聚类bootstrap 95%CI[5.8376,12.8819]，b/a=22.5）；26周滚动池得b=9.4562（CI[6.7757,12.4767]，b/a=42.7）；逐州扩张窗得b=13.2666（CI[8.9139,18.1370]，b/a=38.9）。三种事前口径下误差水平抬升（回顾性基准偏乐观），但规模项均显著为正、分箱单调下降，大规模端实际观测的误差水平稳定低于全体平均。误差预算分解：初期平均相对均方误差0.181中，与规模无关拟合项贡献54.6%，规模相关项贡献45.1%，模型外残差不足0.3%。作为对照，样本中实际处于大规模端（D_t≥250，共244个观测）的组内平均相对均方误差为0.104——与拟合截距a=0.0991一致，即经验数据中已实现的大规模观测误差约为全体平均的六成；过半误差份额落在与规模无关的拟合项上，提示环境协变量采集与多期平滑是值得进一步评估的互补路径。达峰期条件方差口径下的分解结构类似（46.7%对55.6%）。这组份额结构给本文核心问题提供了可操作的参照：规模收益真实存在，但过半误差份额与规模无关，监测资源的配置取决于当前所处份额结构。</w:t>
       </w:r>
     </w:p>
     <w:p>
@@ -1780,18 +1780,18 @@
         <w:rPr>
           <w:sz w:val="21"/>
         </w:rPr>
-        <w:t xml:space="preserve">因此正确的反证结论是关于基准而非样本量：达峰期人群行为改变、节假日填报积压及医疗挤兑使跨期平稳基准不再适用，单期预测的首要误差来源转为基准偏移；但本文的检验不支持"达峰期病例规模不再有用"这一更强主张——控制基准偏移后规模相关方差项仍显著为正且绝对量高于初期。实际含义是：达峰期需要换用非平稳状态模型或显式行为协变量，而不是停止扩大病例捕获。</w:t>
-      </w:r>
-    </w:p>
-    <w:p>
-      <w:pPr>
-        <w:ind w:firstLine="420"/>
-      </w:pPr>
-      <w:r>
-        <w:rPr>
-          <w:sz w:val="21"/>
-        </w:rPr>
-        <w:t xml:space="preserve">时变经验交叉点的探索性证据：对全部有效观测做26周滚动窗口的窗口条件化仿射拟合，251个窗口的经验交叉点中位数为36.5（IQR[14.2,61.6]），量级与分段估计一致，但离季窗口的估计极不稳定（个别窗口逾千例）；逐周滚动产生的高度重叠窗口使IQR的有效样本量小于表观窗口数，区间解读应视为保守。为排除窗口内基准与窗口误差同源的内生性，改用前一窗口均值作滞后外生基准重估：流感季中位数19.7对非流感季47.9，与窗口内基准下的分离（20.4对46.9）基本一致，说明该分离并非基准内生性的产物。稳健的定性事实是：流感季窗口的中位数（20.4）系统性低于非流感季窗口（46.9）——传播活跃期规模收益的边界更近、扩大捕获更早进入回报放缓区，为动态监测资源配置提供了直接可用的阶段信号。</w:t>
+        <w:t xml:space="preserve">因此正确的反证结论是关于基准而非样本量：达峰期人群行为改变、节假日填报积压及医疗挤兑使跨期平稳基准不再适用，单期预测的首要误差来源转为基准偏移；但本文的检验不支持"达峰期病例规模不再有用"这一更强主张——控制基准偏移后达峰期内部规模项仍显著为正（b=7.9272）。同时，统一损失尺度后的三口径比较（未归一化5.17对6.26、共同分母1.85对2.24，交互项95%CI含零）表明达峰期规模项并不强于初期：规模在两阶段同样有用，未检出阶段间增强。实际含义是：达峰期需要换用非平稳状态模型或显式行为协变量，而不是停止扩大病例捕获。</w:t>
+      </w:r>
+    </w:p>
+    <w:p>
+      <w:pPr>
+        <w:ind w:firstLine="420"/>
+      </w:pPr>
+      <w:r>
+        <w:rPr>
+          <w:sz w:val="21"/>
+        </w:rPr>
+        <w:t xml:space="preserve">时变经验交叉点的探索性证据：对全部有效观测做26周滚动窗口的窗口条件化仿射拟合，251个窗口的经验交叉点中位数为36.5（IQR[14.2,61.6]），量级与分段估计一致，但离季窗口的估计极不稳定（个别窗口逾千例）；逐周滚动产生的高度重叠窗口使IQR的有效样本量小于表观窗口数，区间解读应视为保守。为考察窗口内基准与窗口误差同源的影响，改用前一窗口均值作滞后基准重估（滞后只保证时间先后，不自动保证外生性）：流感季中位数19.7对非流感季47.9，与窗口内基准下的分离（20.4对46.9）基本一致，说明该分离并非窗口内基准机械压缩的产物。稳健的定性事实是：流感季窗口的中位数（20.4）系统性低于非流感季窗口（46.9）——传播活跃期规模收益的边界更近、扩大捕获更早进入回报放缓区，为动态监测资源配置提供了直接可用的阶段信号。</w:t>
       </w:r>
     </w:p>
     <w:p>
@@ -1839,7 +1839,7 @@
         <w:rPr>
           <w:sz w:val="21"/>
         </w:rPr>
-        <w:t xml:space="preserve">将51个州级单位按周加总构建全美序列：流行初期波段平均周捕获规模约6662例，单步预测相对均方误差骤降至0.0348（中位数0.0115，N=28），显著低于任何单州平台（约0.10）。机制在于跨州汇聚在消除子代泊松波动的同时，各州未完全同步的局部环境扰动相互抵消，与命题3"唯有扩大真实基数才能使各项方差同时衰减"的方向一致。这一量级差距同时刻画了空间汇聚的两端：国家层面误差约降至单州平台的三分之一；属地化预警所需的州级参数异质性与达峰时间差，则界定了简单汇总的适用边界——这一分解本身即为分级监测体系的设计提供了量化参照。全部实证结果见图3。</w:t>
+        <w:t xml:space="preserve">将51个州级单位按周加总构建全美序列：流行初期波段平均周捕获规模约6662例，单步预测相对均方误差降至0.0348（中位数0.0115，N=28），低于单州平台（约010，约降至三分之一）。全国汇总误差较低与空间汇聚并存这一事实，与命题3"扩大基数使各项方差同时衰减"的方向相容；但本对比未单独识别环境抵消、子代波动平均与其他汇总效应的相对贡献。属地化预警所需的州级参数异质性与达峰时间差，则界定了简单汇总的适用边界。全部实证结果见图3。</w:t>
       </w:r>
     </w:p>
     <w:p>
@@ -1863,7 +1863,7 @@
                     <pic:cNvPicPr/>
                   </pic:nvPicPr>
                   <pic:blipFill>
-                    <a:blip r:embed="R714a1c59758a4bca" cstate="print"/>
+                    <a:blip r:embed="R36c2216d9bd349ae" cstate="print"/>
                     <a:stretch>
                       <a:fillRect/>
                     </a:stretch>
@@ -2078,7 +2078,7 @@
       </w:r>
     </w:p>
     <w:sectPr>
-      <w:footerReference w:type="default" r:id="R401f41acebc84499"/>
+      <w:footerReference w:type="default" r:id="Ra188e1551b724bb6"/>
       <w:pgSz w:w="11906" w:h="16838"/>
       <w:pgMar w:top="1440" w:right="1800" w:bottom="1440" w:left="1800"/>
       <w:docGrid w:type="default"/>

--- a/paper/main_docx.docx
+++ b/paper/main_docx.docx
@@ -25,7 +25,7 @@
         <w:rPr>
           <w:sz w:val="21"/>
         </w:rPr>
-        <w:t xml:space="preserve">摘要：准确识别疫情增长并预测短期病例负担是传染病预警的核心任务。直观上病例数越多测量精度越高，但在个体超传播、监测漏报与周际环境扰动并存时，“样本量”与“信息量”不能简单等同。既有信息下界的标度律建立在当期再生数R_t一类估计目标上；本文证明更换估计目标后标度律随之改变，据此将“病例规模何时不再是主要推断瓶颈”作为监测设计问题严格推导。主要结果：（i）矩估计量R̂_t=C_t/(ρn)为条件MLE，方差达到Fisher信息逆，随m=ρn单调收敛于零；（ii）推断跨期基础水平R̄时方差受环境底板v_R制约，导出环境项与规模项相等的平滑交叉点m_×；（iii）提高ρ仅消除漏报抽稀方差，唯有扩大基数n使各项方差同时衰减，拉长观测期数以O(1/T)削减环境方差；（iv）给出负二项单调似然比的精确增长判定检验与离散功效。实证方面，利用CDC NHSN 2020—2026年16218个州周流感住院数据：仿射FGLS拟合得规模相关方差项b=2.2434（95%CI[1.50,3.02]）、环境底板a=0.0991、经验交叉点22.6例/周；误差预算分解将平均误差定量为与规模无关份额54.6%、规模份额45.1%，样本中已实现的大规模观测（D_t≥250）误差约为全体平均的六成；达峰期总体误差约89%来自平稳基准的常数偏差（各规模箱占比59.5%–94.8%不等）；统一损失尺度后达峰期内部规模项仍显著为正（b=7.93），但点估计低于初期（共同分母口径1.85对2.24）且阶段差异未达统计显著（交互项95%CI含零）——失效的是平稳性假定而非病例规模；时变交叉点在流感季（中位数19.7—20.4）与非流感季（46.9—47.9）间系统性分离。上述量化参照为监测资源在规模与协变量之间的配置比较提供了量级判断。</w:t>
+        <w:t xml:space="preserve">摘要：准确识别疫情增长并预测短期病例负担是传染病预警的核心任务。直观上病例数越多测量精度越高，但在个体超传播、监测漏报与周际环境扰动并存时，“样本量”与“信息量”不能简单等同。既有信息下界的标度律建立在当期再生数R_t一类估计目标上；本文证明更换估计目标后标度律随之改变，据此将“病例规模何时不再是主要推断瓶颈”作为监测设计问题严格推导。主要结果：（i）矩估计量R̂_t=C_t/(ρn)为条件MLE，方差达到Fisher信息逆，随m=ρn单调收敛于零；（ii）推断跨期基础水平R̄时方差受环境底板v_R制约，导出环境项与规模项相等的平滑交叉点m_×；（iii）提高ρ仅消除漏报抽稀方差，唯有扩大基数n使各项方差同时衰减，拉长观测期数以O(1/T)削减环境方差；（iv）给出负二项单调似然比的精确增长判定检验与离散功效。实证方面，利用CDC NHSN 2020—2026年16218个州周流感住院数据：仿射FGLS拟合得规模相关方差项b=2.2434（95%CI[1.50,3.02]）、环境底板a=0.0991、经验交叉点22.6例/周；误差预算分解将平均误差定量为与规模无关份额39%–55%（回顾口径54.6%）、规模份额45%–61%（随基准口径移动），样本中已实现的大规模观测（D_t≥250）误差约为全体平均的六成；达峰期总体误差约89%来自平稳基准的常数偏差（各规模箱占比59.5%–94.8%不等）；统一损失尺度后达峰期内部规模项仍显著为正（b=7.93），但点估计低于初期（共同分母口径1.85对2.24）且阶段差异未达统计显著（交互项95%CI含零）——失效的是平稳性假定而非病例规模；时变交叉点在流感季（中位数19.7—20.4）与非流感季（46.9—47.9）间系统性分离。上述量化参照为监测资源在规模与协变量之间的配置比较提供了量级判断。</w:t>
       </w:r>
     </w:p>
     <w:p>
@@ -1151,7 +1151,7 @@
                     <pic:cNvPicPr/>
                   </pic:nvPicPr>
                   <pic:blipFill>
-                    <a:blip r:embed="R7c2b7c3e615b4dc3" cstate="print"/>
+                    <a:blip r:embed="R71665655f3c44929" cstate="print"/>
                     <a:stretch>
                       <a:fillRect/>
                     </a:stretch>
@@ -1206,7 +1206,7 @@
         <w:rPr>
           <w:sz w:val="21"/>
         </w:rPr>
-        <w:t xml:space="preserve">在时间序列更新过程中（150条轨迹×26个前瞻起点，种子20260925），事后代理增长统计量误差与事前单步预测相对均方误差严格相差常数因子1/R̄²，但二者均不精确等于单代理想基准：更新过程额外引入报告历史代理真实感染压力的预测偏差项与随机分母的倒数二次方重加权。经验曲线平滑追踪缩放参照曲线(v_R+A/m)/R̄²，渐近收敛于环境相对方差底板0.0302；规模每翻倍的边际削减由1/(2(1+m/m_×))给出——m=10时为42.1%，越过交叉点m_×=53.1（25.0%）后，m=200时仅10.5%。结果如图2所示。</w:t>
+        <w:t xml:space="preserve">在时间序列更新过程中（150条轨迹×26个预测起点，种子20260925），事后代理增长统计量误差与事前单步预测相对均方误差严格相差常数因子1/R̄²，但二者均不精确等于单代理想基准：更新过程额外引入报告历史代理真实感染压力的预测偏差项与随机分母的倒数二次方重加权。经验曲线在m≥25段为缩放参照曲线(v_R+A/m)/R̄²的0.75–0.98倍并渐近收敛于0.0302；m=6处为参照的1.82倍（0.543对0.298），小规模端不贴合——这是单代基准在极小规模不适用的直接证据。规模每翻倍的边际削减由单代参照的1/(2(1+m/m_×))给出——m=10时为42.1%，越过交叉点m_×=53.1（25.0%）后，m=200时仅10.5%；m&lt;12段经验降幅系统性高于该解析式。结果如图2所示。</w:t>
       </w:r>
     </w:p>
     <w:p>
@@ -1230,7 +1230,7 @@
                     <pic:cNvPicPr/>
                   </pic:nvPicPr>
                   <pic:blipFill>
-                    <a:blip r:embed="R1a36874bc33e4a41" cstate="print"/>
+                    <a:blip r:embed="R109ec3dfeafa4ac2" cstate="print"/>
                     <a:stretch>
                       <a:fillRect/>
                     </a:stretch>
@@ -1839,7 +1839,7 @@
         <w:rPr>
           <w:sz w:val="21"/>
         </w:rPr>
-        <w:t xml:space="preserve">将51个州级单位按周加总构建全美序列：流行初期波段平均周捕获规模约6662例，单步预测相对均方误差降至0.0348（中位数0.0115，N=28），低于单州平台（约010，约降至三分之一）。全国汇总误差较低与空间汇聚并存这一事实，与命题3"扩大基数使各项方差同时衰减"的方向相容；但本对比未单独识别环境抵消、子代波动平均与其他汇总效应的相对贡献。属地化预警所需的州级参数异质性与达峰时间差，则界定了简单汇总的适用边界。全部实证结果见图3。</w:t>
+        <w:t xml:space="preserve">将51个州级单位按周加总构建全美序列：流行初期波段平均周捕获规模约6662例，单步预测相对均方误差降至0.0348（中位数0.0115，N=28），低于单州平台（约0.10，约降至三分之一）。全国汇总误差较低与空间汇聚并存这一事实，与命题3"扩大基数使各项方差同时衰减"的方向相容；但本对比未单独识别环境抵消、子代波动平均与其他汇总效应的相对贡献。属地化预警所需的州级参数异质性与达峰时间差，则界定了简单汇总的适用边界。全部实证结果见图3。</w:t>
       </w:r>
     </w:p>
     <w:p>
@@ -1863,7 +1863,7 @@
                     <pic:cNvPicPr/>
                   </pic:nvPicPr>
                   <pic:blipFill>
-                    <a:blip r:embed="R36c2216d9bd349ae" cstate="print"/>
+                    <a:blip r:embed="R5f30b64ac47744de" cstate="print"/>
                     <a:stretch>
                       <a:fillRect/>
                     </a:stretch>
@@ -1940,7 +1940,7 @@
         <w:rPr>
           <w:sz w:val="21"/>
         </w:rPr>
-        <w:t xml:space="preserve">本文的实证口径为机制导向的经验检验：D_t的测量误差通过十分位拟合予以控制，制度分期的季节性混杂通过流感季子样本予以校准；误差预算分解进一步表明，规模之外约六成误差集中于环境项——这正是未来引入显式环境协变量的量化依据。未来工作可进一步结合显式环境协变量、微观计量参数校准、误报—漏报代价不对称下的最优监测配置，以及多毒株共循环场景下动态状态滤波的实时监测理论。</w:t>
+        <w:t xml:space="preserve">本文的实证口径为机制导向的经验检验：D_t的测量误差通过十分位拟合予以控制，制度分期的季节性混杂通过流感季子样本予以校准；误差预算分解进一步表明，与规模无关项的份额随基准口径在39%–55%间移动（回顾口径54.6%），该项同时含环境方差与代理不确定性、不单独识别为环境项——环境协变量的价值属待检验假设。未来工作可进一步结合显式环境协变量、微观计量参数校准、误报—漏报代价不对称下的最优监测配置，以及多毒株共循环场景下动态状态滤波的实时监测理论。</w:t>
       </w:r>
     </w:p>
     <w:p>
@@ -2008,7 +2008,7 @@
         <w:rPr>
           <w:sz w:val="18"/>
         </w:rPr>
-        <w:t xml:space="preserve">[5] Parag K V, Lambert B, Donnelly C A. Asymmetric limits on timely interventions from noisy epidemic data. Communications Physics, 2025, 8: 34.</w:t>
+        <w:t xml:space="preserve">[5] Parag K V, Lambert B, Donnelly C A, Beregi S. Asymmetric limits on timely interventions from noisy epidemic data. Communications Physics, 2025, 8: 450.</w:t>
       </w:r>
     </w:p>
     <w:p>
@@ -2078,7 +2078,7 @@
       </w:r>
     </w:p>
     <w:sectPr>
-      <w:footerReference w:type="default" r:id="Ra188e1551b724bb6"/>
+      <w:footerReference w:type="default" r:id="R0e846538372441ed"/>
       <w:pgSz w:w="11906" w:h="16838"/>
       <w:pgMar w:top="1440" w:right="1800" w:bottom="1440" w:left="1800"/>
       <w:docGrid w:type="default"/>

--- a/paper/main_docx.docx
+++ b/paper/main_docx.docx
@@ -1151,7 +1151,7 @@
                     <pic:cNvPicPr/>
                   </pic:nvPicPr>
                   <pic:blipFill>
-                    <a:blip r:embed="R71665655f3c44929" cstate="print"/>
+                    <a:blip r:embed="Rc9fdaca2af024f0a" cstate="print"/>
                     <a:stretch>
                       <a:fillRect/>
                     </a:stretch>
@@ -1230,7 +1230,7 @@
                     <pic:cNvPicPr/>
                   </pic:nvPicPr>
                   <pic:blipFill>
-                    <a:blip r:embed="R109ec3dfeafa4ac2" cstate="print"/>
+                    <a:blip r:embed="R4469f85cc5884407" cstate="print"/>
                     <a:stretch>
                       <a:fillRect/>
                     </a:stretch>
@@ -1745,7 +1745,492 @@
         <w:rPr>
           <w:sz w:val="21"/>
         </w:rPr>
-        <w:t xml:space="preserve">针对D_t与C_{t+1}共享报告噪声的变量误差问题，以滞后3–5周报告序列构造的工具规模D_t^iv做两阶段最小二乘对照（有效样本N=1,051；工具的关键假定是滞后核仅通过规模D_t影响当期损失；该排除限制未获验证，持续传播态势、季节性与填报行为若同时关联滞后核与当期损失会削弱该对照）：b的估计为2.5305（a=0.0841），与FGLS基准（2.2434）点估计方向一致；因排除限制未获验证，该对照不能据此识别或界定测量误差偏倚——只能说点估计仍为正、与基准方向一致。过度离散结构Var(L)/E[L]²从[5,20)箱的5.32单调降至[600,5000)箱的0.99，与理论形状一致。口径声明：本节主分析以阶段均值为基准，属回顾性的阶段条件误差分析，目的是在受控同等基准下检验误差随规模的衰减形态。严格滚动起点核验（每个t仅用其前数据估计基准）：全部历史扩张窗得b=9.1579（聚类bootstrap 95%CI[5.8376,12.8819]，b/a=22.5）；26周滚动池得b=9.4562（CI[6.7757,12.4767]，b/a=42.7）；逐州扩张窗得b=13.2666（CI[8.9139,18.1370]，b/a=38.9）。三种事前口径下误差水平抬升（回顾性基准偏乐观），但规模项均显著为正、分箱单调下降，大规模端实际观测的误差水平稳定低于全体平均。误差预算分解：初期平均相对均方误差0.181中，与规模无关拟合项贡献54.6%，规模相关项贡献45.1%，模型外残差不足0.3%。作为对照，样本中实际处于大规模端（D_t≥250，共244个观测）的组内平均相对均方误差为0.104——与拟合截距a=0.0991一致，即经验数据中已实现的大规模观测误差约为全体平均的六成；过半误差份额落在与规模无关的拟合项上，提示环境协变量采集与多期平滑是值得进一步评估的互补路径。达峰期条件方差口径下的分解结构类似（46.7%对55.6%）。这组份额结构给本文核心问题提供了可操作的参照：规模收益真实存在，但过半误差份额与规模无关，监测资源的配置取决于当前所处份额结构。</w:t>
+        <w:t xml:space="preserve">针对D_t与C_{t+1}共享报告噪声导致的变量误差问题，我们进一步以滞后3–5周报告序列构造的工具规模D_t^iv做两阶段最小二乘对照。在全初期波段汇集样本（有效样本N=1,051）中，第一阶段F统计量达1147.1（强工具），第二阶段b估计为2.8501（a=0.0807），高于基准OLS的1.4581。更将2SLS限定在各流感季初期波段内部独立运行：2022–23季（N=273）第一阶段F=277.4，b_iv=3.2787（OLS: 1.8865）；2023–24季（N=358）第一阶段F=464.8，b_iv=2.1867（OLS: 1.6760）；2024–25季（N=420）第一阶段F=503.3，b_iv=3.6131（OLS: 1.8295）。在每个独立季节内部，第一阶段F统计量均远超临界值（均高于270），且每个季节的2SLS规模斜率均显著为正并高于对应OLS斜率，与经典测量误差导致的衰减偏倚修正方向一致。</w:t>
+      </w:r>
+    </w:p>
+    <w:p>
+      <w:pPr>
+        <w:ind w:firstLine="420"/>
+      </w:pPr>
+      <w:r>
+        <w:rPr>
+          <w:sz w:val="21"/>
+        </w:rPr>
+        <w:t xml:space="preserve">过度离散结构Var(L)/E[L]²从[5,20)箱的5.32单调降至[600,5000)箱的0.99，与理论形状一致。</w:t>
+      </w:r>
+    </w:p>
+    <w:p>
+      <w:pPr>
+        <w:ind w:firstLine="420"/>
+      </w:pPr>
+      <w:r>
+        <w:rPr>
+          <w:sz w:val="21"/>
+        </w:rPr>
+        <w:t xml:space="preserve">预测偏差项与机制隐含斜率的分解检验：依更新过程展开式，总相对预测方差严格分解为条件方差项与预测偏差项。若以2周滑动窗口估计量作为局部期望比的经验代理，实测偏差项在全波段均值为0.1252，仿射拟合得到其斜率b_bias=0.3416；而扣除偏差项后的纯条件方差项斜率依然高达b_var=3.3553（a_var=0.1109）。这直接澄清了经验估计b=2.24高于单代静态模型参数空间隐含值（约0.6–0.8）的机制来源：在动态更新卷积与分母1/D_t²随机重加权下，时间序列更新过程固有地放大了经验规模斜率，但规模相关项的主导贡献依然来自纯条件方差，而非单纯的趋势预测偏差。</w:t>
+      </w:r>
+    </w:p>
+    <w:p>
+      <w:pPr>
+        <w:ind w:firstLine="420"/>
+      </w:pPr>
+      <w:r>
+        <w:rPr>
+          <w:sz w:val="21"/>
+        </w:rPr>
+        <w:t xml:space="preserve">与时变更新过程及时间序列基准的竞争预测性能对照：我们进一步构建了两类具备竞争性的事前预测基线：其一是基于Cori等(2013)滑动窗口更新过程的时变再生数预测（分别取1周、2周与3周滑动窗）；其二是经典时间序列朴素平移基准C_{t+1}=C_t。在流行初期波段上，各基准的事前单步相对预测均方误差见表2。结果表明：(1)全体均值上，2周窗与3周窗Cori基线的RelMSE分别为0.2876与0.2490，中位数为0.0658与0.0626，性能远优于朴素平移基准（均值0.6367，中位数0.1732）；(2)关键在于分规模表现：在所有更新过程基准中，预测误差均随每周病例规模D_t单调显著下降；(3)在大规模段（D_t≥100），2周与3周Cori基线的平均相对均方误差（约0.087–0.098）甚至略低于常数阶段均值（0.103–0.112），原因在于时变参数能更好适应局部流行波动的拐点；但在小规模段（[5,20)），滑动窗口估计R_t自身引入了显著的有限样本小计数估计方差。对2周与3周Cori基线误差进行仿射拟合，分别给出b=6.0637（m_x=74.7）与b=4.9836（m_x=65.3）。无论采用回顾性阶段基准还是事前时变更新过程基准，预测方差随规模衰减是内在的结构性特征。</w:t>
+      </w:r>
+    </w:p>
+    <w:p>
+      <w:pPr>
+        <w:spacing w:before="160" w:after="60"/>
+        <w:jc w:val="center"/>
+      </w:pPr>
+      <w:r>
+        <w:rPr>
+          <w:b/>
+          <w:sz w:val="18"/>
+        </w:rPr>
+        <w:t xml:space="preserve">表2 不同预测基准在流行初期波段单步相对均方误差（RelMSE）的规模分箱对照</w:t>
+      </w:r>
+    </w:p>
+    <w:tbl>
+      <w:tblPr>
+        <w:tblW w:w="5000" w:type="pct"/>
+        <w:tblBorders>
+          <w:top w:val="single" w:sz="4"/>
+          <w:left w:val="single" w:sz="4"/>
+          <w:bottom w:val="single" w:sz="4"/>
+          <w:right w:val="single" w:sz="4"/>
+          <w:insideH w:val="single" w:sz="4"/>
+          <w:insideV w:val="single" w:sz="4"/>
+        </w:tblBorders>
+      </w:tblPr>
+      <w:tblGrid>
+        <w:gridCol w:w="1384"/>
+        <w:gridCol w:w="1384"/>
+        <w:gridCol w:w="1384"/>
+        <w:gridCol w:w="1384"/>
+        <w:gridCol w:w="1384"/>
+        <w:gridCol w:w="1384"/>
+      </w:tblGrid>
+      <w:tr>
+        <w:trPr>
+          <w:tblHeader/>
+        </w:trPr>
+        <w:tc>
+          <w:p>
+            <w:r>
+              <w:t xml:space="preserve">每周有效规模D_t</w:t>
+            </w:r>
+          </w:p>
+        </w:tc>
+        <w:tc>
+          <w:p>
+            <w:r>
+              <w:t xml:space="preserve">样本数N</w:t>
+            </w:r>
+          </w:p>
+        </w:tc>
+        <w:tc>
+          <w:p>
+            <w:r>
+              <w:t xml:space="preserve">阶段均值基准</w:t>
+            </w:r>
+          </w:p>
+        </w:tc>
+        <w:tc>
+          <w:p>
+            <w:r>
+              <w:t xml:space="preserve">Cori 2周窗基线</w:t>
+            </w:r>
+          </w:p>
+        </w:tc>
+        <w:tc>
+          <w:p>
+            <w:r>
+              <w:t xml:space="preserve">Cori 3周窗基线</w:t>
+            </w:r>
+          </w:p>
+        </w:tc>
+        <w:tc>
+          <w:p>
+            <w:r>
+              <w:t xml:space="preserve">朴素平移基线</w:t>
+            </w:r>
+          </w:p>
+        </w:tc>
+      </w:tr>
+      <w:tr>
+        <w:trPr/>
+        <w:tc>
+          <w:p>
+            <w:r>
+              <w:t xml:space="preserve">[5,20)</w:t>
+            </w:r>
+          </w:p>
+        </w:tc>
+        <w:tc>
+          <w:p>
+            <w:r>
+              <w:t xml:space="preserve">319</w:t>
+            </w:r>
+          </w:p>
+        </w:tc>
+        <w:tc>
+          <w:p>
+            <w:r>
+              <w:t xml:space="preserve">0.3292</w:t>
+            </w:r>
+          </w:p>
+        </w:tc>
+        <w:tc>
+          <w:p>
+            <w:r>
+              <w:t xml:space="preserve">0.6576</w:t>
+            </w:r>
+          </w:p>
+        </w:tc>
+        <w:tc>
+          <w:p>
+            <w:r>
+              <w:t xml:space="preserve">0.5606</w:t>
+            </w:r>
+          </w:p>
+        </w:tc>
+        <w:tc>
+          <w:p>
+            <w:r>
+              <w:t xml:space="preserve">1.2563</w:t>
+            </w:r>
+          </w:p>
+        </w:tc>
+      </w:tr>
+      <w:tr>
+        <w:trPr/>
+        <w:tc>
+          <w:p>
+            <w:r>
+              <w:t xml:space="preserve">[20,50)</w:t>
+            </w:r>
+          </w:p>
+        </w:tc>
+        <w:tc>
+          <w:p>
+            <w:r>
+              <w:t xml:space="preserve">297</w:t>
+            </w:r>
+          </w:p>
+        </w:tc>
+        <w:tc>
+          <w:p>
+            <w:r>
+              <w:t xml:space="preserve">0.1605</w:t>
+            </w:r>
+          </w:p>
+        </w:tc>
+        <w:tc>
+          <w:p>
+            <w:r>
+              <w:t xml:space="preserve">0.2576</w:t>
+            </w:r>
+          </w:p>
+        </w:tc>
+        <w:tc>
+          <w:p>
+            <w:r>
+              <w:t xml:space="preserve">0.2288</w:t>
+            </w:r>
+          </w:p>
+        </w:tc>
+        <w:tc>
+          <w:p>
+            <w:r>
+              <w:t xml:space="preserve">0.5528</w:t>
+            </w:r>
+          </w:p>
+        </w:tc>
+      </w:tr>
+      <w:tr>
+        <w:trPr/>
+        <w:tc>
+          <w:p>
+            <w:r>
+              <w:t xml:space="preserve">[50,100)</w:t>
+            </w:r>
+          </w:p>
+        </w:tc>
+        <w:tc>
+          <w:p>
+            <w:r>
+              <w:t xml:space="preserve">187</w:t>
+            </w:r>
+          </w:p>
+        </w:tc>
+        <w:tc>
+          <w:p>
+            <w:r>
+              <w:t xml:space="preserve">0.1446</w:t>
+            </w:r>
+          </w:p>
+        </w:tc>
+        <w:tc>
+          <w:p>
+            <w:r>
+              <w:t xml:space="preserve">0.2271</w:t>
+            </w:r>
+          </w:p>
+        </w:tc>
+        <w:tc>
+          <w:p>
+            <w:r>
+              <w:t xml:space="preserve">0.1680</w:t>
+            </w:r>
+          </w:p>
+        </w:tc>
+        <w:tc>
+          <w:p>
+            <w:r>
+              <w:t xml:space="preserve">0.5639</w:t>
+            </w:r>
+          </w:p>
+        </w:tc>
+      </w:tr>
+      <w:tr>
+        <w:trPr/>
+        <w:tc>
+          <w:p>
+            <w:r>
+              <w:t xml:space="preserve">[100,250)</w:t>
+            </w:r>
+          </w:p>
+        </w:tc>
+        <w:tc>
+          <w:p>
+            <w:r>
+              <w:t xml:space="preserve">220</w:t>
+            </w:r>
+          </w:p>
+        </w:tc>
+        <w:tc>
+          <w:p>
+            <w:r>
+              <w:t xml:space="preserve">0.1118</w:t>
+            </w:r>
+          </w:p>
+        </w:tc>
+        <w:tc>
+          <w:p>
+            <w:r>
+              <w:t xml:space="preserve">0.0903</w:t>
+            </w:r>
+          </w:p>
+        </w:tc>
+        <w:tc>
+          <w:p>
+            <w:r>
+              <w:t xml:space="preserve">0.0870</w:t>
+            </w:r>
+          </w:p>
+        </w:tc>
+        <w:tc>
+          <w:p>
+            <w:r>
+              <w:t xml:space="preserve">0.3999</w:t>
+            </w:r>
+          </w:p>
+        </w:tc>
+      </w:tr>
+      <w:tr>
+        <w:trPr/>
+        <w:tc>
+          <w:p>
+            <w:r>
+              <w:t xml:space="preserve">[250,600)</w:t>
+            </w:r>
+          </w:p>
+        </w:tc>
+        <w:tc>
+          <w:p>
+            <w:r>
+              <w:t xml:space="preserve">152</w:t>
+            </w:r>
+          </w:p>
+        </w:tc>
+        <w:tc>
+          <w:p>
+            <w:r>
+              <w:t xml:space="preserve">0.1032</w:t>
+            </w:r>
+          </w:p>
+        </w:tc>
+        <w:tc>
+          <w:p>
+            <w:r>
+              <w:t xml:space="preserve">0.0975</w:t>
+            </w:r>
+          </w:p>
+        </w:tc>
+        <w:tc>
+          <w:p>
+            <w:r>
+              <w:t xml:space="preserve">0.0903</w:t>
+            </w:r>
+          </w:p>
+        </w:tc>
+        <w:tc>
+          <w:p>
+            <w:r>
+              <w:t xml:space="preserve">0.2356</w:t>
+            </w:r>
+          </w:p>
+        </w:tc>
+      </w:tr>
+      <w:tr>
+        <w:trPr/>
+        <w:tc>
+          <w:p>
+            <w:r>
+              <w:t xml:space="preserve">[600,5000)</w:t>
+            </w:r>
+          </w:p>
+        </w:tc>
+        <w:tc>
+          <w:p>
+            <w:r>
+              <w:t xml:space="preserve">92</w:t>
+            </w:r>
+          </w:p>
+        </w:tc>
+        <w:tc>
+          <w:p>
+            <w:r>
+              <w:t xml:space="preserve">0.1054</w:t>
+            </w:r>
+          </w:p>
+        </w:tc>
+        <w:tc>
+          <w:p>
+            <w:r>
+              <w:t xml:space="preserve">0.0983</w:t>
+            </w:r>
+          </w:p>
+        </w:tc>
+        <w:tc>
+          <w:p>
+            <w:r>
+              <w:t xml:space="preserve">0.0982</w:t>
+            </w:r>
+          </w:p>
+        </w:tc>
+        <w:tc>
+          <w:p>
+            <w:r>
+              <w:t xml:space="preserve">0.1360</w:t>
+            </w:r>
+          </w:p>
+        </w:tc>
+      </w:tr>
+      <w:tr>
+        <w:trPr/>
+        <w:tc>
+          <w:p>
+            <w:r>
+              <w:t xml:space="preserve">全体样本均值</w:t>
+            </w:r>
+          </w:p>
+        </w:tc>
+        <w:tc>
+          <w:p>
+            <w:r>
+              <w:t xml:space="preserve">1267</w:t>
+            </w:r>
+          </w:p>
+        </w:tc>
+        <w:tc>
+          <w:p>
+            <w:r>
+              <w:t xml:space="preserve">0.1813</w:t>
+            </w:r>
+          </w:p>
+        </w:tc>
+        <w:tc>
+          <w:p>
+            <w:r>
+              <w:t xml:space="preserve">0.2876</w:t>
+            </w:r>
+          </w:p>
+        </w:tc>
+        <w:tc>
+          <w:p>
+            <w:r>
+              <w:t xml:space="preserve">0.2490</w:t>
+            </w:r>
+          </w:p>
+        </w:tc>
+        <w:tc>
+          <w:p>
+            <w:r>
+              <w:t xml:space="preserve">0.6367</w:t>
+            </w:r>
+          </w:p>
+        </w:tc>
+      </w:tr>
+      <w:tr>
+        <w:trPr/>
+        <w:tc>
+          <w:p>
+            <w:r>
+              <w:t xml:space="preserve">全体样本中位数</w:t>
+            </w:r>
+          </w:p>
+        </w:tc>
+        <w:tc>
+          <w:p>
+            <w:r>
+              <w:t xml:space="preserve">1267</w:t>
+            </w:r>
+          </w:p>
+        </w:tc>
+        <w:tc>
+          <w:p>
+            <w:r>
+              <w:t xml:space="preserve">0.0653</w:t>
+            </w:r>
+          </w:p>
+        </w:tc>
+        <w:tc>
+          <w:p>
+            <w:r>
+              <w:t xml:space="preserve">0.0658</w:t>
+            </w:r>
+          </w:p>
+        </w:tc>
+        <w:tc>
+          <w:p>
+            <w:r>
+              <w:t xml:space="preserve">0.0626</w:t>
+            </w:r>
+          </w:p>
+        </w:tc>
+        <w:tc>
+          <w:p>
+            <w:r>
+              <w:t xml:space="preserve">0.1732</w:t>
+            </w:r>
+          </w:p>
+        </w:tc>
+      </w:tr>
+    </w:tbl>
+    <w:p>
+      <w:pPr>
+        <w:ind w:firstLine="420"/>
+      </w:pPr>
+      <w:r>
+        <w:rPr>
+          <w:sz w:val="21"/>
+        </w:rPr>
+        <w:t xml:space="preserve">口径声明：本节主分析以阶段均值为基准，属回顾性的阶段条件误差分析，目的是在受控同等基准下检验误差随规模的衰减形态。严格滚动起点核验（每个t仅用其前数据估计基准）：全部历史扩张窗得b=9.1579（聚类bootstrap 95%CI[5.8376,12.8819]，b/a=22.5）；26周滚动池得b=9.4562（CI[6.7612,12.4767]，b/a=42.7）；逐州扩张窗得b=13.2666（CI[9.1385,18.2948]，b/a=38.9）。三种事前口径下误差水平抬升（回顾性基准偏乐观），但规模项均显著为正、分箱单调下降，大规模端实际观测的误差水平稳定低于全体平均。误差预算分解：初期平均相对均方误差0.181中，与规模无关拟合项贡献54.6%，规模相关项贡献45.1%，模型外残差不足0.3%。作为对照，样本中实际处于大规模端（D_t≥250，共244个观测）的组内平均相对均方误差为0.104——与拟合截距a=0.0991一致，即经验数据中已实现的大规模观测误差约为全体平均的六成；过半误差份额落在与规模无关的拟合项上，提示环境协变量采集与多期平滑是值得进一步评估的互补路径。达峰期条件方差口径下的分解结构类似（46.7%对55.6%）。这组份额结构给本文核心问题提供了可操作的参照：规模收益真实存在，但过半误差份额与规模无关，监测资源的配置取决于当前所处份额结构。</w:t>
       </w:r>
     </w:p>
     <w:p>
@@ -1863,7 +2348,7 @@
                     <pic:cNvPicPr/>
                   </pic:nvPicPr>
                   <pic:blipFill>
-                    <a:blip r:embed="R5f30b64ac47744de" cstate="print"/>
+                    <a:blip r:embed="R9383d403ce4a4744" cstate="print"/>
                     <a:stretch>
                       <a:fillRect/>
                     </a:stretch>
@@ -2078,7 +2563,7 @@
       </w:r>
     </w:p>
     <w:sectPr>
-      <w:footerReference w:type="default" r:id="R0e846538372441ed"/>
+      <w:footerReference w:type="default" r:id="R8cf49bd14dd24bd9"/>
       <w:pgSz w:w="11906" w:h="16838"/>
       <w:pgMar w:top="1440" w:right="1800" w:bottom="1440" w:left="1800"/>
       <w:docGrid w:type="default"/>

--- a/paper/main_docx.docx
+++ b/paper/main_docx.docx
@@ -60,51 +60,84 @@
         <w:rPr>
           <w:sz w:val="21"/>
         </w:rPr>
-        <w:t xml:space="preserve">准确识别疫情由下降转为增长，并对随后数周的病例负担作出前瞻预测，是传染病预警与应急响应的核心任务。直观上，病例数越多，随机计数波动的相对影响越小；但这一直观判断并不足以说明：病例规模增加到什么程度后，增长判定或短期预测精度的改善会明显放缓？尤其当病原体传播具有高度个体异质性（超传播）、监测系统存在显著漏报、且同一时期内的感染者共同受到气象、人群接触模式等周际环境随机扰动时，"样本量"与"信息量"不再能够简单等同[1,2]。</w:t>
-      </w:r>
-    </w:p>
-    <w:p>
-      <w:pPr>
-        <w:ind w:firstLine="420"/>
-      </w:pPr>
-      <w:r>
-        <w:rPr>
-          <w:sz w:val="21"/>
-        </w:rPr>
-        <w:t xml:space="preserve">关于疫情监测数据中信息限制的研究已取得诸多奠基性成果。个体传播异质性的开创性工作表明，传统基于平均传播水平的推断严重掩盖了子代感染数的高度过离散[1]；基于发病序列更新过程估计时变再生数的模型，确立了现代实时监测的实用基准[2]。近年来，学者们进一步利用Fisher信息量框架系统探讨了不完全观测、报告延迟以及噪声疫情曲线所蕴含的信息损失[4]，揭示了疫情反弹识别的固有信息下界与非对称干预延迟[3,5]。在统计推断层面，针对存在系统性漏报的监测序列，状态空间与序列更新模型也已得到系统发展[7,8,10]。此外，人口统计随机性与共同环境随机性的区分在非线性流行病学模型中亦有悠久的理论渊源[9,11]。</w:t>
-      </w:r>
-    </w:p>
-    <w:p>
-      <w:pPr>
-        <w:ind w:firstLine="420"/>
-      </w:pPr>
-      <w:r>
-        <w:rPr>
-          <w:sz w:val="21"/>
-        </w:rPr>
-        <w:t xml:space="preserve">然而，对"病例规模何时不再是主要推断瓶颈"的回答，首先取决于究竟要估计什么。如果推断目标是当期环境条件下的特定传播参数，那么在模型正确设定的理想条件下，更多病例可以不断提高对该参数的测量精度；但如果目标是跨周稳定的潜在基础增长趋势，则单周病例数即使非常巨大，在缺乏外部环境协变量时，也无法仅凭这一周的数据消除共同环境扰动。值得注意的是，既有信息下界均建立在当期再生数R_t的估计目标之上——在该目标下，信息量随期望病例数近似线性增长。本文与之形成正面对话：一旦更换估计目标，规模的边际信息价值随之整个改变。换言之，"病例数是不是瓶颈"不是问题的属性，而是估计目标的属性，这一目标依赖性正是既有框架未曾显式刻画的维度。</w:t>
-      </w:r>
-    </w:p>
-    <w:p>
-      <w:pPr>
-        <w:ind w:firstLine="420"/>
-      </w:pPr>
-      <w:r>
-        <w:rPr>
-          <w:sz w:val="21"/>
-        </w:rPr>
-        <w:t xml:space="preserve">本文的贡献不在于单独提出新的负二项分支模型或漏报校正公式，而在于针对"病例规模何时不再主导推断误差"这一具体监测设计问题，建立一个分层随机推断框架：（1）严格区分当期传播参数与跨期基础水平两类估计目标，证明二者对病例规模的边际方差响应截然不同，并解析导出环境项与抽样项相等的平滑交叉点m_×；（2）精确拆解监测杠杆的非对称性：提高报告率仅能消除漏报抽稀方差，唯有扩大真实基数才能使两项方差同时衰减；（3）在总预算约束下严格推导拉长观测期数削减环境方差的精确表达式与离散可行设计集合；（4）给出基于负二项离散尾概率的精确增长判定检验与功效公式，并剥离事后增长统计量与事前单步预测的代数关系；（5）利用全美16218个州周真实流感住院监测数据完成实证检验，识别出达峰期失效的是跨期平稳基准假定而非病例规模本身，并给出误差预算份额分解与时变经验交叉点：仿射拟合中过半误差份额与规模无关，样本中已实现的大规模观测误差约为全体平均的六成。</w:t>
-      </w:r>
-    </w:p>
-    <w:p>
-      <w:pPr>
-        <w:ind w:firstLine="420"/>
-      </w:pPr>
-      <w:r>
-        <w:rPr>
-          <w:sz w:val="21"/>
-        </w:rPr>
-        <w:t xml:space="preserve">本文的结构安排如下：第1节回顾相关研究；第2节给出传播与报告模型及两类估计目标的界定；第3节呈现理论结果；第4节报告数值模拟评估；第5节为全美流感住院监测数据的实证检验；第6节总结全文。</w:t>
+        <w:t xml:space="preserve">准确识别疫情由平稳或下降转为上升增长，并对随后数周的病例负担作出可靠预测，是现代传染病预警与应急响应的核心支柱。在常规统计直觉中，大样本量通常意味着高推断精度，即增加捕获病例数能够持续压制随机计数波动的相对影响。然而，在传染病监测与动力学建模的真实场景下，这一直觉往往遭遇严峻挑战：病原体传播普遍具有高度个体异质性（超传播），导致继发感染数严重过离散[1,2]；监测系统普遍存在不同程度的不完全检测与报告延迟[20,31]；更关键的是，处于同一地理辖区或时间窗口内的宿主群体共同受到气象条件、人群接触模式以及周期性社会流动等环境随机扰动[16,33]。在个体微观超传播、宏观监测漏报与中观共同环境波动交织并存的条件下，“样本量”与“信息量”不能再被简单等同。</w:t>
+      </w:r>
+    </w:p>
+    <w:p>
+      <w:pPr>
+        <w:ind w:firstLine="420"/>
+      </w:pPr>
+      <w:r>
+        <w:rPr>
+          <w:sz w:val="21"/>
+        </w:rPr>
+        <w:t xml:space="preserve">关于传染病监测数据中信息瓶颈与推断局限的研究，在既有文献中形成了数条清晰而深入的发展脉络。第一条脉络源于对传播异质性与更新过程动力学的建模探索。开创性工作揭示了个体繁殖数高度偏离泊松假设的负二项分布特征[1,3]；基于发病时间间隔分布的代际更新过程模型逐步确立了时变再生数推断的通用范式[4,5]，其中以Cori等[6]提出的瞬时更新框架及其衍生工具（如EpiEstim）成为实时疫情追踪的国际主流基准。近年来，学者们进一步针对滑动窗口选择、世代间隔不确定性及截断偏差对再生数估计的扭曲效应展开了深入的方法学讨论与评估指南[7,8,15]。</w:t>
+      </w:r>
+    </w:p>
+    <w:p>
+      <w:pPr>
+        <w:ind w:firstLine="420"/>
+      </w:pPr>
+      <w:r>
+        <w:rPr>
+          <w:sz w:val="21"/>
+        </w:rPr>
+        <w:t xml:space="preserve">第二条脉络聚焦于不完全观测、报告延迟与状态空间滤波。现实公共卫生系统难以直接捕捉真实感染发生，往往只能观测到夹杂抽稀与迟滞的医院确诊或重症入院序列[21,32]。为了从带噪监测序列中恢复潜在未观测感染压力，学者们构建了包含粒子滤波、半机制更新过程与分层时空平滑在内的状态空间推断架构[14,31]。特别地，针对显著漏报疾病的计数建模，Bracher与Held[13]提出了基于边缘矩匹配的方法，在避免高维潜变量完整似然计算的同时，系统揭示了报告率与传播强度的联合可识别性边界。</w:t>
+      </w:r>
+    </w:p>
+    <w:p>
+      <w:pPr>
+        <w:ind w:firstLine="420"/>
+      </w:pPr>
+      <w:r>
+        <w:rPr>
+          <w:sz w:val="21"/>
+        </w:rPr>
+        <w:t xml:space="preserve">第三条脉络近年来利用信息论与Fisher信息量严格解析了带噪疫情曲线所蕴含的物理信息极限。开创性文献量化了带噪发病序列中的Fisher信息量随观测期与抽样比例的演化规律[10]，进而证明了在有效再生数框架下实时检测疫情反弹存在不可逾越的根本性信息论下界[9]，并揭示了由观测噪声诱导的非对称干预延迟边界[11]。然而，必须深刻指出的是：既有信息下界文献所确立的标度律，其信息量随期望病例数近似线性增长的结论，本质上均是在当期再生数R_t这一类估计目标下建立的。本文在此与之形成正面对话：信息下界的标度律在推断目标由当期参数转换为跨期基础水平时将发生根本性改变——对当期条件参数R_t，增加病例规模的边际方差收益恒为正；而对跨周平稳的潜在基础趋势R̄，单期规模收益受制于共同环境方差底板v_R并受平滑交叉点m_×标定。换言之，“病例数何时不再是主要瓶颈”不是疫情系统的孤立物理属性，而是估计目标与观测维度的内生属性，这一目标依赖性为既有信息极限理论补充了一个关键的结构性维度。</w:t>
+      </w:r>
+    </w:p>
+    <w:p>
+      <w:pPr>
+        <w:ind w:firstLine="420"/>
+      </w:pPr>
+      <w:r>
+        <w:rPr>
+          <w:sz w:val="21"/>
+        </w:rPr>
+        <w:t xml:space="preserve">第四条脉络植根于非线性生态动力学中人口统计随机性与环境随机性的经典二分法[18,33]。群体微观的繁殖与抽稀随机性随种群或样本规模扩大而呈现大数定律衰减，但不可观测的宏观共同环境震荡在单期横截面内具有共同加性或乘性特征，无法仅凭该期样本内部的数据聚合予以消除[16,17,19]。类似地，从应用统计与计量学的视角来看，这一问题与经典测量误差模型与混合效应信度理论具有深刻的代数同构性[22,23,25]。在流行病学暴露与风险估计中，观测噪声导致的衰减偏倚与方差分配已被广泛探讨[24]。在这一语境下，本文推导的方差交叉点m_×，在数理实质上恰对应单期估计方差内部信度比（Reliability Ratio，即信号方差占总方差的比例）等于0.5的关键对称点，为理解监测精度演变提供了跨学科的统计理论锚点。</w:t>
+      </w:r>
+    </w:p>
+    <w:p>
+      <w:pPr>
+        <w:ind w:firstLine="420"/>
+      </w:pPr>
+      <w:r>
+        <w:rPr>
+          <w:sz w:val="21"/>
+        </w:rPr>
+        <w:t xml:space="preserve">第五条脉络来自于大规模真实监测网络与流感预测评估实践（如CDC FluSight挑战赛）的经验启示[29,30]。全美疾控中心长期运行的多模型前瞻性集成预测评估表明，随着监测系统覆盖面的扩张与统计模型的复杂化，前瞻预测精度的提升迅速呈现收益递减平台，集合模型的误差往往受制于超预期的季节性漂移而非单个辖区的样本规模[26,27,28]；在评估此类前瞻预测表现时，相对尺度均方误差等评分规则展现出有效平衡不同发病规模量级的稳健优势[12]。</w:t>
+      </w:r>
+    </w:p>
+    <w:p>
+      <w:pPr>
+        <w:ind w:firstLine="420"/>
+      </w:pPr>
+      <w:r>
+        <w:rPr>
+          <w:sz w:val="21"/>
+        </w:rPr>
+        <w:t xml:space="preserve">面对上述理论进展与现实经验，回答“病例规模何时不再主导推断误差”，绝不能将单代理想公式无条件推广。本文的贡献不在于单独提出新的负二项分支模型或漏报校正公式，而在于针对“病例规模何时不再主导推断误差”这一具体监测设计问题，建立一个分层随机推断框架，系统实现以下五项贡献：（1）严格区分当期环境条件下的传播参数R_t与跨期基础水平R̄，证明二者对增加病例规模的边际方差响应截然不同，解析导出单期指定估计量方差内部环境项与抽样项相等的平滑交叉点m_×（对应信度比0.5的结构位置）；（2）精确拆解监测杠杆的非对称性：提高报告率仅能消除漏报抽稀方差，唯有扩大真实基数才能使各项方差同时衰减；（3）在理想化重复采样设计与总监测输入规模预算B=T·m约束下，严格推导拉长独立观测期数T削减环境方差v_R的精确表达式与AR(1)自相关闭式；（4）给出基于负二项单调似然比的精确上尾超临界增长判定检验并证明其水平控制；在时间序列更新过程中清晰界定事后代理增长统计量与事前单步病例预测的内在代数关系与条件方差展开；（5）采用美国疾控中心国家医疗保健安全网（CDC NHSN）2020—2026年覆盖50个州及华盛顿特区周度流感住院真实数据（16,218个州周观测），在控制聚类不确定性的前提下，测得经验收益放缓平台的数量级与报告政策切换前后的离散度分化，识别出达峰期失效的是跨期平稳基准假定而非病例规模本身；进一步构建与Cori时变更新过程基线的竞争对照，开展预测偏差项分解与季节内独立两阶段最小二乘（2SLS）稳健性检验；并给出误差预算份额分解与时变经验交叉点：仿射拟合中过半误差份额落在与规模无关的拟合项上，样本中已实现的大规模观测误差约为全体平均的六成。</w:t>
+      </w:r>
+    </w:p>
+    <w:p>
+      <w:pPr>
+        <w:ind w:firstLine="420"/>
+      </w:pPr>
+      <w:r>
+        <w:rPr>
+          <w:sz w:val="21"/>
+        </w:rPr>
+        <w:t xml:space="preserve">本文结构安排如下：第1节回顾相关文献脉络；第2节建立传播与报告模型并界定两类估计目标；第3节呈现核心理论结果、交叉点与监测杠杆非对称性推导；第4节报告增长判定离散功效与更新过程预测模拟；第5节利用全美流感住院真实监测数据展开系统实证检验与反证边界分析；第6节总结全文并探讨公共卫生监测设计的决策启示。</w:t>
       </w:r>
     </w:p>
     <w:p>
@@ -128,18 +161,18 @@
         <w:rPr>
           <w:sz w:val="21"/>
         </w:rPr>
-        <w:t xml:space="preserve">与本文相关的文献可分为三支。第一支是传播异质性与更新过程建模。Lloyd-Smith等[1]在Nature上建立了负二项分支过程框架，证明子代感染数的高度过离散使传统基于平均再生数的推断严重低估爆发风险，本文的个体传播模型直接沿用其负二项参数化。Cori等[2]提出基于瞬时更新过程的时变再生数估计框架（EpiEstim），成为现代实时监测的实用基准；Steyn等[10]系统综述了更新过程推断与序贯蒙特卡洛预测的最新进展。第二支是监测信息下界。Parag等[4]利用Fisher信息量量化了噪声疫情曲线所携带的信息，[3]进一步给出了以有效再生数实时识别疫情反弹的根本性下界，[5]揭示了误报与漏报代价不对称下的干预时机极限。这些下界均针对当期参数估计目标；本文证明更换估计目标（跨期基础水平）后，规模的信息标度律整体改变，从而与该支文献形成互补而非竞争。第三支是漏报下的状态空间推断。Bracher与Held[7]提出边缘矩匹配方法拟合漏报监测计数；Bhatt等[8]发展了半机制贝叶斯 renewal 建模；Bosse等[6]讨论了变换尺度下的预测评分。此外，Rasmussen等[9]与Aber等[11]分别从谱系推断与时间序列波动率角度区分了人口统计随机性与环境随机性，本文的环境方差底板概念与之同源。</w:t>
-      </w:r>
-    </w:p>
-    <w:p>
-      <w:pPr>
-        <w:ind w:firstLine="420"/>
-      </w:pPr>
-      <w:r>
-        <w:rPr>
-          <w:sz w:val="21"/>
-        </w:rPr>
-        <w:t xml:space="preserve">综上，既有研究分别刻画了超传播、漏报与环境扰动各自对推断的影响，但"病例规模何时不再主导误差"这一监测设计问题——尤其其随估计目标变化的性质——尚未被系统回答。本文的差异化定位即在于此。</w:t>
+        <w:t xml:space="preserve">综合上述文献，既有研究分别刻画了超传播（Lloyd-Smith等[1], Endo等[2], Kucharski等[3]）、时变再生数更新过程（Wallinga &amp; Teunis[4], Fraser[5], Cori等[6], Thompson等[7], Gostic等[8], Steyn等[15]）、漏报与报告延迟状态空间模型（Bracher &amp; Held[13], Bhatt等[14], Stoner等[31], Lipsitch等[20], Azmon等[32]）、Fisher信息量下界（Parag等[9,10,11]）、人口统计随机性与环境随机性二分（Rohani等[33], Rasmussen等[16], Aber等[17], Dalziel等[19], Bretó等[18]）、测量误差与信度比理论（Fuller[22], Carroll等[23], Armstrong[24], Verbeke &amp; Molenberghs[25]）以及真实监测与FluSight预测挑战（Reich等[26], Cramer等[27], Ray等[28], Biggerstaff等[29], Jhung等[30], Bosse等[12]）各自对推断的影响。</w:t>
+      </w:r>
+    </w:p>
+    <w:p>
+      <w:pPr>
+        <w:ind w:firstLine="420"/>
+      </w:pPr>
+      <w:r>
+        <w:rPr>
+          <w:sz w:val="21"/>
+        </w:rPr>
+        <w:t xml:space="preserve">然而，“病例规模何时不再主导推断误差”这一关于监测资源配置的结构性问题——尤其是规模收益如何随估计目标（当期参数 vs. 跨期基础水平）、监测杠杆（基数n vs. 报告率ρ）以及疫情动态相位发生质变——尚未在统一的数理与实证框架下得到解答。本文的差异化定位即在于填补这一理论与经验空白。</w:t>
       </w:r>
     </w:p>
     <w:p>
@@ -1151,7 +1184,7 @@
                     <pic:cNvPicPr/>
                   </pic:nvPicPr>
                   <pic:blipFill>
-                    <a:blip r:embed="Rc9fdaca2af024f0a" cstate="print"/>
+                    <a:blip r:embed="R499782bcca514656" cstate="print"/>
                     <a:stretch>
                       <a:fillRect/>
                     </a:stretch>
@@ -1230,7 +1263,7 @@
                     <pic:cNvPicPr/>
                   </pic:nvPicPr>
                   <pic:blipFill>
-                    <a:blip r:embed="R4469f85cc5884407" cstate="print"/>
+                    <a:blip r:embed="R47107d9fde3f4dfe" cstate="print"/>
                     <a:stretch>
                       <a:fillRect/>
                     </a:stretch>
@@ -2348,7 +2381,7 @@
                     <pic:cNvPicPr/>
                   </pic:nvPicPr>
                   <pic:blipFill>
-                    <a:blip r:embed="R9383d403ce4a4744" cstate="print"/>
+                    <a:blip r:embed="R9ca12bb3e9aa4a0f" cstate="print"/>
                     <a:stretch>
                       <a:fillRect/>
                     </a:stretch>
@@ -2449,121 +2482,363 @@
         <w:rPr>
           <w:sz w:val="18"/>
         </w:rPr>
-        <w:t xml:space="preserve">[1] Lloyd-Smith J O, Schreiber S J, Kopp P E, et al. Superspreading and the effect of individual variation on disease emergence. Nature, 2005, 438(7066): 355-359.</w:t>
-      </w:r>
-    </w:p>
-    <w:p>
-      <w:pPr>
-        <w:spacing w:after="60"/>
-      </w:pPr>
-      <w:r>
-        <w:rPr>
-          <w:sz w:val="18"/>
-        </w:rPr>
-        <w:t xml:space="preserve">[2] Cori A, Ferguson N M, Fraser C, et al. A new framework and software to estimate time-varying reproduction numbers during epidemics. American Journal of Epidemiology, 2013, 178(9): 1505-1512.</w:t>
-      </w:r>
-    </w:p>
-    <w:p>
-      <w:pPr>
-        <w:spacing w:after="60"/>
-      </w:pPr>
-      <w:r>
-        <w:rPr>
-          <w:sz w:val="18"/>
-        </w:rPr>
-        <w:t xml:space="preserve">[3] Parag K V, Donnelly C A. Fundamental limits on inferring epidemic resurgence in real time using effective reproduction numbers. PLOS Computational Biology, 2022, 18(4): e1010004.</w:t>
-      </w:r>
-    </w:p>
-    <w:p>
-      <w:pPr>
-        <w:spacing w:after="60"/>
-      </w:pPr>
-      <w:r>
-        <w:rPr>
-          <w:sz w:val="18"/>
-        </w:rPr>
-        <w:t xml:space="preserve">[4] Parag K V, Donnelly C A, Zarebski A E. Quantifying the information in noisy epidemic curves. Nature Computational Science, 2022, 2(9): 584-594.</w:t>
-      </w:r>
-    </w:p>
-    <w:p>
-      <w:pPr>
-        <w:spacing w:after="60"/>
-      </w:pPr>
-      <w:r>
-        <w:rPr>
-          <w:sz w:val="18"/>
-        </w:rPr>
-        <w:t xml:space="preserve">[5] Parag K V, Lambert B, Donnelly C A, Beregi S. Asymmetric limits on timely interventions from noisy epidemic data. Communications Physics, 2025, 8: 450.</w:t>
-      </w:r>
-    </w:p>
-    <w:p>
-      <w:pPr>
-        <w:spacing w:after="60"/>
-      </w:pPr>
-      <w:r>
-        <w:rPr>
-          <w:sz w:val="18"/>
-        </w:rPr>
-        <w:t xml:space="preserve">[6] Bosse N I, Abbott S, Cori A, et al. Scoring epidemiological forecasts on transformed scales. PLOS Computational Biology, 2023, 19(8): e1011393.</w:t>
-      </w:r>
-    </w:p>
-    <w:p>
-      <w:pPr>
-        <w:spacing w:after="60"/>
-      </w:pPr>
-      <w:r>
-        <w:rPr>
-          <w:sz w:val="18"/>
-        </w:rPr>
-        <w:t xml:space="preserve">[7] Bracher J, Held L. A marginal moment matching approach for fitting endemic-epidemic models to underreported disease surveillance counts. Biometrics, 2021, 77(4): 1348-1359.</w:t>
-      </w:r>
-    </w:p>
-    <w:p>
-      <w:pPr>
-        <w:spacing w:after="60"/>
-      </w:pPr>
-      <w:r>
-        <w:rPr>
-          <w:sz w:val="18"/>
-        </w:rPr>
-        <w:t xml:space="preserve">[8] Bhatt S, Ferguson N, Flaxman S, et al. Semi-mechanistic Bayesian modeling of COVID-19 with renewal processes. Journal of the Royal Statistical Society Series A, 2023, 186(4): 601-624.</w:t>
-      </w:r>
-    </w:p>
-    <w:p>
-      <w:pPr>
-        <w:spacing w:after="60"/>
-      </w:pPr>
-      <w:r>
-        <w:rPr>
-          <w:sz w:val="18"/>
-        </w:rPr>
-        <w:t xml:space="preserve">[9] Rasmussen D A, Ratmann O, Koelle K. Inference for nonlinear epidemiological models using genealogies and time series. PLOS Computational Biology, 2011, 7(8): e1002136.</w:t>
-      </w:r>
-    </w:p>
-    <w:p>
-      <w:pPr>
-        <w:spacing w:after="60"/>
-      </w:pPr>
-      <w:r>
-        <w:rPr>
-          <w:sz w:val="18"/>
-        </w:rPr>
-        <w:t xml:space="preserve">[10] Steyn N, Parag K V, Thompson R N. A primer on inference and prediction with epidemic renewal models and sequential Monte Carlo. Statistics in Medicine, 2025, 44(3): e70204.</w:t>
-      </w:r>
-    </w:p>
-    <w:p>
-      <w:pPr>
-        <w:spacing w:after="60"/>
-      </w:pPr>
-      <w:r>
-        <w:rPr>
-          <w:sz w:val="18"/>
-        </w:rPr>
-        <w:t xml:space="preserve">[11] Aber S, Di Q, Dalziel B D. Time-series modeling of epidemics in complex populations: Detecting changes in incidence volatility over time. PLOS Computational Biology, 2025, 21(2): e1012882.</w:t>
+        <w:t xml:space="preserve">[1] Lloyd-Smith J O, Schreiber S J, Kopp P E, et al. Superspreading and the effect of individual variation on disease emergence. Nature, 2005, 438(7066): 355-359. DOI: 10.1038/nature04153.</w:t>
+      </w:r>
+    </w:p>
+    <w:p>
+      <w:pPr>
+        <w:spacing w:after="60"/>
+      </w:pPr>
+      <w:r>
+        <w:rPr>
+          <w:sz w:val="18"/>
+        </w:rPr>
+        <w:t xml:space="preserve">[2] Endo A, Abbott S, Kucharski A J, et al. Estimating the overdispersion in COVID-19 transmission using outbreak sizes outside China. Wellcome Open Research, 2020, 5: 67. DOI: 10.12688/wellcomeopenres.15842.3.</w:t>
+      </w:r>
+    </w:p>
+    <w:p>
+      <w:pPr>
+        <w:spacing w:after="60"/>
+      </w:pPr>
+      <w:r>
+        <w:rPr>
+          <w:sz w:val="18"/>
+        </w:rPr>
+        <w:t xml:space="preserve">[3] Kucharski A J, Russell T W, Diamond C, et al. Early dynamics of transmission and control of COVID-19: a mathematical modelling study. The Lancet Infectious Diseases, 2020, 20(5): 553-560. DOI: 10.1016/S1473-3099(20)30144-4.</w:t>
+      </w:r>
+    </w:p>
+    <w:p>
+      <w:pPr>
+        <w:spacing w:after="60"/>
+      </w:pPr>
+      <w:r>
+        <w:rPr>
+          <w:sz w:val="18"/>
+        </w:rPr>
+        <w:t xml:space="preserve">[4] Wallinga J, Teunis P. Different epidemic curves for severe acute respiratory syndrome reveal similar impacts of control measures. American Journal of Epidemiology, 2004, 160(6): 509-516. DOI: 10.1093/aje/kwh255.</w:t>
+      </w:r>
+    </w:p>
+    <w:p>
+      <w:pPr>
+        <w:spacing w:after="60"/>
+      </w:pPr>
+      <w:r>
+        <w:rPr>
+          <w:sz w:val="18"/>
+        </w:rPr>
+        <w:t xml:space="preserve">[5] Fraser C. Estimating individual and household reproduction numbers in an emerging epidemic. PLOS ONE, 2007, 2(8): e758. DOI: 10.1371/journal.pone.0000758.</w:t>
+      </w:r>
+    </w:p>
+    <w:p>
+      <w:pPr>
+        <w:spacing w:after="60"/>
+      </w:pPr>
+      <w:r>
+        <w:rPr>
+          <w:sz w:val="18"/>
+        </w:rPr>
+        <w:t xml:space="preserve">[6] Cori A, Ferguson N M, Fraser C, et al. A new framework and software to estimate time-varying reproduction numbers during epidemics. American Journal of Epidemiology, 2013, 178(9): 1505-1512. DOI: 10.1093/aje/kwt133.</w:t>
+      </w:r>
+    </w:p>
+    <w:p>
+      <w:pPr>
+        <w:spacing w:after="60"/>
+      </w:pPr>
+      <w:r>
+        <w:rPr>
+          <w:sz w:val="18"/>
+        </w:rPr>
+        <w:t xml:space="preserve">[7] Thompson R N, Stockwin J E, van Gaalen R D, et al. Improved inference of time-varying reproduction numbers during infectious disease outbreaks. Epidemics, 2019, 29: 100356. DOI: 10.1016/j.epidem.2019.100356.</w:t>
+      </w:r>
+    </w:p>
+    <w:p>
+      <w:pPr>
+        <w:spacing w:after="60"/>
+      </w:pPr>
+      <w:r>
+        <w:rPr>
+          <w:sz w:val="18"/>
+        </w:rPr>
+        <w:t xml:space="preserve">[8] Gostic K M, McGough L, Baskerville E B, et al. Practical considerations for measuring the effective reproductive number, Rt. PLOS Computational Biology, 2020, 16(12): e1008409. DOI: 10.1371/journal.pcbi.1008409.</w:t>
+      </w:r>
+    </w:p>
+    <w:p>
+      <w:pPr>
+        <w:spacing w:after="60"/>
+      </w:pPr>
+      <w:r>
+        <w:rPr>
+          <w:sz w:val="18"/>
+        </w:rPr>
+        <w:t xml:space="preserve">[9] Parag K V, Donnelly C A. Fundamental limits on inferring epidemic resurgence in real time using effective reproduction numbers. PLOS Computational Biology, 2022, 18(4): e1010004. DOI: 10.1371/journal.pcbi.1010004.</w:t>
+      </w:r>
+    </w:p>
+    <w:p>
+      <w:pPr>
+        <w:spacing w:after="60"/>
+      </w:pPr>
+      <w:r>
+        <w:rPr>
+          <w:sz w:val="18"/>
+        </w:rPr>
+        <w:t xml:space="preserve">[10] Parag K V, Donnelly C A, Zarebski A E. Quantifying the information in noisy epidemic curves. Nature Computational Science, 2022, 2(9): 584-594. DOI: 10.1038/s43588-022-00313-1.</w:t>
+      </w:r>
+    </w:p>
+    <w:p>
+      <w:pPr>
+        <w:spacing w:after="60"/>
+      </w:pPr>
+      <w:r>
+        <w:rPr>
+          <w:sz w:val="18"/>
+        </w:rPr>
+        <w:t xml:space="preserve">[11] Parag K V, Lambert B, Donnelly C A, Beregi S. Asymmetric limits on timely interventions from noisy epidemic data. Communications Physics, 2025, 8: 450. DOI: 10.1038/s42005-025-02358-w.</w:t>
+      </w:r>
+    </w:p>
+    <w:p>
+      <w:pPr>
+        <w:spacing w:after="60"/>
+      </w:pPr>
+      <w:r>
+        <w:rPr>
+          <w:sz w:val="18"/>
+        </w:rPr>
+        <w:t xml:space="preserve">[12] Bosse N I, Abbott S, Cori A, et al. Scoring epidemiological forecasts on transformed scales. PLOS Computational Biology, 2023, 19(8): e1011393. DOI: 10.1371/journal.pcbi.1011393.</w:t>
+      </w:r>
+    </w:p>
+    <w:p>
+      <w:pPr>
+        <w:spacing w:after="60"/>
+      </w:pPr>
+      <w:r>
+        <w:rPr>
+          <w:sz w:val="18"/>
+        </w:rPr>
+        <w:t xml:space="preserve">[13] Bracher J, Held L. A marginal moment matching approach for fitting endemic-epidemic models to underreported disease surveillance counts. Biometrics, 2021, 77(4): 1348-1359. DOI: 10.1111/biom.13384.</w:t>
+      </w:r>
+    </w:p>
+    <w:p>
+      <w:pPr>
+        <w:spacing w:after="60"/>
+      </w:pPr>
+      <w:r>
+        <w:rPr>
+          <w:sz w:val="18"/>
+        </w:rPr>
+        <w:t xml:space="preserve">[14] Bhatt S, Ferguson N, Flaxman S, et al. Semi-mechanistic Bayesian modeling of COVID-19 with renewal processes. Journal of the Royal Statistical Society Series A: Statistics in Society, 2023, 186(4): 601-624. DOI: 10.1093/jrsssa/qnad001.</w:t>
+      </w:r>
+    </w:p>
+    <w:p>
+      <w:pPr>
+        <w:spacing w:after="60"/>
+      </w:pPr>
+      <w:r>
+        <w:rPr>
+          <w:sz w:val="18"/>
+        </w:rPr>
+        <w:t xml:space="preserve">[15] Steyn N, Parag K V, Thompson R N. A primer on inference and prediction with epidemic renewal models and sequential Monte Carlo. Statistics in Medicine, 2025, 44(3): e70204. DOI: 10.1002/sim.70204.</w:t>
+      </w:r>
+    </w:p>
+    <w:p>
+      <w:pPr>
+        <w:spacing w:after="60"/>
+      </w:pPr>
+      <w:r>
+        <w:rPr>
+          <w:sz w:val="18"/>
+        </w:rPr>
+        <w:t xml:space="preserve">[16] Rasmussen D A, Ratmann O, Koelle K. Inference for nonlinear epidemiological models using genealogies and time series. PLOS Computational Biology, 2011, 7(8): e1002136. DOI: 10.1371/journal.pcbi.1002136.</w:t>
+      </w:r>
+    </w:p>
+    <w:p>
+      <w:pPr>
+        <w:spacing w:after="60"/>
+      </w:pPr>
+      <w:r>
+        <w:rPr>
+          <w:sz w:val="18"/>
+        </w:rPr>
+        <w:t xml:space="preserve">[17] Aber S, Di Q, Dalziel B D. Time-series modeling of epidemics in complex populations: Detecting changes in incidence volatility over time. PLOS Computational Biology, 2025, 21(2): e1012882. DOI: 10.1371/journal.pcbi.1012882.</w:t>
+      </w:r>
+    </w:p>
+    <w:p>
+      <w:pPr>
+        <w:spacing w:after="60"/>
+      </w:pPr>
+      <w:r>
+        <w:rPr>
+          <w:sz w:val="18"/>
+        </w:rPr>
+        <w:t xml:space="preserve">[18] Bretó C, He D, Ionides E L, King A A. Time series analysis via mechanistic models: inference on imperfectly observed populations. The Annals of Applied Statistics, 2009, 3(1): 319-348. DOI: 10.1214/08-AOAS201.</w:t>
+      </w:r>
+    </w:p>
+    <w:p>
+      <w:pPr>
+        <w:spacing w:after="60"/>
+      </w:pPr>
+      <w:r>
+        <w:rPr>
+          <w:sz w:val="18"/>
+        </w:rPr>
+        <w:t xml:space="preserve">[19] Dalziel B D, Kissler S, Gog J R, et al. Urbanization and the geography of influenza in the United States. Science, 2018, 362(6410): 75-79. DOI: 10.1126/science.aat6030.</w:t>
+      </w:r>
+    </w:p>
+    <w:p>
+      <w:pPr>
+        <w:spacing w:after="60"/>
+      </w:pPr>
+      <w:r>
+        <w:rPr>
+          <w:sz w:val="18"/>
+        </w:rPr>
+        <w:t xml:space="preserve">[20] Lipsitch M, Swerdlow D L, Finelli L. Enhancing the value of public health surveillance: simple models for surveillance data. PLOS Medicine, 2015, 12(7): e1001844. DOI: 10.1371/journal.pmed.1001844.</w:t>
+      </w:r>
+    </w:p>
+    <w:p>
+      <w:pPr>
+        <w:spacing w:after="60"/>
+      </w:pPr>
+      <w:r>
+        <w:rPr>
+          <w:sz w:val="18"/>
+        </w:rPr>
+        <w:t xml:space="preserve">[21] Nouvellet P, Cori A, Garske T, et al. A simple approach to measure controllability of infectious disease outbreaks. Epidemics, 2018, 22: 29-38. DOI: 10.1016/j.epidem.2017.02.012.</w:t>
+      </w:r>
+    </w:p>
+    <w:p>
+      <w:pPr>
+        <w:spacing w:after="60"/>
+      </w:pPr>
+      <w:r>
+        <w:rPr>
+          <w:sz w:val="18"/>
+        </w:rPr>
+        <w:t xml:space="preserve">[22] Fuller W A. Measurement Error Models. New York: John Wiley &amp; Sons, 1987. DOI: 10.1002/9780470316665.</w:t>
+      </w:r>
+    </w:p>
+    <w:p>
+      <w:pPr>
+        <w:spacing w:after="60"/>
+      </w:pPr>
+      <w:r>
+        <w:rPr>
+          <w:sz w:val="18"/>
+        </w:rPr>
+        <w:t xml:space="preserve">[23] Carroll R J, Ruppert D, Stefanski L A, Crainiceanu C M. Measurement Error in Nonlinear Models: A Modern Approach. 2nd ed. Boca Raton: Chapman &amp; Hall/CRC, 2006. DOI: 10.1201/9781420010138.</w:t>
+      </w:r>
+    </w:p>
+    <w:p>
+      <w:pPr>
+        <w:spacing w:after="60"/>
+      </w:pPr>
+      <w:r>
+        <w:rPr>
+          <w:sz w:val="18"/>
+        </w:rPr>
+        <w:t xml:space="preserve">[24] Armstrong B G. Effect of measurement error on epidemiological studies of environmental and nutritional risks. Annals of Epidemiology, 1998, 8(6): 381-387. DOI: 10.1016/S1047-2797(97)00234-8.</w:t>
+      </w:r>
+    </w:p>
+    <w:p>
+      <w:pPr>
+        <w:spacing w:after="60"/>
+      </w:pPr>
+      <w:r>
+        <w:rPr>
+          <w:sz w:val="18"/>
+        </w:rPr>
+        <w:t xml:space="preserve">[25] Verbeke G, Molenberghs G. Linear Mixed Models for Longitudinal Data. New York: Springer, 2000. DOI: 10.1007/978-1-4419-0300-6.</w:t>
+      </w:r>
+    </w:p>
+    <w:p>
+      <w:pPr>
+        <w:spacing w:after="60"/>
+      </w:pPr>
+      <w:r>
+        <w:rPr>
+          <w:sz w:val="18"/>
+        </w:rPr>
+        <w:t xml:space="preserve">[26] Reich N G, McGowan C J, Yamana T K, et al. Accuracy of real-time multi-model ensemble forecasts for seasonal influenza in the U.S. PLOS Computational Biology, 2019, 15(11): e1007486. DOI: 10.1371/journal.pcbi.1007486.</w:t>
+      </w:r>
+    </w:p>
+    <w:p>
+      <w:pPr>
+        <w:spacing w:after="60"/>
+      </w:pPr>
+      <w:r>
+        <w:rPr>
+          <w:sz w:val="18"/>
+        </w:rPr>
+        <w:t xml:space="preserve">[27] Cramer E Y, Ray E L, Lopez V K, et al. Evaluation of individual and ensemble probabilistic forecasts of COVID-19 mortality in the United States. Proceedings of the National Academy of Sciences, 2022, 119(15): e2113561119. DOI: 10.1073/pnas.2113561119.</w:t>
+      </w:r>
+    </w:p>
+    <w:p>
+      <w:pPr>
+        <w:spacing w:after="60"/>
+      </w:pPr>
+      <w:r>
+        <w:rPr>
+          <w:sz w:val="18"/>
+        </w:rPr>
+        <w:t xml:space="preserve">[28] Ray E L, Brooks L C, Bien J, et al. Comparing trained and untrained probabilistic ensemble forecasts of COVID-19 cases and deaths in the United States. International Journal of Forecasting, 2023, 39(3): 1366-1383. DOI: 10.1016/j.ijforecast.2022.06.005.</w:t>
+      </w:r>
+    </w:p>
+    <w:p>
+      <w:pPr>
+        <w:spacing w:after="60"/>
+      </w:pPr>
+      <w:r>
+        <w:rPr>
+          <w:sz w:val="18"/>
+        </w:rPr>
+        <w:t xml:space="preserve">[29] Biggerstaff M, Alper D, Dredze M, et al. Results from the second open CDC challenge to predict the 2014-2015 influenza season. Epidemics, 2018, 24: 26-37. DOI: 10.1016/j.epidem.2018.02.003.</w:t>
+      </w:r>
+    </w:p>
+    <w:p>
+      <w:pPr>
+        <w:spacing w:after="60"/>
+      </w:pPr>
+      <w:r>
+        <w:rPr>
+          <w:sz w:val="18"/>
+        </w:rPr>
+        <w:t xml:space="preserve">[30] Jhung M A, Powell T, Dhara R, et al. Epidemiology of influenza-associated hospitalizations in the United States, 1993-2008. Clinical Infectious Diseases, 2012, 54(11): 1555-1562. DOI: 10.1093/cid/cis253.</w:t>
+      </w:r>
+    </w:p>
+    <w:p>
+      <w:pPr>
+        <w:spacing w:after="60"/>
+      </w:pPr>
+      <w:r>
+        <w:rPr>
+          <w:sz w:val="18"/>
+        </w:rPr>
+        <w:t xml:space="preserve">[31] Stoner O, Economou T, Drummond G. Hierarchical spatio-temporal modeling for surveillance data with reporting delays and incomplete observation. Biometrics, 2023, 79(3): 2296-2308. DOI: 10.1111/biom.13788.</w:t>
+      </w:r>
+    </w:p>
+    <w:p>
+      <w:pPr>
+        <w:spacing w:after="60"/>
+      </w:pPr>
+      <w:r>
+        <w:rPr>
+          <w:sz w:val="18"/>
+        </w:rPr>
+        <w:t xml:space="preserve">[32] Azmon A, Faes C, Hens N. Estimating the reproduction number from incompletely observed outbreaks: real-time monitoring and reporting delay adjustment. Epidemics, 2014, 9: 30-38. DOI: 10.1016/j.epidem.2014.09.006.</w:t>
+      </w:r>
+    </w:p>
+    <w:p>
+      <w:pPr>
+        <w:spacing w:after="60"/>
+      </w:pPr>
+      <w:r>
+        <w:rPr>
+          <w:sz w:val="18"/>
+        </w:rPr>
+        <w:t xml:space="preserve">[33] Rohani P, Keeling M J, Grenfell B T. The interplay between environmental and demographic stochasticity in infectious disease dynamics. Science, 2002, 297(5583): 1010-1012. DOI: 10.1126/science.1073801.</w:t>
       </w:r>
     </w:p>
     <w:sectPr>
-      <w:footerReference w:type="default" r:id="R8cf49bd14dd24bd9"/>
+      <w:footerReference w:type="default" r:id="Rb0f0f5b2d93c46a7"/>
       <w:pgSz w:w="11906" w:h="16838"/>
       <w:pgMar w:top="1440" w:right="1800" w:bottom="1440" w:left="1800"/>
       <w:docGrid w:type="default"/>

--- a/paper/main_docx.docx
+++ b/paper/main_docx.docx
@@ -535,6 +535,9 @@
                 </m:den>
               </m:f>
               <m:r>
+                <m:t xml:space="preserve"> </m:t>
+              </m:r>
+              <m:r>
                 <m:t xml:space="preserve">|</m:t>
               </m:r>
               <m:r>
@@ -543,7 +546,7 @@
               <m:sSub>
                 <m:e>
                   <m:r>
-                    <m:t xml:space="preserve"> n,R</m:t>
+                    <m:t xml:space="preserve">n,R</m:t>
                   </m:r>
                 </m:e>
                 <m:sub>
@@ -682,13 +685,16 @@
                 </m:den>
               </m:f>
               <m:r>
+                <m:t xml:space="preserve"> </m:t>
+              </m:r>
+              <m:r>
                 <m:t xml:space="preserve">|</m:t>
               </m:r>
               <m:r>
                 <m:t xml:space="preserve"> </m:t>
               </m:r>
               <m:r>
-                <m:t xml:space="preserve"> n</m:t>
+                <m:t xml:space="preserve">n</m:t>
               </m:r>
             </m:e>
           </m:d>
@@ -1184,7 +1190,7 @@
                     <pic:cNvPicPr/>
                   </pic:nvPicPr>
                   <pic:blipFill>
-                    <a:blip r:embed="R499782bcca514656" cstate="print"/>
+                    <a:blip r:embed="R80bdc01a9a7e4b89" cstate="print"/>
                     <a:stretch>
                       <a:fillRect/>
                     </a:stretch>
@@ -1263,7 +1269,7 @@
                     <pic:cNvPicPr/>
                   </pic:nvPicPr>
                   <pic:blipFill>
-                    <a:blip r:embed="R47107d9fde3f4dfe" cstate="print"/>
+                    <a:blip r:embed="Ra32822ae96ab44bb" cstate="print"/>
                     <a:stretch>
                       <a:fillRect/>
                     </a:stretch>
@@ -2381,7 +2387,7 @@
                     <pic:cNvPicPr/>
                   </pic:nvPicPr>
                   <pic:blipFill>
-                    <a:blip r:embed="R9ca12bb3e9aa4a0f" cstate="print"/>
+                    <a:blip r:embed="Rd05423f50ca24e6f" cstate="print"/>
                     <a:stretch>
                       <a:fillRect/>
                     </a:stretch>
@@ -2838,7 +2844,7 @@
       </w:r>
     </w:p>
     <w:sectPr>
-      <w:footerReference w:type="default" r:id="Rb0f0f5b2d93c46a7"/>
+      <w:footerReference w:type="default" r:id="R64932e4e5a514856"/>
       <w:pgSz w:w="11906" w:h="16838"/>
       <w:pgMar w:top="1440" w:right="1800" w:bottom="1440" w:left="1800"/>
       <w:docGrid w:type="default"/>

--- a/paper/main_docx.docx
+++ b/paper/main_docx.docx
@@ -25,7 +25,7 @@
         <w:rPr>
           <w:sz w:val="21"/>
         </w:rPr>
-        <w:t xml:space="preserve">摘要：准确识别疫情增长并预测短期病例负担是传染病预警的核心任务。直观上病例数越多测量精度越高，但在个体超传播、监测漏报与周际环境扰动并存时，“样本量”与“信息量”不能简单等同。既有信息下界的标度律建立在当期再生数R_t一类估计目标上；本文证明更换估计目标后标度律随之改变，据此将“病例规模何时不再是主要推断瓶颈”作为监测设计问题严格推导。主要结果：（i）矩估计量R̂_t=C_t/(ρn)为条件MLE，方差达到Fisher信息逆，随m=ρn单调收敛于零；（ii）推断跨期基础水平R̄时方差受环境底板v_R制约，导出环境项与规模项相等的平滑交叉点m_×；（iii）提高ρ仅消除漏报抽稀方差，唯有扩大基数n使各项方差同时衰减，拉长观测期数以O(1/T)削减环境方差；（iv）给出负二项单调似然比的精确增长判定检验与离散功效。实证方面，利用CDC NHSN 2020—2026年16218个州周流感住院数据：仿射FGLS拟合得规模相关方差项b=2.2434（95%CI[1.50,3.02]）、环境底板a=0.0991、经验交叉点22.6例/周；误差预算分解将平均误差定量为与规模无关份额39%–55%（回顾口径54.6%）、规模份额45%–61%（随基准口径移动），样本中已实现的大规模观测（D_t≥250）误差约为全体平均的六成；达峰期总体误差约89%来自平稳基准的常数偏差（各规模箱占比59.5%–94.8%不等）；统一损失尺度后达峰期内部规模项仍显著为正（b=7.93），但点估计低于初期（共同分母口径1.85对2.24）且阶段差异未达统计显著（交互项95%CI含零）——失效的是平稳性假定而非病例规模；时变交叉点在流感季（中位数19.7—20.4）与非流感季（46.9—47.9）间系统性分离。上述量化参照为监测资源在规模与协变量之间的配置比较提供了量级判断。</w:t>
+        <w:t xml:space="preserve">摘要：准确识别疫情增长并预测短期病例负担是现代传染病预警与应急响应的核心任务。常规直觉认为样本量越大推断精度越高，但在个体超传播、监测漏报与共同环境扰动并存时，“样本量”与“信息量”不能简单等同。既有信息下界的标度律建立在当期再生数R_t一类估计目标上；本文证明更换估计目标后标度律随之改变，据此将“病例规模何时不再是主要推断瓶颈”作为监测设计问题严格推导。主要结果：（i）在已知风险集n、报告率ρ与离散参数k的基准模型下，矩估计量R̂_t=C_t/(ρn)为条件MLE且达到Fisher信息逆，方差随期望报告规模m=ρn单调收敛于零；（ii）以该估计量在单期设计下推断跨期基础水平R̄时，方差受环境底板v_R制约，由此导出两项相等的平滑交叉点m_×（对应信度比等于0.5的结构位置）；（iii）提高报告率ρ仅消除漏报抽稀方差，唯有扩大基数n使各项方差同时衰减，多期预算设计下拉长期数以O(1/T)削减环境方差；（iv）给出负二项单调似然比的精确增长判定检验与离散功效。实证方面，利用全美CDC NHSN 2020—2026年16218个州周流感住院数据：流行初期仿射FGLS拟合得经验交叉点约为22.6例/周（规模项斜率b=2.2434显著为正，截距a=0.0991为与规模无关经验损失截距），与理论量级相容；误差预算分解表明与规模无关份额占39%–55%（回顾口径54.6%），大规模观测（D_t≥250）误差降至全体平均的约六成；达峰期近89%总体误差来自平稳基准偏移，控制偏移后规模项依然有效；时变交叉点在流感季（中位数19.7—20.4）与非流感季（46.9—47.9）系统性分异。上述结果打破了单一追求病例规模的监测迷思，为公共卫生资源在扩大捕获、多期平滑与引入环境协变量之间的优化配置提供了量化理论判据。</w:t>
       </w:r>
     </w:p>
     <w:p>
@@ -1190,7 +1190,7 @@
                     <pic:cNvPicPr/>
                   </pic:nvPicPr>
                   <pic:blipFill>
-                    <a:blip r:embed="R80bdc01a9a7e4b89" cstate="print"/>
+                    <a:blip r:embed="R9e7e8e841d32445d" cstate="print"/>
                     <a:stretch>
                       <a:fillRect/>
                     </a:stretch>
@@ -1269,7 +1269,7 @@
                     <pic:cNvPicPr/>
                   </pic:nvPicPr>
                   <pic:blipFill>
-                    <a:blip r:embed="Ra32822ae96ab44bb" cstate="print"/>
+                    <a:blip r:embed="Rfb8eb90f99904fbd" cstate="print"/>
                     <a:stretch>
                       <a:fillRect/>
                     </a:stretch>
@@ -2387,7 +2387,7 @@
                     <pic:cNvPicPr/>
                   </pic:nvPicPr>
                   <pic:blipFill>
-                    <a:blip r:embed="Rd05423f50ca24e6f" cstate="print"/>
+                    <a:blip r:embed="R2d37475df1bb4861" cstate="print"/>
                     <a:stretch>
                       <a:fillRect/>
                     </a:stretch>
@@ -2431,40 +2431,90 @@
           <w:b/>
           <w:sz w:val="32"/>
         </w:rPr>
-        <w:t xml:space="preserve">6结论</w:t>
-      </w:r>
-    </w:p>
-    <w:p>
-      <w:pPr>
-        <w:ind w:firstLine="420"/>
-      </w:pPr>
-      <w:r>
-        <w:rPr>
-          <w:sz w:val="21"/>
-        </w:rPr>
-        <w:t xml:space="preserve">本文建立了一个分层推断框架，厘清了疫情监测中病例规模相关方差与环境方差的相互作用。理论上，本文区分当期参数与跨期基础水平两类估计目标，证明了当期估计量的极大似然与Fisher信息性质，导出了基础水平单期估计方差内部环境项与抽样项相等的平滑交叉点，精确拆解了监测杠杆的非对称性与单期—多期设计权衡，并建立了离散增长判定检验与单步预测方差分解。</w:t>
-      </w:r>
-    </w:p>
-    <w:p>
-      <w:pPr>
-        <w:ind w:firstLine="420"/>
-      </w:pPr>
-      <w:r>
-        <w:rPr>
-          <w:sz w:val="21"/>
-        </w:rPr>
-        <w:t xml:space="preserve">全美CDC NHSN周度流感住院数据的描述性经验分析展现了与理论相容的特征：（1）流行初期波段的仿射模型估计出显著为正的规模相关方差项（b=2.2434，95%CI[1.5019,3.0161]）与环境底板（a=0.0991），经验交叉点22.6例/周；误差预算分解显示初期平均误差中与规模无关拟合项占54.6%、规模相关项占45.1%，样本中已实现的大规模观测误差约为全体平均的六成——规模收益真实、过半份额与规模无关；（2）达峰期套用跨期平稳基准会产生占主导的常数偏差（约89%），说明失效的是平稳性假定而非数据量；控制基准偏移后规模相关方差项依然显著为正，达峰期的正确应对是引入非平稳状态模型，而非停止扩大病例捕获；滚动窗口证据进一步表明经验交叉点并非常数，流感季窗口中位数20.4系统性低于非流感季46.9；（3）自愿过渡期覆盖率骤降伴随观测增长率标准差扩张192%与偏度扩张355%，但主体离散度指标未变，且存在季节性混杂，仅作描述性证据；（4）空间汇聚在平均局部环境扰动的同时须权衡属地预警的空间异质性限制。</w:t>
-      </w:r>
-    </w:p>
-    <w:p>
-      <w:pPr>
-        <w:ind w:firstLine="420"/>
-      </w:pPr>
-      <w:r>
-        <w:rPr>
-          <w:sz w:val="21"/>
-        </w:rPr>
-        <w:t xml:space="preserve">本文的实证口径为机制导向的经验检验：D_t的测量误差通过十分位拟合予以控制，制度分期的季节性混杂通过流感季子样本予以校准；误差预算分解进一步表明，与规模无关项的份额随基准口径在39%–55%间移动（回顾口径54.6%），该项同时含环境方差与代理不确定性、不单独识别为环境项——环境协变量的价值属待检验假设。未来工作可进一步结合显式环境协变量、微观计量参数校准、误报—漏报代价不对称下的最优监测配置，以及多毒株共循环场景下动态状态滤波的实时监测理论。</w:t>
+        <w:t xml:space="preserve">6讨论与结论</w:t>
+      </w:r>
+    </w:p>
+    <w:p>
+      <w:pPr>
+        <w:pStyle w:val="Heading2"/>
+        <w:spacing w:before="240" w:after="120"/>
+      </w:pPr>
+      <w:r>
+        <w:rPr>
+          <w:b/>
+          <w:sz w:val="28"/>
+        </w:rPr>
+        <w:t xml:space="preserve">6.1机制讨论与理论对话</w:t>
+      </w:r>
+    </w:p>
+    <w:p>
+      <w:pPr>
+        <w:ind w:firstLine="420"/>
+      </w:pPr>
+      <w:r>
+        <w:rPr>
+          <w:sz w:val="21"/>
+        </w:rPr>
+        <w:t xml:space="preserve">本文的研究为理解传染病监测中病例规模的推断价值提供了新的理论视界。既有前沿文献基于有效再生数推导出了Fisher信息下界随病例规模近似线性增长的标度律，但这一物理极限主要是针对测量当期环境瞬时参数R_t成立的。本文的关键突破在于证明了：一旦推断目标切换为消除单周共同波动的跨期基础水平R̄，共同环境随机性v_R便构成了单期横截面内无法仅凭病例聚合消除的方差底板；由此导出的方差交叉点m_×，在数理实质上恰对应单期信度比（信号方差占总方差比例）等于0.5的关键对称点。</w:t>
+      </w:r>
+    </w:p>
+    <w:p>
+      <w:pPr>
+        <w:ind w:firstLine="420"/>
+      </w:pPr>
+      <w:r>
+        <w:rPr>
+          <w:sz w:val="21"/>
+        </w:rPr>
+        <w:t xml:space="preserve">在此基础上，监测杠杆的非对称性深刻揭示了公共卫生监测的资源分配逻辑：在存在个体超传播的疾病中，单纯提升报告率ρ存在无法逾越的饱和下界，唯有扩大地理或人群覆盖基数n才能压制子代抽样波动。而在时间序列动态演化中，达峰期实证表明所谓“样本量失效”在本质上是跨期平稳假定的失效（常数偏差贡献达88.9%）；当剥离均值漂移后，规模相关项依然稳定发挥方差削减效应。这提示决策者在不同流行相位应采取差分化的应对策略：在传播初期关注病例捕获规模以越过交叉点，而在达峰拐点则应迅速引入非平稳状态空间滤波或显式行为协变量。</w:t>
+      </w:r>
+    </w:p>
+    <w:p>
+      <w:pPr>
+        <w:pStyle w:val="Heading2"/>
+        <w:spacing w:before="240" w:after="120"/>
+      </w:pPr>
+      <w:r>
+        <w:rPr>
+          <w:b/>
+          <w:sz w:val="28"/>
+        </w:rPr>
+        <w:t xml:space="preserve">6.2研究局限与证据分层</w:t>
+      </w:r>
+    </w:p>
+    <w:p>
+      <w:pPr>
+        <w:ind w:firstLine="420"/>
+      </w:pPr>
+      <w:r>
+        <w:rPr>
+          <w:sz w:val="21"/>
+        </w:rPr>
+        <w:t xml:space="preserve">为确保科学结论的严谨性与审慎性，本文对全部论断实施严格的证据分层：（1）理论基准的条件性：命题1–6是在已知真实风险集n与报告率ρ的基准模型下建立的规范数理基准，界定的是纯粹抽样机制下的物理参照线；真实时间序列中由于更新卷积与分母随机波动，经验规模斜率相较单代静态参数有所放大。（2）经验截距的机制类比性：仿射拟合给出的经验截距a=0.0991对应样本内大规模观测已实现的相对误差水平，其数值高于纯环境波动的理论隐含值；依更新过程展开代数，该截距同时包含了未观测感染压力的代理不确定性，本文明确将其定性为与规模无关的经验损失下限，而非环境方差v_R的孤立参数识别。（3）因果推断的解释边界：尽管季节内独立2SLS工具变量回归（F&gt;270）排除了变量误差导致的衰减偏倚，但非实验宏观监测数据的排除限制在理论上无法绝对保证；同时，自愿填报期覆盖率冲击与夏季低发期重叠，相关对比定位为与二项抽稀机制相容的描述性证据。</w:t>
+      </w:r>
+    </w:p>
+    <w:p>
+      <w:pPr>
+        <w:pStyle w:val="Heading2"/>
+        <w:spacing w:before="240" w:after="120"/>
+      </w:pPr>
+      <w:r>
+        <w:rPr>
+          <w:b/>
+          <w:sz w:val="28"/>
+        </w:rPr>
+        <w:t xml:space="preserve">6.3结论</w:t>
+      </w:r>
+    </w:p>
+    <w:p>
+      <w:pPr>
+        <w:ind w:firstLine="420"/>
+      </w:pPr>
+      <w:r>
+        <w:rPr>
+          <w:sz w:val="21"/>
+        </w:rPr>
+        <w:t xml:space="preserve">本文建立了一个分层随机推断框架，系统界定了疫情监测中病例规模何时不再是主要推断瓶颈的理论与实证边界。数理分析证明推断跨期基准水平时存在由环境方差决定的平滑交叉点，揭示了报告率与样本基数的非对称杠杆效应；全美CDC NHSN六年周度流感住院大数据的系统检验与反证分析为该理论机制提供了坚实的经验佐证。研究证实规模收益真实存在但过半误差份额与规模无关，为走出盲目堆砌病例数量的“样本量迷思”、推动监测资源向环境协变量采集与多期时空平滑配置提供了量化理论判据。未来研究可进一步结合显式气象行为数据与非对称损失函数，拓展动态状态空间滤波下的实时监测优化设计。</w:t>
       </w:r>
     </w:p>
     <w:p>
@@ -2844,7 +2894,7 @@
       </w:r>
     </w:p>
     <w:sectPr>
-      <w:footerReference w:type="default" r:id="R64932e4e5a514856"/>
+      <w:footerReference w:type="default" r:id="R0d72c7b6a970487d"/>
       <w:pgSz w:w="11906" w:h="16838"/>
       <w:pgMar w:top="1440" w:right="1800" w:bottom="1440" w:left="1800"/>
       <w:docGrid w:type="default"/>

--- a/paper/main_docx.docx
+++ b/paper/main_docx.docx
@@ -1110,6 +1110,17 @@
     </w:p>
     <w:p>
       <w:pPr>
+        <w:ind w:firstLine="420"/>
+      </w:pPr>
+      <w:r>
+        <w:rPr>
+          <w:sz w:val="21"/>
+        </w:rPr>
+        <w:t xml:space="preserve">推论1（成本与预算约束下的最优监测规模）：设每期固定运转成本为c_0&gt;0，每上报一例边际成本为c_1&gt;0，在总成本C=T(c_0+c_1 m)约束下最小化方差Var(R̄_T)，一阶导给出的唯一最优规模为m*=sqrt((c_0/c_1)·m_×)。这表明方差交叉点m_×是监测资源优化配置的充分统计量。</w:t>
+      </w:r>
+    </w:p>
+    <w:p>
+      <w:pPr>
         <w:pStyle w:val="Heading2"/>
         <w:spacing w:before="240" w:after="120"/>
       </w:pPr>
@@ -1190,7 +1201,7 @@
                     <pic:cNvPicPr/>
                   </pic:nvPicPr>
                   <pic:blipFill>
-                    <a:blip r:embed="R9e7e8e841d32445d" cstate="print"/>
+                    <a:blip r:embed="R2208c4a9c1244338" cstate="print"/>
                     <a:stretch>
                       <a:fillRect/>
                     </a:stretch>
@@ -1269,7 +1280,7 @@
                     <pic:cNvPicPr/>
                   </pic:nvPicPr>
                   <pic:blipFill>
-                    <a:blip r:embed="Rfb8eb90f99904fbd" cstate="print"/>
+                    <a:blip r:embed="R628be3b963b2416b" cstate="print"/>
                     <a:stretch>
                       <a:fillRect/>
                     </a:stretch>
@@ -1784,7 +1795,7 @@
         <w:rPr>
           <w:sz w:val="21"/>
         </w:rPr>
-        <w:t xml:space="preserve">针对D_t与C_{t+1}共享报告噪声导致的变量误差问题，我们进一步以滞后3–5周报告序列构造的工具规模D_t^iv做两阶段最小二乘对照。在全初期波段汇集样本（有效样本N=1,051）中，第一阶段F统计量达1147.1（强工具），第二阶段b估计为2.8501（a=0.0807），高于基准OLS的1.4581。更将2SLS限定在各流感季初期波段内部独立运行：2022–23季（N=273）第一阶段F=277.4，b_iv=3.2787（OLS: 1.8865）；2023–24季（N=358）第一阶段F=464.8，b_iv=2.1867（OLS: 1.6760）；2024–25季（N=420）第一阶段F=503.3，b_iv=3.6131（OLS: 1.8295）。在每个独立季节内部，第一阶段F统计量均远超临界值（均高于270），且每个季节的2SLS规模斜率均显著为正并高于对应OLS斜率，与经典测量误差导致的衰减偏倚修正方向一致。</w:t>
+        <w:t xml:space="preserve">针对D_t与C_{t+1}共享报告噪声导致的变量误差问题，我们进一步以滞后3–5周报告序列构造的工具规模D_t^iv做两阶段最小二乘对照。在全初期波段汇集样本（有效样本N=1,051）中，以全阶段均值R̄_early=1.6706归一化时，第二阶段b估计为2.5305（a=0.0812），高于同一样本OLS的1.3525；若以该子样本自身均值（1.6266）归一化则给出b=2.8501（a=0.0807，对应OLS为1.4581）。第一阶段未聚类F统计量达1147.1，按州聚类稳健F统计量为312.9（强工具）。更将2SLS限定在各流感季初期波段内部独立运行：2022–23季（N=273）未聚类F=277.4（聚类稳健F=94.5），b_iv=3.2787（OLS: 1.8865）；2023–24季（N=358）未聚类F=464.8（聚类稳健F=119.4），b_iv=2.1867（OLS: 1.6760）；2024–25季（N=420）未聚类F=503.3（聚类稳健F=76.8），b_iv=3.6131（OLS: 1.8295）。在每个独立季节内部，第一阶段稳健F统计量均大于75（排除弱工具假设）；按州聚类bootstrap检验下各季节b_iv&gt;0均保持显著，但差值CI跨越零，该对照定位为说明规模效应正向存在的稳健性证据。</w:t>
       </w:r>
     </w:p>
     <w:p>
@@ -1806,18 +1817,18 @@
         <w:rPr>
           <w:sz w:val="21"/>
         </w:rPr>
-        <w:t xml:space="preserve">预测偏差项与机制隐含斜率的分解检验：依更新过程展开式，总相对预测方差严格分解为条件方差项与预测偏差项。若以2周滑动窗口估计量作为局部期望比的经验代理，实测偏差项在全波段均值为0.1252，仿射拟合得到其斜率b_bias=0.3416；而扣除偏差项后的纯条件方差项斜率依然高达b_var=3.3553（a_var=0.1109）。这直接澄清了经验估计b=2.24高于单代静态模型参数空间隐含值（约0.6–0.8）的机制来源：在动态更新卷积与分母1/D_t²随机重加权下，时间序列更新过程固有地放大了经验规模斜率，但规模相关项的主导贡献依然来自纯条件方差，而非单纯的趋势预测偏差。</w:t>
-      </w:r>
-    </w:p>
-    <w:p>
-      <w:pPr>
-        <w:ind w:firstLine="420"/>
-      </w:pPr>
-      <w:r>
-        <w:rPr>
-          <w:sz w:val="21"/>
-        </w:rPr>
-        <w:t xml:space="preserve">与时变更新过程及时间序列基准的竞争预测性能对照：我们进一步构建了两类具备竞争性的事前预测基线：其一是基于Cori等(2013)滑动窗口更新过程的时变再生数预测（分别取1周、2周与3周滑动窗）；其二是经典时间序列朴素平移基准C_{t+1}=C_t。在流行初期波段上，各基准的事前单步相对预测均方误差见表2。结果表明：(1)全体均值上，2周窗与3周窗Cori基线的RelMSE分别为0.2876与0.2490，中位数为0.0658与0.0626，性能远优于朴素平移基准（均值0.6367，中位数0.1732）；(2)关键在于分规模表现：在所有更新过程基准中，预测误差均随每周病例规模D_t单调显著下降；(3)在大规模段（D_t≥100），2周与3周Cori基线的平均相对均方误差（约0.087–0.098）甚至略低于常数阶段均值（0.103–0.112），原因在于时变参数能更好适应局部流行波动的拐点；但在小规模段（[5,20)），滑动窗口估计R_t自身引入了显著的有限样本小计数估计方差。对2周与3周Cori基线误差进行仿射拟合，分别给出b=6.0637（m_x=74.7）与b=4.9836（m_x=65.3）。无论采用回顾性阶段基准还是事前时变更新过程基准，预测方差随规模衰减是内在的结构性特征。</w:t>
+        <w:t xml:space="preserve">预测偏差项与机制隐含斜率的分解检验：依更新过程展开式，总相对预测方差严格分解为条件方差项与预测偏差项。若以2周滑动窗口估计量作为局部期望比的经验代理，实测偏差项在全波段均值为0.1252（占总损失70.3%），纯条件方差项均值为0.2230（占125.2%），交叉项为-0.1702（占-95.6%）。经验代理自身包含小计数采样波动，未满足零交叉项正交假定；但纯条件方差项斜率依然高达b_var=3.3553（b_bias=0.3416），定性显示时间序列更新过程中的规模敏感性主导来自条件方差，而非单纯的趋势预测偏差。</w:t>
+      </w:r>
+    </w:p>
+    <w:p>
+      <w:pPr>
+        <w:ind w:firstLine="420"/>
+      </w:pPr>
+      <w:r>
+        <w:rPr>
+          <w:sz w:val="21"/>
+        </w:rPr>
+        <w:t xml:space="preserve">与时变更新过程及时间序列基准的竞争预测性能对照：我们进一步构建了两类具备竞争性的事前预测基线：其一是基于Cori等(2013)滑动窗口更新过程的时变再生数预测（分别取1周、2周与3周滑动窗）；其二是经典时间序列朴素平移基准C_{t+1}=C_t。在流行初期波段上，各基准的事前单步相对预测均方误差见表2。结果表明：(1)全体均值上，2周窗与3周窗Cori基线的RelMSE分别为0.2876与0.2490，中位数为0.0658与0.0626，性能远优于朴素平移基准（均值0.6367，中位数0.1732）；(2)关键在于分规模表现：在所有更新过程基准中，预测误差在D_t≤100内随每周病例规模快速下降，越过百例量级后趋于平缓（约0.087–0.098），进入收益放缓的经验底板平台；(3)在大规模段（D_t≥100），2周与3周Cori基线的平均相对均方误差（约0.087–0.098）甚至略低于常数阶段均值（0.103–0.112），原因在于时变参数能更好适应局部流行波动的拐点；但在小规模段（[5,20)），滑动窗口估计R_t自身引入了显著的有限样本小计数估计方差。对2周与3周Cori基线误差进行仿射拟合，分别给出b=6.0637（m_x=74.7）与b=4.9836（m_x=65.3）。无论采用回顾性阶段基准还是事前时变更新过程基准，预测方差随规模在中小规模段呈现快速衰减并在越过百例后进入收益平缓区是内在的结构性特征。</w:t>
       </w:r>
     </w:p>
     <w:p>
@@ -1830,7 +1841,7 @@
           <w:b/>
           <w:sz w:val="18"/>
         </w:rPr>
-        <w:t xml:space="preserve">表2 不同预测基准在流行初期波段单步相对均方误差（RelMSE）的规模分箱对照</w:t>
+        <w:t xml:space="preserve">表2 不同预测基准在流行初期波段单步相对均方误差（RelMSE）的规模分箱对照（注：Cori 2周/3周窗有效样本量分别为1244与1251）</w:t>
       </w:r>
     </w:p>
     <w:tbl>
@@ -2387,7 +2398,7 @@
                     <pic:cNvPicPr/>
                   </pic:nvPicPr>
                   <pic:blipFill>
-                    <a:blip r:embed="R2d37475df1bb4861" cstate="print"/>
+                    <a:blip r:embed="R6e8c9cf5b1cb4f08" cstate="print"/>
                     <a:stretch>
                       <a:fillRect/>
                     </a:stretch>
@@ -2527,6 +2538,30 @@
           <w:b/>
           <w:sz w:val="32"/>
         </w:rPr>
+        <w:t xml:space="preserve">数据与代码可用性声明</w:t>
+      </w:r>
+    </w:p>
+    <w:p>
+      <w:pPr>
+        <w:ind w:firstLine="420"/>
+      </w:pPr>
+      <w:r>
+        <w:rPr>
+          <w:sz w:val="21"/>
+        </w:rPr>
+        <w:t xml:space="preserve">本文实证所用的全美各州周度流感住院监测数据来源于美国疾病控制与预防中心国家医疗保健安全网（CDC NHSN）公开数据库，访问日期为2026年9月5日。本研究全部仿真模拟脚本、计量实证分析代码与原始固化数据均已开源共享，访问地址为：https://github.com/wangchi2068/case-count-inference-bottleneck。</w:t>
+      </w:r>
+    </w:p>
+    <w:p>
+      <w:pPr>
+        <w:pStyle w:val="Heading1"/>
+        <w:spacing w:before="260" w:after="260"/>
+      </w:pPr>
+      <w:r>
+        <w:rPr>
+          <w:b/>
+          <w:sz w:val="32"/>
+        </w:rPr>
         <w:t xml:space="preserve">参考文献</w:t>
       </w:r>
     </w:p>
@@ -2538,29 +2573,29 @@
         <w:rPr>
           <w:sz w:val="18"/>
         </w:rPr>
-        <w:t xml:space="preserve">[1] Lloyd-Smith J O, Schreiber S J, Kopp P E, et al. Superspreading and the effect of individual variation on disease emergence. Nature, 2005, 438(7066): 355-359. DOI: 10.1038/nature04153.</w:t>
-      </w:r>
-    </w:p>
-    <w:p>
-      <w:pPr>
-        <w:spacing w:after="60"/>
-      </w:pPr>
-      <w:r>
-        <w:rPr>
-          <w:sz w:val="18"/>
-        </w:rPr>
-        <w:t xml:space="preserve">[2] Endo A, Abbott S, Kucharski A J, et al. Estimating the overdispersion in COVID-19 transmission using outbreak sizes outside China. Wellcome Open Research, 2020, 5: 67. DOI: 10.12688/wellcomeopenres.15842.3.</w:t>
-      </w:r>
-    </w:p>
-    <w:p>
-      <w:pPr>
-        <w:spacing w:after="60"/>
-      </w:pPr>
-      <w:r>
-        <w:rPr>
-          <w:sz w:val="18"/>
-        </w:rPr>
-        <w:t xml:space="preserve">[3] Kucharski A J, Russell T W, Diamond C, et al. Early dynamics of transmission and control of COVID-19: a mathematical modelling study. The Lancet Infectious Diseases, 2020, 20(5): 553-560. DOI: 10.1016/S1473-3099(20)30144-4.</w:t>
+        <w:t xml:space="preserve">[1] Lloyd-Smith J O, Schreiber S J, Kopp P E, Getz W M. Superspreading and the effect of individual variation on disease emergence. Nature, 2005, 438(7066): 355-359. DOI: 10.1038/nature04153.</w:t>
+      </w:r>
+    </w:p>
+    <w:p>
+      <w:pPr>
+        <w:spacing w:after="60"/>
+      </w:pPr>
+      <w:r>
+        <w:rPr>
+          <w:sz w:val="18"/>
+        </w:rPr>
+        <w:t xml:space="preserve">[2] Endo A, Abbott S, Kucharski A J, Funk S. Estimating the overdispersion in COVID-19 transmission using outbreak sizes outside China. Wellcome Open Research, 2020, 5: 67. DOI: 10.12688/wellcomeopenres.15842.3.</w:t>
+      </w:r>
+    </w:p>
+    <w:p>
+      <w:pPr>
+        <w:spacing w:after="60"/>
+      </w:pPr>
+      <w:r>
+        <w:rPr>
+          <w:sz w:val="18"/>
+        </w:rPr>
+        <w:t xml:space="preserve">[3] Kucharski A J, Russell T W, Diamond C, et al. Early dynamics of transmission and control of COVID-19: a mathematical modelling study. The Lancet Infectious Diseases, 2020, 20(5): 553-558. DOI: 10.1016/S1473-3099(20)30144-4.</w:t>
       </w:r>
     </w:p>
     <w:p>
@@ -2593,7 +2628,7 @@
         <w:rPr>
           <w:sz w:val="18"/>
         </w:rPr>
-        <w:t xml:space="preserve">[6] Cori A, Ferguson N M, Fraser C, et al. A new framework and software to estimate time-varying reproduction numbers during epidemics. American Journal of Epidemiology, 2013, 178(9): 1505-1512. DOI: 10.1093/aje/kwt133.</w:t>
+        <w:t xml:space="preserve">[6] Cori A, Ferguson N M, Fraser C, Cauchemez S. A new framework and software to estimate time-varying reproduction numbers during epidemics. American Journal of Epidemiology, 2013, 178(9): 1505-1512. DOI: 10.1093/aje/kwt133.</w:t>
       </w:r>
     </w:p>
     <w:p>
@@ -2659,40 +2694,40 @@
         <w:rPr>
           <w:sz w:val="18"/>
         </w:rPr>
-        <w:t xml:space="preserve">[12] Bosse N I, Abbott S, Cori A, et al. Scoring epidemiological forecasts on transformed scales. PLOS Computational Biology, 2023, 19(8): e1011393. DOI: 10.1371/journal.pcbi.1011393.</w:t>
-      </w:r>
-    </w:p>
-    <w:p>
-      <w:pPr>
-        <w:spacing w:after="60"/>
-      </w:pPr>
-      <w:r>
-        <w:rPr>
-          <w:sz w:val="18"/>
-        </w:rPr>
-        <w:t xml:space="preserve">[13] Bracher J, Held L. A marginal moment matching approach for fitting endemic-epidemic models to underreported disease surveillance counts. Biometrics, 2021, 77(4): 1348-1359. DOI: 10.1111/biom.13384.</w:t>
-      </w:r>
-    </w:p>
-    <w:p>
-      <w:pPr>
-        <w:spacing w:after="60"/>
-      </w:pPr>
-      <w:r>
-        <w:rPr>
-          <w:sz w:val="18"/>
-        </w:rPr>
-        <w:t xml:space="preserve">[14] Bhatt S, Ferguson N, Flaxman S, et al. Semi-mechanistic Bayesian modeling of COVID-19 with renewal processes. Journal of the Royal Statistical Society Series A: Statistics in Society, 2023, 186(4): 601-624. DOI: 10.1093/jrsssa/qnad001.</w:t>
-      </w:r>
-    </w:p>
-    <w:p>
-      <w:pPr>
-        <w:spacing w:after="60"/>
-      </w:pPr>
-      <w:r>
-        <w:rPr>
-          <w:sz w:val="18"/>
-        </w:rPr>
-        <w:t xml:space="preserve">[15] Steyn N, Parag K V, Thompson R N. A primer on inference and prediction with epidemic renewal models and sequential Monte Carlo. Statistics in Medicine, 2025, 44(3): e70204. DOI: 10.1002/sim.70204.</w:t>
+        <w:t xml:space="preserve">[12] Bosse N I, Abbott S, Bracher J, Cori A, van Leeuwen E, Funk S. Scoring epidemiological forecasts on transformed scales. PLOS Computational Biology, 2023, 19(8): e1011393. DOI: 10.1371/journal.pcbi.1011393.</w:t>
+      </w:r>
+    </w:p>
+    <w:p>
+      <w:pPr>
+        <w:spacing w:after="60"/>
+      </w:pPr>
+      <w:r>
+        <w:rPr>
+          <w:sz w:val="18"/>
+        </w:rPr>
+        <w:t xml:space="preserve">[13] Bracher J, Held L. A marginal moment matching approach for fitting endemic-epidemic models to underreported disease surveillance counts. Biometrics, 2021, 77(4): 1202-1214. DOI: 10.1111/biom.13371.</w:t>
+      </w:r>
+    </w:p>
+    <w:p>
+      <w:pPr>
+        <w:spacing w:after="60"/>
+      </w:pPr>
+      <w:r>
+        <w:rPr>
+          <w:sz w:val="18"/>
+        </w:rPr>
+        <w:t xml:space="preserve">[14] Bhatt S, Ferguson N, Flaxman S, et al. Semi-mechanistic Bayesian modeling of COVID-19 with renewal processes. Journal of the Royal Statistical Society Series A: Statistics in Society, 2023, 186(4): 601-615. DOI: 10.1093/jrsssa/qnad030.</w:t>
+      </w:r>
+    </w:p>
+    <w:p>
+      <w:pPr>
+        <w:spacing w:after="60"/>
+      </w:pPr>
+      <w:r>
+        <w:rPr>
+          <w:sz w:val="18"/>
+        </w:rPr>
+        <w:t xml:space="preserve">[15] Steyn N, Parag K V, Thompson R N, Donnelly C A. A primer on inference and prediction with epidemic renewal models and sequential Monte Carlo. Statistics in Medicine, 2025, 44(18-19): e70204. DOI: 10.1002/sim.70204.</w:t>
       </w:r>
     </w:p>
     <w:p>
@@ -2714,7 +2749,7 @@
         <w:rPr>
           <w:sz w:val="18"/>
         </w:rPr>
-        <w:t xml:space="preserve">[17] Aber S, Di Q, Dalziel B D. Time-series modeling of epidemics in complex populations: Detecting changes in incidence volatility over time. PLOS Computational Biology, 2025, 21(2): e1012882. DOI: 10.1371/journal.pcbi.1012882.</w:t>
+        <w:t xml:space="preserve">[17] Aber R, Di Y, Dalziel B D. Time-series modeling of epidemics in complex populations: Detecting changes in incidence volatility over time. PLOS Computational Biology, 2025, 21(7): e1012882. DOI: 10.1371/journal.pcbi.1012882.</w:t>
       </w:r>
     </w:p>
     <w:p>
@@ -2736,29 +2771,29 @@
         <w:rPr>
           <w:sz w:val="18"/>
         </w:rPr>
-        <w:t xml:space="preserve">[19] Dalziel B D, Kissler S, Gog J R, et al. Urbanization and the geography of influenza in the United States. Science, 2018, 362(6410): 75-79. DOI: 10.1126/science.aat6030.</w:t>
-      </w:r>
-    </w:p>
-    <w:p>
-      <w:pPr>
-        <w:spacing w:after="60"/>
-      </w:pPr>
-      <w:r>
-        <w:rPr>
-          <w:sz w:val="18"/>
-        </w:rPr>
-        <w:t xml:space="preserve">[20] Lipsitch M, Swerdlow D L, Finelli L. Enhancing the value of public health surveillance: simple models for surveillance data. PLOS Medicine, 2015, 12(7): e1001844. DOI: 10.1371/journal.pmed.1001844.</w:t>
-      </w:r>
-    </w:p>
-    <w:p>
-      <w:pPr>
-        <w:spacing w:after="60"/>
-      </w:pPr>
-      <w:r>
-        <w:rPr>
-          <w:sz w:val="18"/>
-        </w:rPr>
-        <w:t xml:space="preserve">[21] Nouvellet P, Cori A, Garske T, et al. A simple approach to measure controllability of infectious disease outbreaks. Epidemics, 2018, 22: 29-38. DOI: 10.1016/j.epidem.2017.02.012.</w:t>
+        <w:t xml:space="preserve">[19] Dalziel B D, Kissler S, Gog J R, et al. Urbanization and humidity shape the intensity of influenza epidemics in U.S. cities. Science, 2018, 362(6410): 75-79. DOI: 10.1126/science.aat6030.</w:t>
+      </w:r>
+    </w:p>
+    <w:p>
+      <w:pPr>
+        <w:spacing w:after="60"/>
+      </w:pPr>
+      <w:r>
+        <w:rPr>
+          <w:sz w:val="18"/>
+        </w:rPr>
+        <w:t xml:space="preserve">[20] Althouse B M, Scarpino S V, Meyers L A, et al. Enhancing disease surveillance with novel data streams: challenges and opportunities. EPJ Data Science, 2015, 4: 17. DOI: 10.1140/epjds/s13688-015-0054-0.</w:t>
+      </w:r>
+    </w:p>
+    <w:p>
+      <w:pPr>
+        <w:spacing w:after="60"/>
+      </w:pPr>
+      <w:r>
+        <w:rPr>
+          <w:sz w:val="18"/>
+        </w:rPr>
+        <w:t xml:space="preserve">[21] Nouvellet P, Cori A, Garske T, et al. A simple approach to measure transmissibility and forecast incidence. Epidemics, 2018, 22: 29-35. DOI: 10.1016/j.epidem.2017.02.012.</w:t>
       </w:r>
     </w:p>
     <w:p>
@@ -2791,7 +2826,7 @@
         <w:rPr>
           <w:sz w:val="18"/>
         </w:rPr>
-        <w:t xml:space="preserve">[24] Armstrong B G. Effect of measurement error on epidemiological studies of environmental and nutritional risks. Annals of Epidemiology, 1998, 8(6): 381-387. DOI: 10.1016/S1047-2797(97)00234-8.</w:t>
+        <w:t xml:space="preserve">[24] Armstrong B G. Effect of measurement error on epidemiological studies of environmental and occupational exposures. Occupational and Environmental Medicine, 1998, 55(10): 651-656. DOI: 10.1136/oem.55.10.651.</w:t>
       </w:r>
     </w:p>
     <w:p>
@@ -2846,55 +2881,66 @@
         <w:rPr>
           <w:sz w:val="18"/>
         </w:rPr>
-        <w:t xml:space="preserve">[29] Biggerstaff M, Alper D, Dredze M, et al. Results from the second open CDC challenge to predict the 2014-2015 influenza season. Epidemics, 2018, 24: 26-37. DOI: 10.1016/j.epidem.2018.02.003.</w:t>
-      </w:r>
-    </w:p>
-    <w:p>
-      <w:pPr>
-        <w:spacing w:after="60"/>
-      </w:pPr>
-      <w:r>
-        <w:rPr>
-          <w:sz w:val="18"/>
-        </w:rPr>
-        <w:t xml:space="preserve">[30] Jhung M A, Powell T, Dhara R, et al. Epidemiology of influenza-associated hospitalizations in the United States, 1993-2008. Clinical Infectious Diseases, 2012, 54(11): 1555-1562. DOI: 10.1093/cid/cis253.</w:t>
-      </w:r>
-    </w:p>
-    <w:p>
-      <w:pPr>
-        <w:spacing w:after="60"/>
-      </w:pPr>
-      <w:r>
-        <w:rPr>
-          <w:sz w:val="18"/>
-        </w:rPr>
-        <w:t xml:space="preserve">[31] Stoner O, Economou T, Drummond G. Hierarchical spatio-temporal modeling for surveillance data with reporting delays and incomplete observation. Biometrics, 2023, 79(3): 2296-2308. DOI: 10.1111/biom.13788.</w:t>
-      </w:r>
-    </w:p>
-    <w:p>
-      <w:pPr>
-        <w:spacing w:after="60"/>
-      </w:pPr>
-      <w:r>
-        <w:rPr>
-          <w:sz w:val="18"/>
-        </w:rPr>
-        <w:t xml:space="preserve">[32] Azmon A, Faes C, Hens N. Estimating the reproduction number from incompletely observed outbreaks: real-time monitoring and reporting delay adjustment. Epidemics, 2014, 9: 30-38. DOI: 10.1016/j.epidem.2014.09.006.</w:t>
-      </w:r>
-    </w:p>
-    <w:p>
-      <w:pPr>
-        <w:spacing w:after="60"/>
-      </w:pPr>
-      <w:r>
-        <w:rPr>
-          <w:sz w:val="18"/>
-        </w:rPr>
-        <w:t xml:space="preserve">[33] Rohani P, Keeling M J, Grenfell B T. The interplay between environmental and demographic stochasticity in infectious disease dynamics. Science, 2002, 297(5583): 1010-1012. DOI: 10.1126/science.1073801.</w:t>
+        <w:t xml:space="preserve">[29] Biggerstaff M, Johansson M, Alper D, et al. Results from the second year of a collaborative effort to forecast influenza seasons in the United States. Epidemics, 2018, 24: 26-33. DOI: 10.1016/j.epidem.2018.02.003.</w:t>
+      </w:r>
+    </w:p>
+    <w:p>
+      <w:pPr>
+        <w:spacing w:after="60"/>
+      </w:pPr>
+      <w:r>
+        <w:rPr>
+          <w:sz w:val="18"/>
+        </w:rPr>
+        <w:t xml:space="preserve">[30] Zhou H, Thompson W W, Viboud C G, et al. Hospitalizations associated with influenza and respiratory syncytial virus in the United States, 1993-2008. Clinical Infectious Diseases, 2012, 54(10): 1427-1436. DOI: 10.1093/cid/cis211.</w:t>
+      </w:r>
+    </w:p>
+    <w:p>
+      <w:pPr>
+        <w:spacing w:after="60"/>
+      </w:pPr>
+      <w:r>
+        <w:rPr>
+          <w:sz w:val="18"/>
+        </w:rPr>
+        <w:t xml:space="preserve">[31] Stoner O, Economou T, Drummond Marques da Silva G. A hierarchical framework for correcting under-reporting in count data. Journal of the American Statistical Association, 2019, 114(528): 1481-1492. DOI: 10.1080/01621459.2019.1573732.</w:t>
+      </w:r>
+    </w:p>
+    <w:p>
+      <w:pPr>
+        <w:spacing w:after="60"/>
+      </w:pPr>
+      <w:r>
+        <w:rPr>
+          <w:sz w:val="18"/>
+        </w:rPr>
+        <w:t xml:space="preserve">[32] Azmon A, Faes C, Hens N. On the estimation of the reproduction number based on misreported epidemic data. Statistics in Medicine, 2014, 33(7): 1176-1192. DOI: 10.1002/sim.6015.</w:t>
+      </w:r>
+    </w:p>
+    <w:p>
+      <w:pPr>
+        <w:spacing w:after="60"/>
+      </w:pPr>
+      <w:r>
+        <w:rPr>
+          <w:sz w:val="18"/>
+        </w:rPr>
+        <w:t xml:space="preserve">[33] Rohani P, Keeling M J, Grenfell B T. The interplay between determinism and stochasticity in childhood diseases. The American Naturalist, 2002, 159(5): 469-481. DOI: 10.1086/339467.</w:t>
+      </w:r>
+    </w:p>
+    <w:p>
+      <w:pPr>
+        <w:spacing w:after="60"/>
+      </w:pPr>
+      <w:r>
+        <w:rPr>
+          <w:sz w:val="18"/>
+        </w:rPr>
+        <w:t xml:space="preserve">[34] Centers for Disease Control and Prevention. Weekly Hospital Respiratory Data Metrics by Jurisdiction. 2026. URL: https://data.cdc.gov/ (accessed 2026-09-05).</w:t>
       </w:r>
     </w:p>
     <w:sectPr>
-      <w:footerReference w:type="default" r:id="R0d72c7b6a970487d"/>
+      <w:footerReference w:type="default" r:id="Rff148b91b23d474f"/>
       <w:pgSz w:w="11906" w:h="16838"/>
       <w:pgMar w:top="1440" w:right="1800" w:bottom="1440" w:left="1800"/>
       <w:docGrid w:type="default"/>

--- a/paper/main_docx.docx
+++ b/paper/main_docx.docx
@@ -1201,7 +1201,7 @@
                     <pic:cNvPicPr/>
                   </pic:nvPicPr>
                   <pic:blipFill>
-                    <a:blip r:embed="R2208c4a9c1244338" cstate="print"/>
+                    <a:blip r:embed="R738b08d0d83041b9" cstate="print"/>
                     <a:stretch>
                       <a:fillRect/>
                     </a:stretch>
@@ -1280,7 +1280,7 @@
                     <pic:cNvPicPr/>
                   </pic:nvPicPr>
                   <pic:blipFill>
-                    <a:blip r:embed="R628be3b963b2416b" cstate="print"/>
+                    <a:blip r:embed="R04e09eeb6c2b4dd6" cstate="print"/>
                     <a:stretch>
                       <a:fillRect/>
                     </a:stretch>
@@ -1817,17 +1817,6 @@
         <w:rPr>
           <w:sz w:val="21"/>
         </w:rPr>
-        <w:t xml:space="preserve">预测偏差项与机制隐含斜率的分解检验：依更新过程展开式，总相对预测方差严格分解为条件方差项与预测偏差项。若以2周滑动窗口估计量作为局部期望比的经验代理，实测偏差项在全波段均值为0.1252（占总损失70.3%），纯条件方差项均值为0.2230（占125.2%），交叉项为-0.1702（占-95.6%）。经验代理自身包含小计数采样波动，未满足零交叉项正交假定；但纯条件方差项斜率依然高达b_var=3.3553（b_bias=0.3416），定性显示时间序列更新过程中的规模敏感性主导来自条件方差，而非单纯的趋势预测偏差。</w:t>
-      </w:r>
-    </w:p>
-    <w:p>
-      <w:pPr>
-        <w:ind w:firstLine="420"/>
-      </w:pPr>
-      <w:r>
-        <w:rPr>
-          <w:sz w:val="21"/>
-        </w:rPr>
         <w:t xml:space="preserve">与时变更新过程及时间序列基准的竞争预测性能对照：我们进一步构建了两类具备竞争性的事前预测基线：其一是基于Cori等(2013)滑动窗口更新过程的时变再生数预测（分别取1周、2周与3周滑动窗）；其二是经典时间序列朴素平移基准C_{t+1}=C_t。在流行初期波段上，各基准的事前单步相对预测均方误差见表2。结果表明：(1)全体均值上，2周窗与3周窗Cori基线的RelMSE分别为0.2876与0.2490，中位数为0.0658与0.0626，性能远优于朴素平移基准（均值0.6367，中位数0.1732）；(2)关键在于分规模表现：在所有更新过程基准中，预测误差在D_t≤100内随每周病例规模快速下降，越过百例量级后趋于平缓（约0.087–0.098），进入收益放缓的经验底板平台；(3)在大规模段（D_t≥100），2周与3周Cori基线的平均相对均方误差（约0.087–0.098）甚至略低于常数阶段均值（0.103–0.112），原因在于时变参数能更好适应局部流行波动的拐点；但在小规模段（[5,20)），滑动窗口估计R_t自身引入了显著的有限样本小计数估计方差。对2周与3周Cori基线误差进行仿射拟合，分别给出b=6.0637（m_x=74.7）与b=4.9836（m_x=65.3）。无论采用回顾性阶段基准还是事前时变更新过程基准，预测方差随规模在中小规模段呈现快速衰减并在越过百例后进入收益平缓区是内在的结构性特征。</w:t>
       </w:r>
     </w:p>
@@ -2374,7 +2363,7 @@
         <w:rPr>
           <w:sz w:val="21"/>
         </w:rPr>
-        <w:t xml:space="preserve">将51个州级单位按周加总构建全美序列：流行初期波段平均周捕获规模约6662例，单步预测相对均方误差降至0.0348（中位数0.0115，N=28），低于单州平台（约0.10，约降至三分之一）。全国汇总误差较低与空间汇聚并存这一事实，与命题3"扩大基数使各项方差同时衰减"的方向相容；但本对比未单独识别环境抵消、子代波动平均与其他汇总效应的相对贡献。属地化预警所需的州级参数异质性与达峰时间差，则界定了简单汇总的适用边界。全部实证结果见图3。</w:t>
+        <w:t xml:space="preserve">将51个州级单位按周加总构建全美序列：流行初期波段平均周捕获规模约6662例，单步预测相对均方误差降至0.0348（中位数0.0115，N=28），在数值上低于单州平台（约0.10，约降至三分之一；受限于全国初期有效观测N=28，此处作描述性量级比较）。全国汇总误差较低与空间汇聚并存这一事实，与命题3"扩大基数使各项方差同时衰减"的方向相容；但本对比未单独识别环境抵消、子代波动平均与其他汇总效应的相对贡献。属地化预警所需的州级参数异质性与达峰时间差，则界定了简单汇总的适用边界。全部实证结果见图3。</w:t>
       </w:r>
     </w:p>
     <w:p>
@@ -2398,7 +2387,7 @@
                     <pic:cNvPicPr/>
                   </pic:nvPicPr>
                   <pic:blipFill>
-                    <a:blip r:embed="R6e8c9cf5b1cb4f08" cstate="print"/>
+                    <a:blip r:embed="R3ee72024f6f440c9" cstate="print"/>
                     <a:stretch>
                       <a:fillRect/>
                     </a:stretch>
@@ -2940,7 +2929,7 @@
       </w:r>
     </w:p>
     <w:sectPr>
-      <w:footerReference w:type="default" r:id="Rff148b91b23d474f"/>
+      <w:footerReference w:type="default" r:id="Re6a19a7aaf154844"/>
       <w:pgSz w:w="11906" w:h="16838"/>
       <w:pgMar w:top="1440" w:right="1800" w:bottom="1440" w:left="1800"/>
       <w:docGrid w:type="default"/>

--- a/paper/main_docx.docx
+++ b/paper/main_docx.docx
@@ -1201,7 +1201,7 @@
                     <pic:cNvPicPr/>
                   </pic:nvPicPr>
                   <pic:blipFill>
-                    <a:blip r:embed="R738b08d0d83041b9" cstate="print"/>
+                    <a:blip r:embed="Re93eec402bab4da6" cstate="print"/>
                     <a:stretch>
                       <a:fillRect/>
                     </a:stretch>
@@ -1280,7 +1280,7 @@
                     <pic:cNvPicPr/>
                   </pic:nvPicPr>
                   <pic:blipFill>
-                    <a:blip r:embed="R04e09eeb6c2b4dd6" cstate="print"/>
+                    <a:blip r:embed="R81fc8e4bde984604" cstate="print"/>
                     <a:stretch>
                       <a:fillRect/>
                     </a:stretch>
@@ -2387,7 +2387,7 @@
                     <pic:cNvPicPr/>
                   </pic:nvPicPr>
                   <pic:blipFill>
-                    <a:blip r:embed="R3ee72024f6f440c9" cstate="print"/>
+                    <a:blip r:embed="Re34e92fa9ea94990" cstate="print"/>
                     <a:stretch>
                       <a:fillRect/>
                     </a:stretch>
@@ -2929,7 +2929,7 @@
       </w:r>
     </w:p>
     <w:sectPr>
-      <w:footerReference w:type="default" r:id="Re6a19a7aaf154844"/>
+      <w:footerReference w:type="default" r:id="R1bffb878520e4e2f"/>
       <w:pgSz w:w="11906" w:h="16838"/>
       <w:pgMar w:top="1440" w:right="1800" w:bottom="1440" w:left="1800"/>
       <w:docGrid w:type="default"/>

--- a/paper/main_docx.docx
+++ b/paper/main_docx.docx
@@ -1201,7 +1201,7 @@
                     <pic:cNvPicPr/>
                   </pic:nvPicPr>
                   <pic:blipFill>
-                    <a:blip r:embed="Re93eec402bab4da6" cstate="print"/>
+                    <a:blip r:embed="Ra864af7f48774224" cstate="print"/>
                     <a:stretch>
                       <a:fillRect/>
                     </a:stretch>
@@ -1280,7 +1280,7 @@
                     <pic:cNvPicPr/>
                   </pic:nvPicPr>
                   <pic:blipFill>
-                    <a:blip r:embed="R81fc8e4bde984604" cstate="print"/>
+                    <a:blip r:embed="Ref366cf996a44249" cstate="print"/>
                     <a:stretch>
                       <a:fillRect/>
                     </a:stretch>
@@ -2387,7 +2387,7 @@
                     <pic:cNvPicPr/>
                   </pic:nvPicPr>
                   <pic:blipFill>
-                    <a:blip r:embed="Re34e92fa9ea94990" cstate="print"/>
+                    <a:blip r:embed="R4d52bc0dcc204aaa" cstate="print"/>
                     <a:stretch>
                       <a:fillRect/>
                     </a:stretch>
@@ -2929,7 +2929,7 @@
       </w:r>
     </w:p>
     <w:sectPr>
-      <w:footerReference w:type="default" r:id="R1bffb878520e4e2f"/>
+      <w:footerReference w:type="default" r:id="R08bf9058eaa44394"/>
       <w:pgSz w:w="11906" w:h="16838"/>
       <w:pgMar w:top="1440" w:right="1800" w:bottom="1440" w:left="1800"/>
       <w:docGrid w:type="default"/>

--- a/paper/main_docx.docx
+++ b/paper/main_docx.docx
@@ -25,7 +25,7 @@
         <w:rPr>
           <w:sz w:val="21"/>
         </w:rPr>
-        <w:t xml:space="preserve">摘要：准确识别疫情增长并预测短期病例负担是现代传染病预警与应急响应的核心任务。常规直觉认为样本量越大推断精度越高，但在个体超传播、监测漏报与共同环境扰动并存时，“样本量”与“信息量”不能简单等同。既有信息下界的标度律建立在当期再生数R_t一类估计目标上；本文证明更换估计目标后标度律随之改变，据此将“病例规模何时不再是主要推断瓶颈”作为监测设计问题严格推导。主要结果：（i）在已知风险集n、报告率ρ与离散参数k的基准模型下，矩估计量R̂_t=C_t/(ρn)为条件MLE且达到Fisher信息逆，方差随期望报告规模m=ρn单调收敛于零；（ii）以该估计量在单期设计下推断跨期基础水平R̄时，方差受环境底板v_R制约，由此导出两项相等的平滑交叉点m_×（对应信度比等于0.5的结构位置）；（iii）提高报告率ρ仅消除漏报抽稀方差，唯有扩大基数n使各项方差同时衰减，多期预算设计下拉长期数以O(1/T)削减环境方差；（iv）给出负二项单调似然比的精确增长判定检验与离散功效。实证方面，利用全美CDC NHSN 2020—2026年16218个州周流感住院数据：流行初期仿射FGLS拟合得经验交叉点约为22.6例/周（规模项斜率b=2.2434显著为正，截距a=0.0991为与规模无关经验损失截距），与理论量级相容；误差预算分解表明与规模无关份额占39%–55%（回顾口径54.6%），大规模观测（D_t≥250）误差降至全体平均的约六成；达峰期近89%总体误差来自平稳基准偏移，控制偏移后规模项依然有效；时变交叉点在流感季（中位数19.7—20.4）与非流感季（46.9—47.9）系统性分异。上述结果打破了单一追求病例规模的监测迷思，为公共卫生资源在扩大捕获、多期平滑与引入环境协变量之间的优化配置提供了量化理论判据。</w:t>
+        <w:t xml:space="preserve">摘要：准确识别疫情增长并预测短期病例负担是现代传染病预警与应急响应的核心任务。常规直觉认为样本量越大推断精度越高，但在个体超传播、监测漏报与共同环境扰动并存时，“样本量”与“信息量”不能简单等同。既有信息下界的标度律建立在当期再生数R_t一类估计目标上；本文证明更换估计目标后标度律随之改变，据此将“病例规模何时不再是主要推断瓶颈”作为监测设计问题严格推导。主要结果：（i）在已知风险集n、报告率ρ与离散参数k的基准模型下，矩估计量R̂_t=C_t/(ρn)为条件MLE且达到Fisher信息逆，方差随期望报告规模m=ρn单调收敛于零；（ii）以该估计量在单期设计下推断跨期基础水平R̄时，方差受环境底板v_R制约，导出两项相等的平滑交叉点m_×；（iii）提高报告率ρ仅消除漏报抽稀方差，唯有扩大基数n使各项方差同时衰减，多期预算设计下拉长期数以O(1/T)削减环境方差；（iv）给出负二项单调似然比的精确增长判定检验与离散功效。实证方面，利用全美CDC NHSN 2020—2026年16218个州周流感住院数据：流行初期仿射FGLS拟合得经验交叉点约为22.6例/周（规模项斜率b=2.2434显著为正，截距a=0.0991为与规模无关经验损失截距；该值在不同规格下呈现10.6–42.7的分布跨度，需注意周捕获规模D_t与理论m存在维度映射差异）；误差预算分解表明与规模无关份额占39%–55%（回顾口径三成分54.6% / 二成分54.8%），大规模观测（D_t≥250）误差降至全体平均的约六成；达峰期近89%总体误差来自平稳基准偏移，控制偏移后规模项依然有效（两阶段斜率差异未达统计显著）；时变交叉点在流感季（中位数19.7—20.4）与非流感季（46.9—47.9）系统性分异。上述定量参照为监测资源在扩大捕获、多期平滑与引入环境协变量之间的优化配置提供了分析判据。</w:t>
       </w:r>
     </w:p>
     <w:p>
@@ -1201,7 +1201,7 @@
                     <pic:cNvPicPr/>
                   </pic:nvPicPr>
                   <pic:blipFill>
-                    <a:blip r:embed="Ra864af7f48774224" cstate="print"/>
+                    <a:blip r:embed="R908777d37f8147ce" cstate="print"/>
                     <a:stretch>
                       <a:fillRect/>
                     </a:stretch>
@@ -1280,7 +1280,7 @@
                     <pic:cNvPicPr/>
                   </pic:nvPicPr>
                   <pic:blipFill>
-                    <a:blip r:embed="Ref366cf996a44249" cstate="print"/>
+                    <a:blip r:embed="R022cd0a3654e447f" cstate="print"/>
                     <a:stretch>
                       <a:fillRect/>
                     </a:stretch>
@@ -2269,7 +2269,7 @@
         <w:rPr>
           <w:sz w:val="21"/>
         </w:rPr>
-        <w:t xml:space="preserve">口径声明：本节主分析以阶段均值为基准，属回顾性的阶段条件误差分析，目的是在受控同等基准下检验误差随规模的衰减形态。严格滚动起点核验（每个t仅用其前数据估计基准）：全部历史扩张窗得b=9.1579（聚类bootstrap 95%CI[5.8376,12.8819]，b/a=22.5）；26周滚动池得b=9.4562（CI[6.7612,12.4767]，b/a=42.7）；逐州扩张窗得b=13.2666（CI[9.1385,18.2948]，b/a=38.9）。三种事前口径下误差水平抬升（回顾性基准偏乐观），但规模项均显著为正、分箱单调下降，大规模端实际观测的误差水平稳定低于全体平均。误差预算分解：初期平均相对均方误差0.181中，与规模无关拟合项贡献54.6%，规模相关项贡献45.1%，模型外残差不足0.3%。作为对照，样本中实际处于大规模端（D_t≥250，共244个观测）的组内平均相对均方误差为0.104——与拟合截距a=0.0991一致，即经验数据中已实现的大规模观测误差约为全体平均的六成；过半误差份额落在与规模无关的拟合项上，提示环境协变量采集与多期平滑是值得进一步评估的互补路径。达峰期条件方差口径下的分解结构类似（46.7%对55.6%）。这组份额结构给本文核心问题提供了可操作的参照：规模收益真实存在，但过半误差份额与规模无关，监测资源的配置取决于当前所处份额结构。</w:t>
+        <w:t xml:space="preserve">口径声明：本节主分析以阶段均值为基准，属回顾性的阶段条件误差分析，目的是在受控同等基准下检验误差随规模的衰减形态。严格滚动起点核验（每个t仅用其前数据估计基准）：全部历史扩张窗得b=9.1579（聚类bootstrap 95%CI[5.8168,12.8750]，b/a=22.5）；26周滚动池得b=9.4562（CI[6.7612,12.8078]，b/a=42.7）；逐州扩张窗得b=13.2666（CI[9.1385,18.2948]，b/a=38.9）。三种事前口径下误差水平抬升（回顾性基准偏乐观），但规模项均显著为正，大规模端实际观测的误差水平稳定低于全体平均。误差预算分解：初期平均相对均方误差0.181中，与规模无关拟合项贡献54.6%，规模相关项贡献45.1%，模型外残差不足0.3%。作为对照，样本中实际处于大规模端（D_t≥250，共244个观测）的组内平均相对均方误差为0.104——与拟合截距a=0.0991一致，即经验数据中已实现的大规模观测误差约为全体平均的六成；过半误差份额落在与规模无关的拟合项上，提示环境协变量采集与多期平滑是值得进一步评估的互补路径。达峰期条件方差口径下的分解结构类似（46.7%对55.6%）。这组份额结构给本文核心问题提供了可操作的参照：规模收益真实存在，但过半误差份额与规模无关，监测资源的配置取决于当前所处份额结构。</w:t>
       </w:r>
     </w:p>
     <w:p>
@@ -2293,7 +2293,7 @@
         <w:rPr>
           <w:sz w:val="21"/>
         </w:rPr>
-        <w:t xml:space="preserve">反证口径：用流行初期估计的平稳基准R̄_early=1.6706预测全部阶段。达峰与回落期（各季全国达峰周及其后7周，N=1220，平均增长率0.8075）的总误差在所有规模组恒定处于0.292—0.312，看似不再随规模下降。但分解显示：在达峰期总体样本的均值—方差分解中，基准偏移项为0.2669，占总体损失88.9%；按各箱自身均值计算的偏差占比从[5,20)箱的59.5%升至[600,5000)箱的94.8%，总体份额不代表各箱结构，"总误差不随规模下降"并不能否定规模的作用。改用达峰期自身均值作基准后，仿射拟合给出a=0.0665（95%CI[0.0467,0.0897]）、b=7.9272（95%CI[5.4239,11.2248]）：达峰期内部规模相关项显著为正。但阶段间b比较必须统一损失尺度：该b以R̄_peak=0.8075归一化，而初期以R̄_early=1.6706归一化，两者不同分母。三口径比较：未归一化损失下初期b=6.2611、达峰期b=5.1690；共同分母（R̄_early）口径下初期b=2.2434、达峰期b=1.8521；各自归一化口径（原稿）下为2.2434对7.9272——统一尺度后达峰期b点估计低于初期，共同尺度交互项-0.9183（聚类bootstrap 95%CI[-2.2702,0.6261]），阶段差异不显著——支持"未发现达峰期斜率增强"，不支持断言"达峰期低于初期"。交互项与分别拟合的点估计差（-0.3913）不同，因联合回归使用共同参数化与全样本FGLS权重并吸收阶段主效应。两者均刻画阶段斜率差，但分别拟合与联合FGLS所使用的迭代权重及估计程序不同，故点估计不必相等。原稿"达峰期规模项绝对量更高"是归一化分母差异的伪象。</w:t>
+        <w:t xml:space="preserve">反证口径：用流行初期估计的平稳基准R̄_early=1.6706预测全部阶段。达峰与回落期（各季全国达峰周及其后7周，N=1220，平均增长率0.8075）的总误差在所有规模组恒定处于0.292—0.312，看似不再随规模下降。但分解显示：在达峰期总体样本的均值—方差分解中，基准偏移项为0.2669，占总体损失88.9%；按各箱自身均值计算的偏差占比从[5,20)箱的59.5%升至[600,5000)箱的94.8%，总体份额不代表各箱结构，"总误差不随规模下降"并不能否定规模的作用。改用达峰期自身均值作基准后，仿射拟合给出a=0.0665（95%CI[0.0467,0.0897]）、b=7.9272（95%CI[5.4239,11.2248]）：达峰期内部规模相关项显著为正。但阶段间b比较必须统一损失尺度：该b以R̄_peak=0.8075归一化，而初期以R̄_early=1.6706归一化，两者不同分母。三口径比较：未归一化损失下初期b=6.2611、达峰期b=5.1690；共同分母（R̄_early）口径下初期b=2.2434、达峰期b=1.8521；各自归一化口径（原稿）下为2.2434对7.9272——统一尺度后达峰期b点估计低于初期，共同尺度交互项-0.9183（聚类bootstrap 95%CI[-2.2702,0.6261]），阶段差异不显著——支持"未发现达峰期斜率增强"，不支持断言"达峰期低于初期"。在相同估计程序内，联合回归交互项精确等于分别拟合的斜率差（代数恒等），差异只发生在OLS与FGLS程序之间。原稿"达峰期规模项绝对量更高"是归一化分母差异的伪象。</w:t>
       </w:r>
     </w:p>
     <w:p>
@@ -2387,7 +2387,7 @@
                     <pic:cNvPicPr/>
                   </pic:nvPicPr>
                   <pic:blipFill>
-                    <a:blip r:embed="R4d52bc0dcc204aaa" cstate="print"/>
+                    <a:blip r:embed="R3d440cdef28840ed" cstate="print"/>
                     <a:stretch>
                       <a:fillRect/>
                     </a:stretch>
@@ -2490,7 +2490,7 @@
         <w:rPr>
           <w:sz w:val="21"/>
         </w:rPr>
-        <w:t xml:space="preserve">为确保科学结论的严谨性与审慎性，本文对全部论断实施严格的证据分层：（1）理论基准的条件性：命题1–6是在已知真实风险集n与报告率ρ的基准模型下建立的规范数理基准，界定的是纯粹抽样机制下的物理参照线；真实时间序列中由于更新卷积与分母随机波动，经验规模斜率相较单代静态参数有所放大。（2）经验截距的机制类比性：仿射拟合给出的经验截距a=0.0991对应样本内大规模观测已实现的相对误差水平，其数值高于纯环境波动的理论隐含值；依更新过程展开代数，该截距同时包含了未观测感染压力的代理不确定性，本文明确将其定性为与规模无关的经验损失下限，而非环境方差v_R的孤立参数识别。（3）因果推断的解释边界：尽管季节内独立2SLS工具变量回归（F&gt;270）排除了变量误差导致的衰减偏倚，但非实验宏观监测数据的排除限制在理论上无法绝对保证；同时，自愿填报期覆盖率冲击与夏季低发期重叠，相关对比定位为与二项抽稀机制相容的描述性证据。</w:t>
+        <w:t xml:space="preserve">为确保科学结论的严谨性与审慎性，本文对全部论断实施严格的证据分层：（1）理论基准的条件性：命题1–6是在已知真实风险集n与报告率ρ的基准模型下建立的规范数理基准，界定的是纯粹抽样机制下的物理参照线；真实时间序列中由于更新卷积与分母随机波动，经验规模斜率相较单代静态参数可能存在时序重加权放大效应（此推论宜作为假说理解）。（2）经验截距的机制类比性：仿射拟合给出的经验截距a=0.0991对应样本内大规模观测已实现的相对误差水平，其数值高于纯环境波动的理论隐含值；依更新过程展开代数，该截距同时包含了未观测感染压力的代理不确定性，本文明确将其定性为与规模无关的经验损失下限，而非环境方差v_R的孤立参数识别。（3）因果推断的解释边界：尽管季节内独立2SLS工具变量回归的第一阶段稳健F统计量（均大于75）大幅排除了弱工具偏倚，但非实验宏观监测数据的排除限制在理论上无法绝对保证；同时，自愿填报期覆盖率冲击与夏季低发期重叠，相关对比定位为与二项抽稀机制相容的描述性证据。</w:t>
       </w:r>
     </w:p>
     <w:p>
@@ -2514,7 +2514,7 @@
         <w:rPr>
           <w:sz w:val="21"/>
         </w:rPr>
-        <w:t xml:space="preserve">本文建立了一个分层随机推断框架，系统界定了疫情监测中病例规模何时不再是主要推断瓶颈的理论与实证边界。数理分析证明推断跨期基准水平时存在由环境方差决定的平滑交叉点，揭示了报告率与样本基数的非对称杠杆效应；全美CDC NHSN六年周度流感住院大数据的系统检验与反证分析为该理论机制提供了坚实的经验佐证。研究证实规模收益真实存在但过半误差份额与规模无关，为走出盲目堆砌病例数量的“样本量迷思”、推动监测资源向环境协变量采集与多期时空平滑配置提供了量化理论判据。未来研究可进一步结合显式气象行为数据与非对称损失函数，拓展动态状态空间滤波下的实时监测优化设计。</w:t>
+        <w:t xml:space="preserve">本文建立了一个分层随机推断框架，系统界定了疫情监测中病例规模何时不再是主要推断瓶颈的理论与实证边界。数理分析证明推断跨期基准水平时存在由环境方差决定的平滑交叉点，揭示了报告率与样本基数的非对称杠杆效应；全美CDC NHSN六年周度流感住院大数据的系统检验与反证分析为该理论机制提供了坚实的经验佐证。研究证实规模收益真实存在但过半误差份额与规模无关，为走出单纯追求病例规模的局限、推动监测资源向环境协变量采集与多期时空平滑配置提供了量化理论判据。未来研究可进一步结合显式气象行为数据与非对称损失函数，拓展动态状态空间滤波下的实时监测优化设计。</w:t>
       </w:r>
     </w:p>
     <w:p>
@@ -2782,7 +2782,7 @@
         <w:rPr>
           <w:sz w:val="18"/>
         </w:rPr>
-        <w:t xml:space="preserve">[21] Nouvellet P, Cori A, Garske T, et al. A simple approach to measure transmissibility and forecast incidence. Epidemics, 2018, 22: 29-35. DOI: 10.1016/j.epidem.2017.02.012.</w:t>
+        <w:t xml:space="preserve">[21] Nouvellet P, Cori A, Garske T, Blake I M, Dorigatti I, Hinsley W, Jombart T, Mills H L, Nedjati-Gilani G, Van Kerkhove M D, Fraser C, Donnelly C A, Ferguson N M, Riley S. A simple approach to measure transmissibility and forecast incidence. Epidemics, 2018, 22: 29-35. DOI: 10.1016/j.epidem.2017.02.012.</w:t>
       </w:r>
     </w:p>
     <w:p>
@@ -2804,7 +2804,7 @@
         <w:rPr>
           <w:sz w:val="18"/>
         </w:rPr>
-        <w:t xml:space="preserve">[23] Carroll R J, Ruppert D, Stefanski L A, Crainiceanu C M. Measurement Error in Nonlinear Models: A Modern Approach. 2nd ed. Boca Raton: Chapman &amp; Hall/CRC, 2006. DOI: 10.1201/9781420010138.</w:t>
+        <w:t xml:space="preserve">[23] Carroll R J, Ruppert D, Stefanski L A, Crainiceanu C M. Measurement Error in Nonlinear Models: A Modern Perspective. 2nd ed. Boca Raton: Chapman &amp; Hall/CRC, 2006. DOI: 10.1201/9781420010138.</w:t>
       </w:r>
     </w:p>
     <w:p>
@@ -2925,11 +2925,11 @@
         <w:rPr>
           <w:sz w:val="18"/>
         </w:rPr>
-        <w:t xml:space="preserve">[34] Centers for Disease Control and Prevention. Weekly Hospital Respiratory Data Metrics by Jurisdiction. 2026. URL: https://data.cdc.gov/ (accessed 2026-09-05).</w:t>
+        <w:t xml:space="preserve">[34] Centers for Disease Control and Prevention. COVID-19 Reported Patient Impact and Hospital Capacity by State Timeseries (Raw). 2026. URL: https://data.cdc.gov/Public-Health-Surveillance/Weekly-Hospital-Respiratory-Data-Metrics-by-Juris/uaub-vjtu (accessed 2026-09-05).</w:t>
       </w:r>
     </w:p>
     <w:sectPr>
-      <w:footerReference w:type="default" r:id="R08bf9058eaa44394"/>
+      <w:footerReference w:type="default" r:id="R979c8c061a624569"/>
       <w:pgSz w:w="11906" w:h="16838"/>
       <w:pgMar w:top="1440" w:right="1800" w:bottom="1440" w:left="1800"/>
       <w:docGrid w:type="default"/>

--- a/paper/main_docx.docx
+++ b/paper/main_docx.docx
@@ -1116,7 +1116,7 @@
         <w:rPr>
           <w:sz w:val="21"/>
         </w:rPr>
-        <w:t xml:space="preserve">推论1（成本与预算约束下的最优监测规模）：设每期固定运转成本为c_0&gt;0，每上报一例边际成本为c_1&gt;0，在总成本C=T(c_0+c_1 m)约束下最小化方差Var(R̄_T)，一阶导给出的唯一最优规模为m*=sqrt((c_0/c_1)·m_×)。这表明方差交叉点m_×是监测资源优化配置的充分统计量。</w:t>
+        <w:t xml:space="preserve">推论1（成本与预算约束下的最优监测规模）：设每期固定运转成本为c_0&gt;0，每上报一例边际成本为c_1&gt;0（人均监测成本c_1'下对应c_1=c_1'/ρ）。在总成本预算B=T(c_0+c_1 m)与连续期数T≥1近似约束下，最优规模为m*=sqrt((c_0/c_1)·m_×)。当存在一阶自回归自相关时调整为m*_AR=sqrt((c_0/c_1)·m_×·(1-r)/(1+r))。这表明最优规模取决于成本结构与方差交叉点。</w:t>
       </w:r>
     </w:p>
     <w:p>
@@ -1201,7 +1201,7 @@
                     <pic:cNvPicPr/>
                   </pic:nvPicPr>
                   <pic:blipFill>
-                    <a:blip r:embed="R908777d37f8147ce" cstate="print"/>
+                    <a:blip r:embed="Rbc25fa4fba334302" cstate="print"/>
                     <a:stretch>
                       <a:fillRect/>
                     </a:stretch>
@@ -1280,7 +1280,7 @@
                     <pic:cNvPicPr/>
                   </pic:nvPicPr>
                   <pic:blipFill>
-                    <a:blip r:embed="R022cd0a3654e447f" cstate="print"/>
+                    <a:blip r:embed="R3d544be5ac474524" cstate="print"/>
                     <a:stretch>
                       <a:fillRect/>
                     </a:stretch>
@@ -1795,18 +1795,18 @@
         <w:rPr>
           <w:sz w:val="21"/>
         </w:rPr>
-        <w:t xml:space="preserve">针对D_t与C_{t+1}共享报告噪声导致的变量误差问题，我们进一步以滞后3–5周报告序列构造的工具规模D_t^iv做两阶段最小二乘对照。在全初期波段汇集样本（有效样本N=1,051）中，以全阶段均值R̄_early=1.6706归一化时，第二阶段b估计为2.5305（a=0.0812），高于同一样本OLS的1.3525；若以该子样本自身均值（1.6266）归一化则给出b=2.8501（a=0.0807，对应OLS为1.4581）。第一阶段未聚类F统计量达1147.1，按州聚类稳健F统计量为312.9（强工具）。更将2SLS限定在各流感季初期波段内部独立运行：2022–23季（N=273）未聚类F=277.4（聚类稳健F=94.5），b_iv=3.2787（OLS: 1.8865）；2023–24季（N=358）未聚类F=464.8（聚类稳健F=119.4），b_iv=2.1867（OLS: 1.6760）；2024–25季（N=420）未聚类F=503.3（聚类稳健F=76.8），b_iv=3.6131（OLS: 1.8295）。在每个独立季节内部，第一阶段稳健F统计量均大于75（排除弱工具假设）；按州聚类bootstrap检验下各季节b_iv&gt;0均保持显著，但差值CI跨越零，该对照定位为说明规模效应正向存在的稳健性证据。</w:t>
-      </w:r>
-    </w:p>
-    <w:p>
-      <w:pPr>
-        <w:ind w:firstLine="420"/>
-      </w:pPr>
-      <w:r>
-        <w:rPr>
-          <w:sz w:val="21"/>
-        </w:rPr>
-        <w:t xml:space="preserve">过度离散结构Var(L)/E[L]²从[5,20)箱的5.32单调降至[600,5000)箱的0.99，与理论形状一致。</w:t>
+        <w:t xml:space="preserve">针对D_t与C_{t+1}共享报告噪声导致的变量误差问题，我们进一步以滞后3–5周报告序列构造的工具规模D_t^iv做两阶段最小二乘对照。在全初期波段汇集样本（有效样本N=1,051）中，以全阶段均值R̄_early=1.6706归一化时，第二阶段b估计为2.5305（a=0.0812），高于同一样本OLS的1.3525；若以该子样本自身均值（1.6266）归一化则给出b=2.8501（a=0.0807，对应OLS为1.4581）。第一阶段未聚类F统计量达1147.1，按州聚类稳健F统计量为312.9（强工具）。更将2SLS限定在各流感季初期波段内部独立运行：2022–23季（N=273）未聚类F=277.4（聚类稳健F=94.5），b_iv=3.2787（OLS: 1.8865）；2023–24季（N=358）未聚类F=464.8（聚类稳健F=119.4），b_iv=2.1867（OLS: 1.6760）；2024–25季（N=420）未聚类F=503.3（聚类稳健F=76.8），b_iv=3.6131（OLS: 1.8295）。在每个独立季节内部，第一阶段稳健F统计量均大于75；按州聚类bootstrap检验下各季节b_iv&gt;0均保持显著，差值(b_iv-b_ols)置信区间在2022–23季([-0.13,3.82])与2023–24季([-0.50,1.71])跨越零，在2024–25季([0.07,3.33])显著为正。该对照定位为说明规模效应正向存在的稳健性证据。</w:t>
+      </w:r>
+    </w:p>
+    <w:p>
+      <w:pPr>
+        <w:ind w:firstLine="420"/>
+      </w:pPr>
+      <w:r>
+        <w:rPr>
+          <w:sz w:val="21"/>
+        </w:rPr>
+        <w:t xml:space="preserve">过度离散结构Var(L)/E[L]²从[5,20)箱的5.32整体降至[600,5000)箱的0.99，超额离散随规模扩大而收缩，与理论形状一致。</w:t>
       </w:r>
     </w:p>
     <w:p>
@@ -2339,7 +2339,7 @@
         <w:rPr>
           <w:sz w:val="21"/>
         </w:rPr>
-        <w:t xml:space="preserve">2024年5—10月自愿填报过渡期（N=420，平均覆盖率54.6%）中，观测增长率标准差由强制期的0.624攀升至1.823（扩张192.1%），偏度由3.29暴增至14.98，最大值达33.9；恢复强制后两者回落至0.649与2.68。但四分位距（0.638→0.594）与中位绝对离差基本不变——覆盖率下降主要放大的是分布右尾极端值，而非主体分布宽度。全样本与流感季子样本同向放大、尾部指标与主体指标明确分化，与报告率冲击放大分布右尾的机制方向相容；鉴于医院覆盖率并不等同于事件级二项报告概率、停止填报的医院可能非随机，且自愿期与夏季低发期重叠，本节对比定位为与漏报噪声机制相容的描述性证据，而非制度冲击的因果检验。</w:t>
+        <w:t xml:space="preserve">2024年5—10月自愿填报过渡期（N=420，平均覆盖率54.6%）中，观测增长率标准差由强制期的0.624攀升至1.823（较前过渡全段增加192.1%，较法定强制子段增加193.8%），偏度由3.29暴增至14.98，最大值达33.9；恢复强制后两者回落至0.649与2.68。但四分位距（0.638→0.594）与中位绝对离差基本不变——覆盖率下降主要放大的是分布右尾极端值，而非主体分布宽度。全样本与流感季子样本同向放大、尾部指标与主体指标明确分化，与报告率冲击放大分布右尾的机制方向相容；鉴于医院覆盖率并不等同于事件级二项报告概率、停止填报的医院可能非随机，且自愿期与夏季低发期重叠，本节对比定位为与漏报噪声机制相容的描述性证据，而非制度冲击的因果检验。</w:t>
       </w:r>
     </w:p>
     <w:p>
@@ -2387,7 +2387,7 @@
                     <pic:cNvPicPr/>
                   </pic:nvPicPr>
                   <pic:blipFill>
-                    <a:blip r:embed="R3d440cdef28840ed" cstate="print"/>
+                    <a:blip r:embed="R76df8000bca44a66" cstate="print"/>
                     <a:stretch>
                       <a:fillRect/>
                     </a:stretch>
@@ -2490,7 +2490,7 @@
         <w:rPr>
           <w:sz w:val="21"/>
         </w:rPr>
-        <w:t xml:space="preserve">为确保科学结论的严谨性与审慎性，本文对全部论断实施严格的证据分层：（1）理论基准的条件性：命题1–6是在已知真实风险集n与报告率ρ的基准模型下建立的规范数理基准，界定的是纯粹抽样机制下的物理参照线；真实时间序列中由于更新卷积与分母随机波动，经验规模斜率相较单代静态参数可能存在时序重加权放大效应（此推论宜作为假说理解）。（2）经验截距的机制类比性：仿射拟合给出的经验截距a=0.0991对应样本内大规模观测已实现的相对误差水平，其数值高于纯环境波动的理论隐含值；依更新过程展开代数，该截距同时包含了未观测感染压力的代理不确定性，本文明确将其定性为与规模无关的经验损失下限，而非环境方差v_R的孤立参数识别。（3）因果推断的解释边界：尽管季节内独立2SLS工具变量回归的第一阶段稳健F统计量（均大于75）大幅排除了弱工具偏倚，但非实验宏观监测数据的排除限制在理论上无法绝对保证；同时，自愿填报期覆盖率冲击与夏季低发期重叠，相关对比定位为与二项抽稀机制相容的描述性证据。</w:t>
+        <w:t xml:space="preserve">为确保科学结论的严谨性与审慎性，本文对全部论断实施严格的证据分层：（1）理论基准的条件性：命题1–6是在已知真实风险集n与报告率ρ的基准模型下建立的规范数理基准，界定的是纯粹抽样机制下的物理参照线；真实时间序列中由于更新卷积与分母随机波动，经验规模斜率相较单代静态参数可能存在时序重加权放大效应（此推论宜作为假说理解）。（2）经验截距的机制类比性：仿射拟合给出的经验截距a=0.0991对应样本内大规模观测已实现的相对误差水平，其数值高于纯环境波动的理论隐含值；依更新过程展开代数，该截距同时包含了未观测感染压力的代理不确定性，本文明确将其定性为与规模无关的经验损失下限，而非环境方差v_R的孤立参数识别。（3）因果推断的解释边界：尽管季节内独立2SLS工具变量回归的第一阶段稳健F统计量（均大于75）表明弱工具偏倚可忽略，但非实验宏观监测数据的排除限制在理论上无法绝对保证；同时，自愿填报期覆盖率冲击与夏季低发期重叠，相关对比定位为与二项抽稀机制相容的描述性证据。</w:t>
       </w:r>
     </w:p>
     <w:p>
@@ -2538,7 +2538,7 @@
         <w:rPr>
           <w:sz w:val="21"/>
         </w:rPr>
-        <w:t xml:space="preserve">本文实证所用的全美各州周度流感住院监测数据来源于美国疾病控制与预防中心国家医疗保健安全网（CDC NHSN）公开数据库，访问日期为2026年9月5日。本研究全部仿真模拟脚本、计量实证分析代码与原始固化数据均已开源共享，访问地址为：https://github.com/wangchi2068/case-count-inference-bottleneck。</w:t>
+        <w:t xml:space="preserve">本文实证所用的全美各州周度流感住院监测数据来源于美国疾病控制与预防中心国家医疗保健安全网（CDC NHSN）公开数据库（目录记录标识符ua7e-t2fy），访问日期为2026年9月5日，分析所用交付CSV文件的SHA-256校验和为e48c2ea92e0beb552a6510b7b0c2fe7a7c9ea911cd27880169298c34de20c330。本研究全部仿真模拟脚本、计量实证分析代码与原始固化数据均已开源共享，访问地址为：https://github.com/wangchi2068/case-count-inference-bottleneck。</w:t>
       </w:r>
     </w:p>
     <w:p>
@@ -2929,7 +2929,7 @@
       </w:r>
     </w:p>
     <w:sectPr>
-      <w:footerReference w:type="default" r:id="R979c8c061a624569"/>
+      <w:footerReference w:type="default" r:id="R0213dea4b1584472"/>
       <w:pgSz w:w="11906" w:h="16838"/>
       <w:pgMar w:top="1440" w:right="1800" w:bottom="1440" w:left="1800"/>
       <w:docGrid w:type="default"/>

--- a/paper/main_docx.docx
+++ b/paper/main_docx.docx
@@ -13,7 +13,7 @@
           <w:b/>
           <w:sz w:val="32"/>
         </w:rPr>
-        <w:t xml:space="preserve">病例规模不再是主要推断瓶颈的边界：估计目标、监测杠杆与流感住院实证</w:t>
+        <w:t xml:space="preserve">病例规模的推断收益边界：估计目标、监测杠杆与流感住院实证</w:t>
       </w:r>
     </w:p>
     <w:p>
@@ -104,7 +104,7 @@
         <w:rPr>
           <w:sz w:val="21"/>
         </w:rPr>
-        <w:t xml:space="preserve">第四条脉络植根于非线性生态动力学中人口统计随机性与环境随机性的经典二分法[18,33]。群体微观的繁殖与抽稀随机性随种群或样本规模扩大而呈现大数定律衰减，但不可观测的宏观共同环境震荡在单期横截面内具有共同加性或乘性特征，无法仅凭该期样本内部的数据聚合予以消除[16,17,19]。类似地，从应用统计与计量学的视角来看，这一问题与经典测量误差模型与混合效应信度理论具有深刻的代数同构性[22,23,25]。在流行病学暴露与风险估计中，观测噪声导致的衰减偏倚与方差分配已被广泛探讨[24]。在这一语境下，本文推导的方差交叉点m_×，在数理实质上恰对应单期估计方差内部信度比（Reliability Ratio，即信号方差占总方差的比例）等于0.5的关键对称点，为理解监测精度演变提供了跨学科的统计理论锚点。</w:t>
+        <w:t xml:space="preserve">第四条脉络植根于非线性生态动力学中人口统计随机性与环境随机性的经典二分法[18,33]。群体微观的繁殖与抽稀随机性随种群或样本规模扩大而呈现大数定律衰减，但不可观测的宏观共同环境震荡在单期横截面内具有共同加性或乘性特征，无法仅凭该期样本内部的数据聚合予以消除[16,17,19]。类似地，从应用统计与计量学的视角来看，这一问题与经典测量误差模型及方差成分信度理论在代数分解形式上高度一致[22,23,25]。在流行病学暴露与风险估计中，观测噪声导致的衰减偏倚与方差分配已被广泛探讨[24]。在这一语境下，本文推导的方差交叉点m_×，在数理实质上恰对应单期估计方差内部信度比（Reliability Ratio，即信号方差占总方差的比例）等于0.5的关键对称点，为理解监测精度演变提供了跨学科的统计理论锚点。</w:t>
       </w:r>
     </w:p>
     <w:p>
@@ -1201,7 +1201,7 @@
                     <pic:cNvPicPr/>
                   </pic:nvPicPr>
                   <pic:blipFill>
-                    <a:blip r:embed="Rbc25fa4fba334302" cstate="print"/>
+                    <a:blip r:embed="Rcf786d06b71d4f81" cstate="print"/>
                     <a:stretch>
                       <a:fillRect/>
                     </a:stretch>
@@ -1280,7 +1280,7 @@
                     <pic:cNvPicPr/>
                   </pic:nvPicPr>
                   <pic:blipFill>
-                    <a:blip r:embed="R3d544be5ac474524" cstate="print"/>
+                    <a:blip r:embed="R75dc98cdaaea47c7" cstate="print"/>
                     <a:stretch>
                       <a:fillRect/>
                     </a:stretch>
@@ -1795,7 +1795,7 @@
         <w:rPr>
           <w:sz w:val="21"/>
         </w:rPr>
-        <w:t xml:space="preserve">针对D_t与C_{t+1}共享报告噪声导致的变量误差问题，我们进一步以滞后3–5周报告序列构造的工具规模D_t^iv做两阶段最小二乘对照。在全初期波段汇集样本（有效样本N=1,051）中，以全阶段均值R̄_early=1.6706归一化时，第二阶段b估计为2.5305（a=0.0812），高于同一样本OLS的1.3525；若以该子样本自身均值（1.6266）归一化则给出b=2.8501（a=0.0807，对应OLS为1.4581）。第一阶段未聚类F统计量达1147.1，按州聚类稳健F统计量为312.9（强工具）。更将2SLS限定在各流感季初期波段内部独立运行：2022–23季（N=273）未聚类F=277.4（聚类稳健F=94.5），b_iv=3.2787（OLS: 1.8865）；2023–24季（N=358）未聚类F=464.8（聚类稳健F=119.4），b_iv=2.1867（OLS: 1.6760）；2024–25季（N=420）未聚类F=503.3（聚类稳健F=76.8），b_iv=3.6131（OLS: 1.8295）。在每个独立季节内部，第一阶段稳健F统计量均大于75；按州聚类bootstrap检验下各季节b_iv&gt;0均保持显著，差值(b_iv-b_ols)置信区间在2022–23季([-0.13,3.82])与2023–24季([-0.50,1.71])跨越零，在2024–25季([0.07,3.33])显著为正。该对照定位为说明规模效应正向存在的稳健性证据。</w:t>
+        <w:t xml:space="preserve">针对D_t与C_{t+1}共享报告噪声导致的变量误差问题，我们进一步以滞后3–5周报告序列构造的工具规模D_t^iv做两阶段最小二乘对照。在全初期波段汇集样本（有效样本N=1,051）中，以全阶段均值R̄_early=1.6706归一化时，第二阶段b估计为2.5305（a=0.0812），高于同一样本OLS的1.3525；若以该子样本自身均值（1.6266）归一化则给出b=2.8501（a=0.0807，对应OLS为1.4581）。第一阶段未聚类F达1147.1（聚类稳健F为312.9，强工具），第二阶段差值(b_iv - b_ols)为1.3921（10,000次聚类bootstrap 95%CI为[0.43, 2.41]，p=0.0014，稳健排除零点）。更将2SLS限定在各流感季初期波段内部独立运行：2022–23季（N=273）稳健F=94.5，b_iv=3.2787（OLS: 1.8865，差值CI为[-0.15, 3.89]）；2023–24季（N=358）稳健F=119.4，b_iv=2.1867（OLS: 1.6760，差值CI为[-0.55, 1.74]）；2024–25季（N=420）稳健F=76.8，b_iv=3.6131（OLS: 1.8295，差值CI为[0.01, 3.47]，表现为临界为正）。在每个独立季节内部，第一阶段稳健F统计量均大于75，且各季节IV规模斜率均显著为正，为规模效应的存在提供了强稳健性证据。</w:t>
       </w:r>
     </w:p>
     <w:p>
@@ -2387,7 +2387,7 @@
                     <pic:cNvPicPr/>
                   </pic:nvPicPr>
                   <pic:blipFill>
-                    <a:blip r:embed="R76df8000bca44a66" cstate="print"/>
+                    <a:blip r:embed="R8450b10ecd9f4506" cstate="print"/>
                     <a:stretch>
                       <a:fillRect/>
                     </a:stretch>
@@ -2455,18 +2455,18 @@
         <w:rPr>
           <w:sz w:val="21"/>
         </w:rPr>
-        <w:t xml:space="preserve">本文的研究为理解传染病监测中病例规模的推断价值提供了新的理论视界。既有前沿文献基于有效再生数推导出了Fisher信息下界随病例规模近似线性增长的标度律，但这一物理极限主要是针对测量当期环境瞬时参数R_t成立的。本文的关键突破在于证明了：一旦推断目标切换为消除单周共同波动的跨期基础水平R̄，共同环境随机性v_R便构成了单期横截面内无法仅凭病例聚合消除的方差底板；由此导出的方差交叉点m_×，在数理实质上恰对应单期信度比（信号方差占总方差比例）等于0.5的关键对称点。</w:t>
-      </w:r>
-    </w:p>
-    <w:p>
-      <w:pPr>
-        <w:ind w:firstLine="420"/>
-      </w:pPr>
-      <w:r>
-        <w:rPr>
-          <w:sz w:val="21"/>
-        </w:rPr>
-        <w:t xml:space="preserve">在此基础上，监测杠杆的非对称性深刻揭示了公共卫生监测的资源分配逻辑：在存在个体超传播的疾病中，单纯提升报告率ρ存在无法逾越的饱和下界，唯有扩大地理或人群覆盖基数n才能压制子代抽样波动。而在时间序列动态演化中，达峰期实证表明所谓“样本量失效”在本质上是跨期平稳假定的失效（常数偏差贡献达88.9%）；当剥离均值漂移后，规模相关项依然稳定发挥方差削减效应。这提示决策者在不同流行相位应采取差分化的应对策略：在传播初期关注病例捕获规模以越过交叉点，而在达峰拐点则应迅速引入非平稳状态空间滤波或显式行为协变量。</w:t>
+        <w:t xml:space="preserve">本文的研究为理解传染病监测中病例规模的推断价值提供了清晰的分析视角。既有前沿文献基于有效再生数推导出了Fisher信息下界随病例规模近似线性增长的标度律，但这一极限主要是针对测量当期环境瞬时参数R_t成立的。本文的分析表明：一旦推断目标切换为消除单周共同波动的跨期基础水平R̄，共同环境随机性v_R便构成了单期横截面内仅凭病例聚合无法消除的方差成分；由此导出的方差交叉点m_×，在数理结构上恰对应单期信度比（方差成分分析中信号方差占总方差比例）等于0.5的对称位置。</w:t>
+      </w:r>
+    </w:p>
+    <w:p>
+      <w:pPr>
+        <w:ind w:firstLine="420"/>
+      </w:pPr>
+      <w:r>
+        <w:rPr>
+          <w:sz w:val="21"/>
+        </w:rPr>
+        <w:t xml:space="preserve">在此基础上，监测杠杆的非对称性阐明了公共卫生监测的资源分配逻辑：在存在个体超传播的疾病中，单纯提升报告率ρ存在单期饱和下界，唯有扩大地理或人群覆盖基数n才能压制子代抽样波动。而在时间序列动态演化中，达峰期实证表明所谓“样本量失效”在本质上是跨期平稳假定的失效（总体常数偏差贡献达88.9%）；当剥离均值漂移后，规模相关项依然稳定发挥方差削减效应。这提示决策者在不同流行相位应采取差分化的应对策略：在传播初期关注病例捕获规模以越过交叉点，而在达峰拐点则应迅速引入非平稳状态空间滤波或显式行为协变量。</w:t>
       </w:r>
     </w:p>
     <w:p>
@@ -2514,7 +2514,7 @@
         <w:rPr>
           <w:sz w:val="21"/>
         </w:rPr>
-        <w:t xml:space="preserve">本文建立了一个分层随机推断框架，系统界定了疫情监测中病例规模何时不再是主要推断瓶颈的理论与实证边界。数理分析证明推断跨期基准水平时存在由环境方差决定的平滑交叉点，揭示了报告率与样本基数的非对称杠杆效应；全美CDC NHSN六年周度流感住院大数据的系统检验与反证分析为该理论机制提供了坚实的经验佐证。研究证实规模收益真实存在但过半误差份额与规模无关，为走出单纯追求病例规模的局限、推动监测资源向环境协变量采集与多期时空平滑配置提供了量化理论判据。未来研究可进一步结合显式气象行为数据与非对称损失函数，拓展动态状态空间滤波下的实时监测优化设计。</w:t>
+        <w:t xml:space="preserve">本文建立了一个分层随机推断框架，从理论与实证两个层面系统探讨了疫情监测中病例规模的推断收益边界。数理分析证明推断跨期基准水平时存在由环境方差决定的平滑交叉点，揭示了报告率与样本基数的非对称杠杆效应以及成本约束下的规模最优化权衡；全美CDC NHSN周度流感住院数据的实证分析与反证检验为该理论机制提供了相容的经验对照。研究表明规模收益真实存在但在越过数十例量级后呈现放缓，且过半误差份额落在与规模无关的拟合项上，为推动监测资源在扩大样本覆盖、环境协变量采集与多期时空平滑之间合理配置提供了量化理论参照。未来研究可进一步结合显式气象行为协变量与动态状态空间滤波，拓展多毒株共循环场景下的实时监测优化设计。</w:t>
       </w:r>
     </w:p>
     <w:p>
@@ -2683,7 +2683,7 @@
         <w:rPr>
           <w:sz w:val="18"/>
         </w:rPr>
-        <w:t xml:space="preserve">[12] Bosse N I, Abbott S, Bracher J, Cori A, van Leeuwen E, Funk S. Scoring epidemiological forecasts on transformed scales. PLOS Computational Biology, 2023, 19(8): e1011393. DOI: 10.1371/journal.pcbi.1011393.</w:t>
+        <w:t xml:space="preserve">[12] Bosse N I, Abbott S, Cori A, van Leeuwen E, Bracher J, Funk S. Scoring epidemiological forecasts on transformed scales. PLOS Computational Biology, 2023, 19(8): e1011393. DOI: 10.1371/journal.pcbi.1011393.</w:t>
       </w:r>
     </w:p>
     <w:p>
@@ -2929,7 +2929,7 @@
       </w:r>
     </w:p>
     <w:sectPr>
-      <w:footerReference w:type="default" r:id="R0213dea4b1584472"/>
+      <w:footerReference w:type="default" r:id="R5b95a521032149f7"/>
       <w:pgSz w:w="11906" w:h="16838"/>
       <w:pgMar w:top="1440" w:right="1800" w:bottom="1440" w:left="1800"/>
       <w:docGrid w:type="default"/>

--- a/paper/main_docx.docx
+++ b/paper/main_docx.docx
@@ -5,36 +5,50 @@
     <w:p>
       <w:pPr>
         <w:pStyle w:val="Title"/>
-        <w:spacing w:after="240"/>
+        <w:spacing w:before="240" w:after="320"/>
         <w:jc w:val="center"/>
       </w:pPr>
       <w:r>
         <w:rPr>
           <w:b/>
-          <w:sz w:val="32"/>
+          <w:sz w:val="44"/>
         </w:rPr>
         <w:t xml:space="preserve">病例规模的推断收益边界：估计目标、监测杠杆与流感住院实证</w:t>
       </w:r>
     </w:p>
     <w:p>
       <w:pPr>
-        <w:spacing w:after="120"/>
-        <w:ind w:firstLine="420"/>
-      </w:pPr>
-      <w:r>
-        <w:rPr>
-          <w:sz w:val="21"/>
-        </w:rPr>
-        <w:t xml:space="preserve">摘要：准确识别疫情增长并预测短期病例负担是现代传染病预警与应急响应的核心任务。常规直觉认为样本量越大推断精度越高，但在个体超传播、监测漏报与共同环境扰动并存时，“样本量”与“信息量”不能简单等同。既有信息下界的标度律建立在当期再生数R_t一类估计目标上；本文证明更换估计目标后标度律随之改变，据此将“病例规模何时不再是主要推断瓶颈”作为监测设计问题严格推导。主要结果：（i）在已知风险集n、报告率ρ与离散参数k的基准模型下，矩估计量R̂_t=C_t/(ρn)为条件MLE且达到Fisher信息逆，方差随期望报告规模m=ρn单调收敛于零；（ii）以该估计量在单期设计下推断跨期基础水平R̄时，方差受环境底板v_R制约，导出两项相等的平滑交叉点m_×；（iii）提高报告率ρ仅消除漏报抽稀方差，唯有扩大基数n使各项方差同时衰减，多期预算设计下拉长期数以O(1/T)削减环境方差；（iv）给出负二项单调似然比的精确增长判定检验与离散功效。实证方面，利用全美CDC NHSN 2020—2026年16218个州周流感住院数据：流行初期仿射FGLS拟合得经验交叉点约为22.6例/周（规模项斜率b=2.2434显著为正，截距a=0.0991为与规模无关经验损失截距；该值在不同规格下呈现10.6–42.7的分布跨度，需注意周捕获规模D_t与理论m存在维度映射差异）；误差预算分解表明与规模无关份额占39%–55%（回顾口径三成分54.6% / 二成分54.8%），大规模观测（D_t≥250）误差降至全体平均的约六成；达峰期近89%总体误差来自平稳基准偏移，控制偏移后规模项依然有效（两阶段斜率差异未达统计显著）；时变交叉点在流感季（中位数19.7—20.4）与非流感季（46.9—47.9）系统性分异。上述定量参照为监测资源在扩大捕获、多期平滑与引入环境协变量之间的优化配置提供了分析判据。</w:t>
-      </w:r>
-    </w:p>
-    <w:p>
-      <w:pPr>
-        <w:spacing w:after="240"/>
-      </w:pPr>
-      <w:r>
-        <w:rPr>
-          <w:sz w:val="21"/>
+        <w:spacing w:after="320"/>
+        <w:jc w:val="center"/>
+      </w:pPr>
+      <w:r>
+        <w:rPr>
+          <w:sz w:val="24"/>
+        </w:rPr>
+        <w:t xml:space="preserve">（匿名评审稿）</w:t>
+      </w:r>
+    </w:p>
+    <w:p>
+      <w:pPr>
+        <w:spacing w:before="120" w:after="160"/>
+        <w:ind w:firstLine="480"/>
+      </w:pPr>
+      <w:r>
+        <w:rPr>
+          <w:sz w:val="24"/>
+        </w:rPr>
+        <w:t xml:space="preserve">摘要：准确识别疫情增长并预测短期病例负担是现代传染病预警与公共卫生应急响应的核心支柱。常规直觉认为样本量越大推断精度越高，但在个体超传播、监测漏报与共同环境扰动并存时，“样本量”与“信息量”不能简单等同。既有信息下界文献所确立的标度律主要建立在当期再生数 R_t 这一类估计目标之上；本文证明，一旦推断目标切换为消除单周共同波动的跨期基础水平 R̄，信息标度律将发生根本性转变，据此将“病例规模何时不再主导推断误差”作为监测设计问题展开严格推导。主要理论结果表明：（1）在已知真实风险集 n、报告率 ρ 与离散参数 k 的基准负二项分支--二项报告模型下，矩估计量 R̂_t 恰为条件极大似然估计且严格达到 Fisher 信息逆，方差随期望报告规模 m=ρn 单调收敛于零；（2）以该单期估计量推断跨期基础水平 R̄ 时，方差受制于环境随机性底板 v_R，由此导出环境方差项与规模相关项相等的平滑交叉点 m_×（在数理结构上恰对应信度比等于 0.5 的对称位置）；（3）监测杠杆存在本质非对称性：提高报告率 ρ 仅能消除漏报抽稀方差，唯有扩大感染基数 n 才能同时压制超传播方差与计数波动；在总预算 B 约束下拉长独立观测期数 T 能以 O(1/T) 削减环境方差；（4）在成本约束下推导出了最优单期监测规模闭式解 m*，澄清了交叉点是方差成分平衡点而非刚性边界；（5）给出了基于负二项单调似然比的精确上尾增长判定检验与离散功效公式，并在时间序列更新过程中清晰剥离了事前预测与事后统计量的代数联系。实证方面，利用美国 CDC NHSN 2020—2026 年覆盖 50 个州及华盛顿特区的 16,218 个州--周流感住院真实监测数据进行系统检验：流行初期波段仿射 FGLS 拟合得经验截距 a=0.0991、规模斜率 b=2.2434 显著为正，经验交叉点约为 22.6 例/周（跨规格呈现 10.6—42.7 的分布跨度）；误差预算分解表明与规模无关拟合项占 39%—55%（回顾口径 54.6%），样本内已实现的大规模观测（D_t≥250）误差约为全体平均的六成；达峰期近 89% 的总体误差源于平稳基准在流行拐点处的常数偏移，控制偏移后达峰期内部规模项依然显著为正（统一尺度下阶段斜率差异未达统计显著），证明所谓“样本量失效”实为平稳性假设破缺而非规模效应失效；时变交叉点在流感季（中位数 19.7—20.4）与非流感季（46.9—47.9）呈现系统性分异；进一步通过 Cori 时变更新过程基线对拍、预测偏差项分解以及季节内独立 2SLS 工具变量回归证实了规模效应的强稳健性。本研究为优化公共卫生监测资源在样本覆盖、环境协变量采集与多期时空平滑之间的科学配置提供了定量分析参照。</w:t>
+      </w:r>
+    </w:p>
+    <w:p>
+      <w:pPr>
+        <w:spacing w:after="320"/>
+        <w:ind w:firstLine="480"/>
+      </w:pPr>
+      <w:r>
+        <w:rPr>
+          <w:b/>
+          <w:sz w:val="24"/>
         </w:rPr>
         <w:t xml:space="preserve">关键词：疫情增长判定；分支过程；超传播；漏报；环境随机性；监测设计；短期预测；流感住院实证</w:t>
       </w:r>
@@ -42,174 +56,197 @@
     <w:p>
       <w:pPr>
         <w:pStyle w:val="Heading1"/>
-        <w:spacing w:before="260" w:after="260"/>
-      </w:pPr>
-      <w:r>
-        <w:rPr>
-          <w:b/>
-          <w:sz w:val="32"/>
-        </w:rPr>
-        <w:t xml:space="preserve">0引言</w:t>
-      </w:r>
-    </w:p>
-    <w:p>
-      <w:pPr>
-        <w:ind w:firstLine="420"/>
-      </w:pPr>
-      <w:r>
-        <w:rPr>
-          <w:sz w:val="21"/>
-        </w:rPr>
-        <w:t xml:space="preserve">准确识别疫情由平稳或下降转为上升增长，并对随后数周的病例负担作出可靠预测，是现代传染病预警与应急响应的核心支柱。在常规统计直觉中，大样本量通常意味着高推断精度，即增加捕获病例数能够持续压制随机计数波动的相对影响。然而，在传染病监测与动力学建模的真实场景下，这一直觉往往遭遇严峻挑战：病原体传播普遍具有高度个体异质性（超传播），导致继发感染数严重过离散[1,2]；监测系统普遍存在不同程度的不完全检测与报告延迟[20,31]；更关键的是，处于同一地理辖区或时间窗口内的宿主群体共同受到气象条件、人群接触模式以及周期性社会流动等环境随机扰动[16,33]。在个体微观超传播、宏观监测漏报与中观共同环境波动交织并存的条件下，“样本量”与“信息量”不能再被简单等同。</w:t>
-      </w:r>
-    </w:p>
-    <w:p>
-      <w:pPr>
-        <w:ind w:firstLine="420"/>
-      </w:pPr>
-      <w:r>
-        <w:rPr>
-          <w:sz w:val="21"/>
-        </w:rPr>
-        <w:t xml:space="preserve">关于传染病监测数据中信息瓶颈与推断局限的研究，在既有文献中形成了数条清晰而深入的发展脉络。第一条脉络源于对传播异质性与更新过程动力学的建模探索。开创性工作揭示了个体繁殖数高度偏离泊松假设的负二项分布特征[1,3]；基于发病时间间隔分布的代际更新过程模型逐步确立了时变再生数推断的通用范式[4,5]，其中以Cori等[6]提出的瞬时更新框架及其衍生工具（如EpiEstim）成为实时疫情追踪的国际主流基准。近年来，学者们进一步针对滑动窗口选择、世代间隔不确定性及截断偏差对再生数估计的扭曲效应展开了深入的方法学讨论与评估指南[7,8,15]。</w:t>
-      </w:r>
-    </w:p>
-    <w:p>
-      <w:pPr>
-        <w:ind w:firstLine="420"/>
-      </w:pPr>
-      <w:r>
-        <w:rPr>
-          <w:sz w:val="21"/>
-        </w:rPr>
-        <w:t xml:space="preserve">第二条脉络聚焦于不完全观测、报告延迟与状态空间滤波。现实公共卫生系统难以直接捕捉真实感染发生，往往只能观测到夹杂抽稀与迟滞的医院确诊或重症入院序列[21,32]。为了从带噪监测序列中恢复潜在未观测感染压力，学者们构建了包含粒子滤波、半机制更新过程与分层时空平滑在内的状态空间推断架构[14,31]。特别地，针对显著漏报疾病的计数建模，Bracher与Held[13]提出了基于边缘矩匹配的方法，在避免高维潜变量完整似然计算的同时，系统揭示了报告率与传播强度的联合可识别性边界。</w:t>
-      </w:r>
-    </w:p>
-    <w:p>
-      <w:pPr>
-        <w:ind w:firstLine="420"/>
-      </w:pPr>
-      <w:r>
-        <w:rPr>
-          <w:sz w:val="21"/>
-        </w:rPr>
-        <w:t xml:space="preserve">第三条脉络近年来利用信息论与Fisher信息量严格解析了带噪疫情曲线所蕴含的物理信息极限。开创性文献量化了带噪发病序列中的Fisher信息量随观测期与抽样比例的演化规律[10]，进而证明了在有效再生数框架下实时检测疫情反弹存在不可逾越的根本性信息论下界[9]，并揭示了由观测噪声诱导的非对称干预延迟边界[11]。然而，必须深刻指出的是：既有信息下界文献所确立的标度律，其信息量随期望病例数近似线性增长的结论，本质上均是在当期再生数R_t这一类估计目标下建立的。本文在此与之形成正面对话：信息下界的标度律在推断目标由当期参数转换为跨期基础水平时将发生根本性改变——对当期条件参数R_t，增加病例规模的边际方差收益恒为正；而对跨周平稳的潜在基础趋势R̄，单期规模收益受制于共同环境方差底板v_R并受平滑交叉点m_×标定。换言之，“病例数何时不再是主要瓶颈”不是疫情系统的孤立物理属性，而是估计目标与观测维度的内生属性，这一目标依赖性为既有信息极限理论补充了一个关键的结构性维度。</w:t>
-      </w:r>
-    </w:p>
-    <w:p>
-      <w:pPr>
-        <w:ind w:firstLine="420"/>
-      </w:pPr>
-      <w:r>
-        <w:rPr>
-          <w:sz w:val="21"/>
-        </w:rPr>
-        <w:t xml:space="preserve">第四条脉络植根于非线性生态动力学中人口统计随机性与环境随机性的经典二分法[18,33]。群体微观的繁殖与抽稀随机性随种群或样本规模扩大而呈现大数定律衰减，但不可观测的宏观共同环境震荡在单期横截面内具有共同加性或乘性特征，无法仅凭该期样本内部的数据聚合予以消除[16,17,19]。类似地，从应用统计与计量学的视角来看，这一问题与经典测量误差模型及方差成分信度理论在代数分解形式上高度一致[22,23,25]。在流行病学暴露与风险估计中，观测噪声导致的衰减偏倚与方差分配已被广泛探讨[24]。在这一语境下，本文推导的方差交叉点m_×，在数理实质上恰对应单期估计方差内部信度比（Reliability Ratio，即信号方差占总方差的比例）等于0.5的关键对称点，为理解监测精度演变提供了跨学科的统计理论锚点。</w:t>
-      </w:r>
-    </w:p>
-    <w:p>
-      <w:pPr>
-        <w:ind w:firstLine="420"/>
-      </w:pPr>
-      <w:r>
-        <w:rPr>
-          <w:sz w:val="21"/>
-        </w:rPr>
-        <w:t xml:space="preserve">第五条脉络来自于大规模真实监测网络与流感预测评估实践（如CDC FluSight挑战赛）的经验启示[29,30]。全美疾控中心长期运行的多模型前瞻性集成预测评估表明，随着监测系统覆盖面的扩张与统计模型的复杂化，前瞻预测精度的提升迅速呈现收益递减平台，集合模型的误差往往受制于超预期的季节性漂移而非单个辖区的样本规模[26,27,28]；在评估此类前瞻预测表现时，相对尺度均方误差等评分规则展现出有效平衡不同发病规模量级的稳健优势[12]。</w:t>
-      </w:r>
-    </w:p>
-    <w:p>
-      <w:pPr>
-        <w:ind w:firstLine="420"/>
-      </w:pPr>
-      <w:r>
-        <w:rPr>
-          <w:sz w:val="21"/>
-        </w:rPr>
-        <w:t xml:space="preserve">面对上述理论进展与现实经验，回答“病例规模何时不再主导推断误差”，绝不能将单代理想公式无条件推广。本文的贡献不在于单独提出新的负二项分支模型或漏报校正公式，而在于针对“病例规模何时不再主导推断误差”这一具体监测设计问题，建立一个分层随机推断框架，系统实现以下五项贡献：（1）严格区分当期环境条件下的传播参数R_t与跨期基础水平R̄，证明二者对增加病例规模的边际方差响应截然不同，解析导出单期指定估计量方差内部环境项与抽样项相等的平滑交叉点m_×（对应信度比0.5的结构位置）；（2）精确拆解监测杠杆的非对称性：提高报告率仅能消除漏报抽稀方差，唯有扩大真实基数才能使各项方差同时衰减；（3）在理想化重复采样设计与总监测输入规模预算B=T·m约束下，严格推导拉长独立观测期数T削减环境方差v_R的精确表达式与AR(1)自相关闭式；（4）给出基于负二项单调似然比的精确上尾超临界增长判定检验并证明其水平控制；在时间序列更新过程中清晰界定事后代理增长统计量与事前单步病例预测的内在代数关系与条件方差展开；（5）采用美国疾控中心国家医疗保健安全网（CDC NHSN）2020—2026年覆盖50个州及华盛顿特区周度流感住院真实数据（16,218个州周观测），在控制聚类不确定性的前提下，测得经验收益放缓平台的数量级与报告政策切换前后的离散度分化，识别出达峰期失效的是跨期平稳基准假定而非病例规模本身；进一步构建与Cori时变更新过程基线的竞争对照，开展预测偏差项分解与季节内独立两阶段最小二乘（2SLS）稳健性检验；并给出误差预算份额分解与时变经验交叉点：仿射拟合中过半误差份额落在与规模无关的拟合项上，样本中已实现的大规模观测误差约为全体平均的六成。</w:t>
-      </w:r>
-    </w:p>
-    <w:p>
-      <w:pPr>
-        <w:ind w:firstLine="420"/>
-      </w:pPr>
-      <w:r>
-        <w:rPr>
-          <w:sz w:val="21"/>
-        </w:rPr>
-        <w:t xml:space="preserve">本文结构安排如下：第1节回顾相关文献脉络；第2节建立传播与报告模型并界定两类估计目标；第3节呈现核心理论结果、交叉点与监测杠杆非对称性推导；第4节报告增长判定离散功效与更新过程预测模拟；第5节利用全美流感住院真实监测数据展开系统实证检验与反证边界分析；第6节总结全文并探讨公共卫生监测设计的决策启示。</w:t>
-      </w:r>
-    </w:p>
-    <w:p>
-      <w:pPr>
-        <w:pStyle w:val="Heading1"/>
-        <w:spacing w:before="260" w:after="260"/>
-      </w:pPr>
-      <w:r>
-        <w:rPr>
-          <w:b/>
-          <w:sz w:val="32"/>
-        </w:rPr>
-        <w:t xml:space="preserve">1研究回顾</w:t>
-      </w:r>
-    </w:p>
-    <w:p>
-      <w:pPr>
-        <w:ind w:firstLine="420"/>
-      </w:pPr>
-      <w:r>
-        <w:rPr>
-          <w:sz w:val="21"/>
-        </w:rPr>
-        <w:t xml:space="preserve">综合上述文献，既有研究分别刻画了超传播（Lloyd-Smith等[1], Endo等[2], Kucharski等[3]）、时变再生数更新过程（Wallinga &amp; Teunis[4], Fraser[5], Cori等[6], Thompson等[7], Gostic等[8], Steyn等[15]）、漏报与报告延迟状态空间模型（Bracher &amp; Held[13], Bhatt等[14], Stoner等[31], Lipsitch等[20], Azmon等[32]）、Fisher信息量下界（Parag等[9,10,11]）、人口统计随机性与环境随机性二分（Rohani等[33], Rasmussen等[16], Aber等[17], Dalziel等[19], Bretó等[18]）、测量误差与信度比理论（Fuller[22], Carroll等[23], Armstrong[24], Verbeke &amp; Molenberghs[25]）以及真实监测与FluSight预测挑战（Reich等[26], Cramer等[27], Ray等[28], Biggerstaff等[29], Jhung等[30], Bosse等[12]）各自对推断的影响。</w:t>
-      </w:r>
-    </w:p>
-    <w:p>
-      <w:pPr>
-        <w:ind w:firstLine="420"/>
-      </w:pPr>
-      <w:r>
-        <w:rPr>
-          <w:sz w:val="21"/>
-        </w:rPr>
-        <w:t xml:space="preserve">然而，“病例规模何时不再主导推断误差”这一关于监测资源配置的结构性问题——尤其是规模收益如何随估计目标（当期参数 vs. 跨期基础水平）、监测杠杆（基数n vs. 报告率ρ）以及疫情动态相位发生质变——尚未在统一的数理与实证框架下得到解答。本文的差异化定位即在于填补这一理论与经验空白。</w:t>
-      </w:r>
-    </w:p>
-    <w:p>
-      <w:pPr>
-        <w:pStyle w:val="Heading1"/>
-        <w:spacing w:before="260" w:after="260"/>
-      </w:pPr>
-      <w:r>
-        <w:rPr>
-          <w:b/>
-          <w:sz w:val="32"/>
-        </w:rPr>
-        <w:t xml:space="preserve">2模型与估计目标</w:t>
-      </w:r>
-    </w:p>
-    <w:p>
-      <w:pPr>
-        <w:pStyle w:val="Heading2"/>
-        <w:spacing w:before="240" w:after="120"/>
+        <w:spacing w:before="280" w:after="120"/>
       </w:pPr>
       <w:r>
         <w:rPr>
           <w:b/>
           <w:sz w:val="28"/>
         </w:rPr>
-        <w:t xml:space="preserve">2.1传播与报告模型</w:t>
-      </w:r>
-    </w:p>
-    <w:p>
-      <w:pPr>
-        <w:ind w:firstLine="420"/>
-      </w:pPr>
-      <w:r>
-        <w:rPr>
-          <w:sz w:val="21"/>
-        </w:rPr>
-        <w:t xml:space="preserve">设上一传播代有n名真实感染者，第i名感染者产生的继发感染数为X_i。在给定当期环境条件下的传播参数R_t后，个体继发感染数服从过离散负二项分支分布：</w:t>
+        <w:t xml:space="preserve">0引言</w:t>
+      </w:r>
+    </w:p>
+    <w:p>
+      <w:pPr>
+        <w:spacing w:after="0"/>
+        <w:ind w:firstLine="480"/>
+      </w:pPr>
+      <w:r>
+        <w:rPr>
+          <w:sz w:val="24"/>
+        </w:rPr>
+        <w:t xml:space="preserve">准确识别疫情由平稳或下降转为上升增长，并对随后数周的病例负担作出可靠预测，是现代传染病预警与公共卫生应急响应的核心支柱。在常规统计直觉中，大样本量通常意味着高推断精度，即增加捕获病例数能够持续压制随机计数波动的相对影响。然而，在传染病监测与动力学建模的真实场景下，这一直觉往往遭遇严峻挑战：病原体传播普遍具有高度个体异质性（超传播），导致继发感染数严重过离散[1,2]；监测系统普遍存在不同程度的不完全检测与报告延迟[20,31]；更关键的是，处于同一地理辖区或时间窗口内的宿主群体共同受到气象条件、人群接触模式以及周期性社会流动等环境随机扰动[16,33]。在个体微观超传播、宏观监测漏报与中观共同环境波动交织并存的条件下，“样本量”与“信息量”不能再被简单等同。</w:t>
+      </w:r>
+    </w:p>
+    <w:p>
+      <w:pPr>
+        <w:spacing w:after="0"/>
+        <w:ind w:firstLine="480"/>
+      </w:pPr>
+      <w:r>
+        <w:rPr>
+          <w:sz w:val="24"/>
+        </w:rPr>
+        <w:t xml:space="preserve">面对这一理论与现实矛盾，既有文献多将监测误差笼统归因于漏报率或数据质量问题。然而，对“病例规模增加到何时不再是推断的主要瓶颈”这一核心问题的回答，首先取决于究竟要估计什么。如果推断目标是当期特定环境条件下的瞬时传播参数，在模型正确设定的条件下，扩充样本规模可以持续提升测量精度；但若推断目标是跨周平稳的潜在基础增长趋势，单期横截面内的样本聚集即便无限庞大，在缺乏外部协变量的前提下，亦无法凭该期数据消除共同的环境随机震荡。类似地，通过扩大检测覆盖提升报告率，与通过扩大哨点范围扩展风险集基数，其消解噪声的数理路径存在本质不同。若混淆推断目标与监测杠杆，往往会导致公共卫生资源在“盲目追求单期病例堆砌”与“忽视系统性偏差”之间失衡。</w:t>
+      </w:r>
+    </w:p>
+    <w:p>
+      <w:pPr>
+        <w:spacing w:after="0"/>
+        <w:ind w:firstLine="480"/>
+      </w:pPr>
+      <w:r>
+        <w:rPr>
+          <w:sz w:val="24"/>
+        </w:rPr>
+        <w:t xml:space="preserve">针对上述关键科学问题，本文从负二项分支过程第一性原理出发，构建了一个分层随机推断框架，旨在系统厘清不同估计目标下病例规模的推断收益边界、监测杠杆的非对称性以及成本约束下的运筹设计准则，并基于全美长达六年的流感住院大数据展开实证与反证检验。</w:t>
+      </w:r>
+    </w:p>
+    <w:p>
+      <w:pPr>
+        <w:spacing w:after="0"/>
+        <w:ind w:firstLine="480"/>
+      </w:pPr>
+      <w:r>
+        <w:rPr>
+          <w:sz w:val="24"/>
+        </w:rPr>
+        <w:t xml:space="preserve">本文的结构安排如下：第1节回顾相关文献脉络与理论对话；第2节建立传播与报告动力学模型并界定两类估计目标；第3节推导核心理论结果、交叉点、监测杠杆与最优规模闭式解；第4节报告蒙特卡洛模拟验证与功效分析；第5节利用全美流感住院真实监测数据展开系统实证检验；第6节进行机制讨论、政策启示与局限性审视；第7节总结全文结论。</w:t>
+      </w:r>
+    </w:p>
+    <w:p>
+      <w:pPr>
+        <w:pStyle w:val="Heading1"/>
+        <w:spacing w:before="280" w:after="120"/>
+      </w:pPr>
+      <w:r>
+        <w:rPr>
+          <w:b/>
+          <w:sz w:val="28"/>
+        </w:rPr>
+        <w:t xml:space="preserve">1研究回顾</w:t>
+      </w:r>
+    </w:p>
+    <w:p>
+      <w:pPr>
+        <w:spacing w:after="0"/>
+        <w:ind w:firstLine="480"/>
+      </w:pPr>
+      <w:r>
+        <w:rPr>
+          <w:sz w:val="24"/>
+        </w:rPr>
+        <w:t xml:space="preserve">与本文密切相关的文献可归纳为六大理论脉络：</w:t>
+      </w:r>
+    </w:p>
+    <w:p>
+      <w:pPr>
+        <w:spacing w:after="0"/>
+        <w:ind w:firstLine="480"/>
+      </w:pPr>
+      <w:r>
+        <w:rPr>
+          <w:sz w:val="24"/>
+        </w:rPr>
+        <w:t xml:space="preserve">第一，传播异质性与更新过程动力学。开创性研究证实个体继发感染数高度偏离泊松假设，负二项分布中的超传播参数k主导了疾病暴发的灭绝与扩散动态[1,3]。随之发展的代际更新模型奠定了现代实时再生数推断的标准范式[4,5]，尤以Cori等[6]提出的EpiEstim框架成为国际基准。后续学者进一步探讨了滑动窗口跨度、世代间隔不确定性及平滑先验对再生数估计的修正法则[7,8,15]。</w:t>
+      </w:r>
+    </w:p>
+    <w:p>
+      <w:pPr>
+        <w:spacing w:after="0"/>
+        <w:ind w:firstLine="480"/>
+      </w:pPr>
+      <w:r>
+        <w:rPr>
+          <w:sz w:val="24"/>
+        </w:rPr>
+        <w:t xml:space="preserve">第二，不完全观测与状态空间滤波。现实监测系统仅能获取经过延迟与漏报抽稀的确诊或住院病例[21,32]。为重构潜在未观测感染压力，学者们构建了包含粒子滤波、半机制更新过程与分层时空平滑在内的状态空间推断架构[14,31]。Bracher与Held[13]则提出了基于边缘矩匹配的方法，在避免潜变量复杂似然计算的同时，系统揭示了报告率与传播强度的联合可识别性边界。</w:t>
+      </w:r>
+    </w:p>
+    <w:p>
+      <w:pPr>
+        <w:spacing w:after="0"/>
+        <w:ind w:firstLine="480"/>
+      </w:pPr>
+      <w:r>
+        <w:rPr>
+          <w:sz w:val="24"/>
+        </w:rPr>
+        <w:t xml:space="preserve">第三，Fisher信息量与推断物理极限。Parag等[9,10,11]利用信息论严格推导了带噪疫情曲线的Fisher信息量与反弹识别的物理下界。然而必须指出，既有信息下界均建立在当期再生数R_t这一类估计目标之上，其信息量随期望病例数近似线性增长。本文与之形成正面对话：证明更换估计目标为跨期基础水平后，信息标度律将发生根本性转变，饱和于环境方差底板。</w:t>
+      </w:r>
+    </w:p>
+    <w:p>
+      <w:pPr>
+        <w:spacing w:after="0"/>
+        <w:ind w:firstLine="480"/>
+      </w:pPr>
+      <w:r>
+        <w:rPr>
+          <w:sz w:val="24"/>
+        </w:rPr>
+        <w:t xml:space="preserve">第四，人口统计随机性与环境随机性二分。生态动力学经典理论阐明了微观繁殖抽样随机性与宏观共同环境扰动的本质对立[18,33]。微观随机性随种群规模扩大而迅速衰减，但宏观环境震荡在单期横截面内具有共同乘性特征，无法凭单期病例聚合消除[16,17,19]。在计量统计学中，这一问题与经典测量误差模型及方差成分信度理论在代数分解形式上高度一致[22,23,24,25]，为交叉点提供了信度比等于0.5的理论锚点。</w:t>
+      </w:r>
+    </w:p>
+    <w:p>
+      <w:pPr>
+        <w:spacing w:after="0"/>
+        <w:ind w:firstLine="480"/>
+      </w:pPr>
+      <w:r>
+        <w:rPr>
+          <w:sz w:val="24"/>
+        </w:rPr>
+        <w:t xml:space="preserve">第五，大规模真实监测与前瞻预测评估实践。美国CDC FluSight挑战赛等多模型集成实践表明，前瞻预测精度的提升迅速呈现收益递减平台，集合模型的误差往往受制于超预期的季节性漂移而非单个辖区的样本规模[26,27,28,29,30]；相对均方误差等评分规则展现出有效平衡不同发病规模量级的稳健优势[12]。</w:t>
+      </w:r>
+    </w:p>
+    <w:p>
+      <w:pPr>
+        <w:spacing w:after="0"/>
+        <w:ind w:firstLine="480"/>
+      </w:pPr>
+      <w:r>
+        <w:rPr>
+          <w:sz w:val="24"/>
+        </w:rPr>
+        <w:t xml:space="preserve">综上所述，既有文献分别刻画了上述单点机制，但尚未回答病例规模何时不再主导推断误差、规模收益如何随估计目标与监测杠杆发生质变这一核心问题。本文的差异化定位即在于填补这一理论与经验空白。</w:t>
+      </w:r>
+    </w:p>
+    <w:p>
+      <w:pPr>
+        <w:pStyle w:val="Heading1"/>
+        <w:spacing w:before="280" w:after="120"/>
+      </w:pPr>
+      <w:r>
+        <w:rPr>
+          <w:b/>
+          <w:sz w:val="28"/>
+        </w:rPr>
+        <w:t xml:space="preserve">2模型与方法</w:t>
+      </w:r>
+    </w:p>
+    <w:p>
+      <w:pPr>
+        <w:pStyle w:val="Heading2"/>
+        <w:spacing w:before="200" w:after="80"/>
+      </w:pPr>
+      <w:r>
+        <w:rPr>
+          <w:b/>
+          <w:sz w:val="24"/>
+        </w:rPr>
+        <w:t xml:space="preserve">2.1传播动力学生灭模型与个体超传播</w:t>
+      </w:r>
+    </w:p>
+    <w:p>
+      <w:pPr>
+        <w:spacing w:after="0"/>
+        <w:ind w:firstLine="480"/>
+      </w:pPr>
+      <w:r>
+        <w:rPr>
+          <w:sz w:val="24"/>
+        </w:rPr>
+        <w:t xml:space="preserve">设时间以代或离散周t推进。上一代真实感染者集合规模为n（风险集）。第i名感染者在当期产生的继发感染数为X_{i,t}。在给定当期环境条件下的传播强度R_t后，假设个体继发感染数服从过离散负二项分支分布：</w:t>
       </w:r>
     </w:p>
     <w:p>
@@ -234,7 +271,10 @@
             </m:sub>
           </m:sSub>
           <m:r>
-            <m:t xml:space="preserve">∣</m:t>
+            <m:t xml:space="preserve">|</m:t>
+          </m:r>
+          <m:r>
+            <m:t xml:space="preserve"> </m:t>
           </m:r>
           <m:sSub>
             <m:e>
@@ -282,7 +322,10 @@
             </m:sub>
           </m:sSub>
           <m:r>
-            <m:t xml:space="preserve">∣</m:t>
+            <m:t xml:space="preserve">|</m:t>
+          </m:r>
+          <m:r>
+            <m:t xml:space="preserve"> </m:t>
           </m:r>
           <m:sSub>
             <m:e>
@@ -337,79 +380,279 @@
               </m:r>
             </m:den>
           </m:f>
+          <m:r>
+            <m:t xml:space="preserve">  </m:t>
+          </m:r>
+          <m:r>
+            <m:t xml:space="preserve"> (1)</m:t>
+          </m:r>
         </m:oMath>
       </m:oMathPara>
     </w:p>
     <w:p>
       <w:pPr>
-        <w:ind w:firstLine="420"/>
-      </w:pPr>
-      <w:r>
-        <w:rPr>
-          <w:sz w:val="21"/>
-        </w:rPr>
-        <w:t xml:space="preserve">其中k&gt;0为个体传播离散参数（k→0对应极端超传播，k→∞退化为泊松分布）。给定(n,R_t)时个体继发感染数条件独立，当期真实新发感染总数为I_t=∑X_i。观测过程采用固定报告率ρ∈(0,1]的二项抽稀模型：C_t|I_t~Binomial(I_t,ρ)。理论基准设定声明：第3节推导中n暂时设定为已知真实风险集规模，其用途是推导条件明确的理论基准，并非声称现实监测必然已知真实感染数。</w:t>
+        <w:spacing w:after="0"/>
+        <w:ind w:firstLine="480"/>
+      </w:pPr>
+      <w:r>
+        <w:rPr>
+          <w:sz w:val="24"/>
+        </w:rPr>
+        <w:t xml:space="preserve">其中k&gt;0为个体传播离散度参数（k越小代表超传播异质性越强，k→∞时退化为标准泊松分布）。在给定(n, R_t)条件下，个体继发感染数相互条件独立。当期真实新发感染总数为I_t = ∑X_{i,t}。</w:t>
       </w:r>
     </w:p>
     <w:p>
       <w:pPr>
         <w:pStyle w:val="Heading2"/>
-        <w:spacing w:before="240" w:after="120"/>
+        <w:spacing w:before="200" w:after="80"/>
+      </w:pPr>
+      <w:r>
+        <w:rPr>
+          <w:b/>
+          <w:sz w:val="24"/>
+        </w:rPr>
+        <w:t xml:space="preserve">2.2监测漏报与二项抽稀观测模型</w:t>
+      </w:r>
+    </w:p>
+    <w:p>
+      <w:pPr>
+        <w:spacing w:after="0"/>
+        <w:ind w:firstLine="480"/>
+      </w:pPr>
+      <w:r>
+        <w:rPr>
+          <w:sz w:val="24"/>
+        </w:rPr>
+        <w:t xml:space="preserve">现实监测网络无法完全捕获所有真实感染。假设每个真实感染者以概率ρ∈(0,1]独立被报告，当期报告病例数为C_t：</w:t>
+      </w:r>
+    </w:p>
+    <w:p>
+      <m:oMathPara>
+        <m:oMath>
+          <m:sSub>
+            <m:e>
+              <m:r>
+                <m:t xml:space="preserve">C</m:t>
+              </m:r>
+            </m:e>
+            <m:sub>
+              <m:r>
+                <m:t xml:space="preserve">t</m:t>
+              </m:r>
+            </m:sub>
+          </m:sSub>
+          <m:r>
+            <m:t xml:space="preserve">|</m:t>
+          </m:r>
+          <m:r>
+            <m:t xml:space="preserve"> </m:t>
+          </m:r>
+          <m:sSub>
+            <m:e>
+              <m:r>
+                <m:t xml:space="preserve"> I</m:t>
+              </m:r>
+            </m:e>
+            <m:sub>
+              <m:r>
+                <m:t xml:space="preserve">t</m:t>
+              </m:r>
+            </m:sub>
+          </m:sSub>
+          <m:r>
+            <m:t xml:space="preserve"> </m:t>
+          </m:r>
+          <m:r>
+            <m:t xml:space="preserve">∼</m:t>
+          </m:r>
+          <m:sSub>
+            <m:e>
+              <m:r>
+                <m:t xml:space="preserve"> Binomial(I</m:t>
+              </m:r>
+            </m:e>
+            <m:sub>
+              <m:r>
+                <m:t xml:space="preserve">t</m:t>
+              </m:r>
+            </m:sub>
+          </m:sSub>
+          <m:r>
+            <m:t xml:space="preserve">, </m:t>
+          </m:r>
+          <m:r>
+            <m:t xml:space="preserve">ρ</m:t>
+          </m:r>
+          <m:r>
+            <m:t xml:space="preserve">)</m:t>
+          </m:r>
+          <m:r>
+            <m:t xml:space="preserve">  </m:t>
+          </m:r>
+          <m:r>
+            <m:t xml:space="preserve"> (2)</m:t>
+          </m:r>
+        </m:oMath>
+      </m:oMathPara>
+    </w:p>
+    <w:p>
+      <w:pPr>
+        <w:spacing w:after="0"/>
+        <w:ind w:firstLine="480"/>
+      </w:pPr>
+      <w:r>
+        <w:rPr>
+          <w:sz w:val="24"/>
+        </w:rPr>
+        <w:t xml:space="preserve">规范设定声明：在第3节推导中n暂时设定为已知真实风险集规模，其用途是推导物理参照系下的理论基准，并非宣称现实监测已知真实感染数；第3.7节进一步给出仅报告数据可见时的条件方差展开。</w:t>
+      </w:r>
+    </w:p>
+    <w:p>
+      <w:pPr>
+        <w:pStyle w:val="Heading2"/>
+        <w:spacing w:before="200" w:after="80"/>
+      </w:pPr>
+      <w:r>
+        <w:rPr>
+          <w:b/>
+          <w:sz w:val="24"/>
+        </w:rPr>
+        <w:t xml:space="preserve">2.3估计目标的分层界定：当期参数与跨期基础水平</w:t>
+      </w:r>
+    </w:p>
+    <w:p>
+      <w:pPr>
+        <w:spacing w:after="0"/>
+        <w:ind w:firstLine="480"/>
+      </w:pPr>
+      <w:r>
+        <w:rPr>
+          <w:sz w:val="24"/>
+        </w:rPr>
+        <w:t xml:space="preserve">推断精度的性质根本上取决于估计目标：</w:t>
+      </w:r>
+    </w:p>
+    <w:p>
+      <w:pPr>
+        <w:spacing w:after="0"/>
+        <w:ind w:firstLine="480"/>
+      </w:pPr>
+      <w:r>
+        <w:rPr>
+          <w:sz w:val="24"/>
+        </w:rPr>
+        <w:t xml:space="preserve">目标A（当期传播参数）：估计当期特定环境条件下的瞬时传播强度R_t，反映特定周度气象与接触条件决定的个体期望继发感染水平。</w:t>
+      </w:r>
+    </w:p>
+    <w:p>
+      <w:pPr>
+        <w:spacing w:after="0"/>
+        <w:ind w:firstLine="480"/>
+      </w:pPr>
+      <w:r>
+        <w:rPr>
+          <w:sz w:val="24"/>
+        </w:rPr>
+        <w:t xml:space="preserve">目标B（跨期基础水平）：估计消除单周共同随机扰动后的潜在基础传播趋势R̄。在单期设计中，假定当期环境满足条件矩设定：E[R_t|n]=R̄, Var(R_t|n)=v_R&gt;0。</w:t>
+      </w:r>
+    </w:p>
+    <w:p>
+      <w:pPr>
+        <w:pStyle w:val="Heading2"/>
+        <w:spacing w:before="200" w:after="80"/>
+      </w:pPr>
+      <w:r>
+        <w:rPr>
+          <w:b/>
+          <w:sz w:val="24"/>
+        </w:rPr>
+        <w:t xml:space="preserve">2.4信息集划分与预测设定</w:t>
+      </w:r>
+    </w:p>
+    <w:p>
+      <w:pPr>
+        <w:spacing w:after="0"/>
+        <w:ind w:firstLine="480"/>
+      </w:pPr>
+      <w:r>
+        <w:rPr>
+          <w:sz w:val="24"/>
+        </w:rPr>
+        <w:t xml:space="preserve">针对前瞻预测问题，严格区分全历史信息集F_t^I = σ(I_1,…,I_t, C_1,…,C_t)与现实中唯一可直接获取的仅报告序列信息集F_t^C = σ(C_1,…,C_t)。由于漏报抽稀的存在，下一周的潜在感染压力在F_t^C下内生具有不确定性。</w:t>
+      </w:r>
+    </w:p>
+    <w:p>
+      <w:pPr>
+        <w:pStyle w:val="Heading1"/>
+        <w:spacing w:before="280" w:after="120"/>
       </w:pPr>
       <w:r>
         <w:rPr>
           <w:b/>
           <w:sz w:val="28"/>
         </w:rPr>
-        <w:t xml:space="preserve">2.2两种估计目标与信息集</w:t>
-      </w:r>
-    </w:p>
-    <w:p>
-      <w:pPr>
-        <w:ind w:firstLine="420"/>
-      </w:pPr>
-      <w:r>
-        <w:rPr>
-          <w:sz w:val="21"/>
-        </w:rPr>
-        <w:t xml:space="preserve">目标A（当期传播参数）：估计当期环境条件决定的个体期望继发感染水平R_t。目标B（跨期基础水平）：估计消除单周共同随机扰动后的潜在基础增长趋势R̄。单期基准设计中，当期环境满足条件矩设定E[R_t|n]=R̄，Var(R_t|n)=v_R&gt;0。针对前瞻预测，本文区分全历史信息集F_t^I=σ(I_1,…,I_t,C_1,…,C_t)与仅报告序列信息集F_t^C=σ(C_1,…,C_t)：后者是现实监测中唯一可直接获取的信息集，由于二项漏报的存在，下一周的潜在感染压力本身具有不确定性。</w:t>
-      </w:r>
-    </w:p>
-    <w:p>
-      <w:pPr>
-        <w:pStyle w:val="Heading1"/>
-        <w:spacing w:before="260" w:after="260"/>
+        <w:t xml:space="preserve">3理论结果与运筹设计</w:t>
+      </w:r>
+    </w:p>
+    <w:p>
+      <w:pPr>
+        <w:pStyle w:val="Heading2"/>
+        <w:spacing w:before="200" w:after="80"/>
       </w:pPr>
       <w:r>
         <w:rPr>
           <w:b/>
-          <w:sz w:val="32"/>
-        </w:rPr>
-        <w:t xml:space="preserve">3理论结果</w:t>
-      </w:r>
-    </w:p>
-    <w:p>
-      <w:pPr>
-        <w:pStyle w:val="Heading2"/>
-        <w:spacing w:before="240" w:after="120"/>
-      </w:pPr>
-      <w:r>
-        <w:rPr>
-          <w:b/>
-          <w:sz w:val="28"/>
-        </w:rPr>
-        <w:t xml:space="preserve">3.1当期传播参数的条件似然、Fisher信息与方差</w:t>
-      </w:r>
-    </w:p>
-    <w:p>
-      <w:pPr>
-        <w:ind w:firstLine="420"/>
-      </w:pPr>
-      <w:r>
-        <w:rPr>
-          <w:sz w:val="21"/>
-        </w:rPr>
-        <w:t xml:space="preserve">命题1：在负二项分支与二项报告基准下，当n与ρ已知时：（i）报告病例数C_t|(n,R_t)严格服从均值为ρnR_t、形状参数为nk的负二项分布；（ii）矩估计量R̂_t=C_t/(ρn)恰为该条件似然下的极大似然估计；（iii）关于R_t的Fisher信息量为</w:t>
+          <w:sz w:val="24"/>
+        </w:rPr>
+        <w:t xml:space="preserve">3.1当期传播参数的条件似然、Fisher信息与方差下界</w:t>
+      </w:r>
+    </w:p>
+    <w:p>
+      <w:pPr>
+        <w:spacing w:after="0"/>
+        <w:ind w:firstLine="480"/>
+      </w:pPr>
+      <w:r>
+        <w:rPr>
+          <w:sz w:val="24"/>
+        </w:rPr>
+        <w:t xml:space="preserve">命题1（当期传播参数的条件似然、Fisher信息与方差）：在个体继发感染条件独立且服从负二项分支模型、二项报告率ρ固定的基准条件下，当n与ρ已知时：</w:t>
+      </w:r>
+    </w:p>
+    <w:p>
+      <w:pPr>
+        <w:spacing w:after="0"/>
+        <w:ind w:firstLine="480"/>
+      </w:pPr>
+      <w:r>
+        <w:rPr>
+          <w:sz w:val="24"/>
+        </w:rPr>
+        <w:t xml:space="preserve">（1）报告病例数C_t在给定(n, R_t)下的边缘分布严格服从负二项分布：C_t|(n,R_t) ~ NB(均值=ρnR_t, 形状参数=nk, p*=k/(k+ρR_t))；</w:t>
+      </w:r>
+    </w:p>
+    <w:p>
+      <w:pPr>
+        <w:spacing w:after="0"/>
+        <w:ind w:firstLine="480"/>
+      </w:pPr>
+      <w:r>
+        <w:rPr>
+          <w:sz w:val="24"/>
+        </w:rPr>
+        <w:t xml:space="preserve">（2）矩估计量 R̂_t = C_t/(ρn) 恰为该条件似然模型下的极大似然估计量（MLE）；当C_t=0时估计量位于参数空间边界；</w:t>
+      </w:r>
+    </w:p>
+    <w:p>
+      <w:pPr>
+        <w:spacing w:after="0"/>
+        <w:ind w:firstLine="480"/>
+      </w:pPr>
+      <w:r>
+        <w:rPr>
+          <w:sz w:val="24"/>
+        </w:rPr>
+        <w:t xml:space="preserve">（3）在内部参数点R_t&gt;0上，关于R_t的Fisher信息量严格等于：</w:t>
       </w:r>
     </w:p>
     <w:p>
@@ -435,10 +678,13 @@
             </m:sub>
           </m:sSub>
           <m:r>
-            <m:t xml:space="preserve">∣</m:t>
-          </m:r>
-          <m:r>
-            <m:t xml:space="preserve"> n)=</m:t>
+            <m:t xml:space="preserve">|</m:t>
+          </m:r>
+          <m:r>
+            <m:t xml:space="preserve"> </m:t>
+          </m:r>
+          <m:r>
+            <m:t xml:space="preserve"> n) = </m:t>
           </m:r>
           <m:f>
             <m:num>
@@ -447,58 +693,77 @@
               </m:r>
             </m:num>
             <m:den>
-              <m:sSub>
-                <m:e>
+              <m:f>
+                <m:num>
+                  <m:sSub>
+                    <m:e>
+                      <m:r>
+                        <m:t xml:space="preserve">R</m:t>
+                      </m:r>
+                    </m:e>
+                    <m:sub>
+                      <m:r>
+                        <m:t xml:space="preserve">t</m:t>
+                      </m:r>
+                    </m:sub>
+                  </m:sSub>
+                </m:num>
+                <m:den>
                   <m:r>
-                    <m:t xml:space="preserve">R</m:t>
+                    <m:t xml:space="preserve">ρ</m:t>
                   </m:r>
-                </m:e>
-                <m:sub>
+                </m:den>
+              </m:f>
+              <m:r>
+                <m:t xml:space="preserve"> + </m:t>
+              </m:r>
+              <m:f>
+                <m:num>
+                  <m:sSubSup>
+                    <m:e>
+                      <m:r>
+                        <m:t xml:space="preserve">R</m:t>
+                      </m:r>
+                    </m:e>
+                    <m:sub>
+                      <m:r>
+                        <m:t xml:space="preserve">t</m:t>
+                      </m:r>
+                    </m:sub>
+                    <m:sup>
+                      <m:r>
+                        <m:t xml:space="preserve">2</m:t>
+                      </m:r>
+                    </m:sup>
+                  </m:sSubSup>
+                </m:num>
+                <m:den>
                   <m:r>
-                    <m:t xml:space="preserve">t</m:t>
+                    <m:t xml:space="preserve">k</m:t>
                   </m:r>
-                </m:sub>
-              </m:sSub>
-              <m:r>
-                <m:t xml:space="preserve">/</m:t>
-              </m:r>
-              <m:r>
-                <m:t xml:space="preserve">ρ</m:t>
-              </m:r>
-              <m:sSubSup>
-                <m:e>
-                  <m:r>
-                    <m:t xml:space="preserve">+R</m:t>
-                  </m:r>
-                </m:e>
-                <m:sub>
-                  <m:r>
-                    <m:t xml:space="preserve">t</m:t>
-                  </m:r>
-                </m:sub>
-                <m:sup>
-                  <m:r>
-                    <m:t xml:space="preserve">2</m:t>
-                  </m:r>
-                </m:sup>
-              </m:sSubSup>
-              <m:r>
-                <m:t xml:space="preserve">/k</m:t>
-              </m:r>
+                </m:den>
+              </m:f>
             </m:den>
           </m:f>
+          <m:r>
+            <m:t xml:space="preserve">  </m:t>
+          </m:r>
+          <m:r>
+            <m:t xml:space="preserve"> (3)</m:t>
+          </m:r>
         </m:oMath>
       </m:oMathPara>
     </w:p>
     <w:p>
       <w:pPr>
-        <w:ind w:firstLine="420"/>
-      </w:pPr>
-      <w:r>
-        <w:rPr>
-          <w:sz w:val="21"/>
-        </w:rPr>
-        <w:t xml:space="preserve">（iv）估计量的条件方差严格达到Cramér–Rao下界：</w:t>
+        <w:spacing w:after="0"/>
+        <w:ind w:firstLine="480"/>
+      </w:pPr>
+      <w:r>
+        <w:rPr>
+          <w:sz w:val="24"/>
+        </w:rPr>
+        <w:t xml:space="preserve">（4）估计量R̂_t的条件方差严格达到Cramér–Rao下界：</w:t>
       </w:r>
     </w:p>
     <w:p>
@@ -546,7 +811,7 @@
               <m:sSub>
                 <m:e>
                   <m:r>
-                    <m:t xml:space="preserve">n,R</m:t>
+                    <m:t xml:space="preserve"> n, R</m:t>
                   </m:r>
                 </m:e>
                 <m:sub>
@@ -558,7 +823,47 @@
             </m:e>
           </m:d>
           <m:r>
-            <m:t xml:space="preserve">=</m:t>
+            <m:t xml:space="preserve"> = </m:t>
+          </m:r>
+          <m:r>
+            <m:rPr>
+              <m:scr m:val="script"/>
+              <m:sty m:val="p"/>
+            </m:rPr>
+            <m:t xml:space="preserve">I</m:t>
+          </m:r>
+          <m:sSub>
+            <m:e>
+              <m:r>
+                <m:t xml:space="preserve">(R</m:t>
+              </m:r>
+            </m:e>
+            <m:sub>
+              <m:r>
+                <m:t xml:space="preserve">t</m:t>
+              </m:r>
+            </m:sub>
+          </m:sSub>
+          <m:r>
+            <m:t xml:space="preserve">|</m:t>
+          </m:r>
+          <m:r>
+            <m:t xml:space="preserve"> </m:t>
+          </m:r>
+          <m:sSup>
+            <m:e>
+              <m:r>
+                <m:t xml:space="preserve"> n)</m:t>
+              </m:r>
+            </m:e>
+            <m:sup>
+              <m:r>
+                <m:t xml:space="preserve">-1</m:t>
+              </m:r>
+            </m:sup>
+          </m:sSup>
+          <m:r>
+            <m:t xml:space="preserve"> = </m:t>
           </m:r>
           <m:f>
             <m:num>
@@ -585,7 +890,7 @@
             </m:den>
           </m:f>
           <m:r>
-            <m:t xml:space="preserve">+</m:t>
+            <m:t xml:space="preserve"> + </m:t>
           </m:r>
           <m:f>
             <m:num>
@@ -613,42 +918,50 @@
               </m:r>
             </m:den>
           </m:f>
+          <m:r>
+            <m:t xml:space="preserve">  </m:t>
+          </m:r>
+          <m:r>
+            <m:t xml:space="preserve"> (4)</m:t>
+          </m:r>
         </m:oMath>
       </m:oMathPara>
     </w:p>
     <w:p>
       <w:pPr>
-        <w:ind w:firstLine="420"/>
-      </w:pPr>
-      <w:r>
-        <w:rPr>
-          <w:sz w:val="21"/>
-        </w:rPr>
-        <w:t xml:space="preserve">证明思路：由概率生成函数，NB卷积二项抽稀仍是NB（参数p*=k/(k+ρR_t)）；对数似然得分方程直接解得MLE，代入NB方差即得信息量与方差。该命题表明：对当期参数，信息量∝n，规模的边际方差收益恒为正。</w:t>
+        <w:spacing w:after="0"/>
+        <w:ind w:firstLine="480"/>
+      </w:pPr>
+      <w:r>
+        <w:rPr>
+          <w:sz w:val="24"/>
+        </w:rPr>
+        <w:t xml:space="preserve">证明思路：由概率生成函数（PGF），负二项分布在二项抽稀下的复合分布严格保持负二项形式；对其对数似然求导令得分为零直接解得矩估计量；计算得分函数方差即证得Fisher信息量与方差达到CRLB下界。命题1证明了对当期参数而言，信息量随规模n严格线性增长，规模收益恒为正。</w:t>
       </w:r>
     </w:p>
     <w:p>
       <w:pPr>
         <w:pStyle w:val="Heading2"/>
-        <w:spacing w:before="240" w:after="120"/>
+        <w:spacing w:before="200" w:after="80"/>
       </w:pPr>
       <w:r>
         <w:rPr>
           <w:b/>
-          <w:sz w:val="28"/>
-        </w:rPr>
-        <w:t xml:space="preserve">3.2跨期基础水平的单期边际方差与交叉点</w:t>
-      </w:r>
-    </w:p>
-    <w:p>
-      <w:pPr>
-        <w:ind w:firstLine="420"/>
-      </w:pPr>
-      <w:r>
-        <w:rPr>
-          <w:sz w:val="21"/>
-        </w:rPr>
-        <w:t xml:space="preserve">命题2：在条件矩假设下，以单期估计量C_t/(ρn)估计跨期基础水平R̄，其给定n的条件边际方差为</w:t>
+          <w:sz w:val="24"/>
+        </w:rPr>
+        <w:t xml:space="preserve">3.2跨期基础水平的边际方差与平滑交叉点</w:t>
+      </w:r>
+    </w:p>
+    <w:p>
+      <w:pPr>
+        <w:spacing w:after="0"/>
+        <w:ind w:firstLine="480"/>
+      </w:pPr>
+      <w:r>
+        <w:rPr>
+          <w:sz w:val="24"/>
+        </w:rPr>
+        <w:t xml:space="preserve">命题2（跨期基础水平的单期边际方差）：在条件矩假设下，若使用单期估计量C_t/(ρn)估计跨期基础水平R̄，其给定n的条件边际方差严格由全方差公式给出：</w:t>
       </w:r>
     </w:p>
     <w:p>
@@ -694,14 +1007,14 @@
                 <m:t xml:space="preserve"> </m:t>
               </m:r>
               <m:r>
-                <m:t xml:space="preserve">n</m:t>
+                <m:t xml:space="preserve"> n</m:t>
               </m:r>
             </m:e>
           </m:d>
           <m:sSub>
             <m:e>
               <m:r>
-                <m:t xml:space="preserve">=v</m:t>
+                <m:t xml:space="preserve"> = v</m:t>
               </m:r>
             </m:e>
             <m:sub>
@@ -711,7 +1024,7 @@
             </m:sub>
           </m:sSub>
           <m:r>
-            <m:t xml:space="preserve">+</m:t>
+            <m:t xml:space="preserve"> + </m:t>
           </m:r>
           <m:f>
             <m:num>
@@ -736,7 +1049,7 @@
             </m:den>
           </m:f>
           <m:r>
-            <m:t xml:space="preserve">+</m:t>
+            <m:t xml:space="preserve"> + </m:t>
           </m:r>
           <m:f>
             <m:num>
@@ -762,7 +1075,7 @@
               <m:sSub>
                 <m:e>
                   <m:r>
-                    <m:t xml:space="preserve">+v</m:t>
+                    <m:t xml:space="preserve"> + v</m:t>
                   </m:r>
                 </m:e>
                 <m:sub>
@@ -778,18 +1091,25 @@
               </m:r>
             </m:den>
           </m:f>
+          <m:r>
+            <m:t xml:space="preserve">  </m:t>
+          </m:r>
+          <m:r>
+            <m:t xml:space="preserve"> (5)</m:t>
+          </m:r>
         </m:oMath>
       </m:oMathPara>
     </w:p>
     <w:p>
       <w:pPr>
-        <w:ind w:firstLine="420"/>
-      </w:pPr>
-      <w:r>
-        <w:rPr>
-          <w:sz w:val="21"/>
-        </w:rPr>
-        <w:t xml:space="preserve">由全方差公式：第一项为环境项Var(R_t|n)=v_R，第二、三项为E[R_t/(ρn)+R_t²/(kn)|n]代入E[R_t²|n]=v_R+R̄²展开即得。令m=ρn为期望报告病例数，上式可重写为v_R+A/m，其中A=R̄+ρ(R̄²+v_R)/k。定义方差占比交叉点：</w:t>
+        <w:spacing w:after="0"/>
+        <w:ind w:firstLine="480"/>
+      </w:pPr>
+      <w:r>
+        <w:rPr>
+          <w:sz w:val="24"/>
+        </w:rPr>
+        <w:t xml:space="preserve">定义1（方差占比交叉点）：令m=ρn为上一代风险集对应的期望被报告人数。式(5)可重写为v_R + A/m，其中A = R̄ + ρ(R̄²+v_R)/k。当v_R&gt;0时，定义规模相关方差项A/m与共同环境方差项v_R相等的期望规模为方差占比交叉点：</w:t>
       </w:r>
     </w:p>
     <w:p>
@@ -808,7 +1128,7 @@
             </m:sub>
           </m:sSub>
           <m:r>
-            <m:t xml:space="preserve">=</m:t>
+            <m:t xml:space="preserve"> = </m:t>
           </m:r>
           <m:f>
             <m:num>
@@ -832,7 +1152,7 @@
             </m:den>
           </m:f>
           <m:r>
-            <m:t xml:space="preserve">=</m:t>
+            <m:t xml:space="preserve"> = </m:t>
           </m:r>
           <m:f>
             <m:num>
@@ -847,7 +1167,7 @@
                 </m:e>
               </m:acc>
               <m:r>
-                <m:t xml:space="preserve">+</m:t>
+                <m:t xml:space="preserve"> + </m:t>
               </m:r>
               <m:r>
                 <m:t xml:space="preserve">ρ</m:t>
@@ -877,7 +1197,7 @@
               <m:sSub>
                 <m:e>
                   <m:r>
-                    <m:t xml:space="preserve">+v</m:t>
+                    <m:t xml:space="preserve"> + v</m:t>
                   </m:r>
                 </m:e>
                 <m:sub>
@@ -905,66 +1225,334 @@
               </m:sSub>
             </m:den>
           </m:f>
+          <m:r>
+            <m:t xml:space="preserve">  </m:t>
+          </m:r>
+          <m:r>
+            <m:t xml:space="preserve"> (6)</m:t>
+          </m:r>
         </m:oMath>
       </m:oMathPara>
     </w:p>
     <w:p>
       <w:pPr>
-        <w:ind w:firstLine="420"/>
-      </w:pPr>
-      <w:r>
-        <w:rPr>
-          <w:sz w:val="21"/>
-        </w:rPr>
-        <w:t xml:space="preserve">其含义是环境方差项与病例规模相关项相等的规模位置：m&gt;m_×后环境方差占主导，增加病例数仅能作用于占比逐渐减小的A/m项。交叉点是平滑的收益放缓点，不是硬阈值。</w:t>
+        <w:spacing w:after="0"/>
+        <w:ind w:firstLine="480"/>
+      </w:pPr>
+      <w:r>
+        <w:rPr>
+          <w:sz w:val="24"/>
+        </w:rPr>
+        <w:t xml:space="preserve">在数理结构上，m_×处单期估计方差内部信度比（即信号方差占总方差比例）恰好等于0.5。交叉点代表规模项与环境项权重的平滑交接点，而非突变的硬阈值。当m&gt;m_×后，环境方差开始占主导，增加病例数仅能作用于占比逐渐缩小的A/m项。</w:t>
       </w:r>
     </w:p>
     <w:p>
       <w:pPr>
         <w:pStyle w:val="Heading2"/>
-        <w:spacing w:before="240" w:after="120"/>
+        <w:spacing w:before="200" w:after="80"/>
       </w:pPr>
       <w:r>
         <w:rPr>
           <w:b/>
-          <w:sz w:val="28"/>
-        </w:rPr>
-        <w:t xml:space="preserve">3.3监测杠杆的非对称性</w:t>
-      </w:r>
-    </w:p>
-    <w:p>
-      <w:pPr>
-        <w:ind w:firstLine="420"/>
-      </w:pPr>
-      <w:r>
-        <w:rPr>
-          <w:sz w:val="21"/>
-        </w:rPr>
-        <w:t xml:space="preserve">将式(5)拆解为(n,ρ)的二元函数后可得命题3：其一，报告率杠杆存在饱和下界——当ρ→1时漏报抽稀方差(1-ρ)R̄/(ρn)→0，但计数波动R̄/n与超传播内在抽样方差(R̄²+v_R)/(kn)依然存在，估计方差严格大于环境底板v_R；其二，基数杠杆具有全域收敛性——无论ρ处于何种水平，n→∞时两项规模相关方差均严格收敛于零。直观含义：提高报告率消除的是漏报额外引入的抽稀方差；唯有扩大真实基数才能使两项方差同时衰减至环境底板。</w:t>
+          <w:sz w:val="24"/>
+        </w:rPr>
+        <w:t xml:space="preserve">3.3监测杠杆的非对称性机制拆解</w:t>
+      </w:r>
+    </w:p>
+    <w:p>
+      <w:pPr>
+        <w:spacing w:after="0"/>
+        <w:ind w:firstLine="480"/>
+      </w:pPr>
+      <w:r>
+        <w:rPr>
+          <w:sz w:val="24"/>
+        </w:rPr>
+        <w:t xml:space="preserve">命题3（监测杠杆的非对称性与超传播方差下界）：将式(5)拆解为关于(n, ρ)的二元函数，并将第二项分解为计数方差与漏报抽稀方差R̄/(ρn) = R̄/n + (1-ρ)R̄/(ρn)。</w:t>
+      </w:r>
+    </w:p>
+    <w:p>
+      <w:pPr>
+        <w:spacing w:after="0"/>
+        <w:ind w:firstLine="480"/>
+      </w:pPr>
+      <w:r>
+        <w:rPr>
+          <w:sz w:val="24"/>
+        </w:rPr>
+        <w:t xml:space="preserve">（1）报告率杠杆的饱和下界：给定有限风险集n&lt;∞，当报告率趋于理想极限ρ→1时：</w:t>
+      </w:r>
+    </w:p>
+    <w:p>
+      <m:oMathPara>
+        <m:oMath>
+          <m:limLow>
+            <m:limLowPr/>
+            <m:e>
+              <m:r>
+                <m:rPr>
+                  <m:nor/>
+                </m:rPr>
+                <m:t xml:space="preserve">lim</m:t>
+              </m:r>
+            </m:e>
+            <m:lim>
+              <m:r>
+                <m:t xml:space="preserve">ρ</m:t>
+              </m:r>
+              <m:r>
+                <m:t xml:space="preserve"> </m:t>
+              </m:r>
+              <m:r>
+                <m:t xml:space="preserve">→</m:t>
+              </m:r>
+              <m:r>
+                <m:t xml:space="preserve"> 1</m:t>
+              </m:r>
+            </m:lim>
+          </m:limLow>
+          <m:r>
+            <m:t xml:space="preserve"> V(n, </m:t>
+          </m:r>
+          <m:r>
+            <m:t xml:space="preserve">ρ</m:t>
+          </m:r>
+          <m:sSub>
+            <m:e>
+              <m:r>
+                <m:t xml:space="preserve">) = v</m:t>
+              </m:r>
+            </m:e>
+            <m:sub>
+              <m:r>
+                <m:t xml:space="preserve">R</m:t>
+              </m:r>
+            </m:sub>
+          </m:sSub>
+          <m:r>
+            <m:t xml:space="preserve"> + </m:t>
+          </m:r>
+          <m:f>
+            <m:num>
+              <m:acc>
+                <m:accPr>
+                  <m:chr m:val="̄"/>
+                </m:accPr>
+                <m:e>
+                  <m:r>
+                    <m:t xml:space="preserve">R</m:t>
+                  </m:r>
+                </m:e>
+              </m:acc>
+            </m:num>
+            <m:den>
+              <m:r>
+                <m:t xml:space="preserve">n</m:t>
+              </m:r>
+            </m:den>
+          </m:f>
+          <m:r>
+            <m:t xml:space="preserve"> + </m:t>
+          </m:r>
+          <m:f>
+            <m:num>
+              <m:sSup>
+                <m:e>
+                  <m:acc>
+                    <m:accPr>
+                      <m:chr m:val="̄"/>
+                    </m:accPr>
+                    <m:e>
+                      <m:r>
+                        <m:t xml:space="preserve">R</m:t>
+                      </m:r>
+                    </m:e>
+                  </m:acc>
+                </m:e>
+                <m:sup>
+                  <m:r>
+                    <m:t xml:space="preserve">2</m:t>
+                  </m:r>
+                </m:sup>
+              </m:sSup>
+              <m:sSub>
+                <m:e>
+                  <m:r>
+                    <m:t xml:space="preserve"> + v</m:t>
+                  </m:r>
+                </m:e>
+                <m:sub>
+                  <m:r>
+                    <m:t xml:space="preserve">R</m:t>
+                  </m:r>
+                </m:sub>
+              </m:sSub>
+            </m:num>
+            <m:den>
+              <m:r>
+                <m:t xml:space="preserve">kn</m:t>
+              </m:r>
+            </m:den>
+          </m:f>
+          <m:sSub>
+            <m:e>
+              <m:r>
+                <m:t xml:space="preserve"> &gt; v</m:t>
+              </m:r>
+            </m:e>
+            <m:sub>
+              <m:r>
+                <m:t xml:space="preserve">R</m:t>
+              </m:r>
+            </m:sub>
+          </m:sSub>
+          <m:r>
+            <m:t xml:space="preserve">  </m:t>
+          </m:r>
+          <m:r>
+            <m:t xml:space="preserve"> (7)</m:t>
+          </m:r>
+        </m:oMath>
+      </m:oMathPara>
+    </w:p>
+    <w:p>
+      <w:pPr>
+        <w:spacing w:after="0"/>
+        <w:ind w:firstLine="480"/>
+      </w:pPr>
+      <w:r>
+        <w:rPr>
+          <w:sz w:val="24"/>
+        </w:rPr>
+        <w:t xml:space="preserve">提高报告率仅能消除漏报抽稀方差，无法消除完全报告时依然存在的计数波动，更无法消除个体超传播引入的内在子代抽样方差；</w:t>
+      </w:r>
+    </w:p>
+    <w:p>
+      <w:pPr>
+        <w:spacing w:after="0"/>
+        <w:ind w:firstLine="480"/>
+      </w:pPr>
+      <w:r>
+        <w:rPr>
+          <w:sz w:val="24"/>
+        </w:rPr>
+        <w:t xml:space="preserve">（2）样本基数杠杆的全域收敛性：无论报告率ρ处于何种水平，只要扩大真实风险集规模至极限n→∞，两项规模相关方差均严格收敛于零：</w:t>
+      </w:r>
+    </w:p>
+    <w:p>
+      <m:oMathPara>
+        <m:oMath>
+          <m:limLow>
+            <m:limLowPr/>
+            <m:e>
+              <m:r>
+                <m:rPr>
+                  <m:nor/>
+                </m:rPr>
+                <m:t xml:space="preserve">lim</m:t>
+              </m:r>
+            </m:e>
+            <m:lim>
+              <m:r>
+                <m:t xml:space="preserve">n </m:t>
+              </m:r>
+              <m:r>
+                <m:t xml:space="preserve">→</m:t>
+              </m:r>
+              <m:r>
+                <m:t xml:space="preserve"> </m:t>
+              </m:r>
+              <m:r>
+                <m:t xml:space="preserve">∞</m:t>
+              </m:r>
+            </m:lim>
+          </m:limLow>
+          <m:r>
+            <m:t xml:space="preserve"> V(n, </m:t>
+          </m:r>
+          <m:r>
+            <m:t xml:space="preserve">ρ</m:t>
+          </m:r>
+          <m:sSub>
+            <m:e>
+              <m:r>
+                <m:t xml:space="preserve">) = v</m:t>
+              </m:r>
+            </m:e>
+            <m:sub>
+              <m:r>
+                <m:t xml:space="preserve">R</m:t>
+              </m:r>
+            </m:sub>
+          </m:sSub>
+          <m:r>
+            <m:t xml:space="preserve">  </m:t>
+          </m:r>
+          <m:r>
+            <m:t xml:space="preserve"> (8)</m:t>
+          </m:r>
+        </m:oMath>
+      </m:oMathPara>
+    </w:p>
+    <w:p>
+      <w:pPr>
+        <w:spacing w:after="0"/>
+        <w:ind w:firstLine="480"/>
+      </w:pPr>
+      <w:r>
+        <w:rPr>
+          <w:sz w:val="24"/>
+        </w:rPr>
+        <w:t xml:space="preserve">直观机制在于：抽稀仅改变观测比例，无法改变个体繁殖内核的内在异质性；唯有扩大真实基数n才能通过大数定律压制微观抽样随机性。</w:t>
       </w:r>
     </w:p>
     <w:p>
       <w:pPr>
         <w:pStyle w:val="Heading2"/>
-        <w:spacing w:before="240" w:after="120"/>
+        <w:spacing w:before="200" w:after="80"/>
       </w:pPr>
       <w:r>
         <w:rPr>
           <w:b/>
-          <w:sz w:val="28"/>
-        </w:rPr>
-        <w:t xml:space="preserve">3.4预算约束下的监测维度权衡</w:t>
-      </w:r>
-    </w:p>
-    <w:p>
-      <w:pPr>
-        <w:ind w:firstLine="420"/>
-      </w:pPr>
-      <w:r>
-        <w:rPr>
-          <w:sz w:val="21"/>
-        </w:rPr>
-        <w:t xml:space="preserve">命题4：在理想化重复采样设计（T个观测期、每期风险集n_T=B/(ρT)、总预算B=T·m）下：若各期环境扰动跨期独立，样本均值估计量的方差为v_R/T+A/B——总预算固定时拉长期数T严格单调降低方差；若环境扰动服从AR(1)自相关Cov(R_t,R_{t+s})=v_R r^{|s|}，有限期精确方差为</w:t>
+          <w:sz w:val="24"/>
+        </w:rPr>
+        <w:t xml:space="preserve">3.4跨期监测预算权衡与AR(1)环境衰减</w:t>
+      </w:r>
+    </w:p>
+    <w:p>
+      <w:pPr>
+        <w:spacing w:after="0"/>
+        <w:ind w:firstLine="480"/>
+      </w:pPr>
+      <w:r>
+        <w:rPr>
+          <w:sz w:val="24"/>
+        </w:rPr>
+        <w:t xml:space="preserve">命题4（预算约束下的监测设计权衡与可行性集合）：设在T个观测期内总监测输入规模预算受限为B = T·m（每期m = ρn_T）：</w:t>
+      </w:r>
+    </w:p>
+    <w:p>
+      <w:pPr>
+        <w:spacing w:after="0"/>
+        <w:ind w:firstLine="480"/>
+      </w:pPr>
+      <w:r>
+        <w:rPr>
+          <w:sz w:val="24"/>
+        </w:rPr>
+        <w:t xml:space="preserve">（1）若各期环境扰动跨期独立，平均估计量的方差为Var(R̄_T) = v_R/T + A/B。总预算B固定时，拉长观测期数T能够以O(1/T)严格单调降低估计方差；</w:t>
+      </w:r>
+    </w:p>
+    <w:p>
+      <w:pPr>
+        <w:spacing w:after="0"/>
+        <w:ind w:firstLine="480"/>
+      </w:pPr>
+      <w:r>
+        <w:rPr>
+          <w:sz w:val="24"/>
+        </w:rPr>
+        <w:t xml:space="preserve">（2）若环境扰动存在一阶自回归自相关Cov(R_t, R_{t+s}) = v_R r^{|s|}（0≤r&lt;1），有限期数T下的精确方差为：</w:t>
       </w:r>
     </w:p>
     <w:p>
@@ -1000,7 +1588,7 @@
             </m:sub>
           </m:sSub>
           <m:r>
-            <m:t xml:space="preserve">)=</m:t>
+            <m:t xml:space="preserve">) = </m:t>
           </m:r>
           <m:f>
             <m:num>
@@ -1042,7 +1630,7 @@
                 </m:den>
               </m:f>
               <m:r>
-                <m:t xml:space="preserve">-</m:t>
+                <m:t xml:space="preserve"> - </m:t>
               </m:r>
               <m:f>
                 <m:num>
@@ -1080,7 +1668,7 @@
             </m:e>
           </m:d>
           <m:r>
-            <m:t xml:space="preserve">+</m:t>
+            <m:t xml:space="preserve"> + </m:t>
           </m:r>
           <m:f>
             <m:num>
@@ -1094,102 +1682,675 @@
               </m:r>
             </m:den>
           </m:f>
+          <m:r>
+            <m:t xml:space="preserve">  </m:t>
+          </m:r>
+          <m:r>
+            <m:t xml:space="preserve"> (9)</m:t>
+          </m:r>
         </m:oMath>
       </m:oMathPara>
     </w:p>
     <w:p>
       <w:pPr>
-        <w:ind w:firstLine="420"/>
-      </w:pPr>
-      <w:r>
-        <w:rPr>
-          <w:sz w:val="21"/>
-        </w:rPr>
-        <w:t xml:space="preserve">大期数下可近似为有效独立期数T_eff=T(1-r)/(1+r)。当要求各期风险集为正整数且精确用尽预算时，可行设计集合为{T:B/(ρT)∈N_+}，即B/ρ的正整数因子集合。</w:t>
-      </w:r>
-    </w:p>
-    <w:p>
-      <w:pPr>
-        <w:ind w:firstLine="420"/>
-      </w:pPr>
-      <w:r>
-        <w:rPr>
-          <w:sz w:val="21"/>
-        </w:rPr>
-        <w:t xml:space="preserve">推论1（成本与预算约束下的最优监测规模）：设每期固定运转成本为c_0&gt;0，每上报一例边际成本为c_1&gt;0（人均监测成本c_1'下对应c_1=c_1'/ρ）。在总成本预算B=T(c_0+c_1 m)与连续期数T≥1近似约束下，最优规模为m*=sqrt((c_0/c_1)·m_×)。当存在一阶自回归自相关时调整为m*_AR=sqrt((c_0/c_1)·m_×·(1-r)/(1+r))。这表明最优规模取决于成本结构与方差交叉点。</w:t>
+        <w:spacing w:after="0"/>
+        <w:ind w:firstLine="480"/>
+      </w:pPr>
+      <w:r>
+        <w:rPr>
+          <w:sz w:val="24"/>
+        </w:rPr>
+        <w:t xml:space="preserve">大期数极限下有效独立期数近似为T_eff = T(1-r)/(1+r)；（3）当要求各期风险集相同且为正整数并精确用尽预算时，可行设计集合为B/ρ的正整数因子集合。</w:t>
       </w:r>
     </w:p>
     <w:p>
       <w:pPr>
         <w:pStyle w:val="Heading2"/>
-        <w:spacing w:before="240" w:after="120"/>
+        <w:spacing w:before="200" w:after="80"/>
+      </w:pPr>
+      <w:r>
+        <w:rPr>
+          <w:b/>
+          <w:sz w:val="24"/>
+        </w:rPr>
+        <w:t xml:space="preserve">3.5成本约束下的最优监测规模闭式解</w:t>
+      </w:r>
+    </w:p>
+    <w:p>
+      <w:pPr>
+        <w:spacing w:after="0"/>
+        <w:ind w:firstLine="480"/>
+      </w:pPr>
+      <w:r>
+        <w:rPr>
+          <w:sz w:val="24"/>
+        </w:rPr>
+        <w:t xml:space="preserve">推论1（成本与预算约束下的最优监测规模）：设每期固定运转成本为c_0&gt;0，每上报一例边际成本为c_1&gt;0（人均监测成本c_1'下对应c_1 = c_1'/ρ）。在总成本预算B = T(c_0 + c_1 m)与连续期数T≥1近似约束下，最优单期规模由一阶导数唯一确定为：</w:t>
+      </w:r>
+    </w:p>
+    <w:p>
+      <m:oMathPara>
+        <m:oMath>
+          <m:sSup>
+            <m:e>
+              <m:r>
+                <m:t xml:space="preserve">m</m:t>
+              </m:r>
+            </m:e>
+            <m:sup>
+              <m:r>
+                <m:t xml:space="preserve">*</m:t>
+              </m:r>
+            </m:sup>
+          </m:sSup>
+          <m:r>
+            <m:t xml:space="preserve"> = </m:t>
+          </m:r>
+          <m:rad>
+            <m:radPr>
+              <m:degHide m:val="true"/>
+            </m:radPr>
+            <m:deg/>
+            <m:e>
+              <m:f>
+                <m:num>
+                  <m:sSub>
+                    <m:e>
+                      <m:r>
+                        <m:t xml:space="preserve">c</m:t>
+                      </m:r>
+                    </m:e>
+                    <m:sub>
+                      <m:r>
+                        <m:t xml:space="preserve">0</m:t>
+                      </m:r>
+                    </m:sub>
+                  </m:sSub>
+                </m:num>
+                <m:den>
+                  <m:sSub>
+                    <m:e>
+                      <m:r>
+                        <m:t xml:space="preserve">c</m:t>
+                      </m:r>
+                    </m:e>
+                    <m:sub>
+                      <m:r>
+                        <m:t xml:space="preserve">1</m:t>
+                      </m:r>
+                    </m:sub>
+                  </m:sSub>
+                </m:den>
+              </m:f>
+              <m:sSub>
+                <m:e>
+                  <m:r>
+                    <m:t xml:space="preserve"> m</m:t>
+                  </m:r>
+                </m:e>
+                <m:sub>
+                  <m:r>
+                    <m:t xml:space="preserve">×</m:t>
+                  </m:r>
+                </m:sub>
+              </m:sSub>
+            </m:e>
+          </m:rad>
+          <m:r>
+            <m:t xml:space="preserve">  </m:t>
+          </m:r>
+          <m:r>
+            <m:t xml:space="preserve"> (10)</m:t>
+          </m:r>
+        </m:oMath>
+      </m:oMathPara>
+    </w:p>
+    <w:p>
+      <w:pPr>
+        <w:spacing w:after="0"/>
+        <w:ind w:firstLine="480"/>
+      </w:pPr>
+      <w:r>
+        <w:rPr>
+          <w:sz w:val="24"/>
+        </w:rPr>
+        <w:t xml:space="preserve">注记：命题4中无固定成本的纯人数预算对应c_0=0特例，此时m*→0；推论1则刻画了存在固定运作开销时的现实平衡。若环境扰动存在AR(1)自相关，有效环境方差增大，最优单期规模相应调整为m*_AR = sqrt((c_0/c_1)·m_×·(1-r)/(1+r)) &lt; m*。最优规模m*对未知方差参数的依赖完全通过交叉点m_×体现，证明了真实最优决策取决于成本结构与交叉点的几何权衡。</w:t>
+      </w:r>
+    </w:p>
+    <w:p>
+      <w:pPr>
+        <w:pStyle w:val="Heading2"/>
+        <w:spacing w:before="200" w:after="80"/>
+      </w:pPr>
+      <w:r>
+        <w:rPr>
+          <w:b/>
+          <w:sz w:val="24"/>
+        </w:rPr>
+        <w:t xml:space="preserve">3.6单调似然比超临界增长判定检验</w:t>
+      </w:r>
+    </w:p>
+    <w:p>
+      <w:pPr>
+        <w:spacing w:after="0"/>
+        <w:ind w:firstLine="480"/>
+      </w:pPr>
+      <w:r>
+        <w:rPr>
+          <w:sz w:val="24"/>
+        </w:rPr>
+        <w:t xml:space="preserve">命题5（当期超临界增长判定检验与精确离散功效）：针对单侧假设检验H_0: R_t ≤ 1 对 H_1: R_t &gt; 1：</w:t>
+      </w:r>
+    </w:p>
+    <w:p>
+      <w:pPr>
+        <w:spacing w:after="0"/>
+        <w:ind w:firstLine="480"/>
+      </w:pPr>
+      <w:r>
+        <w:rPr>
+          <w:sz w:val="24"/>
+        </w:rPr>
+        <w:t xml:space="preserve">（1）负二项分布族关于充分统计量C_t具有单调似然比（MLR）性质；非随机化上尾检验拒绝域{C_t ≥ c_α}在复合原假设下将第一类错误率严格控制在α以内：由MLR性质，尾部概率关于R_t单调不减，上确界严格在边界点R_t=1取到：sup_{R_t≤1} Pr(C_t ≥ c_α) = Pr_{R_t=1}(C_t ≥ c_α) ≤ α，离散临界值c_α取满足该式的最小非负整数；</w:t>
+      </w:r>
+    </w:p>
+    <w:p>
+      <w:pPr>
+        <w:spacing w:after="0"/>
+        <w:ind w:firstLine="480"/>
+      </w:pPr>
+      <w:r>
+        <w:rPr>
+          <w:sz w:val="24"/>
+        </w:rPr>
+        <w:t xml:space="preserve">（2）对任意备择增长强度R_t = 1 + δ，精确检出功效由负二项分布累积函数补集给出：π(n, δ) = 1 - F_NB(c_α - 1; nk, k/(k+ρ(1+δ)))。因c_α随n离散跳跃，功效关于n呈非单调阶梯状，最小样本量须逐点枚举求解。</w:t>
+      </w:r>
+    </w:p>
+    <w:p>
+      <w:pPr>
+        <w:pStyle w:val="Heading2"/>
+        <w:spacing w:before="200" w:after="80"/>
+      </w:pPr>
+      <w:r>
+        <w:rPr>
+          <w:b/>
+          <w:sz w:val="24"/>
+        </w:rPr>
+        <w:t xml:space="preserve">3.7更新过程前瞻预测误差的条件分解</w:t>
+      </w:r>
+    </w:p>
+    <w:p>
+      <w:pPr>
+        <w:spacing w:after="0"/>
+        <w:ind w:firstLine="480"/>
+      </w:pPr>
+      <w:r>
+        <w:rPr>
+          <w:sz w:val="24"/>
+        </w:rPr>
+        <w:t xml:space="preserve">命题6（真实感染与报告病例的单步预测方差分解）：基于报告信息集F_t^C，未来真实感染与报告病例的单步预测方差严格满足全方差条件展开：</w:t>
+      </w:r>
+    </w:p>
+    <w:p>
+      <m:oMathPara>
+        <m:oMath>
+          <m:sSub>
+            <m:e>
+              <m:r>
+                <m:t xml:space="preserve">Var(I</m:t>
+              </m:r>
+            </m:e>
+            <m:sub>
+              <m:r>
+                <m:t xml:space="preserve">t+1</m:t>
+              </m:r>
+            </m:sub>
+          </m:sSub>
+          <m:r>
+            <m:t xml:space="preserve">|</m:t>
+          </m:r>
+          <m:r>
+            <m:t xml:space="preserve"> </m:t>
+          </m:r>
+          <m:r>
+            <m:t xml:space="preserve"> </m:t>
+          </m:r>
+          <m:sSubSup>
+            <m:e>
+              <m:r>
+                <m:rPr>
+                  <m:scr m:val="script"/>
+                  <m:sty m:val="p"/>
+                </m:rPr>
+                <m:t xml:space="preserve">F</m:t>
+              </m:r>
+            </m:e>
+            <m:sub>
+              <m:r>
+                <m:t xml:space="preserve">t</m:t>
+              </m:r>
+            </m:sub>
+            <m:sup>
+              <m:r>
+                <m:t xml:space="preserve">C</m:t>
+              </m:r>
+            </m:sup>
+          </m:sSubSup>
+          <m:r>
+            <m:t xml:space="preserve">) = Var(</m:t>
+          </m:r>
+          <m:sSub>
+            <m:e>
+              <m:r>
+                <m:t xml:space="preserve">Λ</m:t>
+              </m:r>
+            </m:e>
+            <m:sub>
+              <m:r>
+                <m:t xml:space="preserve">t+1</m:t>
+              </m:r>
+            </m:sub>
+          </m:sSub>
+          <m:sSub>
+            <m:e>
+              <m:r>
+                <m:t xml:space="preserve"> R</m:t>
+              </m:r>
+            </m:e>
+            <m:sub>
+              <m:r>
+                <m:t xml:space="preserve">t+1</m:t>
+              </m:r>
+            </m:sub>
+          </m:sSub>
+          <m:r>
+            <m:t xml:space="preserve">|</m:t>
+          </m:r>
+          <m:r>
+            <m:t xml:space="preserve"> </m:t>
+          </m:r>
+          <m:r>
+            <m:t xml:space="preserve"> </m:t>
+          </m:r>
+          <m:sSubSup>
+            <m:e>
+              <m:r>
+                <m:rPr>
+                  <m:scr m:val="script"/>
+                  <m:sty m:val="p"/>
+                </m:rPr>
+                <m:t xml:space="preserve">F</m:t>
+              </m:r>
+            </m:e>
+            <m:sub>
+              <m:r>
+                <m:t xml:space="preserve">t</m:t>
+              </m:r>
+            </m:sub>
+            <m:sup>
+              <m:r>
+                <m:t xml:space="preserve">C</m:t>
+              </m:r>
+            </m:sup>
+          </m:sSubSup>
+          <m:r>
+            <m:t xml:space="preserve">) + E</m:t>
+          </m:r>
+          <m:r>
+            <m:t xml:space="preserve">[</m:t>
+          </m:r>
+          <m:sSub>
+            <m:e>
+              <m:r>
+                <m:t xml:space="preserve">Var(I</m:t>
+              </m:r>
+            </m:e>
+            <m:sub>
+              <m:r>
+                <m:t xml:space="preserve">t+1</m:t>
+              </m:r>
+            </m:sub>
+          </m:sSub>
+          <m:r>
+            <m:t xml:space="preserve">|</m:t>
+          </m:r>
+          <m:r>
+            <m:t xml:space="preserve"> </m:t>
+          </m:r>
+          <m:r>
+            <m:t xml:space="preserve"> </m:t>
+          </m:r>
+          <m:sSub>
+            <m:e>
+              <m:r>
+                <m:t xml:space="preserve">Λ</m:t>
+              </m:r>
+            </m:e>
+            <m:sub>
+              <m:r>
+                <m:t xml:space="preserve">t+1</m:t>
+              </m:r>
+            </m:sub>
+          </m:sSub>
+          <m:sSub>
+            <m:e>
+              <m:r>
+                <m:t xml:space="preserve">, R</m:t>
+              </m:r>
+            </m:e>
+            <m:sub>
+              <m:r>
+                <m:t xml:space="preserve">t+1</m:t>
+              </m:r>
+            </m:sub>
+          </m:sSub>
+          <m:r>
+            <m:t xml:space="preserve">, </m:t>
+          </m:r>
+          <m:sSubSup>
+            <m:e>
+              <m:r>
+                <m:rPr>
+                  <m:scr m:val="script"/>
+                  <m:sty m:val="p"/>
+                </m:rPr>
+                <m:t xml:space="preserve">F</m:t>
+              </m:r>
+            </m:e>
+            <m:sub>
+              <m:r>
+                <m:t xml:space="preserve">t</m:t>
+              </m:r>
+            </m:sub>
+            <m:sup>
+              <m:r>
+                <m:t xml:space="preserve">C</m:t>
+              </m:r>
+            </m:sup>
+          </m:sSubSup>
+          <m:r>
+            <m:t xml:space="preserve">)</m:t>
+          </m:r>
+          <m:r>
+            <m:t xml:space="preserve">|</m:t>
+          </m:r>
+          <m:r>
+            <m:t xml:space="preserve"> </m:t>
+          </m:r>
+          <m:r>
+            <m:t xml:space="preserve"> </m:t>
+          </m:r>
+          <m:sSubSup>
+            <m:e>
+              <m:r>
+                <m:rPr>
+                  <m:scr m:val="script"/>
+                  <m:sty m:val="p"/>
+                </m:rPr>
+                <m:t xml:space="preserve">F</m:t>
+              </m:r>
+            </m:e>
+            <m:sub>
+              <m:r>
+                <m:t xml:space="preserve">t</m:t>
+              </m:r>
+            </m:sub>
+            <m:sup>
+              <m:r>
+                <m:t xml:space="preserve">C</m:t>
+              </m:r>
+            </m:sup>
+          </m:sSubSup>
+          <m:r>
+            <m:t xml:space="preserve">]</m:t>
+          </m:r>
+          <m:r>
+            <m:t xml:space="preserve">  </m:t>
+          </m:r>
+          <m:r>
+            <m:t xml:space="preserve"> (11)</m:t>
+          </m:r>
+        </m:oMath>
+      </m:oMathPara>
+    </w:p>
+    <w:p>
+      <m:oMathPara>
+        <m:oMath>
+          <m:sSub>
+            <m:e>
+              <m:r>
+                <m:t xml:space="preserve">Var(C</m:t>
+              </m:r>
+            </m:e>
+            <m:sub>
+              <m:r>
+                <m:t xml:space="preserve">t+1</m:t>
+              </m:r>
+            </m:sub>
+          </m:sSub>
+          <m:r>
+            <m:t xml:space="preserve">|</m:t>
+          </m:r>
+          <m:r>
+            <m:t xml:space="preserve"> </m:t>
+          </m:r>
+          <m:r>
+            <m:t xml:space="preserve"> </m:t>
+          </m:r>
+          <m:sSubSup>
+            <m:e>
+              <m:r>
+                <m:rPr>
+                  <m:scr m:val="script"/>
+                  <m:sty m:val="p"/>
+                </m:rPr>
+                <m:t xml:space="preserve">F</m:t>
+              </m:r>
+            </m:e>
+            <m:sub>
+              <m:r>
+                <m:t xml:space="preserve">t</m:t>
+              </m:r>
+            </m:sub>
+            <m:sup>
+              <m:r>
+                <m:t xml:space="preserve">C</m:t>
+              </m:r>
+            </m:sup>
+          </m:sSubSup>
+          <m:r>
+            <m:t xml:space="preserve">) = </m:t>
+          </m:r>
+          <m:r>
+            <m:t xml:space="preserve">ρ</m:t>
+          </m:r>
+          <m:r>
+            <m:t xml:space="preserve">(1-</m:t>
+          </m:r>
+          <m:r>
+            <m:t xml:space="preserve">ρ</m:t>
+          </m:r>
+          <m:r>
+            <m:t xml:space="preserve">) E</m:t>
+          </m:r>
+          <m:r>
+            <m:t xml:space="preserve">[</m:t>
+          </m:r>
+          <m:sSub>
+            <m:e>
+              <m:r>
+                <m:t xml:space="preserve">I</m:t>
+              </m:r>
+            </m:e>
+            <m:sub>
+              <m:r>
+                <m:t xml:space="preserve">t+1</m:t>
+              </m:r>
+            </m:sub>
+          </m:sSub>
+          <m:r>
+            <m:t xml:space="preserve">|</m:t>
+          </m:r>
+          <m:r>
+            <m:t xml:space="preserve"> </m:t>
+          </m:r>
+          <m:r>
+            <m:t xml:space="preserve"> </m:t>
+          </m:r>
+          <m:sSubSup>
+            <m:e>
+              <m:r>
+                <m:rPr>
+                  <m:scr m:val="script"/>
+                  <m:sty m:val="p"/>
+                </m:rPr>
+                <m:t xml:space="preserve">F</m:t>
+              </m:r>
+            </m:e>
+            <m:sub>
+              <m:r>
+                <m:t xml:space="preserve">t</m:t>
+              </m:r>
+            </m:sub>
+            <m:sup>
+              <m:r>
+                <m:t xml:space="preserve">C</m:t>
+              </m:r>
+            </m:sup>
+          </m:sSubSup>
+          <m:r>
+            <m:t xml:space="preserve">]</m:t>
+          </m:r>
+          <m:r>
+            <m:t xml:space="preserve"> + </m:t>
+          </m:r>
+          <m:sSup>
+            <m:e>
+              <m:r>
+                <m:t xml:space="preserve">ρ</m:t>
+              </m:r>
+            </m:e>
+            <m:sup>
+              <m:r>
+                <m:t xml:space="preserve">2</m:t>
+              </m:r>
+            </m:sup>
+          </m:sSup>
+          <m:sSub>
+            <m:e>
+              <m:r>
+                <m:t xml:space="preserve"> Var(I</m:t>
+              </m:r>
+            </m:e>
+            <m:sub>
+              <m:r>
+                <m:t xml:space="preserve">t+1</m:t>
+              </m:r>
+            </m:sub>
+          </m:sSub>
+          <m:r>
+            <m:t xml:space="preserve">|</m:t>
+          </m:r>
+          <m:r>
+            <m:t xml:space="preserve"> </m:t>
+          </m:r>
+          <m:r>
+            <m:t xml:space="preserve"> </m:t>
+          </m:r>
+          <m:sSubSup>
+            <m:e>
+              <m:r>
+                <m:rPr>
+                  <m:scr m:val="script"/>
+                  <m:sty m:val="p"/>
+                </m:rPr>
+                <m:t xml:space="preserve">F</m:t>
+              </m:r>
+            </m:e>
+            <m:sub>
+              <m:r>
+                <m:t xml:space="preserve">t</m:t>
+              </m:r>
+            </m:sub>
+            <m:sup>
+              <m:r>
+                <m:t xml:space="preserve">C</m:t>
+              </m:r>
+            </m:sup>
+          </m:sSubSup>
+          <m:r>
+            <m:t xml:space="preserve">)</m:t>
+          </m:r>
+          <m:r>
+            <m:t xml:space="preserve">  </m:t>
+          </m:r>
+          <m:r>
+            <m:t xml:space="preserve"> (12)</m:t>
+          </m:r>
+        </m:oMath>
+      </m:oMathPara>
+    </w:p>
+    <w:p>
+      <w:pPr>
+        <w:spacing w:after="0"/>
+        <w:ind w:firstLine="480"/>
+      </w:pPr>
+      <w:r>
+        <w:rPr>
+          <w:sz w:val="24"/>
+        </w:rPr>
+        <w:t xml:space="preserve">在时间序列更新过程中，事后增长统计量均方误差与事前单步预测相对均方误差严格相差常数因子1/R̄²，但在F_t^C下包含预测偏差项与分母随机加权，单代基准不能直接等同移用。</w:t>
+      </w:r>
+    </w:p>
+    <w:p>
+      <w:pPr>
+        <w:pStyle w:val="Heading1"/>
+        <w:spacing w:before="280" w:after="120"/>
       </w:pPr>
       <w:r>
         <w:rPr>
           <w:b/>
           <w:sz w:val="28"/>
         </w:rPr>
-        <w:t xml:space="preserve">3.5增长判定检验与预测方差分解</w:t>
-      </w:r>
-    </w:p>
-    <w:p>
-      <w:pPr>
-        <w:ind w:firstLine="420"/>
-      </w:pPr>
-      <w:r>
-        <w:rPr>
-          <w:sz w:val="21"/>
-        </w:rPr>
-        <w:t xml:space="preserve">命题5：基准模型下负二项族关于充分统计量C_t具有单调似然比，拒绝域{C_t≥c_α}的非随机化上尾检验在复合原假设H_0:R_t≤1下严格控水平α，离散临界值c_α=min{c:P_{R_t=1}(C_t≥c)≤α}；对备择R_t=1+δ，检出功效由负二项累积分布精确给出。命题6：基于报告信息集F_t^C，未来报告病例的预测方差严格分解为二项抽稀项与感染过程方差项的加权和：Var(C_{t+1}|F_t^C)=ρ(1-ρ)E[I_{t+1}|F_t^C]+ρ²Var(I_{t+1}|F_t^C)。</w:t>
-      </w:r>
-    </w:p>
-    <w:p>
-      <w:pPr>
-        <w:pStyle w:val="Heading1"/>
-        <w:spacing w:before="260" w:after="260"/>
+        <w:t xml:space="preserve">4数值模拟评估</w:t>
+      </w:r>
+    </w:p>
+    <w:p>
+      <w:pPr>
+        <w:pStyle w:val="Heading2"/>
+        <w:spacing w:before="200" w:after="80"/>
       </w:pPr>
       <w:r>
         <w:rPr>
           <w:b/>
-          <w:sz w:val="32"/>
-        </w:rPr>
-        <w:t xml:space="preserve">4数值模拟评估</w:t>
-      </w:r>
-    </w:p>
-    <w:p>
-      <w:pPr>
-        <w:pStyle w:val="Heading2"/>
-        <w:spacing w:before="240" w:after="120"/>
-      </w:pPr>
-      <w:r>
-        <w:rPr>
-          <w:b/>
-          <w:sz w:val="28"/>
-        </w:rPr>
-        <w:t xml:space="preserve">4.1增长判定检验的有限样本功效</w:t>
-      </w:r>
-    </w:p>
-    <w:p>
-      <w:pPr>
-        <w:ind w:firstLine="420"/>
-      </w:pPr>
-      <w:r>
-        <w:rPr>
-          <w:sz w:val="21"/>
-        </w:rPr>
-        <w:t xml:space="preserve">在名义水平α=0.05、ρ=0.25下，针对k∈{0.1,0.35,1.0}与期望报告规模m∈[5,600]进行30000次蒙特卡洛抽样。三项发现：（1）渐近Wald检验在网格内最小规模m=5、k=0.1处经验一类错误率达最高的8.1%（30000次模拟），全低规模段系统性过检，而精确离散检验全网格严格受控；（2）k=0.35时达到80%功效所需规模由δ=0.15的517.8例降至δ=0.50的57.2例；（3）相同增长信号(δ=0.25)下，从k=1.0到k=0.1样本需求放大约3倍（142.0对415.0例）。结果如图1所示。</w:t>
-      </w:r>
-    </w:p>
-    <w:p>
-      <w:pPr>
+          <w:sz w:val="24"/>
+        </w:rPr>
+        <w:t xml:space="preserve">4.1理论命题与交叉点的数值验证</w:t>
+      </w:r>
+    </w:p>
+    <w:p>
+      <w:pPr>
+        <w:spacing w:after="0"/>
+        <w:ind w:firstLine="480"/>
+      </w:pPr>
+      <w:r>
+        <w:rPr>
+          <w:sz w:val="24"/>
+        </w:rPr>
+        <w:t xml:space="preserve">在基准参数配置（R̄=1.15, v_R=0.04, k=0.35, ρ=0.25）下进行50,000次蒙特卡洛随机模拟。图1展示了数值模拟与解析公式的对比。当期参数方差随m无界衰减，而跨期基础水平方差平滑趋向环境底板v_R=0.040；经验方差与理论推导比值处于0.988–1.017之间；在解析交叉点m_×=53.1处，两类方差贡献各占50%；规模每翻倍的方差削减率严格依循1/(2(1+m/m_×))解析规律。</w:t>
+      </w:r>
+    </w:p>
+    <w:p>
+      <w:pPr>
+        <w:spacing w:before="240" w:after="40"/>
         <w:jc w:val="center"/>
       </w:pPr>
       <w:r>
         <w:drawing>
           <wp:inline distT="0" distB="0" distL="0" distR="0">
-            <wp:extent cx="5394960" cy="1476826"/>
+            <wp:extent cx="5303520" cy="1566140"/>
             <wp:effectExtent l="0" t="0" r="0" b="0"/>
-            <wp:docPr id="1" name="图1 当期超临界增长判定检验功效与有限样本性质验证" descr="图1 当期超临界增长判定检验功效与有限样本性质验证"/>
+            <wp:docPr id="1" name="图1 理论命题与方差占比交叉点蒙特卡洛验证" descr="图1 理论命题与方差占比交叉点蒙特卡洛验证"/>
             <wp:cNvGraphicFramePr>
               <a:graphicFrameLocks noChangeAspect="1"/>
             </wp:cNvGraphicFramePr>
@@ -1197,11 +2358,11 @@
               <a:graphicData uri="http://schemas.openxmlformats.org/drawingml/2006/picture">
                 <pic:pic>
                   <pic:nvPicPr>
-                    <pic:cNvPr id="1" name="图1 当期超临界增长判定检验功效与有限样本性质验证"/>
+                    <pic:cNvPr id="1" name="图1 理论命题与方差占比交叉点蒙特卡洛验证"/>
                     <pic:cNvPicPr/>
                   </pic:nvPicPr>
                   <pic:blipFill>
-                    <a:blip r:embed="Rcf786d06b71d4f81" cstate="print"/>
+                    <a:blip r:embed="R3771f8373c6742e7" cstate="print"/>
                     <a:stretch>
                       <a:fillRect/>
                     </a:stretch>
@@ -1209,7 +2370,7 @@
                   <pic:spPr>
                     <a:xfrm>
                       <a:off x="0" y="0"/>
-                      <a:ext cx="5394960" cy="1476826"/>
+                      <a:ext cx="5303520" cy="1566140"/>
                     </a:xfrm>
                     <a:prstGeom prst="rect">
                       <a:avLst/>
@@ -1224,51 +2385,53 @@
     </w:p>
     <w:p>
       <w:pPr>
-        <w:spacing w:before="60" w:after="200"/>
+        <w:spacing w:before="40" w:after="240"/>
         <w:jc w:val="center"/>
       </w:pPr>
       <w:r>
         <w:rPr>
           <w:b/>
-          <w:sz w:val="18"/>
-        </w:rPr>
-        <w:t xml:space="preserve">图1 当期超临界增长判定检验功效与有限样本性质验证</w:t>
+          <w:sz w:val="21"/>
+        </w:rPr>
+        <w:t xml:space="preserve">图1 理论命题与方差占比交叉点蒙特卡洛验证</w:t>
       </w:r>
     </w:p>
     <w:p>
       <w:pPr>
         <w:pStyle w:val="Heading2"/>
-        <w:spacing w:before="240" w:after="120"/>
+        <w:spacing w:before="200" w:after="80"/>
       </w:pPr>
       <w:r>
         <w:rPr>
           <w:b/>
-          <w:sz w:val="28"/>
-        </w:rPr>
-        <w:t xml:space="preserve">4.2更新过程的预测误差与参照曲线</w:t>
-      </w:r>
-    </w:p>
-    <w:p>
-      <w:pPr>
-        <w:ind w:firstLine="420"/>
-      </w:pPr>
-      <w:r>
-        <w:rPr>
-          <w:sz w:val="21"/>
-        </w:rPr>
-        <w:t xml:space="preserve">在时间序列更新过程中（150条轨迹×26个预测起点，种子20260925），事后代理增长统计量误差与事前单步预测相对均方误差严格相差常数因子1/R̄²，但二者均不精确等于单代理想基准：更新过程额外引入报告历史代理真实感染压力的预测偏差项与随机分母的倒数二次方重加权。经验曲线在m≥25段为缩放参照曲线(v_R+A/m)/R̄²的0.75–0.98倍并渐近收敛于0.0302；m=6处为参照的1.82倍（0.543对0.298），小规模端不贴合——这是单代基准在极小规模不适用的直接证据。规模每翻倍的边际削减由单代参照的1/(2(1+m/m_×))给出——m=10时为42.1%，越过交叉点m_×=53.1（25.0%）后，m=200时仅10.5%；m&lt;12段经验降幅系统性高于该解析式。结果如图2所示。</w:t>
-      </w:r>
-    </w:p>
-    <w:p>
-      <w:pPr>
+          <w:sz w:val="24"/>
+        </w:rPr>
+        <w:t xml:space="preserve">4.2增长判定检验的有限样本功效与Wald近似失效</w:t>
+      </w:r>
+    </w:p>
+    <w:p>
+      <w:pPr>
+        <w:spacing w:after="0"/>
+        <w:ind w:firstLine="480"/>
+      </w:pPr>
+      <w:r>
+        <w:rPr>
+          <w:sz w:val="24"/>
+        </w:rPr>
+        <w:t xml:space="preserve">在名义水平α=0.05下进行30,000次抽样。图2展现了关键发现：(1)渐近正态Wald检验在低规模且超传播（k≤0.35）时发生系统性过检失效，在m=5, k=0.1处一类错误率高达8.1%（名义水平的1.6倍），而精确离散检验在全域严格受控；(2)达到80%功效所需的首次穿越样本量n对信号强度呈现剧烈非线性响应；(3)强超传播对样本量需求放大了近3倍（k=0.1需m=415例 vs. k=1.0需142例）。</w:t>
+      </w:r>
+    </w:p>
+    <w:p>
+      <w:pPr>
+        <w:spacing w:before="240" w:after="40"/>
         <w:jc w:val="center"/>
       </w:pPr>
       <w:r>
         <w:drawing>
           <wp:inline distT="0" distB="0" distL="0" distR="0">
-            <wp:extent cx="5394960" cy="1435463"/>
+            <wp:extent cx="5303520" cy="1451795"/>
             <wp:effectExtent l="0" t="0" r="0" b="0"/>
-            <wp:docPr id="2" name="图2 更新过程事后增长统计量与事前单步病例预测误差对照" descr="图2 更新过程事后增长统计量与事前单步病例预测误差对照"/>
+            <wp:docPr id="2" name="图2 当期超临界增长判定检验功效与有限样本性质验证" descr="图2 当期超临界增长判定检验功效与有限样本性质验证"/>
             <wp:cNvGraphicFramePr>
               <a:graphicFrameLocks noChangeAspect="1"/>
             </wp:cNvGraphicFramePr>
@@ -1276,11 +2439,11 @@
               <a:graphicData uri="http://schemas.openxmlformats.org/drawingml/2006/picture">
                 <pic:pic>
                   <pic:nvPicPr>
-                    <pic:cNvPr id="2" name="图2 更新过程事后增长统计量与事前单步病例预测误差对照"/>
+                    <pic:cNvPr id="2" name="图2 当期超临界增长判定检验功效与有限样本性质验证"/>
                     <pic:cNvPicPr/>
                   </pic:nvPicPr>
                   <pic:blipFill>
-                    <a:blip r:embed="R75dc98cdaaea47c7" cstate="print"/>
+                    <a:blip r:embed="Re1d5022bd5ec420f" cstate="print"/>
                     <a:stretch>
                       <a:fillRect/>
                     </a:stretch>
@@ -1288,7 +2451,7 @@
                   <pic:spPr>
                     <a:xfrm>
                       <a:off x="0" y="0"/>
-                      <a:ext cx="5394960" cy="1435463"/>
+                      <a:ext cx="5303520" cy="1451795"/>
                     </a:xfrm>
                     <a:prstGeom prst="rect">
                       <a:avLst/>
@@ -1303,105 +2466,190 @@
     </w:p>
     <w:p>
       <w:pPr>
-        <w:spacing w:before="60" w:after="200"/>
+        <w:spacing w:before="40" w:after="240"/>
         <w:jc w:val="center"/>
       </w:pPr>
       <w:r>
         <w:rPr>
           <w:b/>
-          <w:sz w:val="18"/>
-        </w:rPr>
-        <w:t xml:space="preserve">图2 更新过程事后增长统计量与事前单步病例预测误差对照</w:t>
+          <w:sz w:val="21"/>
+        </w:rPr>
+        <w:t xml:space="preserve">图2 当期超临界增长判定检验功效与有限样本性质验证</w:t>
+      </w:r>
+    </w:p>
+    <w:p>
+      <w:pPr>
+        <w:pStyle w:val="Heading2"/>
+        <w:spacing w:before="200" w:after="80"/>
+      </w:pPr>
+      <w:r>
+        <w:rPr>
+          <w:b/>
+          <w:sz w:val="24"/>
+        </w:rPr>
+        <w:t xml:space="preserve">4.3代际更新过程时间序列预测误差衰减仿真</w:t>
+      </w:r>
+    </w:p>
+    <w:p>
+      <w:pPr>
+        <w:spacing w:after="0"/>
+        <w:ind w:firstLine="480"/>
+      </w:pPr>
+      <w:r>
+        <w:rPr>
+          <w:sz w:val="24"/>
+        </w:rPr>
+        <w:t xml:space="preserve">在150条更新过程轨迹（3,900个评价点）中评估事前预测误差演化。图3表明：在中大规模段（m≥25），经验误差平滑趋向环境相对方差底板0.0302，贴合度达参照曲线的0.75–0.98倍；在极小规模段（m=6），完整样本的经验误差为0.718（相对损失0.543，为参照曲线的1.82倍），反映了更新过程重尾偏差与分母波动的非线性放大，直接证实了单代基准在极小规模下的失配。</w:t>
+      </w:r>
+    </w:p>
+    <w:p>
+      <w:pPr>
+        <w:spacing w:before="240" w:after="40"/>
+        <w:jc w:val="center"/>
+      </w:pPr>
+      <w:r>
+        <w:drawing>
+          <wp:inline distT="0" distB="0" distL="0" distR="0">
+            <wp:extent cx="5303520" cy="1411133"/>
+            <wp:effectExtent l="0" t="0" r="0" b="0"/>
+            <wp:docPr id="3" name="图3 更新过程时间序列事后统计量与事前预测误差对照" descr="图3 更新过程时间序列事后统计量与事前预测误差对照"/>
+            <wp:cNvGraphicFramePr>
+              <a:graphicFrameLocks noChangeAspect="1"/>
+            </wp:cNvGraphicFramePr>
+            <a:graphic>
+              <a:graphicData uri="http://schemas.openxmlformats.org/drawingml/2006/picture">
+                <pic:pic>
+                  <pic:nvPicPr>
+                    <pic:cNvPr id="3" name="图3 更新过程时间序列事后统计量与事前预测误差对照"/>
+                    <pic:cNvPicPr/>
+                  </pic:nvPicPr>
+                  <pic:blipFill>
+                    <a:blip r:embed="R093c87ce6cca492f" cstate="print"/>
+                    <a:stretch>
+                      <a:fillRect/>
+                    </a:stretch>
+                  </pic:blipFill>
+                  <pic:spPr>
+                    <a:xfrm>
+                      <a:off x="0" y="0"/>
+                      <a:ext cx="5303520" cy="1411133"/>
+                    </a:xfrm>
+                    <a:prstGeom prst="rect">
+                      <a:avLst/>
+                    </a:prstGeom>
+                  </pic:spPr>
+                </pic:pic>
+              </a:graphicData>
+            </a:graphic>
+          </wp:inline>
+        </w:drawing>
+      </w:r>
+    </w:p>
+    <w:p>
+      <w:pPr>
+        <w:spacing w:before="40" w:after="240"/>
+        <w:jc w:val="center"/>
+      </w:pPr>
+      <w:r>
+        <w:rPr>
+          <w:b/>
+          <w:sz w:val="21"/>
+        </w:rPr>
+        <w:t xml:space="preserve">图3 更新过程时间序列事后统计量与事前预测误差对照</w:t>
       </w:r>
     </w:p>
     <w:p>
       <w:pPr>
         <w:pStyle w:val="Heading1"/>
-        <w:spacing w:before="260" w:after="260"/>
-      </w:pPr>
-      <w:r>
-        <w:rPr>
-          <w:b/>
-          <w:sz w:val="32"/>
-        </w:rPr>
-        <w:t xml:space="preserve">5实证检验：全美流感住院监测数据（2020—2026）</w:t>
-      </w:r>
-    </w:p>
-    <w:p>
-      <w:pPr>
-        <w:pStyle w:val="Heading2"/>
-        <w:spacing w:before="240" w:after="120"/>
+        <w:spacing w:before="280" w:after="120"/>
       </w:pPr>
       <w:r>
         <w:rPr>
           <w:b/>
           <w:sz w:val="28"/>
         </w:rPr>
-        <w:t xml:space="preserve">5.1数据源、制度分段与预处理</w:t>
-      </w:r>
-    </w:p>
-    <w:p>
-      <w:pPr>
-        <w:ind w:firstLine="420"/>
-      </w:pPr>
-      <w:r>
-        <w:rPr>
+        <w:t xml:space="preserve">5实证检验：全美流感住院监测数据（2020—2026）</w:t>
+      </w:r>
+    </w:p>
+    <w:p>
+      <w:pPr>
+        <w:pStyle w:val="Heading2"/>
+        <w:spacing w:before="200" w:after="80"/>
+      </w:pPr>
+      <w:r>
+        <w:rPr>
+          <w:b/>
+          <w:sz w:val="24"/>
+        </w:rPr>
+        <w:t xml:space="preserve">5.1数据来源、制度分段与有效样本界定</w:t>
+      </w:r>
+    </w:p>
+    <w:p>
+      <w:pPr>
+        <w:spacing w:after="0"/>
+        <w:ind w:firstLine="480"/>
+      </w:pPr>
+      <w:r>
+        <w:rPr>
+          <w:sz w:val="24"/>
+        </w:rPr>
+        <w:t xml:space="preserve">数据来源于美国CDC NHSN周度流感确诊新发住院人数与各州医院报告覆盖率官方开放数据（官方目录标识符ua7e-t2fy，SHA-256校验和e48c2ea92e0beb552a6510b7b0c2fe7a7c9ea911cd27880169298c34de20c330）。样本跨越2020年8月至2026年9月初共16,218个州--周观测。样本筛选采用单一口径：D_t≥5的活跃周阈值（得10,303个有效州--周），不设覆盖率门槛以避免系统剔除低覆盖样本。</w:t>
+      </w:r>
+    </w:p>
+    <w:p>
+      <w:pPr>
+        <w:spacing w:after="0"/>
+        <w:ind w:firstLine="480"/>
+      </w:pPr>
+      <w:r>
+        <w:rPr>
+          <w:sz w:val="24"/>
+        </w:rPr>
+        <w:t xml:space="preserve">制度演变划分为三阶段：前过渡高覆盖期（2020-10至2024-04，184个有效周，N=6,009），包含大流行早期高覆盖子段（N=2,627，覆盖率87.8%）与2022-10起的法定强制子段（N=3,382，覆盖率93.7%），合计覆盖率91.1%；自愿过渡期（2024-05至2024-10，26个有效周，N=420，覆盖率断崖跌至54.6%）；CMS新规重制期（2024-11至2026-09，96个有效周，N=3,874，覆盖率恢复至91.8%）。</w:t>
+      </w:r>
+    </w:p>
+    <w:p>
+      <w:pPr>
+        <w:pStyle w:val="Heading2"/>
+        <w:spacing w:before="200" w:after="80"/>
+      </w:pPr>
+      <w:r>
+        <w:rPr>
+          <w:b/>
+          <w:sz w:val="24"/>
+        </w:rPr>
+        <w:t xml:space="preserve">5.2检验一：流行初期波段的方差衰减与误差预算分解</w:t>
+      </w:r>
+    </w:p>
+    <w:p>
+      <w:pPr>
+        <w:spacing w:after="0"/>
+        <w:ind w:firstLine="480"/>
+      </w:pPr>
+      <w:r>
+        <w:rPr>
+          <w:sz w:val="24"/>
+        </w:rPr>
+        <w:t xml:space="preserve">在三个流感季初期上升波段（N=1,267，平均增长率1.6706）中展开回顾性阶段条件误差分析，各规模分组统计见表1。</w:t>
+      </w:r>
+    </w:p>
+    <w:p>
+      <w:pPr>
+        <w:spacing w:before="240" w:after="80"/>
+        <w:jc w:val="center"/>
+      </w:pPr>
+      <w:r>
+        <w:rPr>
+          <w:b/>
           <w:sz w:val="21"/>
         </w:rPr>
-        <w:t xml:space="preserve">数据来自全美各州及华盛顿特区医院向CDC NHSN上报的周度实验室确诊新发流感住院人数及各州周度医院报告覆盖率。样本跨越2020年8月至2026年9月，共16218个州周观测；D_t≥5的有效推断样本10303个。样本期内该系统经历三次制度切换：前过渡高覆盖期（2020年10月至2024年4月30日，184个有效周、N=6,009），含大流行早期高覆盖子段（N=2,627，覆盖率87.8%）与2022年10月起的法定强制子段（N=3,382，覆盖率93.7%），合计平均覆盖率91.1%（中位数92.3%）；第二阶段自愿过渡期（2024年5月1日至10月31日）覆盖率断崖式跌至54.6%（中位数45.7%）；第三阶段CMS新规重制期（2024年11月1日起）恢复至91.8%（中位数93.2%）。这一覆盖率骤降构成本文考察报告率冲击的主要制度变异来源。</w:t>
-      </w:r>
-    </w:p>
-    <w:p>
-      <w:pPr>
-        <w:ind w:firstLine="420"/>
-      </w:pPr>
-      <w:r>
-        <w:rPr>
-          <w:sz w:val="21"/>
-        </w:rPr>
-        <w:t xml:space="preserve">状态空间设定：取滞后权重向量w=(0.65,0.25,0.10)构建各州历史有效输入压力D_t=∑w_s C_{t+1-s}，增长代理为G_{t+1}=C_{t+1}/D_t。该卷积核是感染代际分布与住院报告延迟分布的离散复合。评估预测误差时采用阶段条件化基准Ĉ_{t+1|t}=R̄_phase·D_t，以在同等基准下纯化评估病例捕获规模对相对预测方差的边际贡献。</w:t>
-      </w:r>
-    </w:p>
-    <w:p>
-      <w:pPr>
-        <w:pStyle w:val="Heading2"/>
-        <w:spacing w:before="240" w:after="120"/>
-      </w:pPr>
-      <w:r>
-        <w:rPr>
-          <w:b/>
-          <w:sz w:val="28"/>
-        </w:rPr>
-        <w:t xml:space="preserve">5.2检验一：流行初期波段的方差衰减与误差预算分解</w:t>
-      </w:r>
-    </w:p>
-    <w:p>
-      <w:pPr>
-        <w:ind w:firstLine="420"/>
-      </w:pPr>
-      <w:r>
-        <w:rPr>
-          <w:sz w:val="21"/>
-        </w:rPr>
-        <w:t xml:space="preserve">在三个流感季的流行初期上升波段（N=1267，平均增长率1.6706）中，按理论形式直接对原始观测估计仿射模型E[((G_{t+1}-R̄)/R̄)²|D_t]=a+b/D_t，采用一阶可行广义最小二乘（FGLS，权重1/μ̂²），标准误与置信区间由按州聚类的cluster bootstrap给出（1500次重抽）。结果：规模相关方差项b=2.2434（95%CI[1.5019,3.0161]，1500次重抽无一次b≤0）；环境底板a=0.0991（95%CI[0.0841,0.1173]）；经验交叉点m_×^emp=b/a=22.6例/周（95%CI[13.7,33.7]）。从最小规模组到[20,50)组，经验相对均方误差下降51.3%，聚类95%CI严格分离。各规模分组统计见表1。</w:t>
-      </w:r>
-    </w:p>
-    <w:p>
-      <w:pPr>
-        <w:spacing w:before="160" w:after="60"/>
-        <w:jc w:val="center"/>
-      </w:pPr>
-      <w:r>
-        <w:rPr>
-          <w:b/>
-          <w:sz w:val="18"/>
-        </w:rPr>
-        <w:t xml:space="preserve">表1 流行初期波段单步前瞻预测误差随周捕获规模的分组统计</w:t>
+        <w:t xml:space="preserve">表1 全美流感住院流行初期波段单步预测误差随周捕获规模的分组统计</w:t>
       </w:r>
     </w:p>
     <w:tbl>
       <w:tblPr>
         <w:tblW w:w="5000" w:type="pct"/>
+        <w:jc w:val="center"/>
         <w:tblBorders>
           <w:top w:val="single" w:sz="4"/>
           <w:left w:val="single" w:sz="4"/>
@@ -1412,13 +2660,13 @@
         </w:tblBorders>
       </w:tblPr>
       <w:tblGrid>
-        <w:gridCol w:w="1186"/>
-        <w:gridCol w:w="1186"/>
-        <w:gridCol w:w="1186"/>
-        <w:gridCol w:w="1186"/>
-        <w:gridCol w:w="1186"/>
-        <w:gridCol w:w="1186"/>
-        <w:gridCol w:w="1186"/>
+        <w:gridCol w:w="1185"/>
+        <w:gridCol w:w="1185"/>
+        <w:gridCol w:w="1185"/>
+        <w:gridCol w:w="1185"/>
+        <w:gridCol w:w="1185"/>
+        <w:gridCol w:w="1185"/>
+        <w:gridCol w:w="1185"/>
       </w:tblGrid>
       <w:tr>
         <w:trPr>
@@ -1434,7 +2682,7 @@
         <w:tc>
           <w:p>
             <w:r>
-              <w:t xml:space="preserve">N</w:t>
+              <w:t xml:space="preserve">样本数N</w:t>
             </w:r>
           </w:p>
         </w:tc>
@@ -1789,53 +3037,70 @@
     </w:tbl>
     <w:p>
       <w:pPr>
-        <w:ind w:firstLine="420"/>
-      </w:pPr>
-      <w:r>
-        <w:rPr>
+        <w:spacing w:after="0"/>
+        <w:ind w:firstLine="480"/>
+      </w:pPr>
+      <w:r>
+        <w:rPr>
+          <w:sz w:val="24"/>
+        </w:rPr>
+        <w:t xml:space="preserve">FGLS仿射拟合给出规模斜率b=2.2434（聚类bootstrap 95% CI [1.5019, 3.0161]，极显著排除零点），与规模无关经验损失截距a=0.0991，经验交叉点m_×^emp=b/a=22.6例/周（十分位拟合为22.6；截尾1%后移至10.6，属量级估计）。</w:t>
+      </w:r>
+    </w:p>
+    <w:p>
+      <w:pPr>
+        <w:spacing w:after="0"/>
+        <w:ind w:firstLine="480"/>
+      </w:pPr>
+      <w:r>
+        <w:rPr>
+          <w:sz w:val="24"/>
+        </w:rPr>
+        <w:t xml:space="preserve">误差预算分解显示：初期平均相对均方误差0.181中，与规模无关拟合项贡献54.6%，规模相关项贡献45.1%。作为对照，样本内已实现的大规模观测（D_t≥250，共244个观测）平均相对误差为0.104，与拟合截距0.0991高度吻合，约为全体平均的六成。事前滚动起点核验（扩张窗与26周池）下规模项均显著为正，证实规模效应的方向在事前信息集下依然保持。</w:t>
+      </w:r>
+    </w:p>
+    <w:p>
+      <w:pPr>
+        <w:pStyle w:val="Heading2"/>
+        <w:spacing w:before="200" w:after="80"/>
+      </w:pPr>
+      <w:r>
+        <w:rPr>
+          <w:b/>
+          <w:sz w:val="24"/>
+        </w:rPr>
+        <w:t xml:space="preserve">5.3检验二：与时变更新过程及时间序列基准的竞争预测性能对照</w:t>
+      </w:r>
+    </w:p>
+    <w:p>
+      <w:pPr>
+        <w:spacing w:after="0"/>
+        <w:ind w:firstLine="480"/>
+      </w:pPr>
+      <w:r>
+        <w:rPr>
+          <w:sz w:val="24"/>
+        </w:rPr>
+        <w:t xml:space="preserve">构建基于Cori等(2013)滑动窗口更新过程的时变再生数基线（1/2/3周窗）与朴素平移基准C_{t+1}=C_t展开全尺度分箱对拍，结果见表2。</w:t>
+      </w:r>
+    </w:p>
+    <w:p>
+      <w:pPr>
+        <w:spacing w:before="240" w:after="80"/>
+        <w:jc w:val="center"/>
+      </w:pPr>
+      <w:r>
+        <w:rPr>
+          <w:b/>
           <w:sz w:val="21"/>
         </w:rPr>
-        <w:t xml:space="preserve">针对D_t与C_{t+1}共享报告噪声导致的变量误差问题，我们进一步以滞后3–5周报告序列构造的工具规模D_t^iv做两阶段最小二乘对照。在全初期波段汇集样本（有效样本N=1,051）中，以全阶段均值R̄_early=1.6706归一化时，第二阶段b估计为2.5305（a=0.0812），高于同一样本OLS的1.3525；若以该子样本自身均值（1.6266）归一化则给出b=2.8501（a=0.0807，对应OLS为1.4581）。第一阶段未聚类F达1147.1（聚类稳健F为312.9，强工具），第二阶段差值(b_iv - b_ols)为1.3921（10,000次聚类bootstrap 95%CI为[0.43, 2.41]，p=0.0014，稳健排除零点）。更将2SLS限定在各流感季初期波段内部独立运行：2022–23季（N=273）稳健F=94.5，b_iv=3.2787（OLS: 1.8865，差值CI为[-0.15, 3.89]）；2023–24季（N=358）稳健F=119.4，b_iv=2.1867（OLS: 1.6760，差值CI为[-0.55, 1.74]）；2024–25季（N=420）稳健F=76.8，b_iv=3.6131（OLS: 1.8295，差值CI为[0.01, 3.47]，表现为临界为正）。在每个独立季节内部，第一阶段稳健F统计量均大于75，且各季节IV规模斜率均显著为正，为规模效应的存在提供了强稳健性证据。</w:t>
-      </w:r>
-    </w:p>
-    <w:p>
-      <w:pPr>
-        <w:ind w:firstLine="420"/>
-      </w:pPr>
-      <w:r>
-        <w:rPr>
-          <w:sz w:val="21"/>
-        </w:rPr>
-        <w:t xml:space="preserve">过度离散结构Var(L)/E[L]²从[5,20)箱的5.32整体降至[600,5000)箱的0.99，超额离散随规模扩大而收缩，与理论形状一致。</w:t>
-      </w:r>
-    </w:p>
-    <w:p>
-      <w:pPr>
-        <w:ind w:firstLine="420"/>
-      </w:pPr>
-      <w:r>
-        <w:rPr>
-          <w:sz w:val="21"/>
-        </w:rPr>
-        <w:t xml:space="preserve">与时变更新过程及时间序列基准的竞争预测性能对照：我们进一步构建了两类具备竞争性的事前预测基线：其一是基于Cori等(2013)滑动窗口更新过程的时变再生数预测（分别取1周、2周与3周滑动窗）；其二是经典时间序列朴素平移基准C_{t+1}=C_t。在流行初期波段上，各基准的事前单步相对预测均方误差见表2。结果表明：(1)全体均值上，2周窗与3周窗Cori基线的RelMSE分别为0.2876与0.2490，中位数为0.0658与0.0626，性能远优于朴素平移基准（均值0.6367，中位数0.1732）；(2)关键在于分规模表现：在所有更新过程基准中，预测误差在D_t≤100内随每周病例规模快速下降，越过百例量级后趋于平缓（约0.087–0.098），进入收益放缓的经验底板平台；(3)在大规模段（D_t≥100），2周与3周Cori基线的平均相对均方误差（约0.087–0.098）甚至略低于常数阶段均值（0.103–0.112），原因在于时变参数能更好适应局部流行波动的拐点；但在小规模段（[5,20)），滑动窗口估计R_t自身引入了显著的有限样本小计数估计方差。对2周与3周Cori基线误差进行仿射拟合，分别给出b=6.0637（m_x=74.7）与b=4.9836（m_x=65.3）。无论采用回顾性阶段基准还是事前时变更新过程基准，预测方差随规模在中小规模段呈现快速衰减并在越过百例后进入收益平缓区是内在的结构性特征。</w:t>
-      </w:r>
-    </w:p>
-    <w:p>
-      <w:pPr>
-        <w:spacing w:before="160" w:after="60"/>
-        <w:jc w:val="center"/>
-      </w:pPr>
-      <w:r>
-        <w:rPr>
-          <w:b/>
-          <w:sz w:val="18"/>
-        </w:rPr>
-        <w:t xml:space="preserve">表2 不同预测基准在流行初期波段单步相对均方误差（RelMSE）的规模分箱对照（注：Cori 2周/3周窗有效样本量分别为1244与1251）</w:t>
+        <w:t xml:space="preserve">表2 不同预测基准在流行初期波段单步相对均方误差（RelMSE）的规模分箱对照</w:t>
       </w:r>
     </w:p>
     <w:tbl>
       <w:tblPr>
         <w:tblW w:w="5000" w:type="pct"/>
+        <w:jc w:val="center"/>
         <w:tblBorders>
           <w:top w:val="single" w:sz="4"/>
           <w:left w:val="single" w:sz="4"/>
@@ -1846,12 +3111,12 @@
         </w:tblBorders>
       </w:tblPr>
       <w:tblGrid>
-        <w:gridCol w:w="1384"/>
-        <w:gridCol w:w="1384"/>
-        <w:gridCol w:w="1384"/>
-        <w:gridCol w:w="1384"/>
-        <w:gridCol w:w="1384"/>
-        <w:gridCol w:w="1384"/>
+        <w:gridCol w:w="1383"/>
+        <w:gridCol w:w="1383"/>
+        <w:gridCol w:w="1383"/>
+        <w:gridCol w:w="1383"/>
+        <w:gridCol w:w="1383"/>
+        <w:gridCol w:w="1383"/>
       </w:tblGrid>
       <w:tr>
         <w:trPr>
@@ -2263,119 +3528,487 @@
     </w:tbl>
     <w:p>
       <w:pPr>
-        <w:ind w:firstLine="420"/>
-      </w:pPr>
-      <w:r>
-        <w:rPr>
+        <w:spacing w:after="0"/>
+        <w:ind w:firstLine="480"/>
+      </w:pPr>
+      <w:r>
+        <w:rPr>
+          <w:sz w:val="24"/>
+        </w:rPr>
+        <w:t xml:space="preserve">表2表明：在所有更新过程基准中，预测误差均随每周规模严格单调下降；在大规模段（D_t≥100），Cori 2周窗基准误差降至0.0903（略低于常数阶段均值的0.1032），展现了时变参数适应局部转折的优势；仿射拟合给出b=6.0637（m_×=74.7）。无论采用常数基准还是时变更新基准，规模双曲衰减律均表现出内在结构性。</w:t>
+      </w:r>
+    </w:p>
+    <w:p>
+      <w:pPr>
+        <w:pStyle w:val="Heading2"/>
+        <w:spacing w:before="200" w:after="80"/>
+      </w:pPr>
+      <w:r>
+        <w:rPr>
+          <w:b/>
+          <w:sz w:val="24"/>
+        </w:rPr>
+        <w:t xml:space="preserve">5.4检验三：达峰与回落期的反证边界——平稳基准破缺而非规模失效</w:t>
+      </w:r>
+    </w:p>
+    <w:p>
+      <w:pPr>
+        <w:spacing w:after="0"/>
+        <w:ind w:firstLine="480"/>
+      </w:pPr>
+      <w:r>
+        <w:rPr>
+          <w:sz w:val="24"/>
+        </w:rPr>
+        <w:t xml:space="preserve">以初期平稳基准预测达峰期（N=1,220）时，分组误差见表3与图4(c)。</w:t>
+      </w:r>
+    </w:p>
+    <w:p>
+      <w:pPr>
+        <w:spacing w:before="240" w:after="80"/>
+        <w:jc w:val="center"/>
+      </w:pPr>
+      <w:r>
+        <w:rPr>
+          <w:b/>
           <w:sz w:val="21"/>
         </w:rPr>
-        <w:t xml:space="preserve">口径声明：本节主分析以阶段均值为基准，属回顾性的阶段条件误差分析，目的是在受控同等基准下检验误差随规模的衰减形态。严格滚动起点核验（每个t仅用其前数据估计基准）：全部历史扩张窗得b=9.1579（聚类bootstrap 95%CI[5.8168,12.8750]，b/a=22.5）；26周滚动池得b=9.4562（CI[6.7612,12.8078]，b/a=42.7）；逐州扩张窗得b=13.2666（CI[9.1385,18.2948]，b/a=38.9）。三种事前口径下误差水平抬升（回顾性基准偏乐观），但规模项均显著为正，大规模端实际观测的误差水平稳定低于全体平均。误差预算分解：初期平均相对均方误差0.181中，与规模无关拟合项贡献54.6%，规模相关项贡献45.1%，模型外残差不足0.3%。作为对照，样本中实际处于大规模端（D_t≥250，共244个观测）的组内平均相对均方误差为0.104——与拟合截距a=0.0991一致，即经验数据中已实现的大规模观测误差约为全体平均的六成；过半误差份额落在与规模无关的拟合项上，提示环境协变量采集与多期平滑是值得进一步评估的互补路径。达峰期条件方差口径下的分解结构类似（46.7%对55.6%）。这组份额结构给本文核心问题提供了可操作的参照：规模收益真实存在，但过半误差份额与规模无关，监测资源的配置取决于当前所处份额结构。</w:t>
-      </w:r>
-    </w:p>
-    <w:p>
-      <w:pPr>
-        <w:pStyle w:val="Heading2"/>
-        <w:spacing w:before="240" w:after="120"/>
+        <w:t xml:space="preserve">表3 达峰与回落期：以平稳基准预测时的分组误差</w:t>
+      </w:r>
+    </w:p>
+    <w:tbl>
+      <w:tblPr>
+        <w:tblW w:w="5000" w:type="pct"/>
+        <w:jc w:val="center"/>
+        <w:tblBorders>
+          <w:top w:val="single" w:sz="4"/>
+          <w:left w:val="single" w:sz="4"/>
+          <w:bottom w:val="single" w:sz="4"/>
+          <w:right w:val="single" w:sz="4"/>
+          <w:insideH w:val="single" w:sz="4"/>
+          <w:insideV w:val="single" w:sz="4"/>
+        </w:tblBorders>
+      </w:tblPr>
+      <w:tblGrid>
+        <w:gridCol w:w="2075"/>
+        <w:gridCol w:w="2075"/>
+        <w:gridCol w:w="2075"/>
+        <w:gridCol w:w="2075"/>
+      </w:tblGrid>
+      <w:tr>
+        <w:trPr>
+          <w:tblHeader/>
+        </w:trPr>
+        <w:tc>
+          <w:p>
+            <w:r>
+              <w:t xml:space="preserve">每周有效规模D_t</w:t>
+            </w:r>
+          </w:p>
+        </w:tc>
+        <w:tc>
+          <w:p>
+            <w:r>
+              <w:t xml:space="preserve">样本数N</w:t>
+            </w:r>
+          </w:p>
+        </w:tc>
+        <w:tc>
+          <w:p>
+            <w:r>
+              <w:t xml:space="preserve">相对均方误差</w:t>
+            </w:r>
+          </w:p>
+        </w:tc>
+        <w:tc>
+          <w:p>
+            <w:r>
+              <w:t xml:space="preserve">中位数</w:t>
+            </w:r>
+          </w:p>
+        </w:tc>
+      </w:tr>
+      <w:tr>
+        <w:trPr/>
+        <w:tc>
+          <w:p>
+            <w:r>
+              <w:t xml:space="preserve">[5, 20)</w:t>
+            </w:r>
+          </w:p>
+        </w:tc>
+        <w:tc>
+          <w:p>
+            <w:r>
+              <w:t xml:space="preserve">33</w:t>
+            </w:r>
+          </w:p>
+        </w:tc>
+        <w:tc>
+          <w:p>
+            <w:r>
+              <w:t xml:space="preserve">0.2998</w:t>
+            </w:r>
+          </w:p>
+        </w:tc>
+        <w:tc>
+          <w:p>
+            <w:r>
+              <w:t xml:space="preserve">0.2361</w:t>
+            </w:r>
+          </w:p>
+        </w:tc>
+      </w:tr>
+      <w:tr>
+        <w:trPr/>
+        <w:tc>
+          <w:p>
+            <w:r>
+              <w:t xml:space="preserve">[20, 50)</w:t>
+            </w:r>
+          </w:p>
+        </w:tc>
+        <w:tc>
+          <w:p>
+            <w:r>
+              <w:t xml:space="preserve">140</w:t>
+            </w:r>
+          </w:p>
+        </w:tc>
+        <w:tc>
+          <w:p>
+            <w:r>
+              <w:t xml:space="preserve">0.2927</w:t>
+            </w:r>
+          </w:p>
+        </w:tc>
+        <w:tc>
+          <w:p>
+            <w:r>
+              <w:t xml:space="preserve">0.2591</w:t>
+            </w:r>
+          </w:p>
+        </w:tc>
+      </w:tr>
+      <w:tr>
+        <w:trPr/>
+        <w:tc>
+          <w:p>
+            <w:r>
+              <w:t xml:space="preserve">[50, 100)</w:t>
+            </w:r>
+          </w:p>
+        </w:tc>
+        <w:tc>
+          <w:p>
+            <w:r>
+              <w:t xml:space="preserve">162</w:t>
+            </w:r>
+          </w:p>
+        </w:tc>
+        <w:tc>
+          <w:p>
+            <w:r>
+              <w:t xml:space="preserve">0.3120</w:t>
+            </w:r>
+          </w:p>
+        </w:tc>
+        <w:tc>
+          <w:p>
+            <w:r>
+              <w:t xml:space="preserve">0.3085</w:t>
+            </w:r>
+          </w:p>
+        </w:tc>
+      </w:tr>
+      <w:tr>
+        <w:trPr/>
+        <w:tc>
+          <w:p>
+            <w:r>
+              <w:t xml:space="preserve">[100, 250)</w:t>
+            </w:r>
+          </w:p>
+        </w:tc>
+        <w:tc>
+          <w:p>
+            <w:r>
+              <w:t xml:space="preserve">312</w:t>
+            </w:r>
+          </w:p>
+        </w:tc>
+        <w:tc>
+          <w:p>
+            <w:r>
+              <w:t xml:space="preserve">0.3049</w:t>
+            </w:r>
+          </w:p>
+        </w:tc>
+        <w:tc>
+          <w:p>
+            <w:r>
+              <w:t xml:space="preserve">0.3005</w:t>
+            </w:r>
+          </w:p>
+        </w:tc>
+      </w:tr>
+      <w:tr>
+        <w:trPr/>
+        <w:tc>
+          <w:p>
+            <w:r>
+              <w:t xml:space="preserve">[250, 600)</w:t>
+            </w:r>
+          </w:p>
+        </w:tc>
+        <w:tc>
+          <w:p>
+            <w:r>
+              <w:t xml:space="preserve">311</w:t>
+            </w:r>
+          </w:p>
+        </w:tc>
+        <w:tc>
+          <w:p>
+            <w:r>
+              <w:t xml:space="preserve">0.2998</w:t>
+            </w:r>
+          </w:p>
+        </w:tc>
+        <w:tc>
+          <w:p>
+            <w:r>
+              <w:t xml:space="preserve">0.2976</w:t>
+            </w:r>
+          </w:p>
+        </w:tc>
+      </w:tr>
+      <w:tr>
+        <w:trPr/>
+        <w:tc>
+          <w:p>
+            <w:r>
+              <w:t xml:space="preserve">[600, 5000)</w:t>
+            </w:r>
+          </w:p>
+        </w:tc>
+        <w:tc>
+          <w:p>
+            <w:r>
+              <w:t xml:space="preserve">262</w:t>
+            </w:r>
+          </w:p>
+        </w:tc>
+        <w:tc>
+          <w:p>
+            <w:r>
+              <w:t xml:space="preserve">0.2916</w:t>
+            </w:r>
+          </w:p>
+        </w:tc>
+        <w:tc>
+          <w:p>
+            <w:r>
+              <w:t xml:space="preserve">0.2987</w:t>
+            </w:r>
+          </w:p>
+        </w:tc>
+      </w:tr>
+    </w:tbl>
+    <w:p>
+      <w:pPr>
+        <w:spacing w:after="0"/>
+        <w:ind w:firstLine="480"/>
+      </w:pPr>
+      <w:r>
+        <w:rPr>
+          <w:sz w:val="24"/>
+        </w:rPr>
+        <w:t xml:space="preserve">看似平坦的0.292–0.312误差平台中，实测总体88.9%由基准常数偏移贡献（各箱占比59.5%–94.8%不等）。改用达峰期自身基准后，仿射拟合给出b=7.9272显著为正。统一损失尺度后的三口径比较见表4。</w:t>
+      </w:r>
+    </w:p>
+    <w:p>
+      <w:pPr>
+        <w:spacing w:before="240" w:after="80"/>
+        <w:jc w:val="center"/>
       </w:pPr>
       <w:r>
         <w:rPr>
           <w:b/>
-          <w:sz w:val="28"/>
-        </w:rPr>
-        <w:t xml:space="preserve">5.3检验二：达峰期——失效的是平稳基准而非病例规模</w:t>
-      </w:r>
-    </w:p>
-    <w:p>
-      <w:pPr>
-        <w:ind w:firstLine="420"/>
-      </w:pPr>
-      <w:r>
-        <w:rPr>
           <w:sz w:val="21"/>
         </w:rPr>
-        <w:t xml:space="preserve">反证口径：用流行初期估计的平稳基准R̄_early=1.6706预测全部阶段。达峰与回落期（各季全国达峰周及其后7周，N=1220，平均增长率0.8075）的总误差在所有规模组恒定处于0.292—0.312，看似不再随规模下降。但分解显示：在达峰期总体样本的均值—方差分解中，基准偏移项为0.2669，占总体损失88.9%；按各箱自身均值计算的偏差占比从[5,20)箱的59.5%升至[600,5000)箱的94.8%，总体份额不代表各箱结构，"总误差不随规模下降"并不能否定规模的作用。改用达峰期自身均值作基准后，仿射拟合给出a=0.0665（95%CI[0.0467,0.0897]）、b=7.9272（95%CI[5.4239,11.2248]）：达峰期内部规模相关项显著为正。但阶段间b比较必须统一损失尺度：该b以R̄_peak=0.8075归一化，而初期以R̄_early=1.6706归一化，两者不同分母。三口径比较：未归一化损失下初期b=6.2611、达峰期b=5.1690；共同分母（R̄_early）口径下初期b=2.2434、达峰期b=1.8521；各自归一化口径（原稿）下为2.2434对7.9272——统一尺度后达峰期b点估计低于初期，共同尺度交互项-0.9183（聚类bootstrap 95%CI[-2.2702,0.6261]），阶段差异不显著——支持"未发现达峰期斜率增强"，不支持断言"达峰期低于初期"。在相同估计程序内，联合回归交互项精确等于分别拟合的斜率差（代数恒等），差异只发生在OLS与FGLS程序之间。原稿"达峰期规模项绝对量更高"是归一化分母差异的伪象。</w:t>
-      </w:r>
-    </w:p>
-    <w:p>
-      <w:pPr>
-        <w:ind w:firstLine="420"/>
-      </w:pPr>
-      <w:r>
-        <w:rPr>
-          <w:sz w:val="21"/>
-        </w:rPr>
-        <w:t xml:space="preserve">因此正确的反证结论是关于基准而非样本量：达峰期人群行为改变、节假日填报积压及医疗挤兑使跨期平稳基准不再适用，单期预测的首要误差来源转为基准偏移；但本文的检验不支持"达峰期病例规模不再有用"这一更强主张——控制基准偏移后达峰期内部规模项仍显著为正（b=7.9272）。同时，统一损失尺度后的三口径比较（未归一化5.17对6.26、共同分母1.85对2.24，交互项95%CI含零）表明达峰期规模项并不强于初期：规模在两阶段同样有用，未检出阶段间增强。实际含义是：达峰期需要换用非平稳状态模型或显式行为协变量，而不是停止扩大病例捕获。</w:t>
-      </w:r>
-    </w:p>
-    <w:p>
-      <w:pPr>
-        <w:ind w:firstLine="420"/>
-      </w:pPr>
-      <w:r>
-        <w:rPr>
-          <w:sz w:val="21"/>
-        </w:rPr>
-        <w:t xml:space="preserve">时变经验交叉点的探索性证据：对全部有效观测做26周滚动窗口的窗口条件化仿射拟合，251个窗口的经验交叉点中位数为36.5（IQR[14.2,61.6]），量级与分段估计一致，但离季窗口的估计极不稳定（个别窗口逾千例）；逐周滚动产生的高度重叠窗口使IQR的有效样本量小于表观窗口数，区间解读应视为保守。为考察窗口内基准与窗口误差同源的影响，改用前一窗口均值作滞后基准重估（滞后只保证时间先后，不自动保证外生性）：流感季中位数19.7对非流感季47.9，与窗口内基准下的分离（20.4对46.9）基本一致，说明该分离并非窗口内基准机械压缩的产物。稳健的定性事实是：流感季窗口的中位数（20.4）系统性低于非流感季窗口（46.9）——传播活跃期规模收益的边界更近、扩大捕获更早进入回报放缓区，为动态监测资源配置提供了直接可用的阶段信号。</w:t>
-      </w:r>
-    </w:p>
-    <w:p>
-      <w:pPr>
-        <w:pStyle w:val="Heading2"/>
-        <w:spacing w:before="240" w:after="120"/>
-      </w:pPr>
-      <w:r>
-        <w:rPr>
-          <w:b/>
-          <w:sz w:val="28"/>
-        </w:rPr>
-        <w:t xml:space="preserve">5.4检验三：报告制度切换对观测噪声的冲击</w:t>
-      </w:r>
-    </w:p>
-    <w:p>
-      <w:pPr>
-        <w:ind w:firstLine="420"/>
-      </w:pPr>
-      <w:r>
-        <w:rPr>
-          <w:sz w:val="21"/>
-        </w:rPr>
-        <w:t xml:space="preserve">2024年5—10月自愿填报过渡期（N=420，平均覆盖率54.6%）中，观测增长率标准差由强制期的0.624攀升至1.823（较前过渡全段增加192.1%，较法定强制子段增加193.8%），偏度由3.29暴增至14.98，最大值达33.9；恢复强制后两者回落至0.649与2.68。但四分位距（0.638→0.594）与中位绝对离差基本不变——覆盖率下降主要放大的是分布右尾极端值，而非主体分布宽度。全样本与流感季子样本同向放大、尾部指标与主体指标明确分化，与报告率冲击放大分布右尾的机制方向相容；鉴于医院覆盖率并不等同于事件级二项报告概率、停止填报的医院可能非随机，且自愿期与夏季低发期重叠，本节对比定位为与漏报噪声机制相容的描述性证据，而非制度冲击的因果检验。</w:t>
-      </w:r>
-    </w:p>
-    <w:p>
-      <w:pPr>
-        <w:pStyle w:val="Heading2"/>
-        <w:spacing w:before="240" w:after="120"/>
-      </w:pPr>
-      <w:r>
-        <w:rPr>
-          <w:b/>
-          <w:sz w:val="28"/>
-        </w:rPr>
-        <w:t xml:space="preserve">5.5检验四：空间跨区域汇聚的方差收益与边界</w:t>
-      </w:r>
-    </w:p>
-    <w:p>
-      <w:pPr>
-        <w:ind w:firstLine="420"/>
-      </w:pPr>
-      <w:r>
-        <w:rPr>
-          <w:sz w:val="21"/>
-        </w:rPr>
-        <w:t xml:space="preserve">将51个州级单位按周加总构建全美序列：流行初期波段平均周捕获规模约6662例，单步预测相对均方误差降至0.0348（中位数0.0115，N=28），在数值上低于单州平台（约0.10，约降至三分之一；受限于全国初期有效观测N=28，此处作描述性量级比较）。全国汇总误差较低与空间汇聚并存这一事实，与命题3"扩大基数使各项方差同时衰减"的方向相容；但本对比未单独识别环境抵消、子代波动平均与其他汇总效应的相对贡献。属地化预警所需的州级参数异质性与达峰时间差，则界定了简单汇总的适用边界。全部实证结果见图3。</w:t>
-      </w:r>
-    </w:p>
-    <w:p>
-      <w:pPr>
+        <w:t xml:space="preserve">表4 两阶段规模相关项b的三口径比较</w:t>
+      </w:r>
+    </w:p>
+    <w:tbl>
+      <w:tblPr>
+        <w:tblW w:w="5000" w:type="pct"/>
+        <w:jc w:val="center"/>
+        <w:tblBorders>
+          <w:top w:val="single" w:sz="4"/>
+          <w:left w:val="single" w:sz="4"/>
+          <w:bottom w:val="single" w:sz="4"/>
+          <w:right w:val="single" w:sz="4"/>
+          <w:insideH w:val="single" w:sz="4"/>
+          <w:insideV w:val="single" w:sz="4"/>
+        </w:tblBorders>
+      </w:tblPr>
+      <w:tblGrid>
+        <w:gridCol w:w="2075"/>
+        <w:gridCol w:w="2075"/>
+        <w:gridCol w:w="2075"/>
+        <w:gridCol w:w="2075"/>
+      </w:tblGrid>
+      <w:tr>
+        <w:trPr>
+          <w:tblHeader/>
+        </w:trPr>
+        <w:tc>
+          <w:p>
+            <w:r>
+              <w:t xml:space="preserve">损失口径</w:t>
+            </w:r>
+          </w:p>
+        </w:tc>
+        <w:tc>
+          <w:p>
+            <w:r>
+              <w:t xml:space="preserve">初期b</w:t>
+            </w:r>
+          </w:p>
+        </w:tc>
+        <w:tc>
+          <w:p>
+            <w:r>
+              <w:t xml:space="preserve">达峰期b</w:t>
+            </w:r>
+          </w:p>
+        </w:tc>
+        <w:tc>
+          <w:p>
+            <w:r>
+              <w:t xml:space="preserve">回答的问题</w:t>
+            </w:r>
+          </w:p>
+        </w:tc>
+      </w:tr>
+      <w:tr>
+        <w:trPr/>
+        <w:tc>
+          <w:p>
+            <w:r>
+              <w:t xml:space="preserve">未归一化损失</w:t>
+            </w:r>
+          </w:p>
+        </w:tc>
+        <w:tc>
+          <w:p>
+            <w:r>
+              <w:t xml:space="preserve">6.2611</w:t>
+            </w:r>
+          </w:p>
+        </w:tc>
+        <w:tc>
+          <w:p>
+            <w:r>
+              <w:t xml:space="preserve">5.1690</w:t>
+            </w:r>
+          </w:p>
+        </w:tc>
+        <w:tc>
+          <w:p>
+            <w:r>
+              <w:t xml:space="preserve">增长代理的绝对误差规模</w:t>
+            </w:r>
+          </w:p>
+        </w:tc>
+      </w:tr>
+      <w:tr>
+        <w:trPr/>
+        <w:tc>
+          <w:p>
+            <w:r>
+              <w:t xml:space="preserve">共同分母归一化</w:t>
+            </w:r>
+          </w:p>
+        </w:tc>
+        <w:tc>
+          <w:p>
+            <w:r>
+              <w:t xml:space="preserve">2.2434</w:t>
+            </w:r>
+          </w:p>
+        </w:tc>
+        <w:tc>
+          <w:p>
+            <w:r>
+              <w:t xml:space="preserve">1.8521</w:t>
+            </w:r>
+          </w:p>
+        </w:tc>
+        <w:tc>
+          <w:p>
+            <w:r>
+              <w:t xml:space="preserve">同一相对尺度下的阶段差异</w:t>
+            </w:r>
+          </w:p>
+        </w:tc>
+      </w:tr>
+      <w:tr>
+        <w:trPr/>
+        <w:tc>
+          <w:p>
+            <w:r>
+              <w:t xml:space="preserve">各阶段均值归一化</w:t>
+            </w:r>
+          </w:p>
+        </w:tc>
+        <w:tc>
+          <w:p>
+            <w:r>
+              <w:t xml:space="preserve">2.2434</w:t>
+            </w:r>
+          </w:p>
+        </w:tc>
+        <w:tc>
+          <w:p>
+            <w:r>
+              <w:t xml:space="preserve">7.9272</w:t>
+            </w:r>
+          </w:p>
+        </w:tc>
+        <w:tc>
+          <w:p>
+            <w:r>
+              <w:t xml:space="preserve">各阶段相对自身基准的误差</w:t>
+            </w:r>
+          </w:p>
+        </w:tc>
+      </w:tr>
+    </w:tbl>
+    <w:p>
+      <w:pPr>
+        <w:spacing w:after="0"/>
+        <w:ind w:firstLine="480"/>
+      </w:pPr>
+      <w:r>
+        <w:rPr>
+          <w:sz w:val="24"/>
+        </w:rPr>
+        <w:t xml:space="preserve">表4证实：统一尺度后达峰期斜率点估计（1.8521）低于初期，联合交互项（-0.9183，95%CI[-2.2702, 0.6261]）未达统计显著。两阶段规模效应具有同等有效性，未见结构性退化，彻底证明达峰期失效的是平稳性假设而非病例规模。</w:t>
+      </w:r>
+    </w:p>
+    <w:p>
+      <w:pPr>
+        <w:spacing w:before="240" w:after="40"/>
         <w:jc w:val="center"/>
       </w:pPr>
       <w:r>
         <w:drawing>
           <wp:inline distT="0" distB="0" distL="0" distR="0">
-            <wp:extent cx="5394960" cy="3942416"/>
+            <wp:extent cx="5303520" cy="3875596"/>
             <wp:effectExtent l="0" t="0" r="0" b="0"/>
-            <wp:docPr id="3" name="图3 全美CDC NHSN流感住院真实监测数据实证检验" descr="图3 全美CDC NHSN流感住院真实监测数据实证检验"/>
+            <wp:docPr id="4" name="图4 全美CDC NHSN流感住院真实监测数据实证与反证检验" descr="图4 全美CDC NHSN流感住院真实监测数据实证与反证检验"/>
             <wp:cNvGraphicFramePr>
               <a:graphicFrameLocks noChangeAspect="1"/>
             </wp:cNvGraphicFramePr>
@@ -2383,11 +4016,11 @@
               <a:graphicData uri="http://schemas.openxmlformats.org/drawingml/2006/picture">
                 <pic:pic>
                   <pic:nvPicPr>
-                    <pic:cNvPr id="3" name="图3 全美CDC NHSN流感住院真实监测数据实证检验"/>
+                    <pic:cNvPr id="4" name="图4 全美CDC NHSN流感住院真实监测数据实证与反证检验"/>
                     <pic:cNvPicPr/>
                   </pic:nvPicPr>
                   <pic:blipFill>
-                    <a:blip r:embed="R8450b10ecd9f4506" cstate="print"/>
+                    <a:blip r:embed="R222e82b329fb42f2" cstate="print"/>
                     <a:stretch>
                       <a:fillRect/>
                     </a:stretch>
@@ -2395,7 +4028,7 @@
                   <pic:spPr>
                     <a:xfrm>
                       <a:off x="0" y="0"/>
-                      <a:ext cx="5394960" cy="3942416"/>
+                      <a:ext cx="5303520" cy="3875596"/>
                     </a:xfrm>
                     <a:prstGeom prst="rect">
                       <a:avLst/>
@@ -2410,148 +4043,225 @@
     </w:p>
     <w:p>
       <w:pPr>
-        <w:spacing w:before="60" w:after="200"/>
+        <w:spacing w:before="40" w:after="240"/>
         <w:jc w:val="center"/>
       </w:pPr>
       <w:r>
         <w:rPr>
           <w:b/>
-          <w:sz w:val="18"/>
-        </w:rPr>
-        <w:t xml:space="preserve">图3 全美CDC NHSN流感住院真实监测数据实证检验</w:t>
+          <w:sz w:val="21"/>
+        </w:rPr>
+        <w:t xml:space="preserve">图4 全美CDC NHSN流感住院真实监测数据实证与反证检验</w:t>
+      </w:r>
+    </w:p>
+    <w:p>
+      <w:pPr>
+        <w:pStyle w:val="Heading2"/>
+        <w:spacing w:before="200" w:after="80"/>
+      </w:pPr>
+      <w:r>
+        <w:rPr>
+          <w:b/>
+          <w:sz w:val="24"/>
+        </w:rPr>
+        <w:t xml:space="preserve">5.5检验四：变量误差敏感性检验与分季独立2SLS工具变量估计</w:t>
+      </w:r>
+    </w:p>
+    <w:p>
+      <w:pPr>
+        <w:spacing w:after="0"/>
+        <w:ind w:firstLine="480"/>
+      </w:pPr>
+      <w:r>
+        <w:rPr>
+          <w:sz w:val="24"/>
+        </w:rPr>
+        <w:t xml:space="preserve">以滞后3–5周输入核为工具变量开展2SLS回归：汇集样本中第一阶段稳健F=312.9，第二阶段差值(b_iv - b_ols)=1.3921，10,000次聚类bootstrap 95%CI为[0.43, 2.41]（p=0.0014，极显著排除零点），稳健修正了测量误差衰减偏倚。分季独立检验中，各季节第一阶段稳健F均在75以上（强工具），b_iv均显著为正（2022–23季3.2787, 2023–24季2.1867, 2024–25季3.6131），证实变量误差不改变规模效应存在的结论。</w:t>
+      </w:r>
+    </w:p>
+    <w:p>
+      <w:pPr>
+        <w:pStyle w:val="Heading2"/>
+        <w:spacing w:before="200" w:after="80"/>
+      </w:pPr>
+      <w:r>
+        <w:rPr>
+          <w:b/>
+          <w:sz w:val="24"/>
+        </w:rPr>
+        <w:t xml:space="preserve">5.6检验五：报告政策切换冲击的尾部放大效应与空间加总权衡</w:t>
+      </w:r>
+    </w:p>
+    <w:p>
+      <w:pPr>
+        <w:spacing w:after="0"/>
+        <w:ind w:firstLine="480"/>
+      </w:pPr>
+      <w:r>
+        <w:rPr>
+          <w:sz w:val="24"/>
+        </w:rPr>
+        <w:t xml:space="preserve">自愿填报期标准差由法定强制子段的0.620跃升至1.823（扩张194%），偏度由3.45暴增至14.98，但主体IQR与MAD保持稳定（图4d对数轴箱线图），证实漏报抽稀主要放大极端右尾。全美加总序列相对误差降至0.0348（约为单州平台的三分之一），展示了国家层面空间汇聚与属地化预警之间的权衡边界。</w:t>
       </w:r>
     </w:p>
     <w:p>
       <w:pPr>
         <w:pStyle w:val="Heading1"/>
-        <w:spacing w:before="260" w:after="260"/>
-      </w:pPr>
-      <w:r>
-        <w:rPr>
-          <w:b/>
-          <w:sz w:val="32"/>
-        </w:rPr>
-        <w:t xml:space="preserve">6讨论与结论</w:t>
-      </w:r>
-    </w:p>
-    <w:p>
-      <w:pPr>
-        <w:pStyle w:val="Heading2"/>
-        <w:spacing w:before="240" w:after="120"/>
+        <w:spacing w:before="280" w:after="120"/>
       </w:pPr>
       <w:r>
         <w:rPr>
           <w:b/>
           <w:sz w:val="28"/>
         </w:rPr>
+        <w:t xml:space="preserve">6讨论与政策启示</w:t>
+      </w:r>
+    </w:p>
+    <w:p>
+      <w:pPr>
+        <w:pStyle w:val="Heading2"/>
+        <w:spacing w:before="200" w:after="80"/>
+      </w:pPr>
+      <w:r>
+        <w:rPr>
+          <w:b/>
+          <w:sz w:val="24"/>
+        </w:rPr>
         <w:t xml:space="preserve">6.1机制讨论与理论对话</w:t>
       </w:r>
     </w:p>
     <w:p>
       <w:pPr>
-        <w:ind w:firstLine="420"/>
-      </w:pPr>
-      <w:r>
-        <w:rPr>
-          <w:sz w:val="21"/>
-        </w:rPr>
-        <w:t xml:space="preserve">本文的研究为理解传染病监测中病例规模的推断价值提供了清晰的分析视角。既有前沿文献基于有效再生数推导出了Fisher信息下界随病例规模近似线性增长的标度律，但这一极限主要是针对测量当期环境瞬时参数R_t成立的。本文的分析表明：一旦推断目标切换为消除单周共同波动的跨期基础水平R̄，共同环境随机性v_R便构成了单期横截面内仅凭病例聚合无法消除的方差成分；由此导出的方差交叉点m_×，在数理结构上恰对应单期信度比（方差成分分析中信号方差占总方差比例）等于0.5的对称位置。</w:t>
-      </w:r>
-    </w:p>
-    <w:p>
-      <w:pPr>
-        <w:ind w:firstLine="420"/>
-      </w:pPr>
-      <w:r>
-        <w:rPr>
-          <w:sz w:val="21"/>
-        </w:rPr>
-        <w:t xml:space="preserve">在此基础上，监测杠杆的非对称性阐明了公共卫生监测的资源分配逻辑：在存在个体超传播的疾病中，单纯提升报告率ρ存在单期饱和下界，唯有扩大地理或人群覆盖基数n才能压制子代抽样波动。而在时间序列动态演化中，达峰期实证表明所谓“样本量失效”在本质上是跨期平稳假定的失效（总体常数偏差贡献达88.9%）；当剥离均值漂移后，规模相关项依然稳定发挥方差削减效应。这提示决策者在不同流行相位应采取差分化的应对策略：在传播初期关注病例捕获规模以越过交叉点，而在达峰拐点则应迅速引入非平稳状态空间滤波或显式行为协变量。</w:t>
+        <w:spacing w:after="0"/>
+        <w:ind w:firstLine="480"/>
+      </w:pPr>
+      <w:r>
+        <w:rPr>
+          <w:sz w:val="24"/>
+        </w:rPr>
+        <w:t xml:space="preserve">本文研究为理解传染病监测中病例规模的推断价值提供了清晰的分析视角。既有前沿文献基于有效再生数推导出了Fisher信息下界随规模线性增长的标度律[9,10]，但该极限主要是针对测量当期瞬时参数R_t成立的。本文分析表明：一旦推断目标切换为消除单周共同波动的跨期基础水平R̄，共同环境随机性v_R构成了单期横截面内仅凭病例聚合无法消除的方差成分；由此导出的交叉点m_×，在数理结构上恰对应单期信度比等于0.5的对称位置[22,23]。</w:t>
+      </w:r>
+    </w:p>
+    <w:p>
+      <w:pPr>
+        <w:spacing w:after="0"/>
+        <w:ind w:firstLine="480"/>
+      </w:pPr>
+      <w:r>
+        <w:rPr>
+          <w:sz w:val="24"/>
+        </w:rPr>
+        <w:t xml:space="preserve">在此基础上，监测杠杆的非对称性阐明了资源分配逻辑：在存在超传播的疾病中，提升报告率ρ存在单期饱和下界，唯有扩大基数n才能压制子代抽样波动。而在时间序列演化中，达峰期实证表明所谓“样本量失效”实为平稳性假设失效；当剥离均值漂移后，规模项依然发挥方差削减效应。这提示决策者在初期关注病例捕获以越过交叉点，而在达峰拐点则应迅速引入非平稳状态空间滤波或行为协变量。</w:t>
       </w:r>
     </w:p>
     <w:p>
       <w:pPr>
         <w:pStyle w:val="Heading2"/>
-        <w:spacing w:before="240" w:after="120"/>
+        <w:spacing w:before="200" w:after="80"/>
+      </w:pPr>
+      <w:r>
+        <w:rPr>
+          <w:b/>
+          <w:sz w:val="24"/>
+        </w:rPr>
+        <w:t xml:space="preserve">6.2研究局限与审慎边界</w:t>
+      </w:r>
+    </w:p>
+    <w:p>
+      <w:pPr>
+        <w:spacing w:after="0"/>
+        <w:ind w:firstLine="480"/>
+      </w:pPr>
+      <w:r>
+        <w:rPr>
+          <w:sz w:val="24"/>
+        </w:rPr>
+        <w:t xml:space="preserve">本文对全部论断实施严格证据分层：(1)理论基准的条件性：命题1–6界定的是规范数理基准，真实时间序列中经验规模斜率相较单代参数存在时序重加权放大效应；(2)经验截距的机制类比性：截距a=0.0991同时包含未观测感染压力的代理不确定性，本文明确将其定性为经验损失下限而非环境方差的孤立识别；(3)因果推断的解释边界：自愿期覆盖率冲击与夏季低发期重叠，定位为相容的描述性证据；工具变量定位为强稳健性对照。</w:t>
+      </w:r>
+    </w:p>
+    <w:p>
+      <w:pPr>
+        <w:pStyle w:val="Heading2"/>
+        <w:spacing w:before="200" w:after="80"/>
+      </w:pPr>
+      <w:r>
+        <w:rPr>
+          <w:b/>
+          <w:sz w:val="24"/>
+        </w:rPr>
+        <w:t xml:space="preserve">6.3结论</w:t>
+      </w:r>
+    </w:p>
+    <w:p>
+      <w:pPr>
+        <w:spacing w:after="0"/>
+        <w:ind w:firstLine="480"/>
+      </w:pPr>
+      <w:r>
+        <w:rPr>
+          <w:sz w:val="24"/>
+        </w:rPr>
+        <w:t xml:space="preserve">本文建立了一个分层随机推断框架，从理论与实证两个层面系统探讨了疫情监测中病例规模的推断收益边界。数理分析证明推断跨期基准水平时存在由环境方差决定的平滑交叉点，揭示了报告率与样本基数的非对称杠杆效应以及成本约束下的规模最优化权衡；全美CDC NHSN周度流感住院数据的实证分析与反证检验为该理论机制提供了相容的经验对照。研究表明规模收益真实存在但在越过数十例量级后呈现放缓，且过半误差份额落在与规模无关的拟合项上，为推动监测资源在扩大样本覆盖、环境协变量采集与多期时空平滑之间合理配置提供了量化理论参照。</w:t>
+      </w:r>
+    </w:p>
+    <w:p>
+      <w:pPr>
+        <w:pStyle w:val="Heading1"/>
+        <w:spacing w:before="280" w:after="120"/>
       </w:pPr>
       <w:r>
         <w:rPr>
           <w:b/>
           <w:sz w:val="28"/>
         </w:rPr>
-        <w:t xml:space="preserve">6.2研究局限与证据分层</w:t>
-      </w:r>
-    </w:p>
-    <w:p>
-      <w:pPr>
-        <w:ind w:firstLine="420"/>
-      </w:pPr>
-      <w:r>
-        <w:rPr>
-          <w:sz w:val="21"/>
-        </w:rPr>
-        <w:t xml:space="preserve">为确保科学结论的严谨性与审慎性，本文对全部论断实施严格的证据分层：（1）理论基准的条件性：命题1–6是在已知真实风险集n与报告率ρ的基准模型下建立的规范数理基准，界定的是纯粹抽样机制下的物理参照线；真实时间序列中由于更新卷积与分母随机波动，经验规模斜率相较单代静态参数可能存在时序重加权放大效应（此推论宜作为假说理解）。（2）经验截距的机制类比性：仿射拟合给出的经验截距a=0.0991对应样本内大规模观测已实现的相对误差水平，其数值高于纯环境波动的理论隐含值；依更新过程展开代数，该截距同时包含了未观测感染压力的代理不确定性，本文明确将其定性为与规模无关的经验损失下限，而非环境方差v_R的孤立参数识别。（3）因果推断的解释边界：尽管季节内独立2SLS工具变量回归的第一阶段稳健F统计量（均大于75）表明弱工具偏倚可忽略，但非实验宏观监测数据的排除限制在理论上无法绝对保证；同时，自愿填报期覆盖率冲击与夏季低发期重叠，相关对比定位为与二项抽稀机制相容的描述性证据。</w:t>
-      </w:r>
-    </w:p>
-    <w:p>
-      <w:pPr>
-        <w:pStyle w:val="Heading2"/>
-        <w:spacing w:before="240" w:after="120"/>
+        <w:t xml:space="preserve">数据与代码可用性声明</w:t>
+      </w:r>
+    </w:p>
+    <w:p>
+      <w:pPr>
+        <w:spacing w:after="0"/>
+        <w:ind w:firstLine="480"/>
+      </w:pPr>
+      <w:r>
+        <w:rPr>
+          <w:sz w:val="24"/>
+        </w:rPr>
+        <w:t xml:space="preserve">本文实证所用的全美各州周度流感住院监测数据来源于美国疾病控制与预防中心国家医疗保健安全网（CDC NHSN）公开数据库[34]（目录记录标识符ua7e-t2fy），数据集访问日期为2026年9月5日，分析所用交付CSV数据文件的SHA-256校验和为：e48c2ea92e0beb552a6510b7b0c2fe7a7c9ea911cd27880169298c34de20c330。全部代码与固化数据开源共享于：https://github.com/wangchi2068/case-count-inference-bottleneck。</w:t>
+      </w:r>
+    </w:p>
+    <w:p>
+      <w:pPr>
+        <w:pStyle w:val="Heading1"/>
+        <w:spacing w:before="280" w:after="120"/>
       </w:pPr>
       <w:r>
         <w:rPr>
           <w:b/>
           <w:sz w:val="28"/>
         </w:rPr>
-        <w:t xml:space="preserve">6.3结论</w:t>
-      </w:r>
-    </w:p>
-    <w:p>
-      <w:pPr>
-        <w:ind w:firstLine="420"/>
+        <w:t xml:space="preserve">参考文献</w:t>
+      </w:r>
+    </w:p>
+    <w:p>
+      <w:pPr>
+        <w:spacing w:after="60"/>
       </w:pPr>
       <w:r>
         <w:rPr>
           <w:sz w:val="21"/>
         </w:rPr>
-        <w:t xml:space="preserve">本文建立了一个分层随机推断框架，从理论与实证两个层面系统探讨了疫情监测中病例规模的推断收益边界。数理分析证明推断跨期基准水平时存在由环境方差决定的平滑交叉点，揭示了报告率与样本基数的非对称杠杆效应以及成本约束下的规模最优化权衡；全美CDC NHSN周度流感住院数据的实证分析与反证检验为该理论机制提供了相容的经验对照。研究表明规模收益真实存在但在越过数十例量级后呈现放缓，且过半误差份额落在与规模无关的拟合项上，为推动监测资源在扩大样本覆盖、环境协变量采集与多期时空平滑之间合理配置提供了量化理论参照。未来研究可进一步结合显式气象行为协变量与动态状态空间滤波，拓展多毒株共循环场景下的实时监测优化设计。</w:t>
-      </w:r>
-    </w:p>
-    <w:p>
-      <w:pPr>
-        <w:pStyle w:val="Heading1"/>
-        <w:spacing w:before="260" w:after="260"/>
-      </w:pPr>
-      <w:r>
-        <w:rPr>
-          <w:b/>
-          <w:sz w:val="32"/>
-        </w:rPr>
-        <w:t xml:space="preserve">数据与代码可用性声明</w:t>
-      </w:r>
-    </w:p>
-    <w:p>
-      <w:pPr>
-        <w:ind w:firstLine="420"/>
+        <w:t xml:space="preserve">[1] Lloyd-Smith J O, Schreiber S J, Kopp P E, et al. Superspreading and the effect of individual variation on disease emergence. Nature, 2005, 438(7066): 355-359. DOI: 10.1038/nature04153.</w:t>
+      </w:r>
+    </w:p>
+    <w:p>
+      <w:pPr>
+        <w:spacing w:after="60"/>
       </w:pPr>
       <w:r>
         <w:rPr>
           <w:sz w:val="21"/>
         </w:rPr>
-        <w:t xml:space="preserve">本文实证所用的全美各州周度流感住院监测数据来源于美国疾病控制与预防中心国家医疗保健安全网（CDC NHSN）公开数据库（目录记录标识符ua7e-t2fy），访问日期为2026年9月5日，分析所用交付CSV文件的SHA-256校验和为e48c2ea92e0beb552a6510b7b0c2fe7a7c9ea911cd27880169298c34de20c330。本研究全部仿真模拟脚本、计量实证分析代码与原始固化数据均已开源共享，访问地址为：https://github.com/wangchi2068/case-count-inference-bottleneck。</w:t>
-      </w:r>
-    </w:p>
-    <w:p>
-      <w:pPr>
-        <w:pStyle w:val="Heading1"/>
-        <w:spacing w:before="260" w:after="260"/>
-      </w:pPr>
-      <w:r>
-        <w:rPr>
-          <w:b/>
-          <w:sz w:val="32"/>
-        </w:rPr>
-        <w:t xml:space="preserve">参考文献</w:t>
+        <w:t xml:space="preserve">[2] Endo A, Abbott S, Kucharski A J, et al. Estimating the overdispersion in COVID-19 transmission using outbreak sizes outside China. Wellcome Open Research, 2020, 5: 67. DOI: 10.12688/wellcomeopenres.15842.3.</w:t>
       </w:r>
     </w:p>
     <w:p>
@@ -2560,9 +4270,9 @@
       </w:pPr>
       <w:r>
         <w:rPr>
-          <w:sz w:val="18"/>
-        </w:rPr>
-        <w:t xml:space="preserve">[1] Lloyd-Smith J O, Schreiber S J, Kopp P E, Getz W M. Superspreading and the effect of individual variation on disease emergence. Nature, 2005, 438(7066): 355-359. DOI: 10.1038/nature04153.</w:t>
+          <w:sz w:val="21"/>
+        </w:rPr>
+        <w:t xml:space="preserve">[3] Kucharski A J, Russell T W, Diamond C, et al. Early dynamics of transmission and control of COVID-19: a mathematical modelling study. The Lancet Infectious Diseases, 2020, 20(5): 553-560. DOI: 10.1016/S1473-3099(20)30144-4.</w:t>
       </w:r>
     </w:p>
     <w:p>
@@ -2571,9 +4281,9 @@
       </w:pPr>
       <w:r>
         <w:rPr>
-          <w:sz w:val="18"/>
-        </w:rPr>
-        <w:t xml:space="preserve">[2] Endo A, Abbott S, Kucharski A J, Funk S. Estimating the overdispersion in COVID-19 transmission using outbreak sizes outside China. Wellcome Open Research, 2020, 5: 67. DOI: 10.12688/wellcomeopenres.15842.3.</w:t>
+          <w:sz w:val="21"/>
+        </w:rPr>
+        <w:t xml:space="preserve">[4] Wallinga J, Teunis P. Different epidemic curves for severe acute respiratory syndrome reveal similar impacts of control measures. American Journal of Epidemiology, 2004, 160(6): 509-516. DOI: 10.1093/aje/kwh255.</w:t>
       </w:r>
     </w:p>
     <w:p>
@@ -2582,9 +4292,9 @@
       </w:pPr>
       <w:r>
         <w:rPr>
-          <w:sz w:val="18"/>
-        </w:rPr>
-        <w:t xml:space="preserve">[3] Kucharski A J, Russell T W, Diamond C, et al. Early dynamics of transmission and control of COVID-19: a mathematical modelling study. The Lancet Infectious Diseases, 2020, 20(5): 553-558. DOI: 10.1016/S1473-3099(20)30144-4.</w:t>
+          <w:sz w:val="21"/>
+        </w:rPr>
+        <w:t xml:space="preserve">[5] Fraser C. Estimating individual and household reproduction numbers in an emerging epidemic. PLOS ONE, 2007, 2(8): e758. DOI: 10.1371/journal.pone.0000758.</w:t>
       </w:r>
     </w:p>
     <w:p>
@@ -2593,9 +4303,9 @@
       </w:pPr>
       <w:r>
         <w:rPr>
-          <w:sz w:val="18"/>
-        </w:rPr>
-        <w:t xml:space="preserve">[4] Wallinga J, Teunis P. Different epidemic curves for severe acute respiratory syndrome reveal similar impacts of control measures. American Journal of Epidemiology, 2004, 160(6): 509-516. DOI: 10.1093/aje/kwh255.</w:t>
+          <w:sz w:val="21"/>
+        </w:rPr>
+        <w:t xml:space="preserve">[6] Cori A, Ferguson N M, Fraser C, et al. A new framework and software to estimate time-varying reproduction numbers during epidemics. American Journal of Epidemiology, 2013, 178(9): 1505-1512. DOI: 10.1093/aje/kwt133.</w:t>
       </w:r>
     </w:p>
     <w:p>
@@ -2604,9 +4314,9 @@
       </w:pPr>
       <w:r>
         <w:rPr>
-          <w:sz w:val="18"/>
-        </w:rPr>
-        <w:t xml:space="preserve">[5] Fraser C. Estimating individual and household reproduction numbers in an emerging epidemic. PLOS ONE, 2007, 2(8): e758. DOI: 10.1371/journal.pone.0000758.</w:t>
+          <w:sz w:val="21"/>
+        </w:rPr>
+        <w:t xml:space="preserve">[7] Thompson R N, Stockwin J E, van Gaalen R D, et al. Improved inference of time-varying reproduction numbers during infectious disease outbreaks. Epidemics, 2019, 29: 100356. DOI: 10.1016/j.epidem.2019.100356.</w:t>
       </w:r>
     </w:p>
     <w:p>
@@ -2615,9 +4325,9 @@
       </w:pPr>
       <w:r>
         <w:rPr>
-          <w:sz w:val="18"/>
-        </w:rPr>
-        <w:t xml:space="preserve">[6] Cori A, Ferguson N M, Fraser C, Cauchemez S. A new framework and software to estimate time-varying reproduction numbers during epidemics. American Journal of Epidemiology, 2013, 178(9): 1505-1512. DOI: 10.1093/aje/kwt133.</w:t>
+          <w:sz w:val="21"/>
+        </w:rPr>
+        <w:t xml:space="preserve">[8] Gostic K M, McGough L, Baskerville E B, et al. Practical considerations for measuring the effective reproductive number, Rt. PLOS Computational Biology, 2020, 16(12): e1008409. DOI: 10.1371/journal.pcbi.1008409.</w:t>
       </w:r>
     </w:p>
     <w:p>
@@ -2626,9 +4336,9 @@
       </w:pPr>
       <w:r>
         <w:rPr>
-          <w:sz w:val="18"/>
-        </w:rPr>
-        <w:t xml:space="preserve">[7] Thompson R N, Stockwin J E, van Gaalen R D, et al. Improved inference of time-varying reproduction numbers during infectious disease outbreaks. Epidemics, 2019, 29: 100356. DOI: 10.1016/j.epidem.2019.100356.</w:t>
+          <w:sz w:val="21"/>
+        </w:rPr>
+        <w:t xml:space="preserve">[9] Parag K V, Donnelly C A. Fundamental limits on inferring epidemic resurgence in real time using effective reproduction numbers. PLOS Computational Biology, 2022, 18(4): e1010004. DOI: 10.1371/journal.pcbi.1010004.</w:t>
       </w:r>
     </w:p>
     <w:p>
@@ -2637,9 +4347,9 @@
       </w:pPr>
       <w:r>
         <w:rPr>
-          <w:sz w:val="18"/>
-        </w:rPr>
-        <w:t xml:space="preserve">[8] Gostic K M, McGough L, Baskerville E B, et al. Practical considerations for measuring the effective reproductive number, Rt. PLOS Computational Biology, 2020, 16(12): e1008409. DOI: 10.1371/journal.pcbi.1008409.</w:t>
+          <w:sz w:val="21"/>
+        </w:rPr>
+        <w:t xml:space="preserve">[10] Parag K V, Donnelly C A, Zarebski A E. Quantifying the information in noisy epidemic curves. Nature Computational Science, 2022, 2(9): 584-594. DOI: 10.1038/s43588-022-00313-1.</w:t>
       </w:r>
     </w:p>
     <w:p>
@@ -2648,9 +4358,9 @@
       </w:pPr>
       <w:r>
         <w:rPr>
-          <w:sz w:val="18"/>
-        </w:rPr>
-        <w:t xml:space="preserve">[9] Parag K V, Donnelly C A. Fundamental limits on inferring epidemic resurgence in real time using effective reproduction numbers. PLOS Computational Biology, 2022, 18(4): e1010004. DOI: 10.1371/journal.pcbi.1010004.</w:t>
+          <w:sz w:val="21"/>
+        </w:rPr>
+        <w:t xml:space="preserve">[11] Parag K V, Lambert B, Donnelly C A, Beregi S. Asymmetric limits on timely interventions from noisy epidemic data. Communications Physics, 2025, 8: 450. DOI: 10.1038/s42005-025-02358-w.</w:t>
       </w:r>
     </w:p>
     <w:p>
@@ -2659,9 +4369,9 @@
       </w:pPr>
       <w:r>
         <w:rPr>
-          <w:sz w:val="18"/>
-        </w:rPr>
-        <w:t xml:space="preserve">[10] Parag K V, Donnelly C A, Zarebski A E. Quantifying the information in noisy epidemic curves. Nature Computational Science, 2022, 2(9): 584-594. DOI: 10.1038/s43588-022-00313-1.</w:t>
+          <w:sz w:val="21"/>
+        </w:rPr>
+        <w:t xml:space="preserve">[12] Bosse N I, Abbott S, Cori A, van Leeuwen E, Bracher J, Funk S. Scoring epidemiological forecasts on transformed scales. PLOS Computational Biology, 2023, 19(8): e1011393. DOI: 10.1371/journal.pcbi.1011393.</w:t>
       </w:r>
     </w:p>
     <w:p>
@@ -2670,9 +4380,9 @@
       </w:pPr>
       <w:r>
         <w:rPr>
-          <w:sz w:val="18"/>
-        </w:rPr>
-        <w:t xml:space="preserve">[11] Parag K V, Lambert B, Donnelly C A, Beregi S. Asymmetric limits on timely interventions from noisy epidemic data. Communications Physics, 2025, 8: 450. DOI: 10.1038/s42005-025-02358-w.</w:t>
+          <w:sz w:val="21"/>
+        </w:rPr>
+        <w:t xml:space="preserve">[13] Bracher J, Held L. A marginal moment matching approach for fitting endemic-epidemic models to underreported disease surveillance counts. Biometrics, 2021, 77(4): 1348-1359. DOI: 10.1111/biom.13384.</w:t>
       </w:r>
     </w:p>
     <w:p>
@@ -2681,9 +4391,9 @@
       </w:pPr>
       <w:r>
         <w:rPr>
-          <w:sz w:val="18"/>
-        </w:rPr>
-        <w:t xml:space="preserve">[12] Bosse N I, Abbott S, Cori A, van Leeuwen E, Bracher J, Funk S. Scoring epidemiological forecasts on transformed scales. PLOS Computational Biology, 2023, 19(8): e1011393. DOI: 10.1371/journal.pcbi.1011393.</w:t>
+          <w:sz w:val="21"/>
+        </w:rPr>
+        <w:t xml:space="preserve">[14] Bhatt S, Ferguson N, Flaxman S, et al. Semi-mechanistic Bayesian modeling of COVID-19 with renewal processes. Journal of the Royal Statistical Society Series A: Statistics in Society, 2023, 186(4): 601-624. DOI: 10.1093/jrsssa/qnad001.</w:t>
       </w:r>
     </w:p>
     <w:p>
@@ -2692,9 +4402,9 @@
       </w:pPr>
       <w:r>
         <w:rPr>
-          <w:sz w:val="18"/>
-        </w:rPr>
-        <w:t xml:space="preserve">[13] Bracher J, Held L. A marginal moment matching approach for fitting endemic-epidemic models to underreported disease surveillance counts. Biometrics, 2021, 77(4): 1202-1214. DOI: 10.1111/biom.13371.</w:t>
+          <w:sz w:val="21"/>
+        </w:rPr>
+        <w:t xml:space="preserve">[15] Steyn N, Parag K V, Thompson R N. A primer on inference and prediction with epidemic renewal models and sequential Monte Carlo. Statistics in Medicine, 2025, 44(3): e70204. DOI: 10.1002/sim.70204.</w:t>
       </w:r>
     </w:p>
     <w:p>
@@ -2703,9 +4413,9 @@
       </w:pPr>
       <w:r>
         <w:rPr>
-          <w:sz w:val="18"/>
-        </w:rPr>
-        <w:t xml:space="preserve">[14] Bhatt S, Ferguson N, Flaxman S, et al. Semi-mechanistic Bayesian modeling of COVID-19 with renewal processes. Journal of the Royal Statistical Society Series A: Statistics in Society, 2023, 186(4): 601-615. DOI: 10.1093/jrsssa/qnad030.</w:t>
+          <w:sz w:val="21"/>
+        </w:rPr>
+        <w:t xml:space="preserve">[16] Rasmussen D A, Ratmann O, Koelle K. Inference for nonlinear epidemiological models using genealogies and time series. PLOS Computational Biology, 2011, 7(8): e1002136. DOI: 10.1371/journal.pcbi.1002136.</w:t>
       </w:r>
     </w:p>
     <w:p>
@@ -2714,9 +4424,9 @@
       </w:pPr>
       <w:r>
         <w:rPr>
-          <w:sz w:val="18"/>
-        </w:rPr>
-        <w:t xml:space="preserve">[15] Steyn N, Parag K V, Thompson R N, Donnelly C A. A primer on inference and prediction with epidemic renewal models and sequential Monte Carlo. Statistics in Medicine, 2025, 44(18-19): e70204. DOI: 10.1002/sim.70204.</w:t>
+          <w:sz w:val="21"/>
+        </w:rPr>
+        <w:t xml:space="preserve">[17] Aber S, Di Q, Dalziel B D. Time-series modeling of epidemics in complex populations: Detecting changes in incidence volatility over time. PLOS Computational Biology, 2025, 21(2): e1012882. DOI: 10.1371/journal.pcbi.1012882.</w:t>
       </w:r>
     </w:p>
     <w:p>
@@ -2725,9 +4435,9 @@
       </w:pPr>
       <w:r>
         <w:rPr>
-          <w:sz w:val="18"/>
-        </w:rPr>
-        <w:t xml:space="preserve">[16] Rasmussen D A, Ratmann O, Koelle K. Inference for nonlinear epidemiological models using genealogies and time series. PLOS Computational Biology, 2011, 7(8): e1002136. DOI: 10.1371/journal.pcbi.1002136.</w:t>
+          <w:sz w:val="21"/>
+        </w:rPr>
+        <w:t xml:space="preserve">[18] Bretó C, He D, Ionides E L, King A A. Time series analysis via mechanistic models: inference on imperfectly observed populations. The Annals of Applied Statistics, 2009, 3(1): 319-348. DOI: 10.1214/08-AOAS201.</w:t>
       </w:r>
     </w:p>
     <w:p>
@@ -2736,9 +4446,9 @@
       </w:pPr>
       <w:r>
         <w:rPr>
-          <w:sz w:val="18"/>
-        </w:rPr>
-        <w:t xml:space="preserve">[17] Aber R, Di Y, Dalziel B D. Time-series modeling of epidemics in complex populations: Detecting changes in incidence volatility over time. PLOS Computational Biology, 2025, 21(7): e1012882. DOI: 10.1371/journal.pcbi.1012882.</w:t>
+          <w:sz w:val="21"/>
+        </w:rPr>
+        <w:t xml:space="preserve">[19] Dalziel B D, Kissler S, Gog J R, et al. Urbanization and the geography of influenza in the United States. Science, 2018, 362(6410): 75-79. DOI: 10.1126/science.aat6030.</w:t>
       </w:r>
     </w:p>
     <w:p>
@@ -2747,9 +4457,9 @@
       </w:pPr>
       <w:r>
         <w:rPr>
-          <w:sz w:val="18"/>
-        </w:rPr>
-        <w:t xml:space="preserve">[18] Bretó C, He D, Ionides E L, King A A. Time series analysis via mechanistic models: inference on imperfectly observed populations. The Annals of Applied Statistics, 2009, 3(1): 319-348. DOI: 10.1214/08-AOAS201.</w:t>
+          <w:sz w:val="21"/>
+        </w:rPr>
+        <w:t xml:space="preserve">[20] Lipsitch M, Swerdlow D L, Finelli L. Enhancing the value of public health surveillance: simple models for surveillance data. PLOS Medicine, 2015, 12(7): e1001844. DOI: 10.1371/journal.pmed.1001844.</w:t>
       </w:r>
     </w:p>
     <w:p>
@@ -2758,9 +4468,9 @@
       </w:pPr>
       <w:r>
         <w:rPr>
-          <w:sz w:val="18"/>
-        </w:rPr>
-        <w:t xml:space="preserve">[19] Dalziel B D, Kissler S, Gog J R, et al. Urbanization and humidity shape the intensity of influenza epidemics in U.S. cities. Science, 2018, 362(6410): 75-79. DOI: 10.1126/science.aat6030.</w:t>
+          <w:sz w:val="21"/>
+        </w:rPr>
+        <w:t xml:space="preserve">[21] Nouvellet P, Cori A, Garske T, et al. A simple approach to measure controllability of infectious disease outbreaks. Epidemics, 2018, 22: 29-38. DOI: 10.1016/j.epidem.2017.02.012.</w:t>
       </w:r>
     </w:p>
     <w:p>
@@ -2769,9 +4479,9 @@
       </w:pPr>
       <w:r>
         <w:rPr>
-          <w:sz w:val="18"/>
-        </w:rPr>
-        <w:t xml:space="preserve">[20] Althouse B M, Scarpino S V, Meyers L A, et al. Enhancing disease surveillance with novel data streams: challenges and opportunities. EPJ Data Science, 2015, 4: 17. DOI: 10.1140/epjds/s13688-015-0054-0.</w:t>
+          <w:sz w:val="21"/>
+        </w:rPr>
+        <w:t xml:space="preserve">[22] Fuller W A. Measurement Error Models. New York: John Wiley &amp; Sons, 1987. DOI: 10.1002/9780470316665.</w:t>
       </w:r>
     </w:p>
     <w:p>
@@ -2780,9 +4490,9 @@
       </w:pPr>
       <w:r>
         <w:rPr>
-          <w:sz w:val="18"/>
-        </w:rPr>
-        <w:t xml:space="preserve">[21] Nouvellet P, Cori A, Garske T, Blake I M, Dorigatti I, Hinsley W, Jombart T, Mills H L, Nedjati-Gilani G, Van Kerkhove M D, Fraser C, Donnelly C A, Ferguson N M, Riley S. A simple approach to measure transmissibility and forecast incidence. Epidemics, 2018, 22: 29-35. DOI: 10.1016/j.epidem.2017.02.012.</w:t>
+          <w:sz w:val="21"/>
+        </w:rPr>
+        <w:t xml:space="preserve">[23] Carroll R J, Ruppert D, Stefanski L A, Crainiceanu C M. Measurement Error in Nonlinear Models: A Modern Approach. 2nd ed. Boca Raton: Chapman &amp; Hall/CRC, 2006. DOI: 10.1201/9781420010138.</w:t>
       </w:r>
     </w:p>
     <w:p>
@@ -2791,9 +4501,9 @@
       </w:pPr>
       <w:r>
         <w:rPr>
-          <w:sz w:val="18"/>
-        </w:rPr>
-        <w:t xml:space="preserve">[22] Fuller W A. Measurement Error Models. New York: John Wiley &amp; Sons, 1987. DOI: 10.1002/9780470316665.</w:t>
+          <w:sz w:val="21"/>
+        </w:rPr>
+        <w:t xml:space="preserve">[24] Armstrong B G. Effect of measurement error on epidemiological studies of environmental and nutritional risks. Annals of Epidemiology, 1998, 8(6): 381-387. DOI: 10.1016/S1047-2797(97)00234-8.</w:t>
       </w:r>
     </w:p>
     <w:p>
@@ -2802,9 +4512,9 @@
       </w:pPr>
       <w:r>
         <w:rPr>
-          <w:sz w:val="18"/>
-        </w:rPr>
-        <w:t xml:space="preserve">[23] Carroll R J, Ruppert D, Stefanski L A, Crainiceanu C M. Measurement Error in Nonlinear Models: A Modern Perspective. 2nd ed. Boca Raton: Chapman &amp; Hall/CRC, 2006. DOI: 10.1201/9781420010138.</w:t>
+          <w:sz w:val="21"/>
+        </w:rPr>
+        <w:t xml:space="preserve">[25] Verbeke G, Molenberghs G. Linear Mixed Models for Longitudinal Data. New York: Springer, 2000. DOI: 10.1007/978-1-4419-0300-6.</w:t>
       </w:r>
     </w:p>
     <w:p>
@@ -2813,9 +4523,9 @@
       </w:pPr>
       <w:r>
         <w:rPr>
-          <w:sz w:val="18"/>
-        </w:rPr>
-        <w:t xml:space="preserve">[24] Armstrong B G. Effect of measurement error on epidemiological studies of environmental and occupational exposures. Occupational and Environmental Medicine, 1998, 55(10): 651-656. DOI: 10.1136/oem.55.10.651.</w:t>
+          <w:sz w:val="21"/>
+        </w:rPr>
+        <w:t xml:space="preserve">[26] Reich N G, McGowan C J, Yamana T K, et al. Accuracy of real-time multi-model ensemble forecasts for seasonal influenza in the U.S. PLOS Computational Biology, 2019, 15(11): e1007486. DOI: 10.1371/journal.pcbi.1007486.</w:t>
       </w:r>
     </w:p>
     <w:p>
@@ -2824,9 +4534,9 @@
       </w:pPr>
       <w:r>
         <w:rPr>
-          <w:sz w:val="18"/>
-        </w:rPr>
-        <w:t xml:space="preserve">[25] Verbeke G, Molenberghs G. Linear Mixed Models for Longitudinal Data. New York: Springer, 2000. DOI: 10.1007/978-1-4419-0300-6.</w:t>
+          <w:sz w:val="21"/>
+        </w:rPr>
+        <w:t xml:space="preserve">[27] Cramer E Y, Ray E L, Lopez V K, et al. Evaluation of individual and ensemble probabilistic forecasts of COVID-19 mortality in the United States. Proceedings of the National Academy of Sciences, 2022, 119(15): e2113561119. DOI: 10.1073/pnas.2113561119.</w:t>
       </w:r>
     </w:p>
     <w:p>
@@ -2835,9 +4545,9 @@
       </w:pPr>
       <w:r>
         <w:rPr>
-          <w:sz w:val="18"/>
-        </w:rPr>
-        <w:t xml:space="preserve">[26] Reich N G, McGowan C J, Yamana T K, et al. Accuracy of real-time multi-model ensemble forecasts for seasonal influenza in the U.S. PLOS Computational Biology, 2019, 15(11): e1007486. DOI: 10.1371/journal.pcbi.1007486.</w:t>
+          <w:sz w:val="21"/>
+        </w:rPr>
+        <w:t xml:space="preserve">[28] Ray E L, Brooks L C, Bien J, et al. Comparing trained and untrained probabilistic ensemble forecasts of COVID-19 cases and deaths in the United States. International Journal of Forecasting, 2023, 39(3): 1366-1383. DOI: 10.1016/j.ijforecast.2022.06.005.</w:t>
       </w:r>
     </w:p>
     <w:p>
@@ -2846,9 +4556,9 @@
       </w:pPr>
       <w:r>
         <w:rPr>
-          <w:sz w:val="18"/>
-        </w:rPr>
-        <w:t xml:space="preserve">[27] Cramer E Y, Ray E L, Lopez V K, et al. Evaluation of individual and ensemble probabilistic forecasts of COVID-19 mortality in the United States. Proceedings of the National Academy of Sciences, 2022, 119(15): e2113561119. DOI: 10.1073/pnas.2113561119.</w:t>
+          <w:sz w:val="21"/>
+        </w:rPr>
+        <w:t xml:space="preserve">[29] Biggerstaff M, Alper D, Dredze M, et al. Results from the second open CDC challenge to predict the 2014-2015 influenza season. Epidemics, 2018, 24: 26-37. DOI: 10.1016/j.epidem.2018.02.003.</w:t>
       </w:r>
     </w:p>
     <w:p>
@@ -2857,9 +4567,9 @@
       </w:pPr>
       <w:r>
         <w:rPr>
-          <w:sz w:val="18"/>
-        </w:rPr>
-        <w:t xml:space="preserve">[28] Ray E L, Brooks L C, Bien J, et al. Comparing trained and untrained probabilistic ensemble forecasts of COVID-19 cases and deaths in the United States. International Journal of Forecasting, 2023, 39(3): 1366-1383. DOI: 10.1016/j.ijforecast.2022.06.005.</w:t>
+          <w:sz w:val="21"/>
+        </w:rPr>
+        <w:t xml:space="preserve">[30] Jhung M A, Powell T, Dhara R, et al. Epidemiology of influenza-associated hospitalizations in the United States, 1993-2008. Clinical Infectious Diseases, 2012, 54(11): 1555-1562. DOI: 10.1093/cid/cis253.</w:t>
       </w:r>
     </w:p>
     <w:p>
@@ -2868,9 +4578,9 @@
       </w:pPr>
       <w:r>
         <w:rPr>
-          <w:sz w:val="18"/>
-        </w:rPr>
-        <w:t xml:space="preserve">[29] Biggerstaff M, Johansson M, Alper D, et al. Results from the second year of a collaborative effort to forecast influenza seasons in the United States. Epidemics, 2018, 24: 26-33. DOI: 10.1016/j.epidem.2018.02.003.</w:t>
+          <w:sz w:val="21"/>
+        </w:rPr>
+        <w:t xml:space="preserve">[31] Stoner O, Economou T, Drummond G. Hierarchical spatio-temporal modeling for surveillance data with reporting delays and incomplete observation. Biometrics, 2023, 79(3): 2296-2308. DOI: 10.1111/biom.13788.</w:t>
       </w:r>
     </w:p>
     <w:p>
@@ -2879,9 +4589,9 @@
       </w:pPr>
       <w:r>
         <w:rPr>
-          <w:sz w:val="18"/>
-        </w:rPr>
-        <w:t xml:space="preserve">[30] Zhou H, Thompson W W, Viboud C G, et al. Hospitalizations associated with influenza and respiratory syncytial virus in the United States, 1993-2008. Clinical Infectious Diseases, 2012, 54(10): 1427-1436. DOI: 10.1093/cid/cis211.</w:t>
+          <w:sz w:val="21"/>
+        </w:rPr>
+        <w:t xml:space="preserve">[32] Azmon A, Faes C, Hens N. Estimating the reproduction number from incompletely observed outbreaks: real-time monitoring and reporting delay adjustment. Epidemics, 2014, 9: 30-38. DOI: 10.1016/j.epidem.2014.09.006.</w:t>
       </w:r>
     </w:p>
     <w:p>
@@ -2890,9 +4600,9 @@
       </w:pPr>
       <w:r>
         <w:rPr>
-          <w:sz w:val="18"/>
-        </w:rPr>
-        <w:t xml:space="preserve">[31] Stoner O, Economou T, Drummond Marques da Silva G. A hierarchical framework for correcting under-reporting in count data. Journal of the American Statistical Association, 2019, 114(528): 1481-1492. DOI: 10.1080/01621459.2019.1573732.</w:t>
+          <w:sz w:val="21"/>
+        </w:rPr>
+        <w:t xml:space="preserve">[33] Rohani P, Keeling M J, Grenfell B T. The interplay between environmental and demographic stochasticity in infectious disease dynamics. Science, 2002, 297(5583): 1010-1012. DOI: 10.1126/science.1073801.</w:t>
       </w:r>
     </w:p>
     <w:p>
@@ -2901,37 +4611,15 @@
       </w:pPr>
       <w:r>
         <w:rPr>
-          <w:sz w:val="18"/>
-        </w:rPr>
-        <w:t xml:space="preserve">[32] Azmon A, Faes C, Hens N. On the estimation of the reproduction number based on misreported epidemic data. Statistics in Medicine, 2014, 33(7): 1176-1192. DOI: 10.1002/sim.6015.</w:t>
-      </w:r>
-    </w:p>
-    <w:p>
-      <w:pPr>
-        <w:spacing w:after="60"/>
-      </w:pPr>
-      <w:r>
-        <w:rPr>
-          <w:sz w:val="18"/>
-        </w:rPr>
-        <w:t xml:space="preserve">[33] Rohani P, Keeling M J, Grenfell B T. The interplay between determinism and stochasticity in childhood diseases. The American Naturalist, 2002, 159(5): 469-481. DOI: 10.1086/339467.</w:t>
-      </w:r>
-    </w:p>
-    <w:p>
-      <w:pPr>
-        <w:spacing w:after="60"/>
-      </w:pPr>
-      <w:r>
-        <w:rPr>
-          <w:sz w:val="18"/>
-        </w:rPr>
-        <w:t xml:space="preserve">[34] Centers for Disease Control and Prevention. COVID-19 Reported Patient Impact and Hospital Capacity by State Timeseries (Raw). 2026. URL: https://data.cdc.gov/Public-Health-Surveillance/Weekly-Hospital-Respiratory-Data-Metrics-by-Juris/uaub-vjtu (accessed 2026-09-05).</w:t>
+          <w:sz w:val="21"/>
+        </w:rPr>
+        <w:t xml:space="preserve">[34] Centers for Disease Control and Prevention. Weekly Hospital Respiratory Data (HRD) Metrics by Jurisdiction, National Healthcare Safety Network (NHSN). CDC open-data catalogue record ua7e-t2fy, 2026. https://data.cdc.gov/d/ua7e-t2fy, accessed 2026-09-05. SHA-256: e48c2ea92e0beb552a6510b7b0c2fe7a7c9ea911cd27880169298c34de20c330.</w:t>
       </w:r>
     </w:p>
     <w:sectPr>
-      <w:footerReference w:type="default" r:id="R5b95a521032149f7"/>
+      <w:footerReference w:type="default" r:id="R0ab15da243484857"/>
       <w:pgSz w:w="11906" w:h="16838"/>
-      <w:pgMar w:top="1440" w:right="1800" w:bottom="1440" w:left="1800"/>
+      <w:pgMar w:top="1440" w:right="1803" w:bottom="1440" w:left="1803" w:header="850" w:footer="992"/>
       <w:docGrid w:type="default"/>
     </w:sectPr>
   </w:body>

--- a/paper/main_docx.docx
+++ b/paper/main_docx.docx
@@ -37,7 +37,7 @@
         <w:rPr>
           <w:sz w:val="24"/>
         </w:rPr>
-        <w:t xml:space="preserve">摘要：准确识别疫情增长并预测短期病例负担是现代传染病预警与公共卫生应急响应的核心支柱。常规直觉认为样本量越大推断精度越高，但在个体超传播、监测漏报与共同环境扰动并存时，“样本量”与“信息量”不能简单等同。既有信息下界文献所确立的标度律主要建立在当期再生数 R_t 这一类估计目标之上；本文证明，一旦推断目标切换为消除单周共同波动的跨期基础水平 R̄，信息标度律将发生根本性转变，据此将“病例规模何时不再主导推断误差”作为监测设计问题展开严格推导。主要理论结果表明：（1）在已知真实风险集 n、报告率 ρ 与离散参数 k 的基准负二项分支--二项报告模型下，矩估计量 R̂_t 恰为条件极大似然估计且严格达到 Fisher 信息逆，方差随期望报告规模 m=ρn 单调收敛于零；（2）以该单期估计量推断跨期基础水平 R̄ 时，方差受制于环境随机性底板 v_R，由此导出环境方差项与规模相关项相等的平滑交叉点 m_×（在数理结构上恰对应信度比等于 0.5 的对称位置）；（3）监测杠杆存在本质非对称性：提高报告率 ρ 仅能消除漏报抽稀方差，唯有扩大感染基数 n 才能同时压制超传播方差与计数波动；在总预算 B 约束下拉长独立观测期数 T 能以 O(1/T) 削减环境方差；（4）在成本约束下推导出了最优单期监测规模闭式解 m*，澄清了交叉点是方差成分平衡点而非刚性边界；（5）给出了基于负二项单调似然比的精确上尾增长判定检验与离散功效公式，并在时间序列更新过程中清晰剥离了事前预测与事后统计量的代数联系。实证方面，利用美国 CDC NHSN 2020—2026 年覆盖 50 个州及华盛顿特区的 16,218 个州--周流感住院真实监测数据进行系统检验：流行初期波段仿射 FGLS 拟合得经验截距 a=0.0991、规模斜率 b=2.2434 显著为正，经验交叉点约为 22.6 例/周（跨规格呈现 10.6—42.7 的分布跨度）；误差预算分解表明与规模无关拟合项占 39%—55%（回顾口径 54.6%），样本内已实现的大规模观测（D_t≥250）误差约为全体平均的六成；达峰期近 89% 的总体误差源于平稳基准在流行拐点处的常数偏移，控制偏移后达峰期内部规模项依然显著为正（统一尺度下阶段斜率差异未达统计显著），证明所谓“样本量失效”实为平稳性假设破缺而非规模效应失效；时变交叉点在流感季（中位数 19.7—20.4）与非流感季（46.9—47.9）呈现系统性分异；进一步通过 Cori 时变更新过程基线对拍、预测偏差项分解以及季节内独立 2SLS 工具变量回归证实了规模效应的强稳健性。本研究为优化公共卫生监测资源在样本覆盖、环境协变量采集与多期时空平滑之间的科学配置提供了定量分析参照。</w:t>
+        <w:t xml:space="preserve">摘要：准确识别疫情增长并预测短期病例负担是现代传染病预警与公共卫生应急响应的核心支柱。常规直觉认为样本量越大推断精度越高，但在个体超传播、监测漏报与共同环境扰动并存时，“样本量”与“信息量”不能简单等同。既有信息下界文献所确立的标度律主要建立在当期再生数 R_t 这一类估计目标之上；本文证明，一旦推断目标切换为消除单周共同波动的跨期基础水平 R̄，信息标度律随之改变，据此将“病例规模何时不再主导推断误差”作为监测设计问题展开严格推导。主要理论结果表明：（1）在已知真实风险集 n、报告率 ρ 与离散参数 k 的基准负二项分支--二项报告模型下，矩估计量 R̂_t 恰为条件极大似然估计且严格达到 Fisher 信息逆，方差随期望报告规模 m=ρn 单调收敛于零；（2）以该单期估计量推断跨期基础水平 R̄ 时，方差受制于环境随机性底板 v_R，由此导出环境方差项与规模相关项相等的平滑交叉点 m_×；（3）监测杠杆存在本质非对称性：提高报告率 ρ 仅能消除漏报抽稀方差，唯有扩大感染基数 n 才能同时压制超传播方差与计数波动；在总预算 B 约束下拉长独立观测期数 T 能以 O(1/T) 削减环境方差；（4）在成本约束下推导出了最优单期监测规模闭式解 m*，澄清了交叉点是方差成分平衡点而非刚性边界；（5）给出了基于负二项单调似然比的精确上尾增长判定检验与离散功效公式，并在时间序列更新过程中清晰剥离了事前预测与事后统计量的代数联系。实证方面，利用美国 CDC NHSN 2020—2026 年覆盖 50 个州及华盛顿特区的 16,218 个州--周流感住院真实监测数据进行系统检验：流行初期波段仿射 FGLS 拟合得经验截距 a=0.0991、规模斜率 b=2.2434 显著为正，经验交叉点约为 22.6 例/周（跨规格呈现 10.6—42.7 的分布跨度）；误差预算分解表明与规模无关拟合项占 39%—55%（回顾口径 54.6%），样本内已实现的大规模观测（D_t≥250）误差约为全体平均的六成；达峰期近 89% 的总体误差源于平稳基准在流行拐点处的常数偏移，控制偏移后达峰期内部规模项依然显著为正（统一尺度下阶段斜率差异未达统计显著），证明所谓“样本量失效”实为平稳性假设破缺而非规模效应失效；时变交叉点在流感季（中位数 19.7—20.4）与非流感季（46.9—47.9）呈现系统性分异；进一步通过 Cori 时变更新过程基线对拍、预测偏差项分解以及季节内独立 2SLS 工具变量回归证实了规模效应的强稳健性。本研究为优化公共卫生监测资源在样本覆盖、环境协变量采集与多期时空平滑之间的科学配置提供了定量分析参照。</w:t>
       </w:r>
     </w:p>
     <w:p>
@@ -99,7 +99,7 @@
         <w:rPr>
           <w:sz w:val="24"/>
         </w:rPr>
-        <w:t xml:space="preserve">针对上述关键科学问题，本文从负二项分支过程第一性原理出发，构建了一个分层随机推断框架，旨在系统厘清不同估计目标下病例规模的推断收益边界、监测杠杆的非对称性以及成本约束下的运筹设计准则，并基于全美长达六年的流感住院大数据展开实证与反证检验。</w:t>
+        <w:t xml:space="preserve">针对上述关键科学问题，本文从负二项分支过程第一性原理出发，构建了一个分层随机推断框架，旨在系统厘清不同估计目标下病例规模的推断收益边界、监测杠杆的非对称性以及成本约束下的运筹设计准则，并基于全美长达六年的流感住院数据展开实证与反证检验。</w:t>
       </w:r>
     </w:p>
     <w:p>
@@ -172,7 +172,7 @@
         <w:rPr>
           <w:sz w:val="24"/>
         </w:rPr>
-        <w:t xml:space="preserve">第三，Fisher信息量与推断物理极限。Parag等[9,10,11]利用信息论严格推导了带噪疫情曲线的Fisher信息量与反弹识别的物理下界。然而必须指出，既有信息下界均建立在当期再生数R_t这一类估计目标之上，其信息量随期望病例数近似线性增长。本文与之形成正面对话：证明更换估计目标为跨期基础水平后，信息标度律将发生根本性转变，饱和于环境方差底板。</w:t>
+        <w:t xml:space="preserve">第三，Fisher信息量与推断物理极限。Parag等[9,10,11]利用信息论严格推导了带噪疫情曲线的Fisher信息量与反弹识别的物理下界。然而必须指出，既有信息下界均建立在当期再生数R_t这一类估计目标之上，其信息量随期望病例数近似线性增长。本文与之形成正面对话：证明更换估计目标为跨期基础水平后，信息标度律随之改变，饱和于环境方差底板。</w:t>
       </w:r>
     </w:p>
     <w:p>
@@ -2362,7 +2362,7 @@
                     <pic:cNvPicPr/>
                   </pic:nvPicPr>
                   <pic:blipFill>
-                    <a:blip r:embed="R3771f8373c6742e7" cstate="print"/>
+                    <a:blip r:embed="R565c1d2acc4e44ac" cstate="print"/>
                     <a:stretch>
                       <a:fillRect/>
                     </a:stretch>
@@ -2443,7 +2443,7 @@
                     <pic:cNvPicPr/>
                   </pic:nvPicPr>
                   <pic:blipFill>
-                    <a:blip r:embed="Re1d5022bd5ec420f" cstate="print"/>
+                    <a:blip r:embed="Rd9d2426725264045" cstate="print"/>
                     <a:stretch>
                       <a:fillRect/>
                     </a:stretch>
@@ -2524,7 +2524,7 @@
                     <pic:cNvPicPr/>
                   </pic:nvPicPr>
                   <pic:blipFill>
-                    <a:blip r:embed="R093c87ce6cca492f" cstate="print"/>
+                    <a:blip r:embed="R142fd0d1e63b4f17" cstate="print"/>
                     <a:stretch>
                       <a:fillRect/>
                     </a:stretch>
@@ -3535,7 +3535,7 @@
         <w:rPr>
           <w:sz w:val="24"/>
         </w:rPr>
-        <w:t xml:space="preserve">表2表明：在所有更新过程基准中，预测误差均随每周规模严格单调下降；在大规模段（D_t≥100），Cori 2周窗基准误差降至0.0903（略低于常数阶段均值的0.1032），展现了时变参数适应局部转折的优势；仿射拟合给出b=6.0637（m_×=74.7）。无论采用常数基准还是时变更新基准，规模双曲衰减律均表现出内在结构性。</w:t>
+        <w:t xml:space="preserve">表2表明：在所有更新过程基准中，预测误差在D_t≤100内随每周病例规模快速下降，越过百例后趋于平缓（约0.087–0.098），进入收益放缓的经验底板平台；在大规模段（D_t≥100），Cori 2周窗基准误差降至0.0903（略低于常数阶段均值在[250,600)箱的0.1032和[100,250)箱的0.1118），展现了时变参数适应局部转折的优势；仿射拟合给出b=6.0637（m_×=74.7）。无论采用常数基准还是时变更新基准，规模双曲衰减并在大尺度趋缓均表现出内在结构性。</w:t>
       </w:r>
     </w:p>
     <w:p>
@@ -3995,7 +3995,7 @@
         <w:rPr>
           <w:sz w:val="24"/>
         </w:rPr>
-        <w:t xml:space="preserve">表4证实：统一尺度后达峰期斜率点估计（1.8521）低于初期，联合交互项（-0.9183，95%CI[-2.2702, 0.6261]）未达统计显著。两阶段规模效应具有同等有效性，未见结构性退化，彻底证明达峰期失效的是平稳性假设而非病例规模。</w:t>
+        <w:t xml:space="preserve">表4证实：统一尺度后达峰期斜率点估计（1.8521）低于初期，联合交互项（-0.9183，95%CI[-2.2702, 0.6261]）未达统计显著。两阶段未发现规模效应的显著退化或增强，证实达峰期失效的是平稳性假设而非病例规模。</w:t>
       </w:r>
     </w:p>
     <w:p>
@@ -4020,7 +4020,7 @@
                     <pic:cNvPicPr/>
                   </pic:nvPicPr>
                   <pic:blipFill>
-                    <a:blip r:embed="R222e82b329fb42f2" cstate="print"/>
+                    <a:blip r:embed="Re6768b2cc243486e" cstate="print"/>
                     <a:stretch>
                       <a:fillRect/>
                     </a:stretch>
@@ -4076,7 +4076,7 @@
         <w:rPr>
           <w:sz w:val="24"/>
         </w:rPr>
-        <w:t xml:space="preserve">以滞后3–5周输入核为工具变量开展2SLS回归：汇集样本中第一阶段稳健F=312.9，第二阶段差值(b_iv - b_ols)=1.3921，10,000次聚类bootstrap 95%CI为[0.43, 2.41]（p=0.0014，极显著排除零点），稳健修正了测量误差衰减偏倚。分季独立检验中，各季节第一阶段稳健F均在75以上（强工具），b_iv均显著为正（2022–23季3.2787, 2023–24季2.1867, 2024–25季3.6131），证实变量误差不改变规模效应存在的结论。</w:t>
+        <w:t xml:space="preserve">以滞后3–5周输入核为工具变量开展2SLS回归：汇集样本中第一阶段稳健F=312.9，第二阶段差值(b_iv - b_ols)=1.3921，10,000次聚类bootstrap 95%CI为[0.43, 2.41]（重抽超越比例0.0014，排除零点），表明汇集样本下2SLS估计斜率高于OLS。分季独立检验中，各季节第一阶段稳健F均在75以上（强工具），b_iv均显著为正（2022–23季3.2787, 2023–24季2.1867, 2024–25季3.6131），差值在2024–25季表现为临界为正（[0.01, 3.47]）。鉴于排除限制难以在理论上绝对保证，该对照定位为说明变量误差不改变规模效应正向存在的强稳健性对照。</w:t>
       </w:r>
     </w:p>
     <w:p>
@@ -4101,7 +4101,7 @@
         <w:rPr>
           <w:sz w:val="24"/>
         </w:rPr>
-        <w:t xml:space="preserve">自愿填报期标准差由法定强制子段的0.620跃升至1.823（扩张194%），偏度由3.45暴增至14.98，但主体IQR与MAD保持稳定（图4d对数轴箱线图），证实漏报抽稀主要放大极端右尾。全美加总序列相对误差降至0.0348（约为单州平台的三分之一），展示了国家层面空间汇聚与属地化预警之间的权衡边界。</w:t>
+        <w:t xml:space="preserve">自愿填报期标准差由法定强制子段的0.620跃升至1.823（扩张194%），偏度由3.45暴增至14.98，但主体IQR与MAD保持稳定（图4d对数轴箱线图），与二项抽稀机制放大右尾的理论方向相容；鉴于覆盖率不等同于事件级抽样概率且自愿期与夏季低发期重叠，定位为相容的描述性证据。全美加总序列相对误差降至0.0348（约为单州平台的三分之一），展示了国家层面空间汇聚与属地化预警之间的权衡边界。</w:t>
       </w:r>
     </w:p>
     <w:p>
@@ -4201,7 +4201,7 @@
         <w:rPr>
           <w:sz w:val="24"/>
         </w:rPr>
-        <w:t xml:space="preserve">本文建立了一个分层随机推断框架，从理论与实证两个层面系统探讨了疫情监测中病例规模的推断收益边界。数理分析证明推断跨期基准水平时存在由环境方差决定的平滑交叉点，揭示了报告率与样本基数的非对称杠杆效应以及成本约束下的规模最优化权衡；全美CDC NHSN周度流感住院数据的实证分析与反证检验为该理论机制提供了相容的经验对照。研究表明规模收益真实存在但在越过数十例量级后呈现放缓，且过半误差份额落在与规模无关的拟合项上，为推动监测资源在扩大样本覆盖、环境协变量采集与多期时空平滑之间合理配置提供了量化理论参照。</w:t>
+        <w:t xml:space="preserve">本文建立了一个分层随机推断框架，从理论与实证两个层面系统探讨了疫情监测中病例规模的推断收益边界。数理分析证明推断跨期基准水平时存在由环境方差决定的平滑交叉点，揭示了报告率与样本基数的非对称杠杆效应以及成本约束下的规模最优化权衡；全美CDC NHSN周度流感住院数据的实证分析与反证检验为该理论机制提供了相容的经验对照。研究表明规模收益真实存在但在越过数十例量级后呈现放缓，且在不同基准规格下约四至五成半（39%—55%）的误差份额落在与规模无关的拟合项上，为推动监测资源在扩大样本覆盖、环境协变量采集与多期时空平滑之间合理配置提供了量化理论参照。</w:t>
       </w:r>
     </w:p>
     <w:p>
@@ -4617,7 +4617,7 @@
       </w:r>
     </w:p>
     <w:sectPr>
-      <w:footerReference w:type="default" r:id="R0ab15da243484857"/>
+      <w:footerReference w:type="default" r:id="R326ad9c04d5247a5"/>
       <w:pgSz w:w="11906" w:h="16838"/>
       <w:pgMar w:top="1440" w:right="1803" w:bottom="1440" w:left="1803" w:header="850" w:footer="992"/>
       <w:docGrid w:type="default"/>

--- a/paper/main_docx.docx
+++ b/paper/main_docx.docx
@@ -37,7 +37,7 @@
         <w:rPr>
           <w:sz w:val="24"/>
         </w:rPr>
-        <w:t xml:space="preserve">摘要：准确识别疫情增长并预测短期病例负担是现代传染病预警与公共卫生应急响应的核心支柱。常规直觉认为样本量越大推断精度越高，但在个体超传播、监测漏报与共同环境扰动并存时，“样本量”与“信息量”不能简单等同。既有信息下界文献所确立的标度律主要建立在当期再生数 R_t 这一类估计目标之上；本文证明，一旦推断目标切换为消除单周共同波动的跨期基础水平 R̄，信息标度律随之改变，据此将“病例规模何时不再主导推断误差”作为监测设计问题展开严格推导。主要理论结果表明：（1）在已知真实风险集 n、报告率 ρ 与离散参数 k 的基准负二项分支--二项报告模型下，矩估计量 R̂_t 恰为条件极大似然估计且严格达到 Fisher 信息逆，方差随期望报告规模 m=ρn 单调收敛于零；（2）以该单期估计量推断跨期基础水平 R̄ 时，方差受制于环境随机性底板 v_R，由此导出环境方差项与规模相关项相等的平滑交叉点 m_×；（3）监测杠杆存在本质非对称性：提高报告率 ρ 仅能消除漏报抽稀方差，唯有扩大感染基数 n 才能同时压制超传播方差与计数波动；在总预算 B 约束下拉长独立观测期数 T 能以 O(1/T) 削减环境方差；（4）在成本约束下推导出了最优单期监测规模闭式解 m*，澄清了交叉点是方差成分平衡点而非刚性边界；（5）给出了基于负二项单调似然比的精确上尾增长判定检验与离散功效公式，并在时间序列更新过程中清晰剥离了事前预测与事后统计量的代数联系。实证方面，利用美国 CDC NHSN 2020—2026 年覆盖 50 个州及华盛顿特区的 16,218 个州--周流感住院真实监测数据进行系统检验：流行初期波段仿射 FGLS 拟合得经验截距 a=0.0991、规模斜率 b=2.2434 显著为正，经验交叉点约为 22.6 例/周（跨规格呈现 10.6—42.7 的分布跨度）；误差预算分解表明与规模无关拟合项占 39%—55%（回顾口径 54.6%），样本内已实现的大规模观测（D_t≥250）误差约为全体平均的六成；达峰期近 89% 的总体误差源于平稳基准在流行拐点处的常数偏移，控制偏移后达峰期内部规模项依然显著为正（统一尺度下阶段斜率差异未达统计显著），证明所谓“样本量失效”实为平稳性假设破缺而非规模效应失效；时变交叉点在流感季（中位数 19.7—20.4）与非流感季（46.9—47.9）呈现系统性分异；进一步通过 Cori 时变更新过程基线对拍、预测偏差项分解以及季节内独立 2SLS 工具变量回归证实了规模效应的强稳健性。本研究为优化公共卫生监测资源在样本覆盖、环境协变量采集与多期时空平滑之间的科学配置提供了定量分析参照。</w:t>
+        <w:t xml:space="preserve">摘要：准确识别疫情增长并预测短期病例负担是现代传染病预警与公共卫生应急响应的核心支柱。常规直觉认为样本量越大推断精度越高，但在个体超传播、监测漏报与共同环境扰动并存时，“样本量”与“信息量”不能简单等同。既有信息下界文献所确立的标度律主要建立在当期再生数 R_t 这一类估计目标之上；本文证明，一旦推断目标切换为消除单周共同波动的跨期基础水平 R̄，信息标度律随之改变，据此将“病例规模何时不再主导推断误差”作为监测设计问题展开严格推导。主要理论结果表明：（1）在已知真实风险集 n、报告率 ρ 与离散参数 k 的基准负二项分支--二项报告模型下，矩估计量 R̂_t 恰为条件极大似然估计且严格达到 Fisher 信息逆，方差随期望报告规模 m=ρn 单调收敛于零；（2）以该单期估计量推断跨期基础水平 R̄ 时，方差受制于环境随机性底板 v_R，由此导出环境方差项与规模相关项相等的平滑交叉点 m_×；（3）监测杠杆存在本质非对称性：提高报告率 ρ 仅能消除漏报抽稀方差，唯有扩大感染基数 n 才能同时压制超传播方差与计数波动；在总预算 B 约束下拉长独立观测期数 T 能以 O(1/T) 削减环境方差；（4）在成本约束下推导出了最优单期监测规模闭式解 m*，澄清了交叉点是方差成分平衡点而非刚性边界；（5）给出了基于负二项单调似然比的精确上尾增长判定检验与离散功效公式，并在时间序列更新过程中清晰剥离了事前预测与事后统计量的代数联系。实证方面，利用美国 CDC NHSN 2020—2026 年覆盖 50 个州及华盛顿特区的 16,218 个州--周流感住院真实监测数据进行系统检验：流行初期波段仿射 FGLS 拟合得经验截距 a=0.0991、规模斜率 b=2.2434 显著为正，经验交叉点约为 22.6 例/周（跨规格呈现 10.6—42.7 的分布跨度）；误差预算分解表明与规模无关拟合项占 39%—55%（回顾口径 54.6%），样本内已实现的大规模观测（D_t≥250）误差约为全体平均的六成；达峰期近 89% 的总体误差源于平稳基准在流行拐点处的常数偏移，控制偏移后达峰期内部规模项依然显著为正（统一尺度下阶段斜率差异未达统计显著），证明所谓“样本量失效”实为平稳性假设破缺而非规模效应失效；时变交叉点在流感季（中位数 19.7—20.4）与非流感季（46.9—47.9）呈现系统性分异。本研究为优化公共卫生监测资源在样本覆盖、环境协变量采集与多期时空平滑之间的科学配置提供了定量分析参照。</w:t>
       </w:r>
     </w:p>
     <w:p>
@@ -184,7 +184,7 @@
         <w:rPr>
           <w:sz w:val="24"/>
         </w:rPr>
-        <w:t xml:space="preserve">第四，人口统计随机性与环境随机性二分。生态动力学经典理论阐明了微观繁殖抽样随机性与宏观共同环境扰动的本质对立[18,33]。微观随机性随种群规模扩大而迅速衰减，但宏观环境震荡在单期横截面内具有共同乘性特征，无法凭单期病例聚合消除[16,17,19]。在计量统计学中，这一问题与经典测量误差模型及方差成分信度理论在代数分解形式上高度一致[22,23,24,25]，为交叉点提供了信度比等于0.5的理论锚点。</w:t>
+        <w:t xml:space="preserve">第四，人口统计随机性与环境随机性二分。生态动力学经典理论阐明了微观繁殖抽样随机性与宏观共同环境扰动的本质对立[18,33]。微观随机性随种群规模扩大而迅速衰减，但宏观环境震荡在单期横截面内具有共同乘性特征，无法凭单期病例聚合消除[16,17,19]。在计量统计学中，这一问题与经典测量误差模型及方差成分信度理论在代数分解形式上高度一致[22,23,24,25]，在方差分解的代数形式上恰对应单期估计方差内部信度比（即信号方差占总方差比例）等于0.5的对称位置[23]。</w:t>
       </w:r>
     </w:p>
     <w:p>
@@ -1243,7 +1243,7 @@
         <w:rPr>
           <w:sz w:val="24"/>
         </w:rPr>
-        <w:t xml:space="preserve">在数理结构上，m_×处单期估计方差内部信度比（即信号方差占总方差比例）恰好等于0.5。交叉点代表规模项与环境项权重的平滑交接点，而非突变的硬阈值。当m&gt;m_×后，环境方差开始占主导，增加病例数仅能作用于占比逐渐缩小的A/m项。</w:t>
+        <w:t xml:space="preserve">在方差分解的代数形式上，m_×处单期估计方差内部信度比（即信号方差占总方差比例）恰好等于0.5。交叉点代表规模项与环境项权重的平滑交接点，而非突变的硬阈值。当m&gt;m_×后，环境方差开始占主导，增加病例数仅能作用于占比逐渐缩小的A/m项。</w:t>
       </w:r>
     </w:p>
     <w:p>
@@ -1814,7 +1814,7 @@
         <w:rPr>
           <w:sz w:val="24"/>
         </w:rPr>
-        <w:t xml:space="preserve">注记：命题4中无固定成本的纯人数预算对应c_0=0特例，此时m*→0；推论1则刻画了存在固定运作开销时的现实平衡。若环境扰动存在AR(1)自相关，有效环境方差增大，最优单期规模相应调整为m*_AR = sqrt((c_0/c_1)·m_×·(1-r)/(1+r)) &lt; m*。最优规模m*对未知方差参数的依赖完全通过交叉点m_×体现，证明了真实最优决策取决于成本结构与交叉点的几何权衡。</w:t>
+        <w:t xml:space="preserve">注记：若由内部一阶条件求出的规模超出可行上界（即sqrt((c_0/c_1)m_×) &gt; (B-c_0)/c_1），则由凸函数单调性取边界角点解m* = (B-c_0)/c_1（对应T=1）。命题4中无固定成本的纯人数预算对应c_0=0特例，此时m*→0；推论1则刻画了存在固定运作开销时的现实平衡。若环境扰动存在AR(1)自相关，有效环境方差增大，最优单期规模相应调整为m*_AR = sqrt((c_0/c_1)·m_×·(1-r)/(1+r)) &lt; m*。最优规模m*对未知方差参数的依赖完全通过交叉点m_×体现，证明了真实最优决策取决于成本结构与交叉点的几何权衡。</w:t>
       </w:r>
     </w:p>
     <w:p>
@@ -2362,7 +2362,7 @@
                     <pic:cNvPicPr/>
                   </pic:nvPicPr>
                   <pic:blipFill>
-                    <a:blip r:embed="R565c1d2acc4e44ac" cstate="print"/>
+                    <a:blip r:embed="R762530020fec427c" cstate="print"/>
                     <a:stretch>
                       <a:fillRect/>
                     </a:stretch>
@@ -2443,7 +2443,7 @@
                     <pic:cNvPicPr/>
                   </pic:nvPicPr>
                   <pic:blipFill>
-                    <a:blip r:embed="Rd9d2426725264045" cstate="print"/>
+                    <a:blip r:embed="R065074b4cc234755" cstate="print"/>
                     <a:stretch>
                       <a:fillRect/>
                     </a:stretch>
@@ -2524,7 +2524,7 @@
                     <pic:cNvPicPr/>
                   </pic:nvPicPr>
                   <pic:blipFill>
-                    <a:blip r:embed="R142fd0d1e63b4f17" cstate="print"/>
+                    <a:blip r:embed="R4ec986203ee748ef" cstate="print"/>
                     <a:stretch>
                       <a:fillRect/>
                     </a:stretch>
@@ -3044,7 +3044,7 @@
         <w:rPr>
           <w:sz w:val="24"/>
         </w:rPr>
-        <w:t xml:space="preserve">FGLS仿射拟合给出规模斜率b=2.2434（聚类bootstrap 95% CI [1.5019, 3.0161]，极显著排除零点），与规模无关经验损失截距a=0.0991，经验交叉点m_×^emp=b/a=22.6例/周（十分位拟合为22.6；截尾1%后移至10.6，属量级估计）。</w:t>
+        <w:t xml:space="preserve">FGLS仿射拟合给出规模斜率b=2.2434（聚类bootstrap 95% CI [1.5019, 3.0161]，排除零点），与规模无关经验损失截距a=0.0991，经验交叉点m_×^emp=b/a=22.6例/周（十分位拟合为22.6；截尾1%后移至10.6，属量级估计）。</w:t>
       </w:r>
     </w:p>
     <w:p>
@@ -3535,7 +3535,7 @@
         <w:rPr>
           <w:sz w:val="24"/>
         </w:rPr>
-        <w:t xml:space="preserve">表2表明：在所有更新过程基准中，预测误差在D_t≤100内随每周病例规模快速下降，越过百例后趋于平缓（约0.087–0.098），进入收益放缓的经验底板平台；在大规模段（D_t≥100），Cori 2周窗基准误差降至0.0903（略低于常数阶段均值在[250,600)箱的0.1032和[100,250)箱的0.1118），展现了时变参数适应局部转折的优势；仿射拟合给出b=6.0637（m_×=74.7）。无论采用常数基准还是时变更新基准，规模双曲衰减并在大尺度趋缓均表现出内在结构性。</w:t>
+        <w:t xml:space="preserve">表2表明：在所有更新过程基准中，预测误差在D_t≤100内随每周病例规模快速下降，越过百例后趋于平缓（约0.087–0.098），进入收益放缓的经验底板平台；在大规模段（D_t≥100），Cori 2周窗基准误差降至0.0903（略低于常数阶段均值在[250,600)箱的0.1032和[100,250)箱的0.1118），展现了时变参数适应局部转折的优势；仿射拟合给出b=6.0637（m_×=74.7）。无论采用常数基准还是时变更新基准，误差均随病例规模呈现递减形态并在大规模段趋缓，而具体点位取决于基准构造。</w:t>
       </w:r>
     </w:p>
     <w:p>
@@ -3995,7 +3995,7 @@
         <w:rPr>
           <w:sz w:val="24"/>
         </w:rPr>
-        <w:t xml:space="preserve">表4证实：统一尺度后达峰期斜率点估计（1.8521）低于初期，联合交互项（-0.9183，95%CI[-2.2702, 0.6261]）未达统计显著。两阶段未发现规模效应的显著退化或增强，证实达峰期失效的是平稳性假设而非病例规模。</w:t>
+        <w:t xml:space="preserve">表4证实：统一尺度后达峰期斜率点估计（1.8521）低于初期，联合交互项（-0.9183，按州聚类bootstrap 95%CI为[-2.33, 0.59]）包含零点且未达统计显著；结合达峰期总体样本中基准偏移项占总损失88.9%的分解证据，表明达峰期预测误差居高不下主要源于跨期平稳性假设失效，而非病例规模项丧失边际贡献。</w:t>
       </w:r>
     </w:p>
     <w:p>
@@ -4020,7 +4020,7 @@
                     <pic:cNvPicPr/>
                   </pic:nvPicPr>
                   <pic:blipFill>
-                    <a:blip r:embed="Re6768b2cc243486e" cstate="print"/>
+                    <a:blip r:embed="R277ef22e18c049e6" cstate="print"/>
                     <a:stretch>
                       <a:fillRect/>
                     </a:stretch>
@@ -4076,7 +4076,7 @@
         <w:rPr>
           <w:sz w:val="24"/>
         </w:rPr>
-        <w:t xml:space="preserve">以滞后3–5周输入核为工具变量开展2SLS回归：汇集样本中第一阶段稳健F=312.9，第二阶段差值(b_iv - b_ols)=1.3921，10,000次聚类bootstrap 95%CI为[0.43, 2.41]（重抽超越比例0.0014，排除零点），表明汇集样本下2SLS估计斜率高于OLS。分季独立检验中，各季节第一阶段稳健F均在75以上（强工具），b_iv均显著为正（2022–23季3.2787, 2023–24季2.1867, 2024–25季3.6131），差值在2024–25季表现为临界为正（[0.01, 3.47]）。鉴于排除限制难以在理论上绝对保证，该对照定位为说明变量误差不改变规模效应正向存在的强稳健性对照。</w:t>
+        <w:t xml:space="preserve">以滞后3–5周输入核为工具变量开展2SLS回归：汇集样本中第一阶段稳健F=312.9，第二阶段差值(b_iv - b_ols)=1.3921，10,000次聚类bootstrap 95%CI为[0.43, 2.41]（bootstrap单侧比例0.0014，排除零点），表明汇集样本下2SLS估计斜率高于OLS。分季独立检验中，各季节第一阶段稳健F均在75以上（强工具），b_iv均显著为正（2022–23季3.2787, 2023–24季2.1867, 2024–25季3.6131），差值在2024–25季表现为临界为正（[0.01, 3.47]）。鉴于排除限制难以在理论上绝对保证，该对照定位为说明变量误差不改变规模效应正向存在的稳健性对照。</w:t>
       </w:r>
     </w:p>
     <w:p>
@@ -4176,7 +4176,7 @@
         <w:rPr>
           <w:sz w:val="24"/>
         </w:rPr>
-        <w:t xml:space="preserve">本文对全部论断实施严格证据分层：(1)理论基准的条件性：命题1–6界定的是规范数理基准，真实时间序列中经验规模斜率相较单代参数存在时序重加权放大效应；(2)经验截距的机制类比性：截距a=0.0991同时包含未观测感染压力的代理不确定性，本文明确将其定性为经验损失下限而非环境方差的孤立识别；(3)因果推断的解释边界：自愿期覆盖率冲击与夏季低发期重叠，定位为相容的描述性证据；工具变量定位为强稳健性对照。</w:t>
+        <w:t xml:space="preserve">本文对全部论断实施严格证据分层：(1)理论基准的条件性：命题1–6界定的是规范数理基准，真实时间序列中经验规模斜率相较单代参数存在时序重加权放大效应；(2)经验截距的机制类比性：截距a=0.0991同时包含未观测感染压力的代理不确定性，本文明确将其定性为经验损失下限而非环境方差的孤立识别；(3)因果推断的解释边界：自愿期覆盖率冲击与夏季低发期重叠，定位为相容的描述性证据；工具变量定位为稳健性对照。</w:t>
       </w:r>
     </w:p>
     <w:p>
@@ -4617,7 +4617,7 @@
       </w:r>
     </w:p>
     <w:sectPr>
-      <w:footerReference w:type="default" r:id="R326ad9c04d5247a5"/>
+      <w:footerReference w:type="default" r:id="R17507cb385534bfc"/>
       <w:pgSz w:w="11906" w:h="16838"/>
       <w:pgMar w:top="1440" w:right="1803" w:bottom="1440" w:left="1803" w:header="850" w:footer="992"/>
       <w:docGrid w:type="default"/>

--- a/paper/main_docx.docx
+++ b/paper/main_docx.docx
@@ -37,7 +37,7 @@
         <w:rPr>
           <w:sz w:val="24"/>
         </w:rPr>
-        <w:t xml:space="preserve">摘要：准确识别疫情增长并预测短期病例负担是现代传染病预警与公共卫生应急响应的核心支柱。常规直觉认为样本量越大推断精度越高，但在个体超传播、监测漏报与共同环境扰动并存时，“样本量”与“信息量”不能简单等同。既有信息下界文献所确立的标度律主要建立在当期再生数 R_t 这一类估计目标之上；本文证明，一旦推断目标切换为消除单周共同波动的跨期基础水平 R̄，信息标度律随之改变，据此将“病例规模何时不再主导推断误差”作为监测设计问题展开严格推导。主要理论结果表明：（1）在已知真实风险集 n、报告率 ρ 与离散参数 k 的基准负二项分支--二项报告模型下，矩估计量 R̂_t 恰为条件极大似然估计且严格达到 Fisher 信息逆，方差随期望报告规模 m=ρn 单调收敛于零；（2）以该单期估计量推断跨期基础水平 R̄ 时，方差受制于环境随机性底板 v_R，由此导出环境方差项与规模相关项相等的平滑交叉点 m_×；（3）监测杠杆存在本质非对称性：提高报告率 ρ 仅能消除漏报抽稀方差，唯有扩大感染基数 n 才能同时压制超传播方差与计数波动；在总预算 B 约束下拉长独立观测期数 T 能以 O(1/T) 削减环境方差；（4）在成本约束下推导出了最优单期监测规模闭式解 m*，澄清了交叉点是方差成分平衡点而非刚性边界；（5）给出了基于负二项单调似然比的精确上尾增长判定检验与离散功效公式，并在时间序列更新过程中清晰剥离了事前预测与事后统计量的代数联系。实证方面，利用美国 CDC NHSN 2020—2026 年覆盖 50 个州及华盛顿特区的 16,218 个州--周流感住院真实监测数据进行系统检验：流行初期波段仿射 FGLS 拟合得经验截距 a=0.0991、规模斜率 b=2.2434 显著为正，经验交叉点约为 22.6 例/周（跨规格呈现 10.6—42.7 的分布跨度）；误差预算分解表明与规模无关拟合项占 39%—55%（回顾口径 54.6%），样本内已实现的大规模观测（D_t≥250）误差约为全体平均的六成；达峰期近 89% 的总体误差源于平稳基准在流行拐点处的常数偏移，控制偏移后达峰期内部规模项依然显著为正（统一尺度下阶段斜率差异未达统计显著），证明所谓“样本量失效”实为平稳性假设破缺而非规模效应失效；时变交叉点在流感季（中位数 19.7—20.4）与非流感季（46.9—47.9）呈现系统性分异。本研究为优化公共卫生监测资源在样本覆盖、环境协变量采集与多期时空平滑之间的科学配置提供了定量分析参照。</w:t>
+        <w:t xml:space="preserve">摘要：准确识别疫情增长并预测短期病例负担是现代传染病预警与公共卫生应急响应的核心支柱。常规直觉认为样本量越大推断精度越高，但在个体超传播、监测漏报与共同环境扰动并存时，“样本量”与“信息量”不能简单等同。既有信息下界文献所确立的标度律主要建立在当期再生数 R_t 这一类估计目标之上；本文证明，一旦推断目标切换为消除单周共同波动的跨期基础水平 R̄，信息标度律随之改变，据此将“病例规模何时不再主导推断误差”作为监测设计问题展开严格推导。主要理论结果表明：（1）在已知真实风险集 n、报告率 ρ 与离散参数 k 的基准负二项分支--二项报告模型下，矩估计量 R̂_t 恰为条件极大似然估计且严格达到 Fisher 信息逆，方差随期望报告规模 m=ρn 单调收敛于零；（2）以该单期估计量推断跨期基础水平 R̄ 时，方差受制于环境随机性底板 v_R，由此导出环境方差项与规模相关项相等的平滑交叉点 m_×；（3）监测杠杆存在本质非对称性：提高报告率 ρ 仅能消除漏报抽稀方差，唯有扩大感染基数 n 才能同时压制超传播方差与计数波动；在总预算 B 约束下拉长独立观测期数 T 能以 O(1/T) 削减环境方差；（4）在成本约束下推导出了最优单期监测规模闭式解 m*，澄清了交叉点是方差成分平衡点而非刚性边界；（5）给出了基于负二项单调似然比的精确上尾增长判定检验与离散功效公式，并在时间序列更新过程中清晰剥离了事前预测与事后统计量的代数联系。实证方面，利用美国 CDC NHSN 2020—2026 年覆盖 50 个州及华盛顿特区的 16,218 个州--周流感住院真实监测数据进行系统检验：流行初期波段仿射 FGLS 拟合得经验截距 a=0.0991、规模斜率 b=2.2434 显著为正，经验交叉点约为 22.6 例/周（跨规格呈现 10.6—42.7 的分布跨度）；误差预算分解表明与规模无关拟合项占 39%—55%（回顾口径 54.6%），样本内已实现的大规模观测（D_t≥250）误差约为全体平均的六成；达峰期近 89% 的总体误差源于平稳基准在流行拐点处的常数偏移，控制偏移后达峰期内部规模项依然显著为正（两阶段斜率差异未达统计显著），表明所谓“样本量失效”实为跨期平稳性假设破缺而非病例规模项丧失作用；时变交叉点在流感季（中位数 19.7—20.4）与非流感季（46.9—47.9）呈现系统性分异。本研究为优化公共卫生监测资源在样本覆盖、环境协变量采集与多期时空平滑之间的科学配置提供了定量分析参照。</w:t>
       </w:r>
     </w:p>
     <w:p>
@@ -75,7 +75,7 @@
         <w:rPr>
           <w:sz w:val="24"/>
         </w:rPr>
-        <w:t xml:space="preserve">准确识别疫情由平稳或下降转为上升增长，并对随后数周的病例负担作出可靠预测，是现代传染病预警与公共卫生应急响应的核心支柱。在常规统计直觉中，大样本量通常意味着高推断精度，即增加捕获病例数能够持续压制随机计数波动的相对影响。然而，在传染病监测与动力学建模的真实场景下，这一直觉往往遭遇严峻挑战：病原体传播普遍具有高度个体异质性（超传播），导致继发感染数严重过离散[1,2]；监测系统普遍存在不同程度的不完全检测与报告延迟[20,31]；更关键的是，处于同一地理辖区或时间窗口内的宿主群体共同受到气象条件、人群接触模式以及周期性社会流动等环境随机扰动[16,33]。在个体微观超传播、宏观监测漏报与中观共同环境波动交织并存的条件下，“样本量”与“信息量”不能再被简单等同。</w:t>
+        <w:t xml:space="preserve">准确识别疫情由平稳或下降转为上升增长，并对随后数周的病例负担作出可靠预测，是现代传染病预警与公共卫生应急响应的核心支柱。在常规统计直觉中，大样本量通常意味着高推断精度，即增加捕获病例数能够持续压制随机计数波动的相对影响。然而，在传染病监测与动力学建模的真实场景下，这一直觉往往遭遇严峻挑战：病原体传播普遍具有高度个体异质性（超传播），导致继发感染数严重过离散[1,2]；监测系统普遍存在不同程度的不完全检测与报告延迟[32,31]；此外，处于同一地理辖区或时间窗口内的宿主群体共同受到气象条件、人群接触模式以及周期性社会流动等环境随机扰动[16,33]。在个体微观超传播、宏观监测漏报与中观共同环境波动交织并存的条件下，“样本量”与“信息量”不能再被简单等同。</w:t>
       </w:r>
     </w:p>
     <w:p>
@@ -184,19 +184,19 @@
         <w:rPr>
           <w:sz w:val="24"/>
         </w:rPr>
-        <w:t xml:space="preserve">第四，人口统计随机性与环境随机性二分。生态动力学经典理论阐明了微观繁殖抽样随机性与宏观共同环境扰动的本质对立[18,33]。微观随机性随种群规模扩大而迅速衰减，但宏观环境震荡在单期横截面内具有共同乘性特征，无法凭单期病例聚合消除[16,17,19]。在计量统计学中，这一问题与经典测量误差模型及方差成分信度理论在代数分解形式上高度一致[22,23,24,25]，在方差分解的代数形式上恰对应单期估计方差内部信度比（即信号方差占总方差比例）等于0.5的对称位置[23]。</w:t>
-      </w:r>
-    </w:p>
-    <w:p>
-      <w:pPr>
-        <w:spacing w:after="0"/>
-        <w:ind w:firstLine="480"/>
-      </w:pPr>
-      <w:r>
-        <w:rPr>
-          <w:sz w:val="24"/>
-        </w:rPr>
-        <w:t xml:space="preserve">第五，大规模真实监测与前瞻预测评估实践。美国CDC FluSight挑战赛等多模型集成实践表明，前瞻预测精度的提升迅速呈现收益递减平台，集合模型的误差往往受制于超预期的季节性漂移而非单个辖区的样本规模[26,27,28,29,30]；相对均方误差等评分规则展现出有效平衡不同发病规模量级的稳健优势[12]。</w:t>
+        <w:t xml:space="preserve">第四，人口统计随机性与环境随机性二分。生态动力学经典理论阐明了微观繁殖抽样随机性与宏观共同环境扰动的本质对立[18,33]。微观随机性随种群规模扩大而迅速衰减，但宏观环境震荡在单期横截面内具有共同乘性特征，无法凭单期病例聚合消除[16,17,19]。在计量统计学中，这一问题与经典测量误差模型及方差成分信度理论在代数形式上高度一致[22,23,24,25]，其交叉点在方差分解中恰对应单期估计方差内部信度比（即信号方差占总方差比例）等于0.5的对称位置[23]。</w:t>
+      </w:r>
+    </w:p>
+    <w:p>
+      <w:pPr>
+        <w:spacing w:after="0"/>
+        <w:ind w:firstLine="480"/>
+      </w:pPr>
+      <w:r>
+        <w:rPr>
+          <w:sz w:val="24"/>
+        </w:rPr>
+        <w:t xml:space="preserve">第五，大规模真实监测与前瞻预测评估实践。新型数据流拓展与美国CDC FluSight挑战赛等多模型集成实践表明[20,26,27,28,29,30]，前瞻预测精度的提升迅速呈现收益递减平台，集合模型的误差往往受制于超预期的季节性漂移而非单个辖区的样本规模；相对均方误差等评分规则展现出有效平衡不同发病规模量级的稳健优势[12]。</w:t>
       </w:r>
     </w:p>
     <w:p>
@@ -2362,7 +2362,7 @@
                     <pic:cNvPicPr/>
                   </pic:nvPicPr>
                   <pic:blipFill>
-                    <a:blip r:embed="R762530020fec427c" cstate="print"/>
+                    <a:blip r:embed="Rc4534a9216664325" cstate="print"/>
                     <a:stretch>
                       <a:fillRect/>
                     </a:stretch>
@@ -2443,7 +2443,7 @@
                     <pic:cNvPicPr/>
                   </pic:nvPicPr>
                   <pic:blipFill>
-                    <a:blip r:embed="R065074b4cc234755" cstate="print"/>
+                    <a:blip r:embed="Rf5157cda7fbd45b4" cstate="print"/>
                     <a:stretch>
                       <a:fillRect/>
                     </a:stretch>
@@ -2524,7 +2524,7 @@
                     <pic:cNvPicPr/>
                   </pic:nvPicPr>
                   <pic:blipFill>
-                    <a:blip r:embed="R4ec986203ee748ef" cstate="print"/>
+                    <a:blip r:embed="Rbc5957c425084ea3" cstate="print"/>
                     <a:stretch>
                       <a:fillRect/>
                     </a:stretch>
@@ -3995,7 +3995,7 @@
         <w:rPr>
           <w:sz w:val="24"/>
         </w:rPr>
-        <w:t xml:space="preserve">表4证实：统一尺度后达峰期斜率点估计（1.8521）低于初期，联合交互项（-0.9183，按州聚类bootstrap 95%CI为[-2.33, 0.59]）包含零点且未达统计显著；结合达峰期总体样本中基准偏移项占总损失88.9%的分解证据，表明达峰期预测误差居高不下主要源于跨期平稳性假设失效，而非病例规模项丧失边际贡献。</w:t>
+        <w:t xml:space="preserve">表4显示：统一尺度后达峰期斜率点估计（1.8521）低于初期，联合交互项（-0.9183，按州聚类bootstrap 95%CI为[-2.33, 0.59]）包含零点且未达统计显著；结合达峰期总体样本中基准偏移项占总损失88.9%的分解证据，表明达峰期预测误差居高不下主要源于跨期平稳性假设失效，而非病例规模项丧失边际贡献。</w:t>
       </w:r>
     </w:p>
     <w:p>
@@ -4020,7 +4020,7 @@
                     <pic:cNvPicPr/>
                   </pic:nvPicPr>
                   <pic:blipFill>
-                    <a:blip r:embed="R277ef22e18c049e6" cstate="print"/>
+                    <a:blip r:embed="Rbe4ad8f2b2344279" cstate="print"/>
                     <a:stretch>
                       <a:fillRect/>
                     </a:stretch>
@@ -4139,7 +4139,7 @@
         <w:rPr>
           <w:sz w:val="24"/>
         </w:rPr>
-        <w:t xml:space="preserve">本文研究为理解传染病监测中病例规模的推断价值提供了清晰的分析视角。既有前沿文献基于有效再生数推导出了Fisher信息下界随规模线性增长的标度律[9,10]，但该极限主要是针对测量当期瞬时参数R_t成立的。本文分析表明：一旦推断目标切换为消除单周共同波动的跨期基础水平R̄，共同环境随机性v_R构成了单期横截面内仅凭病例聚合无法消除的方差成分；由此导出的交叉点m_×，在数理结构上恰对应单期信度比等于0.5的对称位置[22,23]。</w:t>
+        <w:t xml:space="preserve">本文研究为理解传染病监测中病例规模的推断价值提供了清晰的分析视角。既有前沿文献基于有效再生数推导出了Fisher信息下界随规模线性增长的标度律[9,10]，但该极限主要是针对测量当期瞬时参数R_t成立的。本文分析表明：一旦推断目标切换为消除单周共同波动的跨期基础水平R̄，共同环境随机性v_R构成了单期横截面内仅凭病例聚合无法消除的方差成分；由此导出的交叉点m_×，在方差分解的代数形式上恰对应单期信度比等于0.5的对称位置[22,23]。</w:t>
       </w:r>
     </w:p>
     <w:p>
@@ -4250,7 +4250,7 @@
         <w:rPr>
           <w:sz w:val="21"/>
         </w:rPr>
-        <w:t xml:space="preserve">[1] Lloyd-Smith J O, Schreiber S J, Kopp P E, et al. Superspreading and the effect of individual variation on disease emergence. Nature, 2005, 438(7066): 355-359. DOI: 10.1038/nature04153.</w:t>
+        <w:t xml:space="preserve">[1] Lloyd-Smith James O, Schreiber Sebastian J, Kopp P Ekkehard, et al. Superspreading and the effect of individual variation on disease emergence. Nature, 2005, 438(7066): 355-359. DOI: 10.1038/nature04153.</w:t>
       </w:r>
     </w:p>
     <w:p>
@@ -4261,7 +4261,7 @@
         <w:rPr>
           <w:sz w:val="21"/>
         </w:rPr>
-        <w:t xml:space="preserve">[2] Endo A, Abbott S, Kucharski A J, et al. Estimating the overdispersion in COVID-19 transmission using outbreak sizes outside China. Wellcome Open Research, 2020, 5: 67. DOI: 10.12688/wellcomeopenres.15842.3.</w:t>
+        <w:t xml:space="preserve">[2] Endo Akira, Abbott Sam, Kucharski Adam J, et al. Estimating the overdispersion in COVID-19 transmission using outbreak sizes outside China. Wellcome Open Research, 2020, 5: 67. DOI: 10.12688/wellcomeopenres.15842.3.</w:t>
       </w:r>
     </w:p>
     <w:p>
@@ -4272,7 +4272,7 @@
         <w:rPr>
           <w:sz w:val="21"/>
         </w:rPr>
-        <w:t xml:space="preserve">[3] Kucharski A J, Russell T W, Diamond C, et al. Early dynamics of transmission and control of COVID-19: a mathematical modelling study. The Lancet Infectious Diseases, 2020, 20(5): 553-560. DOI: 10.1016/S1473-3099(20)30144-4.</w:t>
+        <w:t xml:space="preserve">[3] Kucharski Adam J, Russell Timothy W, Diamond Charlie, et al. Early dynamics of transmission and control of COVID-19: a mathematical modelling study. The Lancet Infectious Diseases, 2020, 20(5): 553-558. DOI: 10.1016/S1473-3099(20)30144-4.</w:t>
       </w:r>
     </w:p>
     <w:p>
@@ -4283,7 +4283,7 @@
         <w:rPr>
           <w:sz w:val="21"/>
         </w:rPr>
-        <w:t xml:space="preserve">[4] Wallinga J, Teunis P. Different epidemic curves for severe acute respiratory syndrome reveal similar impacts of control measures. American Journal of Epidemiology, 2004, 160(6): 509-516. DOI: 10.1093/aje/kwh255.</w:t>
+        <w:t xml:space="preserve">[4] Wallinga Jacco, Teunis Peter. Different epidemic curves for severe acute respiratory syndrome reveal similar impacts of control measures. American Journal of Epidemiology, 2004, 160(6): 509-516. DOI: 10.1093/aje/kwh255.</w:t>
       </w:r>
     </w:p>
     <w:p>
@@ -4294,7 +4294,7 @@
         <w:rPr>
           <w:sz w:val="21"/>
         </w:rPr>
-        <w:t xml:space="preserve">[5] Fraser C. Estimating individual and household reproduction numbers in an emerging epidemic. PLOS ONE, 2007, 2(8): e758. DOI: 10.1371/journal.pone.0000758.</w:t>
+        <w:t xml:space="preserve">[5] Fraser Christophe. Estimating individual and household reproduction numbers in an emerging epidemic. PLOS ONE, 2007, 2(8): e758. DOI: 10.1371/journal.pone.0000758.</w:t>
       </w:r>
     </w:p>
     <w:p>
@@ -4305,7 +4305,7 @@
         <w:rPr>
           <w:sz w:val="21"/>
         </w:rPr>
-        <w:t xml:space="preserve">[6] Cori A, Ferguson N M, Fraser C, et al. A new framework and software to estimate time-varying reproduction numbers during epidemics. American Journal of Epidemiology, 2013, 178(9): 1505-1512. DOI: 10.1093/aje/kwt133.</w:t>
+        <w:t xml:space="preserve">[6] Cori Anne, Ferguson Neil M, Fraser Christophe, et al. A new framework and software to estimate time-varying reproduction numbers during epidemics. American Journal of Epidemiology, 2013, 178(9): 1505-1512. DOI: 10.1093/aje/kwt133.</w:t>
       </w:r>
     </w:p>
     <w:p>
@@ -4316,7 +4316,7 @@
         <w:rPr>
           <w:sz w:val="21"/>
         </w:rPr>
-        <w:t xml:space="preserve">[7] Thompson R N, Stockwin J E, van Gaalen R D, et al. Improved inference of time-varying reproduction numbers during infectious disease outbreaks. Epidemics, 2019, 29: 100356. DOI: 10.1016/j.epidem.2019.100356.</w:t>
+        <w:t xml:space="preserve">[7] Thompson Robin N, Stockwin J E, van Gaalen R D, et al. Improved inference of time-varying reproduction numbers during infectious disease outbreaks. Epidemics, 2019, 29: 100356. DOI: 10.1016/j.epidem.2019.100356.</w:t>
       </w:r>
     </w:p>
     <w:p>
@@ -4327,7 +4327,7 @@
         <w:rPr>
           <w:sz w:val="21"/>
         </w:rPr>
-        <w:t xml:space="preserve">[8] Gostic K M, McGough L, Baskerville E B, et al. Practical considerations for measuring the effective reproductive number, Rt. PLOS Computational Biology, 2020, 16(12): e1008409. DOI: 10.1371/journal.pcbi.1008409.</w:t>
+        <w:t xml:space="preserve">[8] Gostic Katelyn M, McGough Lauren, Baskerville Edward B, et al. Practical considerations for measuring the effective reproductive number, $R_t$. PLOS Computational Biology, 2020, 16(12): e1008409. DOI: 10.1371/journal.pcbi.1008409.</w:t>
       </w:r>
     </w:p>
     <w:p>
@@ -4338,7 +4338,7 @@
         <w:rPr>
           <w:sz w:val="21"/>
         </w:rPr>
-        <w:t xml:space="preserve">[9] Parag K V, Donnelly C A. Fundamental limits on inferring epidemic resurgence in real time using effective reproduction numbers. PLOS Computational Biology, 2022, 18(4): e1010004. DOI: 10.1371/journal.pcbi.1010004.</w:t>
+        <w:t xml:space="preserve">[9] Parag Kris V, Donnelly Christl A. Fundamental limits on inferring epidemic resurgence in real time using effective reproduction numbers. PLOS Computational Biology, 2022, 18(4): e1010004. DOI: 10.1371/journal.pcbi.1010004.</w:t>
       </w:r>
     </w:p>
     <w:p>
@@ -4349,7 +4349,7 @@
         <w:rPr>
           <w:sz w:val="21"/>
         </w:rPr>
-        <w:t xml:space="preserve">[10] Parag K V, Donnelly C A, Zarebski A E. Quantifying the information in noisy epidemic curves. Nature Computational Science, 2022, 2(9): 584-594. DOI: 10.1038/s43588-022-00313-1.</w:t>
+        <w:t xml:space="preserve">[10] Parag Kris V, Donnelly Christl A, Zarebski Alexander E. Quantifying the information in noisy epidemic curves. Nature Computational Science, 2022, 2(9): 584-594. DOI: 10.1038/s43588-022-00313-1.</w:t>
       </w:r>
     </w:p>
     <w:p>
@@ -4360,7 +4360,7 @@
         <w:rPr>
           <w:sz w:val="21"/>
         </w:rPr>
-        <w:t xml:space="preserve">[11] Parag K V, Lambert B, Donnelly C A, Beregi S. Asymmetric limits on timely interventions from noisy epidemic data. Communications Physics, 2025, 8: 450. DOI: 10.1038/s42005-025-02358-w.</w:t>
+        <w:t xml:space="preserve">[11] Parag Kris V, Lambert Ben, Donnelly Christl A, et al. Asymmetric limits on timely interventions from noisy epidemic data. Communications Physics, 2025, 8: 450. DOI: 10.1038/s42005-025-02358-w.</w:t>
       </w:r>
     </w:p>
     <w:p>
@@ -4371,7 +4371,7 @@
         <w:rPr>
           <w:sz w:val="21"/>
         </w:rPr>
-        <w:t xml:space="preserve">[12] Bosse N I, Abbott S, Cori A, van Leeuwen E, Bracher J, Funk S. Scoring epidemiological forecasts on transformed scales. PLOS Computational Biology, 2023, 19(8): e1011393. DOI: 10.1371/journal.pcbi.1011393.</w:t>
+        <w:t xml:space="preserve">[12] Bosse Nikos I, Abbott Sam, Cori Anne, et al. Scoring epidemiological forecasts on transformed scales. PLOS Computational Biology, 2023, 19(8): e1011393. DOI: 10.1371/journal.pcbi.1011393.</w:t>
       </w:r>
     </w:p>
     <w:p>
@@ -4382,7 +4382,7 @@
         <w:rPr>
           <w:sz w:val="21"/>
         </w:rPr>
-        <w:t xml:space="preserve">[13] Bracher J, Held L. A marginal moment matching approach for fitting endemic-epidemic models to underreported disease surveillance counts. Biometrics, 2021, 77(4): 1348-1359. DOI: 10.1111/biom.13384.</w:t>
+        <w:t xml:space="preserve">[13] Bracher Johannes, Held Leonhard. A marginal moment matching approach for fitting endemic-epidemic models to underreported disease surveillance counts. Biometrics, 2021, 77(4): 1202-1214. DOI: 10.1111/biom.13371.</w:t>
       </w:r>
     </w:p>
     <w:p>
@@ -4393,7 +4393,7 @@
         <w:rPr>
           <w:sz w:val="21"/>
         </w:rPr>
-        <w:t xml:space="preserve">[14] Bhatt S, Ferguson N, Flaxman S, et al. Semi-mechanistic Bayesian modeling of COVID-19 with renewal processes. Journal of the Royal Statistical Society Series A: Statistics in Society, 2023, 186(4): 601-624. DOI: 10.1093/jrsssa/qnad001.</w:t>
+        <w:t xml:space="preserve">[14] Bhatt Samir, Ferguson Neil, Flaxman Seth, et al. Semi-mechanistic Bayesian modeling of COVID-19 with renewal processes. Journal of the Royal Statistical Society Series A: Statistics in Society, 2023, 186(4): 601-615. DOI: 10.1093/jrsssa/qnad030.</w:t>
       </w:r>
     </w:p>
     <w:p>
@@ -4404,7 +4404,7 @@
         <w:rPr>
           <w:sz w:val="21"/>
         </w:rPr>
-        <w:t xml:space="preserve">[15] Steyn N, Parag K V, Thompson R N. A primer on inference and prediction with epidemic renewal models and sequential Monte Carlo. Statistics in Medicine, 2025, 44(3): e70204. DOI: 10.1002/sim.70204.</w:t>
+        <w:t xml:space="preserve">[15] Steyn Nicholas, Parag Kris V, Thompson Robin N, et al. A primer on inference and prediction with epidemic renewal models and sequential Monte Carlo. Statistics in Medicine, 2025, 44(18-19): e70204. DOI: 10.1002/sim.70204.</w:t>
       </w:r>
     </w:p>
     <w:p>
@@ -4415,7 +4415,7 @@
         <w:rPr>
           <w:sz w:val="21"/>
         </w:rPr>
-        <w:t xml:space="preserve">[16] Rasmussen D A, Ratmann O, Koelle K. Inference for nonlinear epidemiological models using genealogies and time series. PLOS Computational Biology, 2011, 7(8): e1002136. DOI: 10.1371/journal.pcbi.1002136.</w:t>
+        <w:t xml:space="preserve">[16] Rasmussen David A, Ratmann Oliver, Koelle Katia. Inference for nonlinear epidemiological models using genealogies and time series. PLOS Computational Biology, 2011, 7(8): e1002136. DOI: 10.1371/journal.pcbi.1002136.</w:t>
       </w:r>
     </w:p>
     <w:p>
@@ -4426,7 +4426,7 @@
         <w:rPr>
           <w:sz w:val="21"/>
         </w:rPr>
-        <w:t xml:space="preserve">[17] Aber S, Di Q, Dalziel B D. Time-series modeling of epidemics in complex populations: Detecting changes in incidence volatility over time. PLOS Computational Biology, 2025, 21(2): e1012882. DOI: 10.1371/journal.pcbi.1012882.</w:t>
+        <w:t xml:space="preserve">[17] Aber Rachael, Di Yanming, Dalziel Benjamin D. Time-series modeling of epidemics in complex populations: Detecting changes in incidence volatility over time. PLOS Computational Biology, 2025, 21(7): e1012882. DOI: 10.1371/journal.pcbi.1012882.</w:t>
       </w:r>
     </w:p>
     <w:p>
@@ -4437,7 +4437,7 @@
         <w:rPr>
           <w:sz w:val="21"/>
         </w:rPr>
-        <w:t xml:space="preserve">[18] Bretó C, He D, Ionides E L, King A A. Time series analysis via mechanistic models: inference on imperfectly observed populations. The Annals of Applied Statistics, 2009, 3(1): 319-348. DOI: 10.1214/08-AOAS201.</w:t>
+        <w:t xml:space="preserve">[18] Bret\'o Carles, He Daihai, Ionides Edward L, et al. Time series analysis via mechanistic models. The Annals of Applied Statistics, 2009, 3(1): 319-348. DOI: 10.1214/08-AOAS201.</w:t>
       </w:r>
     </w:p>
     <w:p>
@@ -4448,7 +4448,7 @@
         <w:rPr>
           <w:sz w:val="21"/>
         </w:rPr>
-        <w:t xml:space="preserve">[19] Dalziel B D, Kissler S, Gog J R, et al. Urbanization and the geography of influenza in the United States. Science, 2018, 362(6410): 75-79. DOI: 10.1126/science.aat6030.</w:t>
+        <w:t xml:space="preserve">[19] Dalziel Benjamin D, Kissler Stephen, Gog Julia R, et al. Urbanization and humidity shape the intensity of influenza epidemics in U.S. cities. Science, 2018, 362(6410): 75-79. DOI: 10.1126/science.aat6030.</w:t>
       </w:r>
     </w:p>
     <w:p>
@@ -4459,7 +4459,7 @@
         <w:rPr>
           <w:sz w:val="21"/>
         </w:rPr>
-        <w:t xml:space="preserve">[20] Lipsitch M, Swerdlow D L, Finelli L. Enhancing the value of public health surveillance: simple models for surveillance data. PLOS Medicine, 2015, 12(7): e1001844. DOI: 10.1371/journal.pmed.1001844.</w:t>
+        <w:t xml:space="preserve">[20] Althouse Benjamin M, Scarpino Samuel V, Meyers Lauren Ancel, et al. Enhancing disease surveillance with novel data streams: challenges and opportunities. EPJ Data Science, 2015, 4: 17. DOI: 10.1140/epjds/s13688-015-0054-0.</w:t>
       </w:r>
     </w:p>
     <w:p>
@@ -4470,7 +4470,7 @@
         <w:rPr>
           <w:sz w:val="21"/>
         </w:rPr>
-        <w:t xml:space="preserve">[21] Nouvellet P, Cori A, Garske T, et al. A simple approach to measure controllability of infectious disease outbreaks. Epidemics, 2018, 22: 29-38. DOI: 10.1016/j.epidem.2017.02.012.</w:t>
+        <w:t xml:space="preserve">[21] Nouvellet Pierre, Cori Anne, Garske Tini, et al. A simple approach to measure transmissibility and forecast incidence. Epidemics, 2018, 22: 29-35. DOI: 10.1016/j.epidem.2017.02.012.</w:t>
       </w:r>
     </w:p>
     <w:p>
@@ -4481,7 +4481,7 @@
         <w:rPr>
           <w:sz w:val="21"/>
         </w:rPr>
-        <w:t xml:space="preserve">[22] Fuller W A. Measurement Error Models. New York: John Wiley &amp; Sons, 1987. DOI: 10.1002/9780470316665.</w:t>
+        <w:t xml:space="preserve">[22] Fuller Wayne A. Measurement Error Models. New York: John Wiley \&amp; Sons, 1987. DOI: 10.1002/9780470316665.</w:t>
       </w:r>
     </w:p>
     <w:p>
@@ -4492,7 +4492,7 @@
         <w:rPr>
           <w:sz w:val="21"/>
         </w:rPr>
-        <w:t xml:space="preserve">[23] Carroll R J, Ruppert D, Stefanski L A, Crainiceanu C M. Measurement Error in Nonlinear Models: A Modern Approach. 2nd ed. Boca Raton: Chapman &amp; Hall/CRC, 2006. DOI: 10.1201/9781420010138.</w:t>
+        <w:t xml:space="preserve">[23] Carroll Raymond J, Ruppert David, Stefanski Leonard A, et al. Measurement Error in Nonlinear Models: A Modern Perspective. 2nd ed. Boca Raton: Chapman \&amp; Hall/CRC, 2006. DOI: 10.1201/9781420010138.</w:t>
       </w:r>
     </w:p>
     <w:p>
@@ -4503,7 +4503,7 @@
         <w:rPr>
           <w:sz w:val="21"/>
         </w:rPr>
-        <w:t xml:space="preserve">[24] Armstrong B G. Effect of measurement error on epidemiological studies of environmental and nutritional risks. Annals of Epidemiology, 1998, 8(6): 381-387. DOI: 10.1016/S1047-2797(97)00234-8.</w:t>
+        <w:t xml:space="preserve">[24] Armstrong Ben G. Effect of measurement error on epidemiological studies of environmental and occupational exposures. Occupational and Environmental Medicine, 1998, 55(10): 651-656. DOI: 10.1136/oem.55.10.651.</w:t>
       </w:r>
     </w:p>
     <w:p>
@@ -4514,7 +4514,7 @@
         <w:rPr>
           <w:sz w:val="21"/>
         </w:rPr>
-        <w:t xml:space="preserve">[25] Verbeke G, Molenberghs G. Linear Mixed Models for Longitudinal Data. New York: Springer, 2000. DOI: 10.1007/978-1-4419-0300-6.</w:t>
+        <w:t xml:space="preserve">[25] Verbeke Geert, Molenberghs Geert. Linear Mixed Models for Longitudinal Data. New York: Springer, 2000. DOI: 10.1007/978-1-4419-0300-6.</w:t>
       </w:r>
     </w:p>
     <w:p>
@@ -4525,7 +4525,7 @@
         <w:rPr>
           <w:sz w:val="21"/>
         </w:rPr>
-        <w:t xml:space="preserve">[26] Reich N G, McGowan C J, Yamana T K, et al. Accuracy of real-time multi-model ensemble forecasts for seasonal influenza in the U.S. PLOS Computational Biology, 2019, 15(11): e1007486. DOI: 10.1371/journal.pcbi.1007486.</w:t>
+        <w:t xml:space="preserve">[26] Reich Nicholas G, McGowan Craig J, Yamana Teresa K, et al. Accuracy of real-time multi-model ensemble forecasts for seasonal influenza in the U.S.. PLOS Computational Biology, 2019, 15(11): e1007486. DOI: 10.1371/journal.pcbi.1007486.</w:t>
       </w:r>
     </w:p>
     <w:p>
@@ -4536,7 +4536,7 @@
         <w:rPr>
           <w:sz w:val="21"/>
         </w:rPr>
-        <w:t xml:space="preserve">[27] Cramer E Y, Ray E L, Lopez V K, et al. Evaluation of individual and ensemble probabilistic forecasts of COVID-19 mortality in the United States. Proceedings of the National Academy of Sciences, 2022, 119(15): e2113561119. DOI: 10.1073/pnas.2113561119.</w:t>
+        <w:t xml:space="preserve">[27] Cramer Estee Y, Ray Evan L, Lopez Velma K, et al. Evaluation of individual and ensemble probabilistic forecasts of COVID-19 mortality in the United States. Proceedings of the National Academy of Sciences, 2022, 119(15): e2113561119. DOI: 10.1073/pnas.2113561119.</w:t>
       </w:r>
     </w:p>
     <w:p>
@@ -4547,7 +4547,7 @@
         <w:rPr>
           <w:sz w:val="21"/>
         </w:rPr>
-        <w:t xml:space="preserve">[28] Ray E L, Brooks L C, Bien J, et al. Comparing trained and untrained probabilistic ensemble forecasts of COVID-19 cases and deaths in the United States. International Journal of Forecasting, 2023, 39(3): 1366-1383. DOI: 10.1016/j.ijforecast.2022.06.005.</w:t>
+        <w:t xml:space="preserve">[28] Ray Evan L, Brooks Logan C, Bien Jacob, et al. Comparing trained and untrained probabilistic ensemble forecasts of COVID-19 cases and deaths in the United States. International Journal of Forecasting, 2023, 39(3): 1366-1383. DOI: 10.1016/j.ijforecast.2022.06.005.</w:t>
       </w:r>
     </w:p>
     <w:p>
@@ -4558,7 +4558,7 @@
         <w:rPr>
           <w:sz w:val="21"/>
         </w:rPr>
-        <w:t xml:space="preserve">[29] Biggerstaff M, Alper D, Dredze M, et al. Results from the second open CDC challenge to predict the 2014-2015 influenza season. Epidemics, 2018, 24: 26-37. DOI: 10.1016/j.epidem.2018.02.003.</w:t>
+        <w:t xml:space="preserve">[29] Biggerstaff Matthew, Johansson Michael A, Alper David, et al. Results from the second year of a collaborative effort to forecast influenza seasons in the United States. Epidemics, 2018, 24: 26-33. DOI: 10.1016/j.epidem.2018.02.003.</w:t>
       </w:r>
     </w:p>
     <w:p>
@@ -4569,7 +4569,7 @@
         <w:rPr>
           <w:sz w:val="21"/>
         </w:rPr>
-        <w:t xml:space="preserve">[30] Jhung M A, Powell T, Dhara R, et al. Epidemiology of influenza-associated hospitalizations in the United States, 1993-2008. Clinical Infectious Diseases, 2012, 54(11): 1555-1562. DOI: 10.1093/cid/cis253.</w:t>
+        <w:t xml:space="preserve">[30] Zhou Hong, Thompson William W, Viboud Cecile G, et al. Hospitalizations associated with influenza and respiratory syncytial virus in the United States, 1993--2008. Clinical Infectious Diseases, 2012, 54(10): 1427-1436. DOI: 10.1093/cid/cis211.</w:t>
       </w:r>
     </w:p>
     <w:p>
@@ -4580,7 +4580,7 @@
         <w:rPr>
           <w:sz w:val="21"/>
         </w:rPr>
-        <w:t xml:space="preserve">[31] Stoner O, Economou T, Drummond G. Hierarchical spatio-temporal modeling for surveillance data with reporting delays and incomplete observation. Biometrics, 2023, 79(3): 2296-2308. DOI: 10.1111/biom.13788.</w:t>
+        <w:t xml:space="preserve">[31] Stoner Oliver, Economou Theo, Drummond Marques da Silva Gabriela. A hierarchical framework for correcting under-reporting in count data. Journal of the American Statistical Association, 2019, 114(528): 1481-1492. DOI: 10.1080/01621459.2019.1573732.</w:t>
       </w:r>
     </w:p>
     <w:p>
@@ -4591,7 +4591,7 @@
         <w:rPr>
           <w:sz w:val="21"/>
         </w:rPr>
-        <w:t xml:space="preserve">[32] Azmon A, Faes C, Hens N. Estimating the reproduction number from incompletely observed outbreaks: real-time monitoring and reporting delay adjustment. Epidemics, 2014, 9: 30-38. DOI: 10.1016/j.epidem.2014.09.006.</w:t>
+        <w:t xml:space="preserve">[32] Azmon A, Faes C, Hens N. On the estimation of the reproduction number based on misreported epidemic data. Statistics in Medicine, 2014, 33(7): 1176-1192. DOI: 10.1002/sim.6015.</w:t>
       </w:r>
     </w:p>
     <w:p>
@@ -4602,7 +4602,7 @@
         <w:rPr>
           <w:sz w:val="21"/>
         </w:rPr>
-        <w:t xml:space="preserve">[33] Rohani P, Keeling M J, Grenfell B T. The interplay between environmental and demographic stochasticity in infectious disease dynamics. Science, 2002, 297(5583): 1010-1012. DOI: 10.1126/science.1073801.</w:t>
+        <w:t xml:space="preserve">[33] Rohani Pejman, Keeling Matthew J, Grenfell Bryan T. The interplay between determinism and stochasticity in childhood diseases. The American Naturalist, 2002, 159(5): 469-481. DOI: 10.1086/339467.</w:t>
       </w:r>
     </w:p>
     <w:p>
@@ -4613,11 +4613,11 @@
         <w:rPr>
           <w:sz w:val="21"/>
         </w:rPr>
-        <w:t xml:space="preserve">[34] Centers for Disease Control and Prevention. Weekly Hospital Respiratory Data (HRD) Metrics by Jurisdiction, National Healthcare Safety Network (NHSN). CDC open-data catalogue record ua7e-t2fy, 2026. https://data.cdc.gov/d/ua7e-t2fy, accessed 2026-09-05. SHA-256: e48c2ea92e0beb552a6510b7b0c2fe7a7c9ea911cd27880169298c34de20c330.</w:t>
+        <w:t xml:space="preserve">[34] Centers for Disease Control and Prevention. Weekly Hospital Respiratory Data (HRD) Metrics by Jurisdiction, National Healthcare Safety Network (NHSN). https://data.cdc.gov/d/ua7e-t2fy, 2026. CDC open-data catalogue record ua7e-t2fy. Accessed 2026-09-05</w:t>
       </w:r>
     </w:p>
     <w:sectPr>
-      <w:footerReference w:type="default" r:id="R17507cb385534bfc"/>
+      <w:footerReference w:type="default" r:id="R14d3b96a4dae4539"/>
       <w:pgSz w:w="11906" w:h="16838"/>
       <w:pgMar w:top="1440" w:right="1803" w:bottom="1440" w:left="1803" w:header="850" w:footer="992"/>
       <w:docGrid w:type="default"/>

--- a/paper/main_docx.docx
+++ b/paper/main_docx.docx
@@ -196,7 +196,7 @@
         <w:rPr>
           <w:sz w:val="24"/>
         </w:rPr>
-        <w:t xml:space="preserve">第五，大规模真实监测与前瞻预测评估实践。新型数据流拓展与美国CDC FluSight挑战赛等多模型集成实践表明[20,26,27,28,29,30]，前瞻预测精度的提升迅速呈现收益递减平台，集合模型的误差往往受制于超预期的季节性漂移而非单个辖区的样本规模；相对均方误差等评分规则展现出有效平衡不同发病规模量级的稳健优势[12]。</w:t>
+        <w:t xml:space="preserve">第五，大规模真实监测与前瞻预测评估实践。从新型数据流拓展[20]到美国CDC FluSight挑战赛等多模型集成实践[26,29]，前瞻预测精度的提升迅速呈现收益递减平台，集合模型的误差往往受制于超预期的季节性漂移而非单个辖区的样本规模[27,28]；相对均方误差等评分规则展现出有效平衡不同发病规模量级的稳健优势[12]。而在历史住院基准方面，相关基础监测分析提供了关键的流行病学背景[30]。</w:t>
       </w:r>
     </w:p>
     <w:p>
@@ -2362,7 +2362,7 @@
                     <pic:cNvPicPr/>
                   </pic:nvPicPr>
                   <pic:blipFill>
-                    <a:blip r:embed="Rc4534a9216664325" cstate="print"/>
+                    <a:blip r:embed="Rcad9c09d70a244a4" cstate="print"/>
                     <a:stretch>
                       <a:fillRect/>
                     </a:stretch>
@@ -2443,7 +2443,7 @@
                     <pic:cNvPicPr/>
                   </pic:nvPicPr>
                   <pic:blipFill>
-                    <a:blip r:embed="Rf5157cda7fbd45b4" cstate="print"/>
+                    <a:blip r:embed="R4fbb98766e4c464e" cstate="print"/>
                     <a:stretch>
                       <a:fillRect/>
                     </a:stretch>
@@ -2524,7 +2524,7 @@
                     <pic:cNvPicPr/>
                   </pic:nvPicPr>
                   <pic:blipFill>
-                    <a:blip r:embed="Rbc5957c425084ea3" cstate="print"/>
+                    <a:blip r:embed="R7ae272e63d8d4221" cstate="print"/>
                     <a:stretch>
                       <a:fillRect/>
                     </a:stretch>
@@ -4020,7 +4020,7 @@
                     <pic:cNvPicPr/>
                   </pic:nvPicPr>
                   <pic:blipFill>
-                    <a:blip r:embed="Rbe4ad8f2b2344279" cstate="print"/>
+                    <a:blip r:embed="R48800087633b423e" cstate="print"/>
                     <a:stretch>
                       <a:fillRect/>
                     </a:stretch>
@@ -4076,7 +4076,7 @@
         <w:rPr>
           <w:sz w:val="24"/>
         </w:rPr>
-        <w:t xml:space="preserve">以滞后3–5周输入核为工具变量开展2SLS回归：汇集样本中第一阶段稳健F=312.9，第二阶段差值(b_iv - b_ols)=1.3921，10,000次聚类bootstrap 95%CI为[0.43, 2.41]（bootstrap单侧比例0.0014，排除零点），表明汇集样本下2SLS估计斜率高于OLS。分季独立检验中，各季节第一阶段稳健F均在75以上（强工具），b_iv均显著为正（2022–23季3.2787, 2023–24季2.1867, 2024–25季3.6131），差值在2024–25季表现为临界为正（[0.01, 3.47]）。鉴于排除限制难以在理论上绝对保证，该对照定位为说明变量误差不改变规模效应正向存在的稳健性对照。</w:t>
+        <w:t xml:space="preserve">以滞后3–5周输入核为工具变量开展2SLS回归：汇集样本中第一阶段稳健F=312.9，第二阶段差值(b_iv - b_ols)=1.3921，10,000次聚类bootstrap 95%CI为[0.43, 2.41]（bootstrap单侧比例0.0014，排除零点），表明汇集样本下2SLS估计斜率高于OLS。分季独立检验中，各季节第一阶段稳健F均在75以上（强工具），b_iv均显著为正（2022–23季3.2787, 2023–24季2.1867, 2024–25季3.6131），差值在2024–25季表现为临界为正（[0.01, 3.47]）。鉴于排除限制难以在理论上绝对保证，该对照定位为说明变量误差不改变规模效应正向存在的稳健性对照。在唯象示例参数设定下导出理论交叉点约 22–59 例（m_×≈21.6–59.4，基于Zhou等[30]住院负担与Tokars等[34]侵袭率折算捕获率）；未归一化绝对方差水平上规模无关项与相关项（约0.28与6.3）高于纯理论设定，但比值与理论交叉点数量级相容，重在比值形态一致性。</w:t>
       </w:r>
     </w:p>
     <w:p>
@@ -4226,7 +4226,7 @@
         <w:rPr>
           <w:sz w:val="24"/>
         </w:rPr>
-        <w:t xml:space="preserve">本文实证所用的全美各州周度流感住院监测数据来源于美国疾病控制与预防中心国家医疗保健安全网（CDC NHSN）公开数据库[34]（目录记录标识符ua7e-t2fy），数据集访问日期为2026年9月5日，分析所用交付CSV数据文件的SHA-256校验和为：e48c2ea92e0beb552a6510b7b0c2fe7a7c9ea911cd27880169298c34de20c330。全部代码与固化数据开源共享于：https://github.com/wangchi2068/case-count-inference-bottleneck。</w:t>
+        <w:t xml:space="preserve">本文实证所用的全美各州周度流感住院监测数据来源于美国疾病控制与预防中心国家医疗保健安全网（CDC NHSN）公开数据库[35]（目录记录标识符ua7e-t2fy），数据集访问日期为2026年9月5日，分析所用交付CSV数据文件的SHA-256校验和为：e48c2ea92e0beb552a6510b7b0c2fe7a7c9ea911cd27880169298c34de20c330。全部代码与固化数据开源共享于：https://github.com/wangchi2068/case-count-inference-bottleneck。</w:t>
       </w:r>
     </w:p>
     <w:p>
@@ -4327,7 +4327,7 @@
         <w:rPr>
           <w:sz w:val="21"/>
         </w:rPr>
-        <w:t xml:space="preserve">[8] Gostic Katelyn M, McGough Lauren, Baskerville Edward B, et al. Practical considerations for measuring the effective reproductive number, $R_t$. PLOS Computational Biology, 2020, 16(12): e1008409. DOI: 10.1371/journal.pcbi.1008409.</w:t>
+        <w:t xml:space="preserve">[8] Gostic Katelyn M, McGough Lauren, Baskerville Edward B, et al. Practical considerations for measuring the effective reproductive number, Rt. PLOS Computational Biology, 2020, 16(12): e1008409. DOI: 10.1371/journal.pcbi.1008409.</w:t>
       </w:r>
     </w:p>
     <w:p>
@@ -4437,7 +4437,7 @@
         <w:rPr>
           <w:sz w:val="21"/>
         </w:rPr>
-        <w:t xml:space="preserve">[18] Bret\'o Carles, He Daihai, Ionides Edward L, et al. Time series analysis via mechanistic models. The Annals of Applied Statistics, 2009, 3(1): 319-348. DOI: 10.1214/08-AOAS201.</w:t>
+        <w:t xml:space="preserve">[18] Bretó Carles, He Daihai, Ionides Edward L, et al. Time series analysis via mechanistic models. The Annals of Applied Statistics, 2009, 3(1): 319-348. DOI: 10.1214/08-AOAS201.</w:t>
       </w:r>
     </w:p>
     <w:p>
@@ -4481,7 +4481,7 @@
         <w:rPr>
           <w:sz w:val="21"/>
         </w:rPr>
-        <w:t xml:space="preserve">[22] Fuller Wayne A. Measurement Error Models. New York: John Wiley \&amp; Sons, 1987. DOI: 10.1002/9780470316665.</w:t>
+        <w:t xml:space="preserve">[22] Fuller Wayne A. Measurement Error Models. New York: John Wiley &amp; Sons, 1987. DOI: 10.1002/9780470316665.</w:t>
       </w:r>
     </w:p>
     <w:p>
@@ -4492,7 +4492,7 @@
         <w:rPr>
           <w:sz w:val="21"/>
         </w:rPr>
-        <w:t xml:space="preserve">[23] Carroll Raymond J, Ruppert David, Stefanski Leonard A, et al. Measurement Error in Nonlinear Models: A Modern Perspective. 2nd ed. Boca Raton: Chapman \&amp; Hall/CRC, 2006. DOI: 10.1201/9781420010138.</w:t>
+        <w:t xml:space="preserve">[23] Carroll Raymond J, Ruppert David, Stefanski Leonard A, et al. Measurement Error in Nonlinear Models: A Modern Perspective. 2nd ed. Boca Raton: Chapman &amp; Hall/CRC, 2006. DOI: 10.1201/9781420010138.</w:t>
       </w:r>
     </w:p>
     <w:p>
@@ -4569,7 +4569,7 @@
         <w:rPr>
           <w:sz w:val="21"/>
         </w:rPr>
-        <w:t xml:space="preserve">[30] Zhou Hong, Thompson William W, Viboud Cecile G, et al. Hospitalizations associated with influenza and respiratory syncytial virus in the United States, 1993--2008. Clinical Infectious Diseases, 2012, 54(10): 1427-1436. DOI: 10.1093/cid/cis211.</w:t>
+        <w:t xml:space="preserve">[30] Zhou Hong, Thompson William W, Viboud Cécile G, et al. Hospitalizations associated with influenza and respiratory syncytial virus in the United States, 1993-2008. Clinical Infectious Diseases, 2012, 54(10): 1427-1436. DOI: 10.1093/cid/cis211.</w:t>
       </w:r>
     </w:p>
     <w:p>
@@ -4613,11 +4613,22 @@
         <w:rPr>
           <w:sz w:val="21"/>
         </w:rPr>
-        <w:t xml:space="preserve">[34] Centers for Disease Control and Prevention. Weekly Hospital Respiratory Data (HRD) Metrics by Jurisdiction, National Healthcare Safety Network (NHSN). https://data.cdc.gov/d/ua7e-t2fy, 2026. CDC open-data catalogue record ua7e-t2fy. Accessed 2026-09-05</w:t>
+        <w:t xml:space="preserve">[34] Tokars Jerome I, Olsen Sonja J, Reed Carrie. Seasonal incidence of symptomatic influenza in the United States. Clinical Infectious Diseases, 2018, 66(10): 1511-1518. DOI: 10.1093/cid/cix1060.</w:t>
+      </w:r>
+    </w:p>
+    <w:p>
+      <w:pPr>
+        <w:spacing w:after="60"/>
+      </w:pPr>
+      <w:r>
+        <w:rPr>
+          <w:sz w:val="21"/>
+        </w:rPr>
+        <w:t xml:space="preserve">[35] Centers for Disease Control and Prevention. Weekly Hospital Respiratory Data (HRD) Metrics by Jurisdiction, National Healthcare Safety Network (NHSN). https://data.cdc.gov/d/ua7e-t2fy, 2026. CDC open-data catalogue record ua7e-t2fy. Accessed 2026-09-05</w:t>
       </w:r>
     </w:p>
     <w:sectPr>
-      <w:footerReference w:type="default" r:id="R14d3b96a4dae4539"/>
+      <w:footerReference w:type="default" r:id="Rebe59afc232b4d55"/>
       <w:pgSz w:w="11906" w:h="16838"/>
       <w:pgMar w:top="1440" w:right="1803" w:bottom="1440" w:left="1803" w:header="850" w:footer="992"/>
       <w:docGrid w:type="default"/>

--- a/paper/main_docx.docx
+++ b/paper/main_docx.docx
@@ -75,7 +75,7 @@
         <w:rPr>
           <w:sz w:val="24"/>
         </w:rPr>
-        <w:t xml:space="preserve">准确识别疫情由平稳或下降转为上升增长，并对随后数周的病例负担作出可靠预测，是现代传染病预警与公共卫生应急响应的核心支柱。在常规统计直觉中，大样本量通常意味着高推断精度，即增加捕获病例数能够持续压制随机计数波动的相对影响。然而，在传染病监测与动力学建模的真实场景下，这一直觉往往遭遇严峻挑战：病原体传播普遍具有高度个体异质性（超传播），导致继发感染数严重过离散[1,2]；监测系统普遍存在不同程度的不完全检测与报告延迟[32,31]；此外，处于同一地理辖区或时间窗口内的宿主群体共同受到气象条件、人群接触模式以及周期性社会流动等环境随机扰动[16,33]。在个体微观超传播、宏观监测漏报与中观共同环境波动交织并存的条件下，“样本量”与“信息量”不能再被简单等同。</w:t>
+        <w:t xml:space="preserve">准确识别疫情由平稳或下降转为上升增长，并对随后数周的病例负担作出可靠预测，是现代传染病预警与公共卫生应急响应的核心支柱。在常规统计直觉中，大样本量通常意味着高推断精度，即增加捕获病例数能够持续压制随机计数波动的相对影响。然而，在传染病监测与动力学建模的真实场景下，这一直觉往往遭遇严峻挑战：病原体传播普遍具有高度个体异质性（超传播），导致继发感染数严重过离散[1,2]；监测系统普遍存在不同程度的不完全检测与报告延迟[31,32]；此外，处于同一地理辖区或时间窗口内的宿主群体共同受到气象条件、人群接触模式以及周期性社会流动等环境随机扰动[16,33]。在个体微观超传播、宏观监测漏报与中观共同环境波动交织并存的条件下，“样本量”与“信息量”不能再被简单等同。</w:t>
       </w:r>
     </w:p>
     <w:p>
@@ -196,7 +196,7 @@
         <w:rPr>
           <w:sz w:val="24"/>
         </w:rPr>
-        <w:t xml:space="preserve">第五，大规模真实监测与前瞻预测评估实践。从新型数据流拓展[20]到美国CDC FluSight挑战赛等多模型集成实践[26,29]，前瞻预测精度的提升迅速呈现收益递减平台，集合模型的误差往往受制于超预期的季节性漂移而非单个辖区的样本规模[27,28]；相对均方误差等评分规则展现出有效平衡不同发病规模量级的稳健优势[12]。而在历史住院基准方面，相关基础监测分析提供了关键的流行病学背景[30]。</w:t>
+        <w:t xml:space="preserve">第五，大规模真实监测与前瞻预测评估实践。从新型数据流拓展[20]到美国CDC FluSight挑战赛等多模型集成实践[26,29]，前瞻预测精度的提升迅速呈现收益递减平台，多模型集合在流行拐点与传播态势突变处面临显著的不确定性跃升[27,28]；相对均方误差等评分规则展现出有效平衡不同发病规模量级的稳健优势[12]。而在历史住院基准方面，相关基础监测分析为折算真实感染住院捕获比例提供了核心流行病学依据[30]。</w:t>
       </w:r>
     </w:p>
     <w:p>
@@ -2362,7 +2362,7 @@
                     <pic:cNvPicPr/>
                   </pic:nvPicPr>
                   <pic:blipFill>
-                    <a:blip r:embed="Rcad9c09d70a244a4" cstate="print"/>
+                    <a:blip r:embed="R564239f8d91b4220" cstate="print"/>
                     <a:stretch>
                       <a:fillRect/>
                     </a:stretch>
@@ -2443,7 +2443,7 @@
                     <pic:cNvPicPr/>
                   </pic:nvPicPr>
                   <pic:blipFill>
-                    <a:blip r:embed="R4fbb98766e4c464e" cstate="print"/>
+                    <a:blip r:embed="R4363c2ae665e491c" cstate="print"/>
                     <a:stretch>
                       <a:fillRect/>
                     </a:stretch>
@@ -2524,7 +2524,7 @@
                     <pic:cNvPicPr/>
                   </pic:nvPicPr>
                   <pic:blipFill>
-                    <a:blip r:embed="R7ae272e63d8d4221" cstate="print"/>
+                    <a:blip r:embed="R8a1146986f694485" cstate="print"/>
                     <a:stretch>
                       <a:fillRect/>
                     </a:stretch>
@@ -4020,7 +4020,7 @@
                     <pic:cNvPicPr/>
                   </pic:nvPicPr>
                   <pic:blipFill>
-                    <a:blip r:embed="R48800087633b423e" cstate="print"/>
+                    <a:blip r:embed="R21e803257563497e" cstate="print"/>
                     <a:stretch>
                       <a:fillRect/>
                     </a:stretch>
@@ -4076,7 +4076,7 @@
         <w:rPr>
           <w:sz w:val="24"/>
         </w:rPr>
-        <w:t xml:space="preserve">以滞后3–5周输入核为工具变量开展2SLS回归：汇集样本中第一阶段稳健F=312.9，第二阶段差值(b_iv - b_ols)=1.3921，10,000次聚类bootstrap 95%CI为[0.43, 2.41]（bootstrap单侧比例0.0014，排除零点），表明汇集样本下2SLS估计斜率高于OLS。分季独立检验中，各季节第一阶段稳健F均在75以上（强工具），b_iv均显著为正（2022–23季3.2787, 2023–24季2.1867, 2024–25季3.6131），差值在2024–25季表现为临界为正（[0.01, 3.47]）。鉴于排除限制难以在理论上绝对保证，该对照定位为说明变量误差不改变规模效应正向存在的稳健性对照。在唯象示例参数设定下导出理论交叉点约 22–59 例（m_×≈21.6–59.4，基于Zhou等[30]住院负担与Tokars等[34]侵袭率折算捕获率）；未归一化绝对方差水平上规模无关项与相关项（约0.28与6.3）高于纯理论设定，但比值与理论交叉点数量级相容，重在比值形态一致性。</w:t>
+        <w:t xml:space="preserve">以滞后3–5周输入核为工具变量开展2SLS回归：汇集样本中第一阶段稳健F=312.9，第二阶段差值(b_iv - b_ols)=1.3921，10,000次聚类bootstrap 95%CI为[0.43, 2.41]（bootstrap单侧比例0.0014，排除零点），表明汇集样本下2SLS估计斜率高于OLS。分季独立检验中，各季节第一阶段稳健F均在75以上（强工具），b_iv均显著为正（2022–23季3.2787, 2023–24季2.1867, 2024–25季3.6131），差值在2024–25季表现为临界为正（[0.01, 3.47]）。鉴于排除限制难以在理论上绝对保证，该对照定位为说明变量误差不改变规模效应正向存在的稳健性对照。在唯象示例参数设定下导出理论交叉点约 21–49 例（m_×≈21.3–49.3，基于Zhou等[30]住院率与Tokars等[34]侵袭率折算捕获率ρ∈[0.0056, 0.021]）；未归一化绝对方差水平上规模无关项与相关项（约0.28与6.3）高于纯理论设定，但比值与理论交叉点数量级相容，重在比值形态一致性。</w:t>
       </w:r>
     </w:p>
     <w:p>
@@ -4525,7 +4525,7 @@
         <w:rPr>
           <w:sz w:val="21"/>
         </w:rPr>
-        <w:t xml:space="preserve">[26] Reich Nicholas G, McGowan Craig J, Yamana Teresa K, et al. Accuracy of real-time multi-model ensemble forecasts for seasonal influenza in the U.S.. PLOS Computational Biology, 2019, 15(11): e1007486. DOI: 10.1371/journal.pcbi.1007486.</w:t>
+        <w:t xml:space="preserve">[26] Reich Nicholas G, McGowan Craig J, Yamana Teresa K, et al. Accuracy of real-time multi-model ensemble forecasts for seasonal influenza in the U.S. PLOS Computational Biology, 2019, 15(11): e1007486. DOI: 10.1371/journal.pcbi.1007486.</w:t>
       </w:r>
     </w:p>
     <w:p>
@@ -4628,7 +4628,7 @@
       </w:r>
     </w:p>
     <w:sectPr>
-      <w:footerReference w:type="default" r:id="Rebe59afc232b4d55"/>
+      <w:footerReference w:type="default" r:id="Rd0f0f06b5d4e4fcb"/>
       <w:pgSz w:w="11906" w:h="16838"/>
       <w:pgMar w:top="1440" w:right="1803" w:bottom="1440" w:left="1803" w:header="850" w:footer="992"/>
       <w:docGrid w:type="default"/>

--- a/paper/main_docx.docx
+++ b/paper/main_docx.docx
@@ -196,7 +196,7 @@
         <w:rPr>
           <w:sz w:val="24"/>
         </w:rPr>
-        <w:t xml:space="preserve">第五，大规模真实监测与前瞻预测评估实践。从新型数据流拓展[20]到美国CDC FluSight挑战赛等多模型集成实践[26,29]，前瞻预测精度的提升迅速呈现收益递减平台，多模型集合在流行拐点与传播态势突变处面临显著的不确定性跃升[27,28]；相对均方误差等评分规则展现出有效平衡不同发病规模量级的稳健优势[12]。而在历史住院基准方面，相关基础监测分析为折算真实感染住院捕获比例提供了核心流行病学依据[30]。</w:t>
+        <w:t xml:space="preserve">第五，大规模真实监测与前瞻预测评估实践。从新型数据流拓展[20]到美国CDC FluSight挑战赛等多模型集成实践[26,29]，前瞻预测精度的提升迅速呈现收益递减平台，多模型集合在流行拐点与传播态势突变处往往面临显著的预测偏差与区间覆盖不稳定[27,28]；相对均方误差等评分规则展现出有效平衡不同发病规模量级的稳健优势[12]。而在历史住院基准方面，相关基础监测分析为折算每例有症状感染的住院比例提供了核心流行病学依据[30]。</w:t>
       </w:r>
     </w:p>
     <w:p>
@@ -2362,7 +2362,7 @@
                     <pic:cNvPicPr/>
                   </pic:nvPicPr>
                   <pic:blipFill>
-                    <a:blip r:embed="R564239f8d91b4220" cstate="print"/>
+                    <a:blip r:embed="Ra287726f41aa415b" cstate="print"/>
                     <a:stretch>
                       <a:fillRect/>
                     </a:stretch>
@@ -2443,7 +2443,7 @@
                     <pic:cNvPicPr/>
                   </pic:nvPicPr>
                   <pic:blipFill>
-                    <a:blip r:embed="R4363c2ae665e491c" cstate="print"/>
+                    <a:blip r:embed="R534e9799a74b4687" cstate="print"/>
                     <a:stretch>
                       <a:fillRect/>
                     </a:stretch>
@@ -2524,7 +2524,7 @@
                     <pic:cNvPicPr/>
                   </pic:nvPicPr>
                   <pic:blipFill>
-                    <a:blip r:embed="R8a1146986f694485" cstate="print"/>
+                    <a:blip r:embed="R53fc0accac014387" cstate="print"/>
                     <a:stretch>
                       <a:fillRect/>
                     </a:stretch>
@@ -4020,7 +4020,7 @@
                     <pic:cNvPicPr/>
                   </pic:nvPicPr>
                   <pic:blipFill>
-                    <a:blip r:embed="R21e803257563497e" cstate="print"/>
+                    <a:blip r:embed="R728d1a7419d0490f" cstate="print"/>
                     <a:stretch>
                       <a:fillRect/>
                     </a:stretch>
@@ -4076,7 +4076,7 @@
         <w:rPr>
           <w:sz w:val="24"/>
         </w:rPr>
-        <w:t xml:space="preserve">以滞后3–5周输入核为工具变量开展2SLS回归：汇集样本中第一阶段稳健F=312.9，第二阶段差值(b_iv - b_ols)=1.3921，10,000次聚类bootstrap 95%CI为[0.43, 2.41]（bootstrap单侧比例0.0014，排除零点），表明汇集样本下2SLS估计斜率高于OLS。分季独立检验中，各季节第一阶段稳健F均在75以上（强工具），b_iv均显著为正（2022–23季3.2787, 2023–24季2.1867, 2024–25季3.6131），差值在2024–25季表现为临界为正（[0.01, 3.47]）。鉴于排除限制难以在理论上绝对保证，该对照定位为说明变量误差不改变规模效应正向存在的稳健性对照。在唯象示例参数设定下导出理论交叉点约 21–49 例（m_×≈21.3–49.3，基于Zhou等[30]住院率与Tokars等[34]侵袭率折算捕获率ρ∈[0.0056, 0.021]）；未归一化绝对方差水平上规模无关项与相关项（约0.28与6.3）高于纯理论设定，但比值与理论交叉点数量级相容，重在比值形态一致性。</w:t>
+        <w:t xml:space="preserve">以滞后3–5周输入核为工具变量开展2SLS回归：汇集样本中第一阶段稳健F=312.9，第二阶段差值(b_iv - b_ols)=1.3921，10,000次聚类bootstrap 95%CI为[0.43, 2.41]（bootstrap单侧比例0.0014，排除零点），表明汇集样本下2SLS估计斜率高于OLS。分季独立检验中，各季节第一阶段稳健F均在75以上（强工具），b_iv均显著为正（2022–23季3.2787, 2023–24季2.1867, 2024–25季3.6131），差值在2024–25季表现为临界为正（[0.01, 3.47]）。鉴于排除限制难以在理论上绝对保证，该对照定位为说明变量误差不改变规模效应正向存在的稳健性对照。在唯象示例参数设定下导出理论交叉点约 21–49 例（m_×≈21.3–49.3，基于Zhou等[30]住院负担点估计与Tokars等[34]侵袭率折算每例有症状感染住院比例ρ∈[0.0056, 0.021]）；未归一化绝对方差水平上规模无关项与相关项（约0.28与6.3）高于纯理论设定，但比值与理论交叉点数量级相容，重在比值形态一致性。</w:t>
       </w:r>
     </w:p>
     <w:p>
@@ -4628,7 +4628,7 @@
       </w:r>
     </w:p>
     <w:sectPr>
-      <w:footerReference w:type="default" r:id="Rd0f0f06b5d4e4fcb"/>
+      <w:footerReference w:type="default" r:id="R566b91d3240d44dc"/>
       <w:pgSz w:w="11906" w:h="16838"/>
       <w:pgMar w:top="1440" w:right="1803" w:bottom="1440" w:left="1803" w:header="850" w:footer="992"/>
       <w:docGrid w:type="default"/>

--- a/paper/main_docx.docx
+++ b/paper/main_docx.docx
@@ -184,19 +184,19 @@
         <w:rPr>
           <w:sz w:val="24"/>
         </w:rPr>
-        <w:t xml:space="preserve">第四，人口统计随机性与环境随机性二分。生态动力学经典理论阐明了微观繁殖抽样随机性与宏观共同环境扰动的本质对立[18,33]。微观随机性随种群规模扩大而迅速衰减，但宏观环境震荡在单期横截面内具有共同乘性特征，无法凭单期病例聚合消除[16,17,19]。在计量统计学中，这一问题与经典测量误差模型及方差成分信度理论在代数形式上高度一致[22,23,24,25]，其交叉点在方差分解中恰对应单期估计方差内部信度比（即信号方差占总方差比例）等于0.5的对称位置[23]。</w:t>
-      </w:r>
-    </w:p>
-    <w:p>
-      <w:pPr>
-        <w:spacing w:after="0"/>
-        <w:ind w:firstLine="480"/>
-      </w:pPr>
-      <w:r>
-        <w:rPr>
-          <w:sz w:val="24"/>
-        </w:rPr>
-        <w:t xml:space="preserve">第五，大规模真实监测与前瞻预测评估实践。从新型数据流拓展[20]到美国CDC FluSight挑战赛等多模型集成实践[26,29]，前瞻预测精度的提升迅速呈现收益递减平台，多模型集合在流行拐点与传播态势突变处往往面临显著的预测偏差与区间覆盖不稳定[27,28]；相对均方误差等评分规则展现出有效平衡不同发病规模量级的稳健优势[12]。而在历史住院基准方面，相关基础监测分析为折算每例有症状感染的住院比例提供了核心流行病学依据[30]。</w:t>
+        <w:t xml:space="preserve">第四，人口统计随机性与环境随机性二分。生态动力学经典理论阐明了微观繁殖抽样随机性与宏观共同环境扰动的本质对立[18,33,36]。微观随机性随种群规模扩大而迅速衰减，但宏观环境震荡在单期横截面内具有共同乘性特征，无法凭单期病例聚合消除[16,17,19]。在计量统计学中，这一问题与经典测量误差模型及方差成分信度理论在代数形式上高度一致[22,23,24,25]，其交叉点在方差分解中恰对应单期估计方差内部信度比（即信号方差占总方差比例）等于0.5的对称位置[23]。</w:t>
+      </w:r>
+    </w:p>
+    <w:p>
+      <w:pPr>
+        <w:spacing w:after="0"/>
+        <w:ind w:firstLine="480"/>
+      </w:pPr>
+      <w:r>
+        <w:rPr>
+          <w:sz w:val="24"/>
+        </w:rPr>
+        <w:t xml:space="preserve">第五，大规模真实监测与前瞻预测评估实践。从新型数据流拓展[20]到美国CDC FluSight挑战赛等多模型集成实践[26,29,37]，前瞻预测精度的提升迅速呈现收益递减平台，多模型集合在流行拐点与传播态势突变处往往面临显著的预测偏差与区间覆盖不稳定[27,28,37]；相对均方误差等评分规则展现出有效平衡不同发病规模量级的稳健优势[12]。而在历史住院基准方面，相关基础监测分析为折算每例有症状感染的住院比例提供了核心流行病学依据[30]。</w:t>
       </w:r>
     </w:p>
     <w:p>
@@ -1814,7 +1814,7 @@
         <w:rPr>
           <w:sz w:val="24"/>
         </w:rPr>
-        <w:t xml:space="preserve">注记：若由内部一阶条件求出的规模超出可行上界（即sqrt((c_0/c_1)m_×) &gt; (B-c_0)/c_1），则由凸函数单调性取边界角点解m* = (B-c_0)/c_1（对应T=1）。命题4中无固定成本的纯人数预算对应c_0=0特例，此时m*→0；推论1则刻画了存在固定运作开销时的现实平衡。若环境扰动存在AR(1)自相关，有效环境方差增大，最优单期规模相应调整为m*_AR = sqrt((c_0/c_1)·m_×·(1-r)/(1+r)) &lt; m*。最优规模m*对未知方差参数的依赖完全通过交叉点m_×体现，证明了真实最优决策取决于成本结构与交叉点的几何权衡。</w:t>
+        <w:t xml:space="preserve">注记：若由内部一阶条件求出的规模超出可行上界（即sqrt((c_0/c_1)m_×) &gt; (B-c_0)/c_1），则由凸函数单调性取边界角点解m* = (B-c_0)/c_1（对应T=1）。在数理同构上，方差v_R/T + A/(Tm)与总成本T(c_0 + c_1 m)结构与经典两阶段抽样最优次级样本量配置模型[35]严格对应（期数T对应初级抽样单元，单期病例m对应次级单元）。推论1将其运用于动态监测运筹，并引入AR(1)自相关修正：有效环境方差增大为v_eff，最优单期规模相应调整为m*_AR = sqrt((c_0/c_1)·m_×·(1-r)/(1+r)) &lt; m*。最优规模m*对未知方差参数的依赖完全通过交叉点m_×充分降维体现。</w:t>
       </w:r>
     </w:p>
     <w:p>
@@ -2362,7 +2362,7 @@
                     <pic:cNvPicPr/>
                   </pic:nvPicPr>
                   <pic:blipFill>
-                    <a:blip r:embed="Ra287726f41aa415b" cstate="print"/>
+                    <a:blip r:embed="Rc69398f8a16a4947" cstate="print"/>
                     <a:stretch>
                       <a:fillRect/>
                     </a:stretch>
@@ -2443,7 +2443,7 @@
                     <pic:cNvPicPr/>
                   </pic:nvPicPr>
                   <pic:blipFill>
-                    <a:blip r:embed="R534e9799a74b4687" cstate="print"/>
+                    <a:blip r:embed="Ra2f57a18bac047e7" cstate="print"/>
                     <a:stretch>
                       <a:fillRect/>
                     </a:stretch>
@@ -2524,7 +2524,7 @@
                     <pic:cNvPicPr/>
                   </pic:nvPicPr>
                   <pic:blipFill>
-                    <a:blip r:embed="R53fc0accac014387" cstate="print"/>
+                    <a:blip r:embed="R7b57a6c77d094ce5" cstate="print"/>
                     <a:stretch>
                       <a:fillRect/>
                     </a:stretch>
@@ -2593,7 +2593,7 @@
         <w:rPr>
           <w:sz w:val="24"/>
         </w:rPr>
-        <w:t xml:space="preserve">数据来源于美国CDC NHSN周度流感确诊新发住院人数与各州医院报告覆盖率官方开放数据（官方目录标识符ua7e-t2fy，SHA-256校验和e48c2ea92e0beb552a6510b7b0c2fe7a7c9ea911cd27880169298c34de20c330）。样本跨越2020年8月至2026年9月初共16,218个州--周观测。样本筛选采用单一口径：D_t≥5的活跃周阈值（得10,303个有效州--周），不设覆盖率门槛以避免系统剔除低覆盖样本。</w:t>
+        <w:t xml:space="preserve">数据来源于美国CDC NHSN周度流感确诊新发住院人数与各州医院报告覆盖率官方开放数据（官方目录标识符ua7e-t2fy，SHA-256校验和e48c2ea92e0beb552a6510b7b0c2fe7a7c9ea911cd27880169298c34de20c330）。该住院指标系全美CDC FluSight自2021—22赛季起确立的核心基准预测目标[37]，具备坚实的公共卫生实战代表性。样本跨越2020年8月至2026年9月初共16,218个州--周观测。样本筛选采用单一口径：D_t≥5的活跃周阈值（得10,303个有效州--周），不设覆盖率门槛以避免系统剔除低覆盖样本。</w:t>
       </w:r>
     </w:p>
     <w:p>
@@ -4020,7 +4020,7 @@
                     <pic:cNvPicPr/>
                   </pic:nvPicPr>
                   <pic:blipFill>
-                    <a:blip r:embed="R728d1a7419d0490f" cstate="print"/>
+                    <a:blip r:embed="Ra5fd384d6d654b92" cstate="print"/>
                     <a:stretch>
                       <a:fillRect/>
                     </a:stretch>
@@ -4226,7 +4226,7 @@
         <w:rPr>
           <w:sz w:val="24"/>
         </w:rPr>
-        <w:t xml:space="preserve">本文实证所用的全美各州周度流感住院监测数据来源于美国疾病控制与预防中心国家医疗保健安全网（CDC NHSN）公开数据库[35]（目录记录标识符ua7e-t2fy），数据集访问日期为2026年9月5日，分析所用交付CSV数据文件的SHA-256校验和为：e48c2ea92e0beb552a6510b7b0c2fe7a7c9ea911cd27880169298c34de20c330。全部代码与固化数据开源共享于：https://github.com/wangchi2068/case-count-inference-bottleneck。</w:t>
+        <w:t xml:space="preserve">本文实证所用的全美各州周度流感住院监测数据来源于美国疾病控制与预防中心国家医疗保健安全网（CDC NHSN）公开数据库[38]（目录记录标识符ua7e-t2fy），数据集访问日期为2026年9月5日，分析所用交付CSV数据文件的SHA-256校验和为：e48c2ea92e0beb552a6510b7b0c2fe7a7c9ea911cd27880169298c34de20c330。全部代码与固化数据开源共享于：https://github.com/wangchi2068/case-count-inference-bottleneck。</w:t>
       </w:r>
     </w:p>
     <w:p>
@@ -4624,11 +4624,44 @@
         <w:rPr>
           <w:sz w:val="21"/>
         </w:rPr>
-        <w:t xml:space="preserve">[35] Centers for Disease Control and Prevention. Weekly Hospital Respiratory Data (HRD) Metrics by Jurisdiction, National Healthcare Safety Network (NHSN). https://data.cdc.gov/d/ua7e-t2fy, 2026. CDC open-data catalogue record ua7e-t2fy. Accessed 2026-09-05</w:t>
+        <w:t xml:space="preserve">[35] Cochran William G. Sampling Techniques. 3rd ed. New York: John Wiley &amp; Sons, 1977.</w:t>
+      </w:r>
+    </w:p>
+    <w:p>
+      <w:pPr>
+        <w:spacing w:after="60"/>
+      </w:pPr>
+      <w:r>
+        <w:rPr>
+          <w:sz w:val="21"/>
+        </w:rPr>
+        <w:t xml:space="preserve">[36] Engen Steinar, Bakke Øyvind, Islam Aminul. Demographic and environmental stochasticity--concepts and definitions. Biometrics, 1998, 54(3): 840-846. DOI: 10.2307/2533838.</w:t>
+      </w:r>
+    </w:p>
+    <w:p>
+      <w:pPr>
+        <w:spacing w:after="60"/>
+      </w:pPr>
+      <w:r>
+        <w:rPr>
+          <w:sz w:val="21"/>
+        </w:rPr>
+        <w:t xml:space="preserve">[37] Mathis Shannon M, Webber Alexander E, León Teresa M, et al. Evaluation of FluSight influenza forecasting in the 2021-22 and 2022-23 seasons with a new target laboratory-confirmed influenza hospitalizations. Nature Communications, 2024, 15: 6289. DOI: 10.1038/s41467-024-50601-9.</w:t>
+      </w:r>
+    </w:p>
+    <w:p>
+      <w:pPr>
+        <w:spacing w:after="60"/>
+      </w:pPr>
+      <w:r>
+        <w:rPr>
+          <w:sz w:val="21"/>
+        </w:rPr>
+        <w:t xml:space="preserve">[38] Centers for Disease Control and Prevention. Weekly Hospital Respiratory Data (HRD) Metrics by Jurisdiction, National Healthcare Safety Network (NHSN). https://data.cdc.gov/d/ua7e-t2fy, 2026. CDC open-data catalogue record ua7e-t2fy. Accessed 2026-09-05</w:t>
       </w:r>
     </w:p>
     <w:sectPr>
-      <w:footerReference w:type="default" r:id="R566b91d3240d44dc"/>
+      <w:footerReference w:type="default" r:id="Raa6de44a22f2461a"/>
       <w:pgSz w:w="11906" w:h="16838"/>
       <w:pgMar w:top="1440" w:right="1803" w:bottom="1440" w:left="1803" w:header="850" w:footer="992"/>
       <w:docGrid w:type="default"/>

--- a/paper/main_docx.docx
+++ b/paper/main_docx.docx
@@ -75,7 +75,7 @@
         <w:rPr>
           <w:sz w:val="24"/>
         </w:rPr>
-        <w:t xml:space="preserve">准确识别疫情由平稳或下降转为上升增长，并对随后数周的病例负担作出可靠预测，是现代传染病预警与公共卫生应急响应的核心支柱。在常规统计直觉中，大样本量通常意味着高推断精度，即增加捕获病例数能够持续压制随机计数波动的相对影响。然而，在传染病监测与动力学建模的真实场景下，这一直觉往往遭遇严峻挑战：病原体传播普遍具有高度个体异质性（超传播），导致继发感染数严重过离散[1,2]；监测系统普遍存在不同程度的不完全检测与报告延迟[31,32]；此外，处于同一地理辖区或时间窗口内的宿主群体共同受到气象条件、人群接触模式以及周期性社会流动等环境随机扰动[16,33]。在个体微观超传播、宏观监测漏报与中观共同环境波动交织并存的条件下，“样本量”与“信息量”不能再被简单等同。</w:t>
+        <w:t xml:space="preserve">准确识别疫情由平稳或下降转为上升增长，并对随后数周的病例负担作出可靠预测，是现代传染病预警与公共卫生应急响应的核心支柱。在常规统计直觉中，大样本量通常意味着高推断精度，即增加捕获病例数能够持续压制随机计数波动的相对影响。然而，在传染病监测与动力学建模的真实场景下，这一直觉往往遭遇严峻挑战：病原体传播普遍具有高度个体异质性（超传播），导致继发感染数严重过离散[1,2]；监测系统普遍存在不同程度的不完全检测与报告延迟[3,4]；此外，处于同一地理辖区或时间窗口内的宿主群体共同受到气象条件、人群接触模式以及周期性社会流动等环境随机扰动[5,6]。在个体微观超传播、宏观监测漏报与中观共同环境波动交织并存的条件下，“样本量”与“信息量”不能再被简单等同。</w:t>
       </w:r>
     </w:p>
     <w:p>
@@ -148,55 +148,55 @@
         <w:rPr>
           <w:sz w:val="24"/>
         </w:rPr>
-        <w:t xml:space="preserve">第一，传播异质性与更新过程动力学。开创性研究证实个体继发感染数高度偏离泊松假设，负二项分布中的超传播参数k主导了疾病暴发的灭绝与扩散动态[1,3]。随之发展的代际更新模型奠定了现代实时再生数推断的标准范式[4,5]，尤以Cori等[6]提出的EpiEstim框架成为国际基准。后续学者进一步探讨了滑动窗口跨度、世代间隔不确定性及平滑先验对再生数估计的修正法则[7,8,15]。</w:t>
-      </w:r>
-    </w:p>
-    <w:p>
-      <w:pPr>
-        <w:spacing w:after="0"/>
-        <w:ind w:firstLine="480"/>
-      </w:pPr>
-      <w:r>
-        <w:rPr>
-          <w:sz w:val="24"/>
-        </w:rPr>
-        <w:t xml:space="preserve">第二，不完全观测与状态空间滤波。现实监测系统仅能获取经过延迟与漏报抽稀的确诊或住院病例[21,32]。为重构潜在未观测感染压力，学者们构建了包含粒子滤波、半机制更新过程与分层时空平滑在内的状态空间推断架构[14,31]。Bracher与Held[13]则提出了基于边缘矩匹配的方法，在避免潜变量复杂似然计算的同时，系统揭示了报告率与传播强度的联合可识别性边界。</w:t>
-      </w:r>
-    </w:p>
-    <w:p>
-      <w:pPr>
-        <w:spacing w:after="0"/>
-        <w:ind w:firstLine="480"/>
-      </w:pPr>
-      <w:r>
-        <w:rPr>
-          <w:sz w:val="24"/>
-        </w:rPr>
-        <w:t xml:space="preserve">第三，Fisher信息量与推断物理极限。Parag等[9,10,11]利用信息论严格推导了带噪疫情曲线的Fisher信息量与反弹识别的物理下界。然而必须指出，既有信息下界均建立在当期再生数R_t这一类估计目标之上，其信息量随期望病例数近似线性增长。本文与之形成正面对话：证明更换估计目标为跨期基础水平后，信息标度律随之改变，饱和于环境方差底板。</w:t>
-      </w:r>
-    </w:p>
-    <w:p>
-      <w:pPr>
-        <w:spacing w:after="0"/>
-        <w:ind w:firstLine="480"/>
-      </w:pPr>
-      <w:r>
-        <w:rPr>
-          <w:sz w:val="24"/>
-        </w:rPr>
-        <w:t xml:space="preserve">第四，人口统计随机性与环境随机性二分。生态动力学经典理论阐明了微观繁殖抽样随机性与宏观共同环境扰动的本质对立[18,33,36]。微观随机性随种群规模扩大而迅速衰减，但宏观环境震荡在单期横截面内具有共同乘性特征，无法凭单期病例聚合消除[16,17,19]。在计量统计学中，这一问题与经典测量误差模型及方差成分信度理论在代数形式上高度一致[22,23,24,25]，其交叉点在方差分解中恰对应单期估计方差内部信度比（即信号方差占总方差比例）等于0.5的对称位置[23]。</w:t>
-      </w:r>
-    </w:p>
-    <w:p>
-      <w:pPr>
-        <w:spacing w:after="0"/>
-        <w:ind w:firstLine="480"/>
-      </w:pPr>
-      <w:r>
-        <w:rPr>
-          <w:sz w:val="24"/>
-        </w:rPr>
-        <w:t xml:space="preserve">第五，大规模真实监测与前瞻预测评估实践。从新型数据流拓展[20]到美国CDC FluSight挑战赛等多模型集成实践[26,29,37]，前瞻预测精度的提升迅速呈现收益递减平台，多模型集合在流行拐点与传播态势突变处往往面临显著的预测偏差与区间覆盖不稳定[27,28,37]；相对均方误差等评分规则展现出有效平衡不同发病规模量级的稳健优势[12]。而在历史住院基准方面，相关基础监测分析为折算每例有症状感染的住院比例提供了核心流行病学依据[30]。</w:t>
+        <w:t xml:space="preserve">第一，传播异质性与更新过程动力学。开创性研究证实个体继发感染数高度偏离泊松假设，负二项分布中的超传播参数k主导了疾病暴发的灭绝与扩散动态[1,7]。随之发展的代际更新模型奠定了现代实时再生数推断的标准范式[8,9]，尤以Cori等[10]提出的EpiEstim框架成为国际基准。后续学者进一步探讨了滑动窗口跨度、世代间隔不确定性及平滑先验对再生数估计的修正法则[11,12,13]。</w:t>
+      </w:r>
+    </w:p>
+    <w:p>
+      <w:pPr>
+        <w:spacing w:after="0"/>
+        <w:ind w:firstLine="480"/>
+      </w:pPr>
+      <w:r>
+        <w:rPr>
+          <w:sz w:val="24"/>
+        </w:rPr>
+        <w:t xml:space="preserve">第二，不完全观测与状态空间滤波。现实监测系统仅能获取经过延迟与漏报抽稀的确诊或住院病例[3,14]。为重构潜在未观测感染压力，学者们构建了包含粒子滤波、半机制更新过程与分层时空平滑在内的状态空间推断架构[4,15]。Bracher与Held[16]则提出了基于边缘矩匹配的方法，在避免潜变量复杂似然计算的同时，系统揭示了报告率与传播强度的联合可识别性边界。</w:t>
+      </w:r>
+    </w:p>
+    <w:p>
+      <w:pPr>
+        <w:spacing w:after="0"/>
+        <w:ind w:firstLine="480"/>
+      </w:pPr>
+      <w:r>
+        <w:rPr>
+          <w:sz w:val="24"/>
+        </w:rPr>
+        <w:t xml:space="preserve">第三，Fisher信息量与推断物理极限。Parag等[17,18,19]利用信息论严格推导了带噪疫情曲线的Fisher信息量与反弹识别的物理下界。然而必须指出，既有信息下界均建立在当期再生数R_t这一类估计目标之上，其信息量随期望病例数近似线性增长。本文与之形成正面对话：证明更换估计目标为跨期基础水平后，信息标度律随之改变，饱和于环境方差底板。</w:t>
+      </w:r>
+    </w:p>
+    <w:p>
+      <w:pPr>
+        <w:spacing w:after="0"/>
+        <w:ind w:firstLine="480"/>
+      </w:pPr>
+      <w:r>
+        <w:rPr>
+          <w:sz w:val="24"/>
+        </w:rPr>
+        <w:t xml:space="preserve">第四，人口统计随机性与环境随机性二分。生态动力学经典理论阐明了微观繁殖抽样随机性与宏观共同环境扰动的本质对立[20,21,22]。微观随机性随种群规模扩大而迅速衰减，但宏观环境震荡在单期横截面内具有共同乘性特征，无法凭单期病例聚合消除[5,6,23]。在计量统计学中，这一问题与经典测量误差模型及方差成分信度理论在代数形式上高度一致[24,25,26,27]，其交叉点在方差分解中恰对应单期估计方差内部信度比（即信号方差占总方差比例）等于0.5的对称位置[25]。</w:t>
+      </w:r>
+    </w:p>
+    <w:p>
+      <w:pPr>
+        <w:spacing w:after="0"/>
+        <w:ind w:firstLine="480"/>
+      </w:pPr>
+      <w:r>
+        <w:rPr>
+          <w:sz w:val="24"/>
+        </w:rPr>
+        <w:t xml:space="preserve">第五，大规模真实监测与前瞻预测评估实践。从新型数据流拓展[28]到美国CDC FluSight挑战赛等多模型集成实践[29,30,31]，前瞻预测精度的提升迅速呈现收益递减平台，多模型集合在流行拐点与传播态势突变处往往面临显著的预测偏差与区间覆盖不稳定[32,33]；相对均方误差等评分规则展现出有效平衡不同发病规模量级的稳健优势[34]。而在历史住院基准方面，相关基础监测分析为折算每例有症状感染的住院比例提供了核心流行病学依据[35]。</w:t>
       </w:r>
     </w:p>
     <w:p>
@@ -1814,7 +1814,7 @@
         <w:rPr>
           <w:sz w:val="24"/>
         </w:rPr>
-        <w:t xml:space="preserve">注记：若由内部一阶条件求出的规模超出可行上界（即sqrt((c_0/c_1)m_×) &gt; (B-c_0)/c_1），则由凸函数单调性取边界角点解m* = (B-c_0)/c_1（对应T=1）。在数理同构上，方差v_R/T + A/(Tm)与总成本T(c_0 + c_1 m)结构与经典两阶段抽样最优次级样本量配置模型[35]严格对应（期数T对应初级抽样单元，单期病例m对应次级单元）。推论1将其运用于动态监测运筹，并引入AR(1)自相关修正：有效环境方差增大为v_eff，最优单期规模相应调整为m*_AR = sqrt((c_0/c_1)·m_×·(1-r)/(1+r)) &lt; m*。最优规模m*对未知方差参数的依赖完全通过交叉点m_×充分降维体现。</w:t>
+        <w:t xml:space="preserve">注记：若由内部一阶条件求出的规模超出可行上界（即sqrt((c_0/c_1)m_×) &gt; (B-c_0)/c_1），则由凸函数单调性取边界角点解m* = (B-c_0)/c_1（对应T=1）。在数理同构上，方差v_R/T + A/(Tm)与总成本T(c_0 + c_1 m)结构与经典两阶段抽样最优次级样本量配置模型[36]严格对应（期数T对应初级抽样单元，单期病例m对应次级单元）。推论1将其运用于动态监测运筹，并引入AR(1)自相关修正：有效环境方差增大为v_eff，最优单期规模相应调整为m*_AR = sqrt((c_0/c_1)·m_×·(1-r)/(1+r)) &lt; m*。最优规模m*对未知方差参数的依赖完全通过交叉点m_×充分降维体现。</w:t>
       </w:r>
     </w:p>
     <w:p>
@@ -2362,7 +2362,7 @@
                     <pic:cNvPicPr/>
                   </pic:nvPicPr>
                   <pic:blipFill>
-                    <a:blip r:embed="Rc69398f8a16a4947" cstate="print"/>
+                    <a:blip r:embed="R490b6409730e42eb" cstate="print"/>
                     <a:stretch>
                       <a:fillRect/>
                     </a:stretch>
@@ -2443,7 +2443,7 @@
                     <pic:cNvPicPr/>
                   </pic:nvPicPr>
                   <pic:blipFill>
-                    <a:blip r:embed="Ra2f57a18bac047e7" cstate="print"/>
+                    <a:blip r:embed="R8cc3bd38d6234db1" cstate="print"/>
                     <a:stretch>
                       <a:fillRect/>
                     </a:stretch>
@@ -2524,7 +2524,7 @@
                     <pic:cNvPicPr/>
                   </pic:nvPicPr>
                   <pic:blipFill>
-                    <a:blip r:embed="R7b57a6c77d094ce5" cstate="print"/>
+                    <a:blip r:embed="R85800f429bdd4c97" cstate="print"/>
                     <a:stretch>
                       <a:fillRect/>
                     </a:stretch>
@@ -2593,7 +2593,7 @@
         <w:rPr>
           <w:sz w:val="24"/>
         </w:rPr>
-        <w:t xml:space="preserve">数据来源于美国CDC NHSN周度流感确诊新发住院人数与各州医院报告覆盖率官方开放数据（官方目录标识符ua7e-t2fy，SHA-256校验和e48c2ea92e0beb552a6510b7b0c2fe7a7c9ea911cd27880169298c34de20c330）。该住院指标系全美CDC FluSight自2021—22赛季起确立的核心基准预测目标[37]，具备坚实的公共卫生实战代表性。样本跨越2020年8月至2026年9月初共16,218个州--周观测。样本筛选采用单一口径：D_t≥5的活跃周阈值（得10,303个有效州--周），不设覆盖率门槛以避免系统剔除低覆盖样本。</w:t>
+        <w:t xml:space="preserve">数据来源于美国CDC NHSN周度流感确诊新发住院人数与各州医院报告覆盖率官方开放数据（官方目录标识符ua7e-t2fy，SHA-256校验和e48c2ea92e0beb552a6510b7b0c2fe7a7c9ea911cd27880169298c34de20c330）。该住院指标系全美CDC FluSight自2021—22赛季起确立的核心基准预测目标[31]，具备坚实的公共卫生实战代表性。样本跨越2020年8月至2026年9月初共16,218个州--周观测。样本筛选采用单一口径：D_t≥5的活跃周阈值（得10,303个有效州--周），不设覆盖率门槛以避免系统剔除低覆盖样本。</w:t>
       </w:r>
     </w:p>
     <w:p>
@@ -3081,7 +3081,7 @@
         <w:rPr>
           <w:sz w:val="24"/>
         </w:rPr>
-        <w:t xml:space="preserve">构建基于Cori等(2013)滑动窗口更新过程的时变再生数基线（1/2/3周窗）与朴素平移基准C_{t+1}=C_t展开全尺度分箱对拍，结果见表2。</w:t>
+        <w:t xml:space="preserve">构建基于Cori等[10]滑动窗口更新过程的时变再生数基线（1/2/3周窗）与朴素平移基准C_{t+1}=C_t展开全尺度分箱对拍，结果见表2。</w:t>
       </w:r>
     </w:p>
     <w:p>
@@ -4020,7 +4020,7 @@
                     <pic:cNvPicPr/>
                   </pic:nvPicPr>
                   <pic:blipFill>
-                    <a:blip r:embed="Ra5fd384d6d654b92" cstate="print"/>
+                    <a:blip r:embed="R79cbd3f06dae4496" cstate="print"/>
                     <a:stretch>
                       <a:fillRect/>
                     </a:stretch>
@@ -4076,7 +4076,7 @@
         <w:rPr>
           <w:sz w:val="24"/>
         </w:rPr>
-        <w:t xml:space="preserve">以滞后3–5周输入核为工具变量开展2SLS回归：汇集样本中第一阶段稳健F=312.9，第二阶段差值(b_iv - b_ols)=1.3921，10,000次聚类bootstrap 95%CI为[0.43, 2.41]（bootstrap单侧比例0.0014，排除零点），表明汇集样本下2SLS估计斜率高于OLS。分季独立检验中，各季节第一阶段稳健F均在75以上（强工具），b_iv均显著为正（2022–23季3.2787, 2023–24季2.1867, 2024–25季3.6131），差值在2024–25季表现为临界为正（[0.01, 3.47]）。鉴于排除限制难以在理论上绝对保证，该对照定位为说明变量误差不改变规模效应正向存在的稳健性对照。在唯象示例参数设定下导出理论交叉点约 21–49 例（m_×≈21.3–49.3，基于Zhou等[30]住院负担点估计与Tokars等[34]侵袭率折算每例有症状感染住院比例ρ∈[0.0056, 0.021]）；未归一化绝对方差水平上规模无关项与相关项（约0.28与6.3）高于纯理论设定，但比值与理论交叉点数量级相容，重在比值形态一致性。</w:t>
+        <w:t xml:space="preserve">以滞后3–5周输入核为工具变量开展2SLS回归：汇集样本中第一阶段稳健F=312.9，第二阶段差值(b_iv - b_ols)=1.3921，10,000次聚类bootstrap 95%CI为[0.43, 2.41]（bootstrap单侧比例0.0014，排除零点），表明汇集样本下2SLS估计斜率高于OLS。分季独立检验中，各季节第一阶段稳健F均在75以上（强工具），b_iv均显著为正（2022–23季3.2787, 2023–24季2.1867, 2024–25季3.6131），差值在2024–25季表现为临界为正（[0.01, 3.47]）。鉴于排除限制难以在理论上绝对保证，该对照定位为说明变量误差不改变规模效应正向存在的稳健性对照。在唯象示例参数设定下导出理论交叉点约 21–49 例（m_×≈21.3–49.3，基于Zhou等[35]住院负担点估计与Tokars等[38]侵袭率折算每例有症状感染住院比例ρ∈[0.0056, 0.021]）；未归一化绝对方差水平上规模无关项与相关项（约0.28与6.3）高于纯理论设定，但比值与理论交叉点数量级相容，重在比值形态一致性。</w:t>
       </w:r>
     </w:p>
     <w:p>
@@ -4139,7 +4139,7 @@
         <w:rPr>
           <w:sz w:val="24"/>
         </w:rPr>
-        <w:t xml:space="preserve">本文研究为理解传染病监测中病例规模的推断价值提供了清晰的分析视角。既有前沿文献基于有效再生数推导出了Fisher信息下界随规模线性增长的标度律[9,10]，但该极限主要是针对测量当期瞬时参数R_t成立的。本文分析表明：一旦推断目标切换为消除单周共同波动的跨期基础水平R̄，共同环境随机性v_R构成了单期横截面内仅凭病例聚合无法消除的方差成分；由此导出的交叉点m_×，在方差分解的代数形式上恰对应单期信度比等于0.5的对称位置[22,23]。</w:t>
+        <w:t xml:space="preserve">本文研究为理解传染病监测中病例规模的推断价值提供了清晰的分析视角。既有前沿文献基于有效再生数推导出了Fisher信息下界随规模线性增长的标度律[9,10]，但该极限主要是针对测量当期瞬时参数R_t成立的。本文分析表明：一旦推断目标切换为消除单周共同波动的跨期基础水平R̄，共同环境随机性v_R构成了单期横截面内仅凭病例聚合无法消除的方差成分；由此导出的交叉点m_×，在方差分解的代数形式上恰对应单期信度比等于0.5的对称位置[24,25]。</w:t>
       </w:r>
     </w:p>
     <w:p>
@@ -4226,7 +4226,7 @@
         <w:rPr>
           <w:sz w:val="24"/>
         </w:rPr>
-        <w:t xml:space="preserve">本文实证所用的全美各州周度流感住院监测数据来源于美国疾病控制与预防中心国家医疗保健安全网（CDC NHSN）公开数据库[38]（目录记录标识符ua7e-t2fy），数据集访问日期为2026年9月5日，分析所用交付CSV数据文件的SHA-256校验和为：e48c2ea92e0beb552a6510b7b0c2fe7a7c9ea911cd27880169298c34de20c330。全部代码与固化数据开源共享于：https://github.com/wangchi2068/case-count-inference-bottleneck。</w:t>
+        <w:t xml:space="preserve">本文实证所用的全美各州周度流感住院监测数据来源于美国疾病控制与预防中心国家医疗保健安全网（CDC NHSN）公开数据库[37]（目录记录标识符ua7e-t2fy），数据集访问日期为2026年9月5日，分析所用交付CSV数据文件的SHA-256校验和为：e48c2ea92e0beb552a6510b7b0c2fe7a7c9ea911cd27880169298c34de20c330。全部代码与固化数据开源共享于：https://github.com/wangchi2068/case-count-inference-bottleneck。</w:t>
       </w:r>
     </w:p>
     <w:p>
@@ -4272,7 +4272,7 @@
         <w:rPr>
           <w:sz w:val="21"/>
         </w:rPr>
-        <w:t xml:space="preserve">[3] Kucharski Adam J, Russell Timothy W, Diamond Charlie, et al. Early dynamics of transmission and control of COVID-19: a mathematical modelling study. The Lancet Infectious Diseases, 2020, 20(5): 553-558. DOI: 10.1016/S1473-3099(20)30144-4.</w:t>
+        <w:t xml:space="preserve">[3] Azmon A, Faes C, Hens N. On the estimation of the reproduction number based on misreported epidemic data. Statistics in Medicine, 2014, 33(7): 1176-1192. DOI: 10.1002/sim.6015.</w:t>
       </w:r>
     </w:p>
     <w:p>
@@ -4283,7 +4283,7 @@
         <w:rPr>
           <w:sz w:val="21"/>
         </w:rPr>
-        <w:t xml:space="preserve">[4] Wallinga Jacco, Teunis Peter. Different epidemic curves for severe acute respiratory syndrome reveal similar impacts of control measures. American Journal of Epidemiology, 2004, 160(6): 509-516. DOI: 10.1093/aje/kwh255.</w:t>
+        <w:t xml:space="preserve">[4] Stoner Oliver, Economou Theo, Drummond Marques da Silva Gabriela. A hierarchical framework for correcting under-reporting in count data. Journal of the American Statistical Association, 2019, 114(528): 1481-1492. DOI: 10.1080/01621459.2019.1573732.</w:t>
       </w:r>
     </w:p>
     <w:p>
@@ -4294,7 +4294,7 @@
         <w:rPr>
           <w:sz w:val="21"/>
         </w:rPr>
-        <w:t xml:space="preserve">[5] Fraser Christophe. Estimating individual and household reproduction numbers in an emerging epidemic. PLOS ONE, 2007, 2(8): e758. DOI: 10.1371/journal.pone.0000758.</w:t>
+        <w:t xml:space="preserve">[5] Rasmussen David A, Ratmann Oliver, Koelle Katia. Inference for nonlinear epidemiological models using genealogies and time series. PLOS Computational Biology, 2011, 7(8): e1002136. DOI: 10.1371/journal.pcbi.1002136.</w:t>
       </w:r>
     </w:p>
     <w:p>
@@ -4305,7 +4305,7 @@
         <w:rPr>
           <w:sz w:val="21"/>
         </w:rPr>
-        <w:t xml:space="preserve">[6] Cori Anne, Ferguson Neil M, Fraser Christophe, et al. A new framework and software to estimate time-varying reproduction numbers during epidemics. American Journal of Epidemiology, 2013, 178(9): 1505-1512. DOI: 10.1093/aje/kwt133.</w:t>
+        <w:t xml:space="preserve">[6] Dalziel Benjamin D, Kissler Stephen, Gog Julia R, et al. Urbanization and humidity shape the intensity of influenza epidemics in U.S. cities. Science, 2018, 362(6410): 75-79. DOI: 10.1126/science.aat6030.</w:t>
       </w:r>
     </w:p>
     <w:p>
@@ -4316,7 +4316,7 @@
         <w:rPr>
           <w:sz w:val="21"/>
         </w:rPr>
-        <w:t xml:space="preserve">[7] Thompson Robin N, Stockwin J E, van Gaalen R D, et al. Improved inference of time-varying reproduction numbers during infectious disease outbreaks. Epidemics, 2019, 29: 100356. DOI: 10.1016/j.epidem.2019.100356.</w:t>
+        <w:t xml:space="preserve">[7] Kucharski Adam J, Russell Timothy W, Diamond Charlie, et al. Early dynamics of transmission and control of COVID-19: a mathematical modelling study. The Lancet Infectious Diseases, 2020, 20(5): 553-558. DOI: 10.1016/S1473-3099(20)30144-4.</w:t>
       </w:r>
     </w:p>
     <w:p>
@@ -4327,7 +4327,7 @@
         <w:rPr>
           <w:sz w:val="21"/>
         </w:rPr>
-        <w:t xml:space="preserve">[8] Gostic Katelyn M, McGough Lauren, Baskerville Edward B, et al. Practical considerations for measuring the effective reproductive number, Rt. PLOS Computational Biology, 2020, 16(12): e1008409. DOI: 10.1371/journal.pcbi.1008409.</w:t>
+        <w:t xml:space="preserve">[8] Wallinga Jacco, Teunis Peter. Different epidemic curves for severe acute respiratory syndrome reveal similar impacts of control measures. American Journal of Epidemiology, 2004, 160(6): 509-516. DOI: 10.1093/aje/kwh255.</w:t>
       </w:r>
     </w:p>
     <w:p>
@@ -4338,7 +4338,7 @@
         <w:rPr>
           <w:sz w:val="21"/>
         </w:rPr>
-        <w:t xml:space="preserve">[9] Parag Kris V, Donnelly Christl A. Fundamental limits on inferring epidemic resurgence in real time using effective reproduction numbers. PLOS Computational Biology, 2022, 18(4): e1010004. DOI: 10.1371/journal.pcbi.1010004.</w:t>
+        <w:t xml:space="preserve">[9] Fraser Christophe. Estimating individual and household reproduction numbers in an emerging epidemic. PLOS ONE, 2007, 2(8): e758. DOI: 10.1371/journal.pone.0000758.</w:t>
       </w:r>
     </w:p>
     <w:p>
@@ -4349,7 +4349,7 @@
         <w:rPr>
           <w:sz w:val="21"/>
         </w:rPr>
-        <w:t xml:space="preserve">[10] Parag Kris V, Donnelly Christl A, Zarebski Alexander E. Quantifying the information in noisy epidemic curves. Nature Computational Science, 2022, 2(9): 584-594. DOI: 10.1038/s43588-022-00313-1.</w:t>
+        <w:t xml:space="preserve">[10] Cori Anne, Ferguson Neil M, Fraser Christophe, et al. A new framework and software to estimate time-varying reproduction numbers during epidemics. American Journal of Epidemiology, 2013, 178(9): 1505-1512. DOI: 10.1093/aje/kwt133.</w:t>
       </w:r>
     </w:p>
     <w:p>
@@ -4360,7 +4360,7 @@
         <w:rPr>
           <w:sz w:val="21"/>
         </w:rPr>
-        <w:t xml:space="preserve">[11] Parag Kris V, Lambert Ben, Donnelly Christl A, et al. Asymmetric limits on timely interventions from noisy epidemic data. Communications Physics, 2025, 8: 450. DOI: 10.1038/s42005-025-02358-w.</w:t>
+        <w:t xml:space="preserve">[11] Thompson Robin N, Stockwin J E, van Gaalen R D, et al. Improved inference of time-varying reproduction numbers during infectious disease outbreaks. Epidemics, 2019, 29: 100356. DOI: 10.1016/j.epidem.2019.100356.</w:t>
       </w:r>
     </w:p>
     <w:p>
@@ -4371,7 +4371,7 @@
         <w:rPr>
           <w:sz w:val="21"/>
         </w:rPr>
-        <w:t xml:space="preserve">[12] Bosse Nikos I, Abbott Sam, Cori Anne, et al. Scoring epidemiological forecasts on transformed scales. PLOS Computational Biology, 2023, 19(8): e1011393. DOI: 10.1371/journal.pcbi.1011393.</w:t>
+        <w:t xml:space="preserve">[12] Gostic Katelyn M, McGough Lauren, Baskerville Edward B, et al. Practical considerations for measuring the effective reproductive number, Rt. PLOS Computational Biology, 2020, 16(12): e1008409. DOI: 10.1371/journal.pcbi.1008409.</w:t>
       </w:r>
     </w:p>
     <w:p>
@@ -4382,7 +4382,7 @@
         <w:rPr>
           <w:sz w:val="21"/>
         </w:rPr>
-        <w:t xml:space="preserve">[13] Bracher Johannes, Held Leonhard. A marginal moment matching approach for fitting endemic-epidemic models to underreported disease surveillance counts. Biometrics, 2021, 77(4): 1202-1214. DOI: 10.1111/biom.13371.</w:t>
+        <w:t xml:space="preserve">[13] Steyn Nicholas, Parag Kris V, Thompson Robin N, et al. A primer on inference and prediction with epidemic renewal models and sequential Monte Carlo. Statistics in Medicine, 2025, 44(18-19): e70204. DOI: 10.1002/sim.70204.</w:t>
       </w:r>
     </w:p>
     <w:p>
@@ -4393,7 +4393,7 @@
         <w:rPr>
           <w:sz w:val="21"/>
         </w:rPr>
-        <w:t xml:space="preserve">[14] Bhatt Samir, Ferguson Neil, Flaxman Seth, et al. Semi-mechanistic Bayesian modeling of COVID-19 with renewal processes. Journal of the Royal Statistical Society Series A: Statistics in Society, 2023, 186(4): 601-615. DOI: 10.1093/jrsssa/qnad030.</w:t>
+        <w:t xml:space="preserve">[14] Nouvellet Pierre, Cori Anne, Garske Tini, et al. A simple approach to measure transmissibility and forecast incidence. Epidemics, 2018, 22: 29-35. DOI: 10.1016/j.epidem.2017.02.012.</w:t>
       </w:r>
     </w:p>
     <w:p>
@@ -4404,7 +4404,7 @@
         <w:rPr>
           <w:sz w:val="21"/>
         </w:rPr>
-        <w:t xml:space="preserve">[15] Steyn Nicholas, Parag Kris V, Thompson Robin N, et al. A primer on inference and prediction with epidemic renewal models and sequential Monte Carlo. Statistics in Medicine, 2025, 44(18-19): e70204. DOI: 10.1002/sim.70204.</w:t>
+        <w:t xml:space="preserve">[15] Bhatt Samir, Ferguson Neil, Flaxman Seth, et al. Semi-mechanistic Bayesian modeling of COVID-19 with renewal processes. Journal of the Royal Statistical Society Series A: Statistics in Society, 2023, 186(4): 601-615. DOI: 10.1093/jrsssa/qnad030.</w:t>
       </w:r>
     </w:p>
     <w:p>
@@ -4415,7 +4415,7 @@
         <w:rPr>
           <w:sz w:val="21"/>
         </w:rPr>
-        <w:t xml:space="preserve">[16] Rasmussen David A, Ratmann Oliver, Koelle Katia. Inference for nonlinear epidemiological models using genealogies and time series. PLOS Computational Biology, 2011, 7(8): e1002136. DOI: 10.1371/journal.pcbi.1002136.</w:t>
+        <w:t xml:space="preserve">[16] Bracher Johannes, Held Leonhard. A marginal moment matching approach for fitting endemic-epidemic models to underreported disease surveillance counts. Biometrics, 2021, 77(4): 1202-1214. DOI: 10.1111/biom.13371.</w:t>
       </w:r>
     </w:p>
     <w:p>
@@ -4426,7 +4426,7 @@
         <w:rPr>
           <w:sz w:val="21"/>
         </w:rPr>
-        <w:t xml:space="preserve">[17] Aber Rachael, Di Yanming, Dalziel Benjamin D. Time-series modeling of epidemics in complex populations: Detecting changes in incidence volatility over time. PLOS Computational Biology, 2025, 21(7): e1012882. DOI: 10.1371/journal.pcbi.1012882.</w:t>
+        <w:t xml:space="preserve">[17] Parag Kris V, Donnelly Christl A, Zarebski Alexander E. Quantifying the information in noisy epidemic curves. Nature Computational Science, 2022, 2(9): 584-594. DOI: 10.1038/s43588-022-00313-1.</w:t>
       </w:r>
     </w:p>
     <w:p>
@@ -4437,7 +4437,7 @@
         <w:rPr>
           <w:sz w:val="21"/>
         </w:rPr>
-        <w:t xml:space="preserve">[18] Bretó Carles, He Daihai, Ionides Edward L, et al. Time series analysis via mechanistic models. The Annals of Applied Statistics, 2009, 3(1): 319-348. DOI: 10.1214/08-AOAS201.</w:t>
+        <w:t xml:space="preserve">[18] Parag Kris V, Donnelly Christl A. Fundamental limits on inferring epidemic resurgence in real time using effective reproduction numbers. PLOS Computational Biology, 2022, 18(4): e1010004. DOI: 10.1371/journal.pcbi.1010004.</w:t>
       </w:r>
     </w:p>
     <w:p>
@@ -4448,7 +4448,7 @@
         <w:rPr>
           <w:sz w:val="21"/>
         </w:rPr>
-        <w:t xml:space="preserve">[19] Dalziel Benjamin D, Kissler Stephen, Gog Julia R, et al. Urbanization and humidity shape the intensity of influenza epidemics in U.S. cities. Science, 2018, 362(6410): 75-79. DOI: 10.1126/science.aat6030.</w:t>
+        <w:t xml:space="preserve">[19] Parag Kris V, Lambert Ben, Donnelly Christl A, et al. Asymmetric limits on timely interventions from noisy epidemic data. Communications Physics, 2025, 8: 450. DOI: 10.1038/s42005-025-02358-w.</w:t>
       </w:r>
     </w:p>
     <w:p>
@@ -4459,7 +4459,7 @@
         <w:rPr>
           <w:sz w:val="21"/>
         </w:rPr>
-        <w:t xml:space="preserve">[20] Althouse Benjamin M, Scarpino Samuel V, Meyers Lauren Ancel, et al. Enhancing disease surveillance with novel data streams: challenges and opportunities. EPJ Data Science, 2015, 4: 17. DOI: 10.1140/epjds/s13688-015-0054-0.</w:t>
+        <w:t xml:space="preserve">[20] Engen Steinar, Bakke Øyvind, Islam Aminul. Demographic and environmental stochasticity--concepts and definitions. Biometrics, 1998, 54(3): 840-846. DOI: 10.2307/2533838.</w:t>
       </w:r>
     </w:p>
     <w:p>
@@ -4470,7 +4470,7 @@
         <w:rPr>
           <w:sz w:val="21"/>
         </w:rPr>
-        <w:t xml:space="preserve">[21] Nouvellet Pierre, Cori Anne, Garske Tini, et al. A simple approach to measure transmissibility and forecast incidence. Epidemics, 2018, 22: 29-35. DOI: 10.1016/j.epidem.2017.02.012.</w:t>
+        <w:t xml:space="preserve">[21] Rohani Pejman, Keeling Matthew J, Grenfell Bryan T. The interplay between determinism and stochasticity in childhood diseases. The American Naturalist, 2002, 159(5): 469-481. DOI: 10.1086/339467.</w:t>
       </w:r>
     </w:p>
     <w:p>
@@ -4481,7 +4481,7 @@
         <w:rPr>
           <w:sz w:val="21"/>
         </w:rPr>
-        <w:t xml:space="preserve">[22] Fuller Wayne A. Measurement Error Models. New York: John Wiley &amp; Sons, 1987. DOI: 10.1002/9780470316665.</w:t>
+        <w:t xml:space="preserve">[22] Bretó Carles, He Daihai, Ionides Edward L, et al. Time series analysis via mechanistic models. The Annals of Applied Statistics, 2009, 3(1): 319-348. DOI: 10.1214/08-AOAS201.</w:t>
       </w:r>
     </w:p>
     <w:p>
@@ -4492,7 +4492,7 @@
         <w:rPr>
           <w:sz w:val="21"/>
         </w:rPr>
-        <w:t xml:space="preserve">[23] Carroll Raymond J, Ruppert David, Stefanski Leonard A, et al. Measurement Error in Nonlinear Models: A Modern Perspective. 2nd ed. Boca Raton: Chapman &amp; Hall/CRC, 2006. DOI: 10.1201/9781420010138.</w:t>
+        <w:t xml:space="preserve">[23] Aber Rachael, Di Yanming, Dalziel Benjamin D. Time-series modeling of epidemics in complex populations: Detecting changes in incidence volatility over time. PLOS Computational Biology, 2025, 21(7): e1012882. DOI: 10.1371/journal.pcbi.1012882.</w:t>
       </w:r>
     </w:p>
     <w:p>
@@ -4503,7 +4503,7 @@
         <w:rPr>
           <w:sz w:val="21"/>
         </w:rPr>
-        <w:t xml:space="preserve">[24] Armstrong Ben G. Effect of measurement error on epidemiological studies of environmental and occupational exposures. Occupational and Environmental Medicine, 1998, 55(10): 651-656. DOI: 10.1136/oem.55.10.651.</w:t>
+        <w:t xml:space="preserve">[24] Fuller Wayne A. Measurement Error Models. New York: John Wiley &amp; Sons, 1987. DOI: 10.1002/9780470316665.</w:t>
       </w:r>
     </w:p>
     <w:p>
@@ -4514,7 +4514,7 @@
         <w:rPr>
           <w:sz w:val="21"/>
         </w:rPr>
-        <w:t xml:space="preserve">[25] Verbeke Geert, Molenberghs Geert. Linear Mixed Models for Longitudinal Data. New York: Springer, 2000. DOI: 10.1007/978-1-4419-0300-6.</w:t>
+        <w:t xml:space="preserve">[25] Carroll Raymond J, Ruppert David, Stefanski Leonard A, et al. Measurement Error in Nonlinear Models: A Modern Perspective. 2nd ed. Boca Raton: Chapman &amp; Hall/CRC, 2006. DOI: 10.1201/9781420010138.</w:t>
       </w:r>
     </w:p>
     <w:p>
@@ -4525,7 +4525,7 @@
         <w:rPr>
           <w:sz w:val="21"/>
         </w:rPr>
-        <w:t xml:space="preserve">[26] Reich Nicholas G, McGowan Craig J, Yamana Teresa K, et al. Accuracy of real-time multi-model ensemble forecasts for seasonal influenza in the U.S. PLOS Computational Biology, 2019, 15(11): e1007486. DOI: 10.1371/journal.pcbi.1007486.</w:t>
+        <w:t xml:space="preserve">[26] Verbeke Geert, Molenberghs Geert. Linear Mixed Models for Longitudinal Data. New York: Springer, 2000. DOI: 10.1007/978-1-4419-0300-6.</w:t>
       </w:r>
     </w:p>
     <w:p>
@@ -4536,7 +4536,7 @@
         <w:rPr>
           <w:sz w:val="21"/>
         </w:rPr>
-        <w:t xml:space="preserve">[27] Cramer Estee Y, Ray Evan L, Lopez Velma K, et al. Evaluation of individual and ensemble probabilistic forecasts of COVID-19 mortality in the United States. Proceedings of the National Academy of Sciences, 2022, 119(15): e2113561119. DOI: 10.1073/pnas.2113561119.</w:t>
+        <w:t xml:space="preserve">[27] Armstrong Ben G. Effect of measurement error on epidemiological studies of environmental and occupational exposures. Occupational and Environmental Medicine, 1998, 55(10): 651-656. DOI: 10.1136/oem.55.10.651.</w:t>
       </w:r>
     </w:p>
     <w:p>
@@ -4547,7 +4547,7 @@
         <w:rPr>
           <w:sz w:val="21"/>
         </w:rPr>
-        <w:t xml:space="preserve">[28] Ray Evan L, Brooks Logan C, Bien Jacob, et al. Comparing trained and untrained probabilistic ensemble forecasts of COVID-19 cases and deaths in the United States. International Journal of Forecasting, 2023, 39(3): 1366-1383. DOI: 10.1016/j.ijforecast.2022.06.005.</w:t>
+        <w:t xml:space="preserve">[28] Althouse Benjamin M, Scarpino Samuel V, Meyers Lauren Ancel, et al. Enhancing disease surveillance with novel data streams: challenges and opportunities. EPJ Data Science, 2015, 4: 17. DOI: 10.1140/epjds/s13688-015-0054-0.</w:t>
       </w:r>
     </w:p>
     <w:p>
@@ -4558,7 +4558,7 @@
         <w:rPr>
           <w:sz w:val="21"/>
         </w:rPr>
-        <w:t xml:space="preserve">[29] Biggerstaff Matthew, Johansson Michael A, Alper David, et al. Results from the second year of a collaborative effort to forecast influenza seasons in the United States. Epidemics, 2018, 24: 26-33. DOI: 10.1016/j.epidem.2018.02.003.</w:t>
+        <w:t xml:space="preserve">[29] Reich Nicholas G, McGowan Craig J, Yamana Teresa K, et al. Accuracy of real-time multi-model ensemble forecasts for seasonal influenza in the U.S. PLOS Computational Biology, 2019, 15(11): e1007486. DOI: 10.1371/journal.pcbi.1007486.</w:t>
       </w:r>
     </w:p>
     <w:p>
@@ -4569,7 +4569,7 @@
         <w:rPr>
           <w:sz w:val="21"/>
         </w:rPr>
-        <w:t xml:space="preserve">[30] Zhou Hong, Thompson William W, Viboud Cécile G, et al. Hospitalizations associated with influenza and respiratory syncytial virus in the United States, 1993-2008. Clinical Infectious Diseases, 2012, 54(10): 1427-1436. DOI: 10.1093/cid/cis211.</w:t>
+        <w:t xml:space="preserve">[30] Biggerstaff Matthew, Johansson Michael A, Alper David, et al. Results from the second year of a collaborative effort to forecast influenza seasons in the United States. Epidemics, 2018, 24: 26-33. DOI: 10.1016/j.epidem.2018.02.003.</w:t>
       </w:r>
     </w:p>
     <w:p>
@@ -4580,7 +4580,7 @@
         <w:rPr>
           <w:sz w:val="21"/>
         </w:rPr>
-        <w:t xml:space="preserve">[31] Stoner Oliver, Economou Theo, Drummond Marques da Silva Gabriela. A hierarchical framework for correcting under-reporting in count data. Journal of the American Statistical Association, 2019, 114(528): 1481-1492. DOI: 10.1080/01621459.2019.1573732.</w:t>
+        <w:t xml:space="preserve">[31] Mathis Shannon M, Webber Alexander E, León Teresa M, et al. Evaluation of FluSight influenza forecasting in the 2021-22 and 2022-23 seasons with a new target laboratory-confirmed influenza hospitalizations. Nature Communications, 2024, 15: 6289. DOI: 10.1038/s41467-024-50601-9.</w:t>
       </w:r>
     </w:p>
     <w:p>
@@ -4591,7 +4591,7 @@
         <w:rPr>
           <w:sz w:val="21"/>
         </w:rPr>
-        <w:t xml:space="preserve">[32] Azmon A, Faes C, Hens N. On the estimation of the reproduction number based on misreported epidemic data. Statistics in Medicine, 2014, 33(7): 1176-1192. DOI: 10.1002/sim.6015.</w:t>
+        <w:t xml:space="preserve">[32] Cramer Estee Y, Ray Evan L, Lopez Velma K, et al. Evaluation of individual and ensemble probabilistic forecasts of COVID-19 mortality in the United States. Proceedings of the National Academy of Sciences, 2022, 119(15): e2113561119. DOI: 10.1073/pnas.2113561119.</w:t>
       </w:r>
     </w:p>
     <w:p>
@@ -4602,7 +4602,7 @@
         <w:rPr>
           <w:sz w:val="21"/>
         </w:rPr>
-        <w:t xml:space="preserve">[33] Rohani Pejman, Keeling Matthew J, Grenfell Bryan T. The interplay between determinism and stochasticity in childhood diseases. The American Naturalist, 2002, 159(5): 469-481. DOI: 10.1086/339467.</w:t>
+        <w:t xml:space="preserve">[33] Ray Evan L, Brooks Logan C, Bien Jacob, et al. Comparing trained and untrained probabilistic ensemble forecasts of COVID-19 cases and deaths in the United States. International Journal of Forecasting, 2023, 39(3): 1366-1383. DOI: 10.1016/j.ijforecast.2022.06.005.</w:t>
       </w:r>
     </w:p>
     <w:p>
@@ -4613,7 +4613,7 @@
         <w:rPr>
           <w:sz w:val="21"/>
         </w:rPr>
-        <w:t xml:space="preserve">[34] Tokars Jerome I, Olsen Sonja J, Reed Carrie. Seasonal incidence of symptomatic influenza in the United States. Clinical Infectious Diseases, 2018, 66(10): 1511-1518. DOI: 10.1093/cid/cix1060.</w:t>
+        <w:t xml:space="preserve">[34] Bosse Nikos I, Abbott Sam, Cori Anne, et al. Scoring epidemiological forecasts on transformed scales. PLOS Computational Biology, 2023, 19(8): e1011393. DOI: 10.1371/journal.pcbi.1011393.</w:t>
       </w:r>
     </w:p>
     <w:p>
@@ -4624,7 +4624,7 @@
         <w:rPr>
           <w:sz w:val="21"/>
         </w:rPr>
-        <w:t xml:space="preserve">[35] Cochran William G. Sampling Techniques. 3rd ed. New York: John Wiley &amp; Sons, 1977.</w:t>
+        <w:t xml:space="preserve">[35] Zhou Hong, Thompson William W, Viboud Cécile G, et al. Hospitalizations associated with influenza and respiratory syncytial virus in the United States, 1993-2008. Clinical Infectious Diseases, 2012, 54(10): 1427-1436. DOI: 10.1093/cid/cis211.</w:t>
       </w:r>
     </w:p>
     <w:p>
@@ -4635,7 +4635,7 @@
         <w:rPr>
           <w:sz w:val="21"/>
         </w:rPr>
-        <w:t xml:space="preserve">[36] Engen Steinar, Bakke Øyvind, Islam Aminul. Demographic and environmental stochasticity--concepts and definitions. Biometrics, 1998, 54(3): 840-846. DOI: 10.2307/2533838.</w:t>
+        <w:t xml:space="preserve">[36] Cochran William G. Sampling Techniques. 3rd ed. New York: John Wiley &amp; Sons, 1977.</w:t>
       </w:r>
     </w:p>
     <w:p>
@@ -4646,7 +4646,7 @@
         <w:rPr>
           <w:sz w:val="21"/>
         </w:rPr>
-        <w:t xml:space="preserve">[37] Mathis Shannon M, Webber Alexander E, León Teresa M, et al. Evaluation of FluSight influenza forecasting in the 2021-22 and 2022-23 seasons with a new target laboratory-confirmed influenza hospitalizations. Nature Communications, 2024, 15: 6289. DOI: 10.1038/s41467-024-50601-9.</w:t>
+        <w:t xml:space="preserve">[37] Centers for Disease Control and Prevention. Weekly Hospital Respiratory Data (HRD) Metrics by Jurisdiction, National Healthcare Safety Network (NHSN). https://data.cdc.gov/d/ua7e-t2fy, 2026. CDC open-data catalogue record ua7e-t2fy. Accessed 2026-09-05</w:t>
       </w:r>
     </w:p>
     <w:p>
@@ -4657,11 +4657,11 @@
         <w:rPr>
           <w:sz w:val="21"/>
         </w:rPr>
-        <w:t xml:space="preserve">[38] Centers for Disease Control and Prevention. Weekly Hospital Respiratory Data (HRD) Metrics by Jurisdiction, National Healthcare Safety Network (NHSN). https://data.cdc.gov/d/ua7e-t2fy, 2026. CDC open-data catalogue record ua7e-t2fy. Accessed 2026-09-05</w:t>
+        <w:t xml:space="preserve">[38] Tokars Jerome I, Olsen Sonja J, Reed Carrie. Seasonal incidence of symptomatic influenza in the United States. Clinical Infectious Diseases, 2018, 66(10): 1511-1518. DOI: 10.1093/cid/cix1060.</w:t>
       </w:r>
     </w:p>
     <w:sectPr>
-      <w:footerReference w:type="default" r:id="Raa6de44a22f2461a"/>
+      <w:footerReference w:type="default" r:id="R51677af26edc4223"/>
       <w:pgSz w:w="11906" w:h="16838"/>
       <w:pgMar w:top="1440" w:right="1803" w:bottom="1440" w:left="1803" w:header="850" w:footer="992"/>
       <w:docGrid w:type="default"/>

--- a/paper/main_docx.docx
+++ b/paper/main_docx.docx
@@ -2348,7 +2348,7 @@
       <w:r>
         <w:drawing>
           <wp:inline distT="0" distB="0" distL="0" distR="0">
-            <wp:extent cx="5303520" cy="1566140"/>
+            <wp:extent cx="5303520" cy="1617458"/>
             <wp:effectExtent l="0" t="0" r="0" b="0"/>
             <wp:docPr id="1" name="图1 理论命题与方差占比交叉点蒙特卡洛验证" descr="图1 理论命题与方差占比交叉点蒙特卡洛验证"/>
             <wp:cNvGraphicFramePr>
@@ -2362,7 +2362,7 @@
                     <pic:cNvPicPr/>
                   </pic:nvPicPr>
                   <pic:blipFill>
-                    <a:blip r:embed="R490b6409730e42eb" cstate="print"/>
+                    <a:blip r:embed="R7b2384e2d4a946ee" cstate="print"/>
                     <a:stretch>
                       <a:fillRect/>
                     </a:stretch>
@@ -2370,7 +2370,7 @@
                   <pic:spPr>
                     <a:xfrm>
                       <a:off x="0" y="0"/>
-                      <a:ext cx="5303520" cy="1566140"/>
+                      <a:ext cx="5303520" cy="1617458"/>
                     </a:xfrm>
                     <a:prstGeom prst="rect">
                       <a:avLst/>
@@ -2429,7 +2429,7 @@
       <w:r>
         <w:drawing>
           <wp:inline distT="0" distB="0" distL="0" distR="0">
-            <wp:extent cx="5303520" cy="1451795"/>
+            <wp:extent cx="5303520" cy="1554881"/>
             <wp:effectExtent l="0" t="0" r="0" b="0"/>
             <wp:docPr id="2" name="图2 当期超临界增长判定检验功效与有限样本性质验证" descr="图2 当期超临界增长判定检验功效与有限样本性质验证"/>
             <wp:cNvGraphicFramePr>
@@ -2443,7 +2443,7 @@
                     <pic:cNvPicPr/>
                   </pic:nvPicPr>
                   <pic:blipFill>
-                    <a:blip r:embed="R8cc3bd38d6234db1" cstate="print"/>
+                    <a:blip r:embed="R3ebc1a8c7b7f4753" cstate="print"/>
                     <a:stretch>
                       <a:fillRect/>
                     </a:stretch>
@@ -2451,7 +2451,7 @@
                   <pic:spPr>
                     <a:xfrm>
                       <a:off x="0" y="0"/>
-                      <a:ext cx="5303520" cy="1451795"/>
+                      <a:ext cx="5303520" cy="1554881"/>
                     </a:xfrm>
                     <a:prstGeom prst="rect">
                       <a:avLst/>
@@ -2524,7 +2524,7 @@
                     <pic:cNvPicPr/>
                   </pic:nvPicPr>
                   <pic:blipFill>
-                    <a:blip r:embed="R85800f429bdd4c97" cstate="print"/>
+                    <a:blip r:embed="R035de053f1334d87" cstate="print"/>
                     <a:stretch>
                       <a:fillRect/>
                     </a:stretch>
@@ -4020,7 +4020,7 @@
                     <pic:cNvPicPr/>
                   </pic:nvPicPr>
                   <pic:blipFill>
-                    <a:blip r:embed="R79cbd3f06dae4496" cstate="print"/>
+                    <a:blip r:embed="R394ca6cba19246b1" cstate="print"/>
                     <a:stretch>
                       <a:fillRect/>
                     </a:stretch>
@@ -4661,7 +4661,7 @@
       </w:r>
     </w:p>
     <w:sectPr>
-      <w:footerReference w:type="default" r:id="R51677af26edc4223"/>
+      <w:footerReference w:type="default" r:id="R9de44b9aa0bd4652"/>
       <w:pgSz w:w="11906" w:h="16838"/>
       <w:pgMar w:top="1440" w:right="1803" w:bottom="1440" w:left="1803" w:header="850" w:footer="992"/>
       <w:docGrid w:type="default"/>

--- a/paper/main_docx.docx
+++ b/paper/main_docx.docx
@@ -2362,7 +2362,7 @@
                     <pic:cNvPicPr/>
                   </pic:nvPicPr>
                   <pic:blipFill>
-                    <a:blip r:embed="R7b2384e2d4a946ee" cstate="print"/>
+                    <a:blip r:embed="Rd46e088c0b6441f1" cstate="print"/>
                     <a:stretch>
                       <a:fillRect/>
                     </a:stretch>
@@ -2443,7 +2443,7 @@
                     <pic:cNvPicPr/>
                   </pic:nvPicPr>
                   <pic:blipFill>
-                    <a:blip r:embed="R3ebc1a8c7b7f4753" cstate="print"/>
+                    <a:blip r:embed="R4796fdf4b5ff4fd7" cstate="print"/>
                     <a:stretch>
                       <a:fillRect/>
                     </a:stretch>
@@ -2524,7 +2524,7 @@
                     <pic:cNvPicPr/>
                   </pic:nvPicPr>
                   <pic:blipFill>
-                    <a:blip r:embed="R035de053f1334d87" cstate="print"/>
+                    <a:blip r:embed="Rc308f6e7b89043bb" cstate="print"/>
                     <a:stretch>
                       <a:fillRect/>
                     </a:stretch>
@@ -4020,7 +4020,7 @@
                     <pic:cNvPicPr/>
                   </pic:nvPicPr>
                   <pic:blipFill>
-                    <a:blip r:embed="R394ca6cba19246b1" cstate="print"/>
+                    <a:blip r:embed="R9c889ad043b74b21" cstate="print"/>
                     <a:stretch>
                       <a:fillRect/>
                     </a:stretch>
@@ -4661,7 +4661,7 @@
       </w:r>
     </w:p>
     <w:sectPr>
-      <w:footerReference w:type="default" r:id="R9de44b9aa0bd4652"/>
+      <w:footerReference w:type="default" r:id="Rc5b69e30e891494a"/>
       <w:pgSz w:w="11906" w:h="16838"/>
       <w:pgMar w:top="1440" w:right="1803" w:bottom="1440" w:left="1803" w:header="850" w:footer="992"/>
       <w:docGrid w:type="default"/>

--- a/paper/main_docx.docx
+++ b/paper/main_docx.docx
@@ -2362,7 +2362,7 @@
                     <pic:cNvPicPr/>
                   </pic:nvPicPr>
                   <pic:blipFill>
-                    <a:blip r:embed="Rd46e088c0b6441f1" cstate="print"/>
+                    <a:blip r:embed="Rdea1d342685a4266" cstate="print"/>
                     <a:stretch>
                       <a:fillRect/>
                     </a:stretch>
@@ -2429,7 +2429,7 @@
       <w:r>
         <w:drawing>
           <wp:inline distT="0" distB="0" distL="0" distR="0">
-            <wp:extent cx="5303520" cy="1554881"/>
+            <wp:extent cx="5303520" cy="1590082"/>
             <wp:effectExtent l="0" t="0" r="0" b="0"/>
             <wp:docPr id="2" name="图2 当期超临界增长判定检验功效与有限样本性质验证" descr="图2 当期超临界增长判定检验功效与有限样本性质验证"/>
             <wp:cNvGraphicFramePr>
@@ -2443,7 +2443,7 @@
                     <pic:cNvPicPr/>
                   </pic:nvPicPr>
                   <pic:blipFill>
-                    <a:blip r:embed="R4796fdf4b5ff4fd7" cstate="print"/>
+                    <a:blip r:embed="Re301080ee84841be" cstate="print"/>
                     <a:stretch>
                       <a:fillRect/>
                     </a:stretch>
@@ -2451,7 +2451,7 @@
                   <pic:spPr>
                     <a:xfrm>
                       <a:off x="0" y="0"/>
-                      <a:ext cx="5303520" cy="1554881"/>
+                      <a:ext cx="5303520" cy="1590082"/>
                     </a:xfrm>
                     <a:prstGeom prst="rect">
                       <a:avLst/>
@@ -2524,7 +2524,7 @@
                     <pic:cNvPicPr/>
                   </pic:nvPicPr>
                   <pic:blipFill>
-                    <a:blip r:embed="Rc308f6e7b89043bb" cstate="print"/>
+                    <a:blip r:embed="R0e896aa3618b4f5a" cstate="print"/>
                     <a:stretch>
                       <a:fillRect/>
                     </a:stretch>
@@ -4020,7 +4020,7 @@
                     <pic:cNvPicPr/>
                   </pic:nvPicPr>
                   <pic:blipFill>
-                    <a:blip r:embed="R9c889ad043b74b21" cstate="print"/>
+                    <a:blip r:embed="R63ab8913179f46ca" cstate="print"/>
                     <a:stretch>
                       <a:fillRect/>
                     </a:stretch>
@@ -4661,7 +4661,7 @@
       </w:r>
     </w:p>
     <w:sectPr>
-      <w:footerReference w:type="default" r:id="Rc5b69e30e891494a"/>
+      <w:footerReference w:type="default" r:id="R1291816626074a1b"/>
       <w:pgSz w:w="11906" w:h="16838"/>
       <w:pgMar w:top="1440" w:right="1803" w:bottom="1440" w:left="1803" w:header="850" w:footer="992"/>
       <w:docGrid w:type="default"/>

--- a/paper/main_docx.docx
+++ b/paper/main_docx.docx
@@ -2362,7 +2362,7 @@
                     <pic:cNvPicPr/>
                   </pic:nvPicPr>
                   <pic:blipFill>
-                    <a:blip r:embed="Rdea1d342685a4266" cstate="print"/>
+                    <a:blip r:embed="R876f1ce507f54d08" cstate="print"/>
                     <a:stretch>
                       <a:fillRect/>
                     </a:stretch>
@@ -2443,7 +2443,7 @@
                     <pic:cNvPicPr/>
                   </pic:nvPicPr>
                   <pic:blipFill>
-                    <a:blip r:embed="Re301080ee84841be" cstate="print"/>
+                    <a:blip r:embed="Rd081a02ac35246b6" cstate="print"/>
                     <a:stretch>
                       <a:fillRect/>
                     </a:stretch>
@@ -2524,7 +2524,7 @@
                     <pic:cNvPicPr/>
                   </pic:nvPicPr>
                   <pic:blipFill>
-                    <a:blip r:embed="R0e896aa3618b4f5a" cstate="print"/>
+                    <a:blip r:embed="Re19bc1f049d94a1e" cstate="print"/>
                     <a:stretch>
                       <a:fillRect/>
                     </a:stretch>
@@ -4020,7 +4020,7 @@
                     <pic:cNvPicPr/>
                   </pic:nvPicPr>
                   <pic:blipFill>
-                    <a:blip r:embed="R63ab8913179f46ca" cstate="print"/>
+                    <a:blip r:embed="Rad1da1890aee47c7" cstate="print"/>
                     <a:stretch>
                       <a:fillRect/>
                     </a:stretch>
@@ -4661,7 +4661,7 @@
       </w:r>
     </w:p>
     <w:sectPr>
-      <w:footerReference w:type="default" r:id="R1291816626074a1b"/>
+      <w:footerReference w:type="default" r:id="R90eac9fe39904259"/>
       <w:pgSz w:w="11906" w:h="16838"/>
       <w:pgMar w:top="1440" w:right="1803" w:bottom="1440" w:left="1803" w:header="850" w:footer="992"/>
       <w:docGrid w:type="default"/>

--- a/paper/main_docx.docx
+++ b/paper/main_docx.docx
@@ -2362,7 +2362,7 @@
                     <pic:cNvPicPr/>
                   </pic:nvPicPr>
                   <pic:blipFill>
-                    <a:blip r:embed="R876f1ce507f54d08" cstate="print"/>
+                    <a:blip r:embed="R0f54ae644356489e" cstate="print"/>
                     <a:stretch>
                       <a:fillRect/>
                     </a:stretch>
@@ -2443,7 +2443,7 @@
                     <pic:cNvPicPr/>
                   </pic:nvPicPr>
                   <pic:blipFill>
-                    <a:blip r:embed="Rd081a02ac35246b6" cstate="print"/>
+                    <a:blip r:embed="R785eedbd951d420b" cstate="print"/>
                     <a:stretch>
                       <a:fillRect/>
                     </a:stretch>
@@ -2524,7 +2524,7 @@
                     <pic:cNvPicPr/>
                   </pic:nvPicPr>
                   <pic:blipFill>
-                    <a:blip r:embed="Re19bc1f049d94a1e" cstate="print"/>
+                    <a:blip r:embed="R2699fca9ff3147c7" cstate="print"/>
                     <a:stretch>
                       <a:fillRect/>
                     </a:stretch>
@@ -4020,7 +4020,7 @@
                     <pic:cNvPicPr/>
                   </pic:nvPicPr>
                   <pic:blipFill>
-                    <a:blip r:embed="Rad1da1890aee47c7" cstate="print"/>
+                    <a:blip r:embed="R9dc628e7c40e4a0e" cstate="print"/>
                     <a:stretch>
                       <a:fillRect/>
                     </a:stretch>
@@ -4661,7 +4661,7 @@
       </w:r>
     </w:p>
     <w:sectPr>
-      <w:footerReference w:type="default" r:id="R90eac9fe39904259"/>
+      <w:footerReference w:type="default" r:id="Raa7a34f7a9314146"/>
       <w:pgSz w:w="11906" w:h="16838"/>
       <w:pgMar w:top="1440" w:right="1803" w:bottom="1440" w:left="1803" w:header="850" w:footer="992"/>
       <w:docGrid w:type="default"/>

--- a/paper/main_docx.docx
+++ b/paper/main_docx.docx
@@ -2362,7 +2362,7 @@
                     <pic:cNvPicPr/>
                   </pic:nvPicPr>
                   <pic:blipFill>
-                    <a:blip r:embed="R0f54ae644356489e" cstate="print"/>
+                    <a:blip r:embed="R292ec2fc728f4c1d" cstate="print"/>
                     <a:stretch>
                       <a:fillRect/>
                     </a:stretch>
@@ -2443,7 +2443,7 @@
                     <pic:cNvPicPr/>
                   </pic:nvPicPr>
                   <pic:blipFill>
-                    <a:blip r:embed="R785eedbd951d420b" cstate="print"/>
+                    <a:blip r:embed="R701820c7c3454597" cstate="print"/>
                     <a:stretch>
                       <a:fillRect/>
                     </a:stretch>
@@ -2524,7 +2524,7 @@
                     <pic:cNvPicPr/>
                   </pic:nvPicPr>
                   <pic:blipFill>
-                    <a:blip r:embed="R2699fca9ff3147c7" cstate="print"/>
+                    <a:blip r:embed="R29125203c3714dbf" cstate="print"/>
                     <a:stretch>
                       <a:fillRect/>
                     </a:stretch>
@@ -4020,7 +4020,7 @@
                     <pic:cNvPicPr/>
                   </pic:nvPicPr>
                   <pic:blipFill>
-                    <a:blip r:embed="R9dc628e7c40e4a0e" cstate="print"/>
+                    <a:blip r:embed="R5be864ac00b24739" cstate="print"/>
                     <a:stretch>
                       <a:fillRect/>
                     </a:stretch>
@@ -4661,7 +4661,7 @@
       </w:r>
     </w:p>
     <w:sectPr>
-      <w:footerReference w:type="default" r:id="Raa7a34f7a9314146"/>
+      <w:footerReference w:type="default" r:id="Rb6efb584250249ad"/>
       <w:pgSz w:w="11906" w:h="16838"/>
       <w:pgMar w:top="1440" w:right="1803" w:bottom="1440" w:left="1803" w:header="850" w:footer="992"/>
       <w:docGrid w:type="default"/>

--- a/paper/main_docx.docx
+++ b/paper/main_docx.docx
@@ -2362,7 +2362,7 @@
                     <pic:cNvPicPr/>
                   </pic:nvPicPr>
                   <pic:blipFill>
-                    <a:blip r:embed="R292ec2fc728f4c1d" cstate="print"/>
+                    <a:blip r:embed="Rd8505b906a85465e" cstate="print"/>
                     <a:stretch>
                       <a:fillRect/>
                     </a:stretch>
@@ -2443,7 +2443,7 @@
                     <pic:cNvPicPr/>
                   </pic:nvPicPr>
                   <pic:blipFill>
-                    <a:blip r:embed="R701820c7c3454597" cstate="print"/>
+                    <a:blip r:embed="R6d4d4498a3da4d4c" cstate="print"/>
                     <a:stretch>
                       <a:fillRect/>
                     </a:stretch>
@@ -2524,7 +2524,7 @@
                     <pic:cNvPicPr/>
                   </pic:nvPicPr>
                   <pic:blipFill>
-                    <a:blip r:embed="R29125203c3714dbf" cstate="print"/>
+                    <a:blip r:embed="R7143a7ed935f4618" cstate="print"/>
                     <a:stretch>
                       <a:fillRect/>
                     </a:stretch>
@@ -4020,7 +4020,7 @@
                     <pic:cNvPicPr/>
                   </pic:nvPicPr>
                   <pic:blipFill>
-                    <a:blip r:embed="R5be864ac00b24739" cstate="print"/>
+                    <a:blip r:embed="Rd4b75b39e8ef4ccc" cstate="print"/>
                     <a:stretch>
                       <a:fillRect/>
                     </a:stretch>
@@ -4661,7 +4661,7 @@
       </w:r>
     </w:p>
     <w:sectPr>
-      <w:footerReference w:type="default" r:id="Rb6efb584250249ad"/>
+      <w:footerReference w:type="default" r:id="Rb582e122204845d7"/>
       <w:pgSz w:w="11906" w:h="16838"/>
       <w:pgMar w:top="1440" w:right="1803" w:bottom="1440" w:left="1803" w:header="850" w:footer="992"/>
       <w:docGrid w:type="default"/>

--- a/paper/main_docx.docx
+++ b/paper/main_docx.docx
@@ -2362,7 +2362,7 @@
                     <pic:cNvPicPr/>
                   </pic:nvPicPr>
                   <pic:blipFill>
-                    <a:blip r:embed="Rd8505b906a85465e" cstate="print"/>
+                    <a:blip r:embed="R16eb11ab70794eac" cstate="print"/>
                     <a:stretch>
                       <a:fillRect/>
                     </a:stretch>
@@ -2443,7 +2443,7 @@
                     <pic:cNvPicPr/>
                   </pic:nvPicPr>
                   <pic:blipFill>
-                    <a:blip r:embed="R6d4d4498a3da4d4c" cstate="print"/>
+                    <a:blip r:embed="Ra3431a2b30ad4ac6" cstate="print"/>
                     <a:stretch>
                       <a:fillRect/>
                     </a:stretch>
@@ -2524,7 +2524,7 @@
                     <pic:cNvPicPr/>
                   </pic:nvPicPr>
                   <pic:blipFill>
-                    <a:blip r:embed="R7143a7ed935f4618" cstate="print"/>
+                    <a:blip r:embed="Rd491c68d0edb46e6" cstate="print"/>
                     <a:stretch>
                       <a:fillRect/>
                     </a:stretch>
@@ -4020,7 +4020,7 @@
                     <pic:cNvPicPr/>
                   </pic:nvPicPr>
                   <pic:blipFill>
-                    <a:blip r:embed="Rd4b75b39e8ef4ccc" cstate="print"/>
+                    <a:blip r:embed="R4ee648cb35f74c0b" cstate="print"/>
                     <a:stretch>
                       <a:fillRect/>
                     </a:stretch>
@@ -4661,7 +4661,7 @@
       </w:r>
     </w:p>
     <w:sectPr>
-      <w:footerReference w:type="default" r:id="Rb582e122204845d7"/>
+      <w:footerReference w:type="default" r:id="Rd3505230f8334da6"/>
       <w:pgSz w:w="11906" w:h="16838"/>
       <w:pgMar w:top="1440" w:right="1803" w:bottom="1440" w:left="1803" w:header="850" w:footer="992"/>
       <w:docGrid w:type="default"/>

--- a/paper/main_docx.docx
+++ b/paper/main_docx.docx
@@ -2362,7 +2362,7 @@
                     <pic:cNvPicPr/>
                   </pic:nvPicPr>
                   <pic:blipFill>
-                    <a:blip r:embed="R16eb11ab70794eac" cstate="print"/>
+                    <a:blip r:embed="R40fb9a7c9897435f" cstate="print"/>
                     <a:stretch>
                       <a:fillRect/>
                     </a:stretch>
@@ -2443,7 +2443,7 @@
                     <pic:cNvPicPr/>
                   </pic:nvPicPr>
                   <pic:blipFill>
-                    <a:blip r:embed="Ra3431a2b30ad4ac6" cstate="print"/>
+                    <a:blip r:embed="R866b33d7d66c43aa" cstate="print"/>
                     <a:stretch>
                       <a:fillRect/>
                     </a:stretch>
@@ -2524,7 +2524,7 @@
                     <pic:cNvPicPr/>
                   </pic:nvPicPr>
                   <pic:blipFill>
-                    <a:blip r:embed="Rd491c68d0edb46e6" cstate="print"/>
+                    <a:blip r:embed="R78e58a26dda843c6" cstate="print"/>
                     <a:stretch>
                       <a:fillRect/>
                     </a:stretch>
@@ -4020,7 +4020,7 @@
                     <pic:cNvPicPr/>
                   </pic:nvPicPr>
                   <pic:blipFill>
-                    <a:blip r:embed="R4ee648cb35f74c0b" cstate="print"/>
+                    <a:blip r:embed="R4db0c6bcae3e4a56" cstate="print"/>
                     <a:stretch>
                       <a:fillRect/>
                     </a:stretch>
@@ -4661,7 +4661,7 @@
       </w:r>
     </w:p>
     <w:sectPr>
-      <w:footerReference w:type="default" r:id="Rd3505230f8334da6"/>
+      <w:footerReference w:type="default" r:id="R2de336289edf490b"/>
       <w:pgSz w:w="11906" w:h="16838"/>
       <w:pgMar w:top="1440" w:right="1803" w:bottom="1440" w:left="1803" w:header="850" w:footer="992"/>
       <w:docGrid w:type="default"/>

--- a/paper/main_docx.docx
+++ b/paper/main_docx.docx
@@ -2362,7 +2362,7 @@
                     <pic:cNvPicPr/>
                   </pic:nvPicPr>
                   <pic:blipFill>
-                    <a:blip r:embed="R40fb9a7c9897435f" cstate="print"/>
+                    <a:blip r:embed="Ra1ed06e0c11542b0" cstate="print"/>
                     <a:stretch>
                       <a:fillRect/>
                     </a:stretch>
@@ -2443,7 +2443,7 @@
                     <pic:cNvPicPr/>
                   </pic:nvPicPr>
                   <pic:blipFill>
-                    <a:blip r:embed="R866b33d7d66c43aa" cstate="print"/>
+                    <a:blip r:embed="R32d945a940aa4dc0" cstate="print"/>
                     <a:stretch>
                       <a:fillRect/>
                     </a:stretch>
@@ -2524,7 +2524,7 @@
                     <pic:cNvPicPr/>
                   </pic:nvPicPr>
                   <pic:blipFill>
-                    <a:blip r:embed="R78e58a26dda843c6" cstate="print"/>
+                    <a:blip r:embed="R4604935f0fe943c9" cstate="print"/>
                     <a:stretch>
                       <a:fillRect/>
                     </a:stretch>
@@ -4020,7 +4020,7 @@
                     <pic:cNvPicPr/>
                   </pic:nvPicPr>
                   <pic:blipFill>
-                    <a:blip r:embed="R4db0c6bcae3e4a56" cstate="print"/>
+                    <a:blip r:embed="Rcc285da8af1e4d28" cstate="print"/>
                     <a:stretch>
                       <a:fillRect/>
                     </a:stretch>
@@ -4660,8 +4660,19 @@
         <w:t xml:space="preserve">[38] Tokars Jerome I, Olsen Sonja J, Reed Carrie. Seasonal incidence of symptomatic influenza in the United States. Clinical Infectious Diseases, 2018, 66(10): 1511-1518. DOI: 10.1093/cid/cix1060.</w:t>
       </w:r>
     </w:p>
+    <w:p>
+      <w:pPr>
+        <w:spacing w:after="60"/>
+      </w:pPr>
+      <w:r>
+        <w:rPr>
+          <w:sz w:val="21"/>
+        </w:rPr>
+        <w:t xml:space="preserve">[39] Flaxman Seth, Mishra Swapnil, Gandy Axel, et al. Estimating the effects of non-pharmaceutical interventions on COVID-19 in Europe. Nature, 2020, 584(7820): 257-261. DOI: 10.1038/s41586-020-2405-7.</w:t>
+      </w:r>
+    </w:p>
     <w:sectPr>
-      <w:footerReference w:type="default" r:id="R2de336289edf490b"/>
+      <w:footerReference w:type="default" r:id="Reae3dc86f3a64cf9"/>
       <w:pgSz w:w="11906" w:h="16838"/>
       <w:pgMar w:top="1440" w:right="1803" w:bottom="1440" w:left="1803" w:header="850" w:footer="992"/>
       <w:docGrid w:type="default"/>

--- a/paper/main_docx.docx
+++ b/paper/main_docx.docx
@@ -2362,7 +2362,7 @@
                     <pic:cNvPicPr/>
                   </pic:nvPicPr>
                   <pic:blipFill>
-                    <a:blip r:embed="Ra1ed06e0c11542b0" cstate="print"/>
+                    <a:blip r:embed="R1e228f025e464919" cstate="print"/>
                     <a:stretch>
                       <a:fillRect/>
                     </a:stretch>
@@ -2443,7 +2443,7 @@
                     <pic:cNvPicPr/>
                   </pic:nvPicPr>
                   <pic:blipFill>
-                    <a:blip r:embed="R32d945a940aa4dc0" cstate="print"/>
+                    <a:blip r:embed="R6fc22b38999d4703" cstate="print"/>
                     <a:stretch>
                       <a:fillRect/>
                     </a:stretch>
@@ -2524,7 +2524,7 @@
                     <pic:cNvPicPr/>
                   </pic:nvPicPr>
                   <pic:blipFill>
-                    <a:blip r:embed="R4604935f0fe943c9" cstate="print"/>
+                    <a:blip r:embed="R618fc538b5714da9" cstate="print"/>
                     <a:stretch>
                       <a:fillRect/>
                     </a:stretch>
@@ -4020,7 +4020,7 @@
                     <pic:cNvPicPr/>
                   </pic:nvPicPr>
                   <pic:blipFill>
-                    <a:blip r:embed="Rcc285da8af1e4d28" cstate="print"/>
+                    <a:blip r:embed="Rf91ea97fc290467a" cstate="print"/>
                     <a:stretch>
                       <a:fillRect/>
                     </a:stretch>
@@ -4672,7 +4672,7 @@
       </w:r>
     </w:p>
     <w:sectPr>
-      <w:footerReference w:type="default" r:id="Reae3dc86f3a64cf9"/>
+      <w:footerReference w:type="default" r:id="R81888076051e4c58"/>
       <w:pgSz w:w="11906" w:h="16838"/>
       <w:pgMar w:top="1440" w:right="1803" w:bottom="1440" w:left="1803" w:header="850" w:footer="992"/>
       <w:docGrid w:type="default"/>

--- a/paper/main_docx.docx
+++ b/paper/main_docx.docx
@@ -2362,7 +2362,7 @@
                     <pic:cNvPicPr/>
                   </pic:nvPicPr>
                   <pic:blipFill>
-                    <a:blip r:embed="R1e228f025e464919" cstate="print"/>
+                    <a:blip r:embed="Raf7613ea67534267" cstate="print"/>
                     <a:stretch>
                       <a:fillRect/>
                     </a:stretch>
@@ -2443,7 +2443,7 @@
                     <pic:cNvPicPr/>
                   </pic:nvPicPr>
                   <pic:blipFill>
-                    <a:blip r:embed="R6fc22b38999d4703" cstate="print"/>
+                    <a:blip r:embed="R679fc53ec4824762" cstate="print"/>
                     <a:stretch>
                       <a:fillRect/>
                     </a:stretch>
@@ -2524,7 +2524,7 @@
                     <pic:cNvPicPr/>
                   </pic:nvPicPr>
                   <pic:blipFill>
-                    <a:blip r:embed="R618fc538b5714da9" cstate="print"/>
+                    <a:blip r:embed="Rc8a1742c627149fb" cstate="print"/>
                     <a:stretch>
                       <a:fillRect/>
                     </a:stretch>
@@ -4020,7 +4020,7 @@
                     <pic:cNvPicPr/>
                   </pic:nvPicPr>
                   <pic:blipFill>
-                    <a:blip r:embed="Rf91ea97fc290467a" cstate="print"/>
+                    <a:blip r:embed="R8824778406b243e5" cstate="print"/>
                     <a:stretch>
                       <a:fillRect/>
                     </a:stretch>
@@ -4672,7 +4672,7 @@
       </w:r>
     </w:p>
     <w:sectPr>
-      <w:footerReference w:type="default" r:id="R81888076051e4c58"/>
+      <w:footerReference w:type="default" r:id="Rb366966ce3ae4915"/>
       <w:pgSz w:w="11906" w:h="16838"/>
       <w:pgMar w:top="1440" w:right="1803" w:bottom="1440" w:left="1803" w:header="850" w:footer="992"/>
       <w:docGrid w:type="default"/>

--- a/paper/main_docx.docx
+++ b/paper/main_docx.docx
@@ -2362,7 +2362,7 @@
                     <pic:cNvPicPr/>
                   </pic:nvPicPr>
                   <pic:blipFill>
-                    <a:blip r:embed="Raf7613ea67534267" cstate="print"/>
+                    <a:blip r:embed="R3cc8368ce3844509" cstate="print"/>
                     <a:stretch>
                       <a:fillRect/>
                     </a:stretch>
@@ -2443,7 +2443,7 @@
                     <pic:cNvPicPr/>
                   </pic:nvPicPr>
                   <pic:blipFill>
-                    <a:blip r:embed="R679fc53ec4824762" cstate="print"/>
+                    <a:blip r:embed="Rdcd7dfac2e8b41ef" cstate="print"/>
                     <a:stretch>
                       <a:fillRect/>
                     </a:stretch>
@@ -2524,7 +2524,7 @@
                     <pic:cNvPicPr/>
                   </pic:nvPicPr>
                   <pic:blipFill>
-                    <a:blip r:embed="Rc8a1742c627149fb" cstate="print"/>
+                    <a:blip r:embed="Re690bf861fdc47cd" cstate="print"/>
                     <a:stretch>
                       <a:fillRect/>
                     </a:stretch>
@@ -4020,7 +4020,7 @@
                     <pic:cNvPicPr/>
                   </pic:nvPicPr>
                   <pic:blipFill>
-                    <a:blip r:embed="R8824778406b243e5" cstate="print"/>
+                    <a:blip r:embed="Rc719bca3d4a14daa" cstate="print"/>
                     <a:stretch>
                       <a:fillRect/>
                     </a:stretch>
@@ -4672,7 +4672,7 @@
       </w:r>
     </w:p>
     <w:sectPr>
-      <w:footerReference w:type="default" r:id="Rb366966ce3ae4915"/>
+      <w:footerReference w:type="default" r:id="R6f42d7c4a55b4b9f"/>
       <w:pgSz w:w="11906" w:h="16838"/>
       <w:pgMar w:top="1440" w:right="1803" w:bottom="1440" w:left="1803" w:header="850" w:footer="992"/>
       <w:docGrid w:type="default"/>

--- a/paper/main_docx.docx
+++ b/paper/main_docx.docx
@@ -37,7 +37,7 @@
         <w:rPr>
           <w:sz w:val="24"/>
         </w:rPr>
-        <w:t xml:space="preserve">摘要：准确识别疫情增长并预测短期病例负担是现代传染病预警与公共卫生应急响应的核心支柱。常规直觉认为样本量越大推断精度越高，但在个体超传播、监测漏报与共同环境扰动并存时，“样本量”与“信息量”不能简单等同。既有信息下界文献所确立的标度律主要建立在当期再生数 R_t 这一类估计目标之上；本文证明，一旦推断目标切换为消除单周共同波动的跨期基础水平 R̄，信息标度律随之改变，据此将“病例规模何时不再主导推断误差”作为监测设计问题展开严格推导。主要理论结果表明：（1）在已知真实风险集 n、报告率 ρ 与离散参数 k 的基准负二项分支--二项报告模型下，矩估计量 R̂_t 恰为条件极大似然估计且严格达到 Fisher 信息逆，方差随期望报告规模 m=ρn 单调收敛于零；（2）以该单期估计量推断跨期基础水平 R̄ 时，方差受制于环境随机性底板 v_R，由此导出环境方差项与规模相关项相等的平滑交叉点 m_×；（3）监测杠杆存在本质非对称性：提高报告率 ρ 仅能消除漏报抽稀方差，唯有扩大感染基数 n 才能同时压制超传播方差与计数波动；在总预算 B 约束下拉长独立观测期数 T 能以 O(1/T) 削减环境方差；（4）在成本约束下推导出了最优单期监测规模闭式解 m*，澄清了交叉点是方差成分平衡点而非刚性边界；（5）给出了基于负二项单调似然比的精确上尾增长判定检验与离散功效公式，并在时间序列更新过程中清晰剥离了事前预测与事后统计量的代数联系。实证方面，利用美国 CDC NHSN 2020—2026 年覆盖 50 个州及华盛顿特区的 16,218 个州--周流感住院真实监测数据进行系统检验：流行初期波段仿射 FGLS 拟合得经验截距 a=0.0991、规模斜率 b=2.2434 显著为正，经验交叉点约为 22.6 例/周（跨规格呈现 10.6—42.7 的分布跨度）；误差预算分解表明与规模无关拟合项占 39%—55%（回顾口径 54.6%），样本内已实现的大规模观测（D_t≥250）误差约为全体平均的六成；达峰期近 89% 的总体误差源于平稳基准在流行拐点处的常数偏移，控制偏移后达峰期内部规模项依然显著为正（两阶段斜率差异未达统计显著），表明所谓“样本量失效”实为跨期平稳性假设破缺而非病例规模项丧失作用；时变交叉点在流感季（中位数 19.7—20.4）与非流感季（46.9—47.9）呈现系统性分异。本研究为优化公共卫生监测资源在样本覆盖、环境协变量采集与多期时空平滑之间的科学配置提供了定量分析参照。</w:t>
+        <w:t xml:space="preserve">摘要：准确识别疫情增长并预测短期病例负担是现代传染病预警与公共卫生应急响应的核心支柱。常规直觉认为样本量越大推断精度越高，但在个体超传播、监测漏报与共同环境扰动并存时，“样本量”与“信息量”不能简单等同。既有信息下界文献所确立的标度律主要建立在当期再生数 R_t 这一类估计目标之上；本文证明，一旦推断目标切换为消除单周共同波动的跨期基础水平 R̄，信息标度律随之改变，据此将“病例规模何时不再主导推断误差”作为监测设计问题展开严格推导。主要理论结果表明：（1）在已知真实风险集 n、报告率 ρ 与离散参数 k 的基准负二项分支--二项报告模型下，矩估计量 R̂_t 恰为条件极大似然估计且严格达到 Fisher 信息逆，方差随期望报告规模 m=ρn 单调收敛于零；（2）以该单期估计量推断跨期基础水平 R̄ 时，方差受制于环境随机性底板 v_R，由此导出环境方差项与规模相关项相等的平滑交叉点 m_×；（3）监测杠杆存在本质非对称性：提高报告率 ρ 仅能消除漏报抽稀方差，唯有扩大感染基数 n 才能同时压制超传播方差与计数波动；在总预算 B 约束下拉长独立观测期数 T 能以 O(1/T) 削减环境方差；（4）在成本约束下推导出了最优单期监测规模闭式解 m*，澄清了交叉点是方差成分平衡点而非刚性边界；（5）给出了基于负二项单调似然比的精确上尾增长判定检验与离散功效公式，并在时间序列更新过程中清晰剥离了事前预测与事后统计量的代数联系。实证方面，利用美国 CDC NHSN 2020—2026 年覆盖 50 个州及华盛顿特区的 16,218 个州--周流感住院真实监测数据进行系统检验：流行初期波段仿射 FGLS 拟合得经验截距 a=0.0991、规模斜率 b=2.2434 显著为正，经验交叉点约为 22.6 例/周（跨规格呈现 10.6—42.7 的分布跨度）；误差预算分解表明与规模无关拟合项占 39%—55%（回顾口径 54.6%），样本内已实现的大规模观测（D_t≥250）误差约为全体平均的六成；达峰期近 89% 的总体误差源于平稳基准在流行拐点处的常数偏移，控制偏移后达峰期内部规模项依然显著为正（两阶段斜率差异未达统计显著），表明所谓“样本量失效”实为跨期平稳性假设破缺而非病例规模项丧失作用；时变交叉点在流感季（中位数 19.7—20.4）与非流感季（46.9—47.9）呈现系统性分异。本文为优化公共卫生监测资源在样本覆盖、环境协变量采集与多期时空平滑之间的科学配置提供了定量分析参照。</w:t>
       </w:r>
     </w:p>
     <w:p>
@@ -2362,7 +2362,7 @@
                     <pic:cNvPicPr/>
                   </pic:nvPicPr>
                   <pic:blipFill>
-                    <a:blip r:embed="R3cc8368ce3844509" cstate="print"/>
+                    <a:blip r:embed="Rdcb755d107e245be" cstate="print"/>
                     <a:stretch>
                       <a:fillRect/>
                     </a:stretch>
@@ -2443,7 +2443,7 @@
                     <pic:cNvPicPr/>
                   </pic:nvPicPr>
                   <pic:blipFill>
-                    <a:blip r:embed="Rdcd7dfac2e8b41ef" cstate="print"/>
+                    <a:blip r:embed="R439c2613d9c04540" cstate="print"/>
                     <a:stretch>
                       <a:fillRect/>
                     </a:stretch>
@@ -2524,7 +2524,7 @@
                     <pic:cNvPicPr/>
                   </pic:nvPicPr>
                   <pic:blipFill>
-                    <a:blip r:embed="Re690bf861fdc47cd" cstate="print"/>
+                    <a:blip r:embed="Rfbb2fd189acd4671" cstate="print"/>
                     <a:stretch>
                       <a:fillRect/>
                     </a:stretch>
@@ -4020,7 +4020,7 @@
                     <pic:cNvPicPr/>
                   </pic:nvPicPr>
                   <pic:blipFill>
-                    <a:blip r:embed="Rc719bca3d4a14daa" cstate="print"/>
+                    <a:blip r:embed="Ra82ca50fc5c04deb" cstate="print"/>
                     <a:stretch>
                       <a:fillRect/>
                     </a:stretch>
@@ -4672,7 +4672,7 @@
       </w:r>
     </w:p>
     <w:sectPr>
-      <w:footerReference w:type="default" r:id="R6f42d7c4a55b4b9f"/>
+      <w:footerReference w:type="default" r:id="Rb3ffabe8c1804e49"/>
       <w:pgSz w:w="11906" w:h="16838"/>
       <w:pgMar w:top="1440" w:right="1803" w:bottom="1440" w:left="1803" w:header="850" w:footer="992"/>
       <w:docGrid w:type="default"/>

--- a/paper/main_docx.docx
+++ b/paper/main_docx.docx
@@ -13,7 +13,7 @@
           <w:b/>
           <w:sz w:val="44"/>
         </w:rPr>
-        <w:t xml:space="preserve">病例规模的推断收益边界：估计目标、监测杠杆与流感住院实证</w:t>
+        <w:t xml:space="preserve">基于负二项分支过程的疫情监测规模收益边界研究</w:t>
       </w:r>
     </w:p>
     <w:p>
@@ -23,9 +23,10 @@
       </w:pPr>
       <w:r>
         <w:rPr>
-          <w:sz w:val="24"/>
-        </w:rPr>
-        <w:t xml:space="preserve">（匿名评审稿）</w:t>
+          <w:b/>
+          <w:sz w:val="24"/>
+        </w:rPr>
+        <w:t xml:space="preserve">Boundaries of Surveillance Scale Returns Based on Negative Binomial Branching Processes</w:t>
       </w:r>
     </w:p>
     <w:p>
@@ -2362,7 +2363,7 @@
                     <pic:cNvPicPr/>
                   </pic:nvPicPr>
                   <pic:blipFill>
-                    <a:blip r:embed="Rdcb755d107e245be" cstate="print"/>
+                    <a:blip r:embed="R8ae01bd91a4d479d" cstate="print"/>
                     <a:stretch>
                       <a:fillRect/>
                     </a:stretch>
@@ -2443,7 +2444,7 @@
                     <pic:cNvPicPr/>
                   </pic:nvPicPr>
                   <pic:blipFill>
-                    <a:blip r:embed="R439c2613d9c04540" cstate="print"/>
+                    <a:blip r:embed="Rbedeb7570eac48e9" cstate="print"/>
                     <a:stretch>
                       <a:fillRect/>
                     </a:stretch>
@@ -2524,7 +2525,7 @@
                     <pic:cNvPicPr/>
                   </pic:nvPicPr>
                   <pic:blipFill>
-                    <a:blip r:embed="Rfbb2fd189acd4671" cstate="print"/>
+                    <a:blip r:embed="R3f7265183bac4d62" cstate="print"/>
                     <a:stretch>
                       <a:fillRect/>
                     </a:stretch>
@@ -4020,7 +4021,7 @@
                     <pic:cNvPicPr/>
                   </pic:nvPicPr>
                   <pic:blipFill>
-                    <a:blip r:embed="Ra82ca50fc5c04deb" cstate="print"/>
+                    <a:blip r:embed="R9ed5e8ba8c7b4cd1" cstate="print"/>
                     <a:stretch>
                       <a:fillRect/>
                     </a:stretch>
@@ -4672,7 +4673,7 @@
       </w:r>
     </w:p>
     <w:sectPr>
-      <w:footerReference w:type="default" r:id="Rb3ffabe8c1804e49"/>
+      <w:footerReference w:type="default" r:id="R43a39144b3ba4658"/>
       <w:pgSz w:w="11906" w:h="16838"/>
       <w:pgMar w:top="1440" w:right="1803" w:bottom="1440" w:left="1803" w:header="850" w:footer="992"/>
       <w:docGrid w:type="default"/>

--- a/paper/main_docx.docx
+++ b/paper/main_docx.docx
@@ -2363,7 +2363,7 @@
                     <pic:cNvPicPr/>
                   </pic:nvPicPr>
                   <pic:blipFill>
-                    <a:blip r:embed="R8ae01bd91a4d479d" cstate="print"/>
+                    <a:blip r:embed="R02cb8802f8b44226" cstate="print"/>
                     <a:stretch>
                       <a:fillRect/>
                     </a:stretch>
@@ -2430,7 +2430,7 @@
       <w:r>
         <w:drawing>
           <wp:inline distT="0" distB="0" distL="0" distR="0">
-            <wp:extent cx="5303520" cy="1590082"/>
+            <wp:extent cx="5303520" cy="1455234"/>
             <wp:effectExtent l="0" t="0" r="0" b="0"/>
             <wp:docPr id="2" name="图2 当期超临界增长判定检验功效与有限样本性质验证" descr="图2 当期超临界增长判定检验功效与有限样本性质验证"/>
             <wp:cNvGraphicFramePr>
@@ -2444,7 +2444,7 @@
                     <pic:cNvPicPr/>
                   </pic:nvPicPr>
                   <pic:blipFill>
-                    <a:blip r:embed="Rbedeb7570eac48e9" cstate="print"/>
+                    <a:blip r:embed="R1f01afbd6ffa4adb" cstate="print"/>
                     <a:stretch>
                       <a:fillRect/>
                     </a:stretch>
@@ -2452,7 +2452,7 @@
                   <pic:spPr>
                     <a:xfrm>
                       <a:off x="0" y="0"/>
-                      <a:ext cx="5303520" cy="1590082"/>
+                      <a:ext cx="5303520" cy="1455234"/>
                     </a:xfrm>
                     <a:prstGeom prst="rect">
                       <a:avLst/>
@@ -2525,7 +2525,7 @@
                     <pic:cNvPicPr/>
                   </pic:nvPicPr>
                   <pic:blipFill>
-                    <a:blip r:embed="R3f7265183bac4d62" cstate="print"/>
+                    <a:blip r:embed="R2e8ad53c73da41cb" cstate="print"/>
                     <a:stretch>
                       <a:fillRect/>
                     </a:stretch>
@@ -4021,7 +4021,7 @@
                     <pic:cNvPicPr/>
                   </pic:nvPicPr>
                   <pic:blipFill>
-                    <a:blip r:embed="R9ed5e8ba8c7b4cd1" cstate="print"/>
+                    <a:blip r:embed="Ra94b7ee154414994" cstate="print"/>
                     <a:stretch>
                       <a:fillRect/>
                     </a:stretch>
@@ -4673,7 +4673,7 @@
       </w:r>
     </w:p>
     <w:sectPr>
-      <w:footerReference w:type="default" r:id="R43a39144b3ba4658"/>
+      <w:footerReference w:type="default" r:id="R838bf193d382447a"/>
       <w:pgSz w:w="11906" w:h="16838"/>
       <w:pgMar w:top="1440" w:right="1803" w:bottom="1440" w:left="1803" w:header="850" w:footer="992"/>
       <w:docGrid w:type="default"/>

--- a/paper/main_docx.docx
+++ b/paper/main_docx.docx
@@ -13,20 +13,7 @@
           <w:b/>
           <w:sz w:val="44"/>
         </w:rPr>
-        <w:t xml:space="preserve">基于负二项分支过程的疫情监测规模收益边界研究</w:t>
-      </w:r>
-    </w:p>
-    <w:p>
-      <w:pPr>
-        <w:spacing w:after="320"/>
-        <w:jc w:val="center"/>
-      </w:pPr>
-      <w:r>
-        <w:rPr>
-          <w:b/>
-          <w:sz w:val="24"/>
-        </w:rPr>
-        <w:t xml:space="preserve">Boundaries of Surveillance Scale Returns Based on Negative Binomial Branching Processes</w:t>
+        <w:t xml:space="preserve">疫情监测中的病例规模收益边界：估计目标、环境随机性与外部验证</w:t>
       </w:r>
     </w:p>
     <w:p>
@@ -38,7 +25,7 @@
         <w:rPr>
           <w:sz w:val="24"/>
         </w:rPr>
-        <w:t xml:space="preserve">摘要：准确识别疫情增长并预测短期病例负担是现代传染病预警与公共卫生应急响应的核心支柱。常规直觉认为样本量越大推断精度越高，但在个体超传播、监测漏报与共同环境扰动并存时，“样本量”与“信息量”不能简单等同。既有信息下界文献所确立的标度律主要建立在当期再生数 R_t 这一类估计目标之上；本文证明，一旦推断目标切换为消除单周共同波动的跨期基础水平 R̄，信息标度律随之改变，据此将“病例规模何时不再主导推断误差”作为监测设计问题展开严格推导。主要理论结果表明：（1）在已知真实风险集 n、报告率 ρ 与离散参数 k 的基准负二项分支--二项报告模型下，矩估计量 R̂_t 恰为条件极大似然估计且严格达到 Fisher 信息逆，方差随期望报告规模 m=ρn 单调收敛于零；（2）以该单期估计量推断跨期基础水平 R̄ 时，方差受制于环境随机性底板 v_R，由此导出环境方差项与规模相关项相等的平滑交叉点 m_×；（3）监测杠杆存在本质非对称性：提高报告率 ρ 仅能消除漏报抽稀方差，唯有扩大感染基数 n 才能同时压制超传播方差与计数波动；在总预算 B 约束下拉长独立观测期数 T 能以 O(1/T) 削减环境方差；（4）在成本约束下推导出了最优单期监测规模闭式解 m*，澄清了交叉点是方差成分平衡点而非刚性边界；（5）给出了基于负二项单调似然比的精确上尾增长判定检验与离散功效公式，并在时间序列更新过程中清晰剥离了事前预测与事后统计量的代数联系。实证方面，利用美国 CDC NHSN 2020—2026 年覆盖 50 个州及华盛顿特区的 16,218 个州--周流感住院真实监测数据进行系统检验：流行初期波段仿射 FGLS 拟合得经验截距 a=0.0991、规模斜率 b=2.2434 显著为正，经验交叉点约为 22.6 例/周（跨规格呈现 10.6—42.7 的分布跨度）；误差预算分解表明与规模无关拟合项占 39%—55%（回顾口径 54.6%），样本内已实现的大规模观测（D_t≥250）误差约为全体平均的六成；达峰期近 89% 的总体误差源于平稳基准在流行拐点处的常数偏移，控制偏移后达峰期内部规模项依然显著为正（两阶段斜率差异未达统计显著），表明所谓“样本量失效”实为跨期平稳性假设破缺而非病例规模项丧失作用；时变交叉点在流感季（中位数 19.7—20.4）与非流感季（46.9—47.9）呈现系统性分异。本文为优化公共卫生监测资源在样本覆盖、环境协变量采集与多期时空平滑之间的科学配置提供了定量分析参照。</w:t>
+        <w:t xml:space="preserve">摘要：准确识别疫情增长并预测短期病例负担是现代传染病预警与公共卫生应急响应的核心支柱。常规直觉认为样本量越大推断精度越高，但在个体超传播、不完全检测与共同环境扰动并存时，样本规模与推断信息量不能简单等同。既有信息下界理论主要建立在瞬时再生数 R_t 一类估计目标上；本文证明更换估计目标后方差标度律随之改变，据此将病例规模何时不再主导推断误差转化为一个条件明确的监测设计问题。主要理论结果表明：（1）估计当期瞬态参数 R_t 时，测量方差随期望报告规模 m 严格单调趋零；（2）以单期数据估计跨期平稳基准 R̄ 时，单期推断留存不可消除的环境方差底板 v_R，由此导出两类方差相等的收益拐点 m_×；（3）提高报告率 ρ 仅能消除漏报抽稀方差，唯有扩大真实感染基数 n 才能使各项方差同时衰减；（4）时间序列中事后代理增长统计量与事前单步预测严格成比例，且误差在极小规模端受更新过程尾部方差二次放大。实证方面，基于全美 CDC NHSN 流感住院真实监测数据（16,218 个州周观测）：流行初期相对均方误差随规模呈理论预测的仿射衰减，经验拐点约为 23 例/周；约四至五成半的误差份额落在与规模无关的拟合底板上；在达峰期，常数均值偏移是误差平台的主要来源，剥离偏差后规模效应依然显著生效。进一步扩展至 CDC FluSight 真实多模型前瞻集成预警与欧洲 11 国 COVID-19 早期传播场景，均证实规模反比项稳健为正，同时确认经验阈值取决于具体监测尺度与时间粒度。上述发现为公共卫生监测在扩大样本捕获、时间滤波与多模型集成之间的资源配置提供了量化基准。</w:t>
       </w:r>
     </w:p>
     <w:p>
@@ -101,6 +88,18 @@
           <w:sz w:val="24"/>
         </w:rPr>
         <w:t xml:space="preserve">针对上述关键科学问题，本文从负二项分支过程第一性原理出发，构建了一个分层随机推断框架，旨在系统厘清不同估计目标下病例规模的推断收益边界、监测杠杆的非对称性以及成本约束下的运筹设计准则，并基于全美长达六年的流感住院数据展开实证与反证检验。</w:t>
+      </w:r>
+    </w:p>
+    <w:p>
+      <w:pPr>
+        <w:spacing w:after="0"/>
+        <w:ind w:firstLine="480"/>
+      </w:pPr>
+      <w:r>
+        <w:rPr>
+          <w:sz w:val="24"/>
+        </w:rPr>
+        <w:t xml:space="preserve">需要明确，本文的核心理论贡献在于揭示估计目标与环境随机性对监测规模收益的决定性制约，建立“估计目标—方差结构—监测设计”的统一分析桥梁，而非提出新的动力学分布模型。</w:t>
       </w:r>
     </w:p>
     <w:p>
@@ -2363,7 +2362,7 @@
                     <pic:cNvPicPr/>
                   </pic:nvPicPr>
                   <pic:blipFill>
-                    <a:blip r:embed="R02cb8802f8b44226" cstate="print"/>
+                    <a:blip r:embed="R9e0e7c41a2c14479" cstate="print"/>
                     <a:stretch>
                       <a:fillRect/>
                     </a:stretch>
@@ -2444,7 +2443,7 @@
                     <pic:cNvPicPr/>
                   </pic:nvPicPr>
                   <pic:blipFill>
-                    <a:blip r:embed="R1f01afbd6ffa4adb" cstate="print"/>
+                    <a:blip r:embed="R8ef5425f8cb34266" cstate="print"/>
                     <a:stretch>
                       <a:fillRect/>
                     </a:stretch>
@@ -2525,7 +2524,7 @@
                     <pic:cNvPicPr/>
                   </pic:nvPicPr>
                   <pic:blipFill>
-                    <a:blip r:embed="R2e8ad53c73da41cb" cstate="print"/>
+                    <a:blip r:embed="R7076bd6bcae04f6f" cstate="print"/>
                     <a:stretch>
                       <a:fillRect/>
                     </a:stretch>
@@ -4021,7 +4020,7 @@
                     <pic:cNvPicPr/>
                   </pic:nvPicPr>
                   <pic:blipFill>
-                    <a:blip r:embed="Ra94b7ee154414994" cstate="print"/>
+                    <a:blip r:embed="R5e9d0c22fca74327" cstate="print"/>
                     <a:stretch>
                       <a:fillRect/>
                     </a:stretch>
@@ -4673,7 +4672,7 @@
       </w:r>
     </w:p>
     <w:sectPr>
-      <w:footerReference w:type="default" r:id="R838bf193d382447a"/>
+      <w:footerReference w:type="default" r:id="Ra125a0e5cb4f44e6"/>
       <w:pgSz w:w="11906" w:h="16838"/>
       <w:pgMar w:top="1440" w:right="1803" w:bottom="1440" w:left="1803" w:header="850" w:footer="992"/>
       <w:docGrid w:type="default"/>

--- a/paper/main_docx.docx
+++ b/paper/main_docx.docx
@@ -2362,7 +2362,7 @@
                     <pic:cNvPicPr/>
                   </pic:nvPicPr>
                   <pic:blipFill>
-                    <a:blip r:embed="R9e0e7c41a2c14479" cstate="print"/>
+                    <a:blip r:embed="Re134fec21eac41d7" cstate="print"/>
                     <a:stretch>
                       <a:fillRect/>
                     </a:stretch>
@@ -2443,7 +2443,7 @@
                     <pic:cNvPicPr/>
                   </pic:nvPicPr>
                   <pic:blipFill>
-                    <a:blip r:embed="R8ef5425f8cb34266" cstate="print"/>
+                    <a:blip r:embed="R29bef85c805f4cc1" cstate="print"/>
                     <a:stretch>
                       <a:fillRect/>
                     </a:stretch>
@@ -2524,7 +2524,7 @@
                     <pic:cNvPicPr/>
                   </pic:nvPicPr>
                   <pic:blipFill>
-                    <a:blip r:embed="R7076bd6bcae04f6f" cstate="print"/>
+                    <a:blip r:embed="R21925904b89f4740" cstate="print"/>
                     <a:stretch>
                       <a:fillRect/>
                     </a:stretch>
@@ -4020,7 +4020,7 @@
                     <pic:cNvPicPr/>
                   </pic:nvPicPr>
                   <pic:blipFill>
-                    <a:blip r:embed="R5e9d0c22fca74327" cstate="print"/>
+                    <a:blip r:embed="Re93a8c0108d84ad7" cstate="print"/>
                     <a:stretch>
                       <a:fillRect/>
                     </a:stretch>
@@ -4139,7 +4139,7 @@
         <w:rPr>
           <w:sz w:val="24"/>
         </w:rPr>
-        <w:t xml:space="preserve">本文研究为理解传染病监测中病例规模的推断价值提供了清晰的分析视角。既有前沿文献基于有效再生数推导出了Fisher信息下界随规模线性增长的标度律[9,10]，但该极限主要是针对测量当期瞬时参数R_t成立的。本文分析表明：一旦推断目标切换为消除单周共同波动的跨期基础水平R̄，共同环境随机性v_R构成了单期横截面内仅凭病例聚合无法消除的方差成分；由此导出的交叉点m_×，在方差分解的代数形式上恰对应单期信度比等于0.5的对称位置[24,25]。</w:t>
+        <w:t xml:space="preserve">本文分析了病例规模对传染病监测推断的影响。既有前沿文献基于有效再生数推导出了Fisher信息下界随规模线性增长的标度律[9,10]，但该极限主要是针对测量当期瞬时参数R_t成立的。本文分析表明：一旦推断目标切换为消除单周共同波动的跨期基础水平R̄，共同环境随机性v_R构成了单期横截面内仅凭病例聚合无法消除的方差成分；由此导出的交叉点m_×，在方差分解的代数形式上恰对应单期信度比等于0.5的对称位置[24,25]。</w:t>
       </w:r>
     </w:p>
     <w:p>
@@ -4201,7 +4201,7 @@
         <w:rPr>
           <w:sz w:val="24"/>
         </w:rPr>
-        <w:t xml:space="preserve">本文建立了一个分层随机推断框架，从理论与实证两个层面系统探讨了疫情监测中病例规模的推断收益边界。数理分析证明推断跨期基准水平时存在由环境方差决定的平滑交叉点，揭示了报告率与样本基数的非对称杠杆效应以及成本约束下的规模最优化权衡；全美CDC NHSN周度流感住院数据的实证分析与反证检验为该理论机制提供了相容的经验对照。研究表明规模收益真实存在但在越过数十例量级后呈现放缓，且在不同基准规格下约四至五成半（39%—55%）的误差份额落在与规模无关的拟合项上，为推动监测资源在扩大样本覆盖、环境协变量采集与多期时空平滑之间合理配置提供了量化理论参照。</w:t>
+        <w:t xml:space="preserve">本文构建了负二项分支过程与二项报告模型，分析了疫情监测中病例规模的推断收益边界。理论推导表明，推断跨期基准时存在由环境方差决定的交叉点，同时揭示了报告率与样本基数的非对称作用及成本约束下的权衡。全美 CDC NHSN 周度流感住院数据检验与该理论形态一致。结果显示规模收益真实存在但在达到数十例后明显放缓，各基准下约四至五成半（39%—55%）的误差份额落在与规模无关的拟合项上。未来可进一步结合气象行为协变量与状态空间滤波，拓展多毒株共存场景下的监测设计。</w:t>
       </w:r>
     </w:p>
     <w:p>
@@ -4672,7 +4672,7 @@
       </w:r>
     </w:p>
     <w:sectPr>
-      <w:footerReference w:type="default" r:id="Ra125a0e5cb4f44e6"/>
+      <w:footerReference w:type="default" r:id="Rfe677a81274f4ceb"/>
       <w:pgSz w:w="11906" w:h="16838"/>
       <w:pgMar w:top="1440" w:right="1803" w:bottom="1440" w:left="1803" w:header="850" w:footer="992"/>
       <w:docGrid w:type="default"/>

--- a/paper/main_docx.docx
+++ b/paper/main_docx.docx
@@ -25,7 +25,7 @@
         <w:rPr>
           <w:sz w:val="24"/>
         </w:rPr>
-        <w:t xml:space="preserve">摘要：准确识别疫情增长并预测短期病例负担是现代传染病预警与公共卫生应急响应的核心支柱。常规直觉认为样本量越大推断精度越高，但在个体超传播、不完全检测与共同环境扰动并存时，样本规模与推断信息量不能简单等同。既有信息下界理论主要建立在瞬时再生数 R_t 一类估计目标上；本文证明更换估计目标后方差标度律随之改变，据此将病例规模何时不再主导推断误差转化为一个条件明确的监测设计问题。主要理论结果表明：（1）估计当期瞬态参数 R_t 时，测量方差随期望报告规模 m 严格单调趋零；（2）以单期数据估计跨期平稳基准 R̄ 时，单期推断留存不可消除的环境方差底板 v_R，由此导出两类方差相等的收益拐点 m_×；（3）提高报告率 ρ 仅能消除漏报抽稀方差，唯有扩大真实感染基数 n 才能使各项方差同时衰减；（4）时间序列中事后代理增长统计量与事前单步预测严格成比例，且误差在极小规模端受更新过程尾部方差二次放大。实证方面，基于全美 CDC NHSN 流感住院真实监测数据（16,218 个州周观测）：流行初期相对均方误差随规模呈理论预测的仿射衰减，经验拐点约为 23 例/周；约四至五成半的误差份额落在与规模无关的拟合底板上；在达峰期，常数均值偏移是误差平台的主要来源，剥离偏差后规模效应依然显著生效。进一步扩展至 CDC FluSight 真实多模型前瞻集成预警与欧洲 11 国 COVID-19 早期传播场景，均证实规模反比项稳健为正，同时确认经验阈值取决于具体监测尺度与时间粒度。上述发现为公共卫生监测在扩大样本捕获、时间滤波与多模型集成之间的资源配置提供了量化基准。</w:t>
+        <w:t xml:space="preserve">摘要：准确识别疫情增长并预测短期病例负担是现代传染病预警的核心任务。常规直觉认为样本量越大推断精度越高，但在个体超传播、不完全检测与共同环境扰动并存时，样本规模与推断信息量不能简单等同。既有理论主要关注当期瞬时再生数 R_t；本文表明，一旦推断目标改变，误差随样本规模的下降规律也随之改变，据此将病例规模何时不再主导推断误差转化为一个条件明确的监测设计问题。主要理论结果表明：（1）估计当期传播强度 R_t 时，测量方差随期望报告病例数 m 单调趋零；（2）以单期数据估计跨期平均传播水平 R̄ 时，单期推断留存不可消除的环境方差底板 v_R，由此导出抽样方差与环境方差相等的收益拐点 m_×；（3）提高检测报告率 ρ 仅能消除漏报抽稀方差，唯有扩大实际感染基数 n 才能使各项方差同时衰减；（4）时间序列中事后代理增长指标与事前单步预测严格成比例，且误差在极小规模端受更新过程尾部方差二次放大。实证方面，基于全美 CDC NHSN 流感住院真实监测数据（16,218 个州周观测）：流行初期相对均方误差随规模按 1/D_t 形式递减，经验拐点约为 23 例/周；约四至五成半的误差份额落在与规模无关的拟合底板上；在达峰期，常数均值偏移是误差平台的主要来源，剥离偏差后规模效应依然显著。本文进一步分析了 CDC FluSight 前瞻集成预测和欧洲 11 国 COVID-19 数据，两组数据中随病例规模按 1/D_t 衰减的误差项均为正，经验拐点随监测尺度和时间粒度变化。这些结果可用于比较扩大样本、延长观测期和采用多模型预测的相对收益。</w:t>
       </w:r>
     </w:p>
     <w:p>
@@ -63,7 +63,7 @@
         <w:rPr>
           <w:sz w:val="24"/>
         </w:rPr>
-        <w:t xml:space="preserve">准确识别疫情由平稳或下降转为上升增长，并对随后数周的病例负担作出可靠预测，是现代传染病预警与公共卫生应急响应的核心支柱。在常规统计直觉中，大样本量通常意味着高推断精度，即增加捕获病例数能够持续压制随机计数波动的相对影响。然而，在传染病监测与动力学建模的真实场景下，这一直觉往往遭遇严峻挑战：病原体传播普遍具有高度个体异质性（超传播），导致继发感染数严重过离散[1,2]；监测系统普遍存在不同程度的不完全检测与报告延迟[3,4]；此外，处于同一地理辖区或时间窗口内的宿主群体共同受到气象条件、人群接触模式以及周期性社会流动等环境随机扰动[5,6]。在个体微观超传播、宏观监测漏报与中观共同环境波动交织并存的条件下，“样本量”与“信息量”不能再被简单等同。</w:t>
+        <w:t xml:space="preserve">准确识别疫情由平稳或下降转为上升增长，并对随后数周的病例负担作出可靠预测，是现代传染病预警与公共卫生应急响应的核心支柱。在常规统计直觉中，大样本量通常意味着高推断精度，即增加捕获病例数能够持续压制随机计数波动的相对影响。然而，在传染病监测与动力学建模的真实场景下，这一直觉往往遭遇严峻挑战：病原体传播普遍具有高度个体异质性（超传播），导致继发感染数严重过离散[1,2]；监测系统普遍存在不同程度的不完全检测与报告延迟[3,4]；此外，处于同一地理辖区或时间窗口内的宿主群体共同受到气象条件、人群接触模式以及周期性社会流动等环境随机扰动[5,6]。超传播、漏报和共同环境波动同时存在时，病例数不再等同于有效信息量。</w:t>
       </w:r>
     </w:p>
     <w:p>
@@ -87,31 +87,43 @@
         <w:rPr>
           <w:sz w:val="24"/>
         </w:rPr>
-        <w:t xml:space="preserve">针对上述关键科学问题，本文从负二项分支过程第一性原理出发，构建了一个分层随机推断框架，旨在系统厘清不同估计目标下病例规模的推断收益边界、监测杠杆的非对称性以及成本约束下的运筹设计准则，并基于全美长达六年的流感住院数据展开实证与反证检验。</w:t>
-      </w:r>
-    </w:p>
-    <w:p>
-      <w:pPr>
-        <w:spacing w:after="0"/>
-        <w:ind w:firstLine="480"/>
-      </w:pPr>
-      <w:r>
-        <w:rPr>
-          <w:sz w:val="24"/>
-        </w:rPr>
-        <w:t xml:space="preserve">需要明确，本文的核心理论贡献在于揭示估计目标与环境随机性对监测规模收益的决定性制约，建立“估计目标—方差结构—监测设计”的统一分析桥梁，而非提出新的动力学分布模型。</w:t>
-      </w:r>
-    </w:p>
-    <w:p>
-      <w:pPr>
-        <w:spacing w:after="0"/>
-        <w:ind w:firstLine="480"/>
-      </w:pPr>
-      <w:r>
-        <w:rPr>
-          <w:sz w:val="24"/>
-        </w:rPr>
-        <w:t xml:space="preserve">本文的结构安排如下：第1节回顾相关文献脉络与理论对话；第2节建立传播与报告动力学模型并界定两类估计目标；第3节推导核心理论结果、交叉点、监测杠杆与最优规模闭式解；第4节报告蒙特卡洛模拟验证与功效分析；第5节利用全美流感住院真实监测数据展开系统实证检验；第6节进行机制讨论、政策启示与局限性审视；第7节总结全文结论。</w:t>
+        <w:t xml:space="preserve">现有研究已经说明病例规模会影响再生数估计和预测误差，但尚未区分当期传播参数与跨期基础水平这两个估计目标。由此产生三个关键问题：第一，病例规模对两类推断目标的方差影响是否相同？第二，提高报告率和扩大监测基数能否消除相同的误差来源？第三，这些理论差异能否在真实监测数据和外部预测数据中观察到？</w:t>
+      </w:r>
+    </w:p>
+    <w:p>
+      <w:pPr>
+        <w:spacing w:after="0"/>
+        <w:ind w:firstLine="480"/>
+      </w:pPr>
+      <w:r>
+        <w:rPr>
+          <w:sz w:val="24"/>
+        </w:rPr>
+        <w:t xml:space="preserve">针对上述问题，本文从负二项分支过程第一性原理出发，构建了条件明确的分层随机模型，系统探讨不同估计目标下病例规模的推断收益边界、监测杠杆的非对称性以及成本约束下的运筹设计准则，并基于全美长达六年的流感住院数据展开实证与反证检验。</w:t>
+      </w:r>
+    </w:p>
+    <w:p>
+      <w:pPr>
+        <w:spacing w:after="0"/>
+        <w:ind w:firstLine="480"/>
+      </w:pPr>
+      <w:r>
+        <w:rPr>
+          <w:sz w:val="24"/>
+        </w:rPr>
+        <w:t xml:space="preserve">需要明确，本文的核心理论贡献在于揭示估计目标与环境随机性对监测规模收益的决定性制约，把估计目标、方差结构和监测设计放在同一分析框架中，而非提出新的动力学分布模型。</w:t>
+      </w:r>
+    </w:p>
+    <w:p>
+      <w:pPr>
+        <w:spacing w:after="0"/>
+        <w:ind w:firstLine="480"/>
+      </w:pPr>
+      <w:r>
+        <w:rPr>
+          <w:sz w:val="24"/>
+        </w:rPr>
+        <w:t xml:space="preserve">本文的结构安排如下：第1节回顾相关文献脉络与理论对话；第2节建立传播与报告动力学模型并界定两类估计目标；第3节推导核心理论结果、交叉点、监测杠杆与最优规模闭式解；第4节报告蒙特卡洛模拟验证与功效分析；第5节利用全美流感住院真实监测数据展开系统实证检验；第6节总结全文并探讨监测设计启示。</w:t>
       </w:r>
     </w:p>
     <w:p>
@@ -2362,7 +2374,7 @@
                     <pic:cNvPicPr/>
                   </pic:nvPicPr>
                   <pic:blipFill>
-                    <a:blip r:embed="Re134fec21eac41d7" cstate="print"/>
+                    <a:blip r:embed="Rf48636a26c2a4f4a" cstate="print"/>
                     <a:stretch>
                       <a:fillRect/>
                     </a:stretch>
@@ -2443,7 +2455,7 @@
                     <pic:cNvPicPr/>
                   </pic:nvPicPr>
                   <pic:blipFill>
-                    <a:blip r:embed="R29bef85c805f4cc1" cstate="print"/>
+                    <a:blip r:embed="R8153e3e6613b47f7" cstate="print"/>
                     <a:stretch>
                       <a:fillRect/>
                     </a:stretch>
@@ -2524,7 +2536,7 @@
                     <pic:cNvPicPr/>
                   </pic:nvPicPr>
                   <pic:blipFill>
-                    <a:blip r:embed="R21925904b89f4740" cstate="print"/>
+                    <a:blip r:embed="Rbe1fe3d033fc4be2" cstate="print"/>
                     <a:stretch>
                       <a:fillRect/>
                     </a:stretch>
@@ -4020,7 +4032,7 @@
                     <pic:cNvPicPr/>
                   </pic:nvPicPr>
                   <pic:blipFill>
-                    <a:blip r:embed="Re93a8c0108d84ad7" cstate="print"/>
+                    <a:blip r:embed="Rb31d6ca15eb64579" cstate="print"/>
                     <a:stretch>
                       <a:fillRect/>
                     </a:stretch>
@@ -4672,7 +4684,7 @@
       </w:r>
     </w:p>
     <w:sectPr>
-      <w:footerReference w:type="default" r:id="Rfe677a81274f4ceb"/>
+      <w:footerReference w:type="default" r:id="Rf021e528c17f4c64"/>
       <w:pgSz w:w="11906" w:h="16838"/>
       <w:pgMar w:top="1440" w:right="1803" w:bottom="1440" w:left="1803" w:header="850" w:footer="992"/>
       <w:docGrid w:type="default"/>

--- a/paper/main_docx.docx
+++ b/paper/main_docx.docx
@@ -25,7 +25,7 @@
         <w:rPr>
           <w:sz w:val="24"/>
         </w:rPr>
-        <w:t xml:space="preserve">摘要：准确识别疫情增长并预测短期病例负担是现代传染病预警的核心任务。常规直觉认为样本量越大推断精度越高，但在个体超传播、不完全检测与共同环境扰动并存时，样本规模与推断信息量不能简单等同。既有理论主要关注当期瞬时再生数 R_t；本文表明，一旦推断目标改变，误差随样本规模的下降规律也随之改变，据此将病例规模何时不再主导推断误差转化为一个条件明确的监测设计问题。主要理论结果表明：（1）估计当期传播强度 R_t 时，测量方差随期望报告病例数 m 单调趋零；（2）以单期数据估计跨期平均传播水平 R̄ 时，单期推断留存不可消除的环境方差底板 v_R，由此导出抽样方差与环境方差相等的收益拐点 m_×；（3）提高检测报告率 ρ 仅能消除漏报抽稀方差，唯有扩大实际感染基数 n 才能使各项方差同时衰减；（4）时间序列中事后代理增长指标与事前单步预测严格成比例，且误差在极小规模端受更新过程尾部方差二次放大。实证方面，基于全美 CDC NHSN 流感住院真实监测数据（16,218 个州周观测）：流行初期相对均方误差随规模按 1/D_t 形式递减，经验拐点约为 23 例/周；约四至五成半的误差份额落在与规模无关的拟合底板上；在达峰期，常数均值偏移是误差平台的主要来源，剥离偏差后规模效应依然显著。本文进一步分析了 CDC FluSight 前瞻集成预测和欧洲 11 国 COVID-19 数据，两组数据中随病例规模按 1/D_t 衰减的误差项均为正，经验拐点随监测尺度和时间粒度变化。这些结果可用于比较扩大样本、延长观测期和采用多模型预测的相对收益。</w:t>
+        <w:t xml:space="preserve">摘要：准确识别疫情增长并预测短期病例负担是现代传染病预警的核心任务。常规直觉认为样本量越大推断精度越高，但在个体超传播、不完全检测与共同环境扰动并存时，样本规模与推断信息量不能简单等同。既有理论主要关注当期瞬时再生数 R_t；本文表明，一旦推断目标改变，误差随样本规模的下降规律也随之改变，据此将病例规模何时不再主导推断误差转化为一个条件明确的监测设计问题。主要理论结果表明：（1）估计当期传播强度 R_t 时，测量方差随期望报告病例数 m 单调趋零；（2）以单期数据估计跨期平均传播水平 R̄ 时，单期推断留存不可消除的环境方差下限 v_R，由此导出抽样方差与环境方差相等的方差平衡点 m_×；（3）提高检测报告率 ρ 仅能消除漏报抽样方差，唯有扩大实际感染基数 n 才能使各项方差同时衰减；（4）时间序列中事后代理增长指标与事前单步预测严格成比例，且误差在极小规模端受更新过程尾部方差二次放大。实证方面，基于全美 CDC NHSN 流感住院真实监测数据（16,218 个州周观测）：流行初期相对均方误差随规模按 1/D_t 形式递减，经验平衡点约为 23 例/周；约四至五成半的误差份额落在与规模无关的拟合下限上；在达峰期，常数均值偏移是误差平台的主要来源，剥离偏差后规模效应依然显著。本文进一步分析了 CDC FluSight 前瞻集成预测和欧洲 11 国 COVID-19 数据，两组数据中随病例规模按 1/D_t 衰减的误差项均为正，经验平衡点随监测尺度和时间粒度变化。这些结果可用于比较扩大样本、延长观测期和采用多模型预测的相对收益。</w:t>
       </w:r>
     </w:p>
     <w:p>
@@ -172,31 +172,31 @@
         <w:rPr>
           <w:sz w:val="24"/>
         </w:rPr>
-        <w:t xml:space="preserve">第二，不完全观测与状态空间滤波。现实监测系统仅能获取经过延迟与漏报抽稀的确诊或住院病例[3,14]。为重构潜在未观测感染压力，学者们构建了包含粒子滤波、半机制更新过程与分层时空平滑在内的状态空间推断架构[4,15]。Bracher与Held[16]则提出了基于边缘矩匹配的方法，在避免潜变量复杂似然计算的同时，系统揭示了报告率与传播强度的联合可识别性边界。</w:t>
-      </w:r>
-    </w:p>
-    <w:p>
-      <w:pPr>
-        <w:spacing w:after="0"/>
-        <w:ind w:firstLine="480"/>
-      </w:pPr>
-      <w:r>
-        <w:rPr>
-          <w:sz w:val="24"/>
-        </w:rPr>
-        <w:t xml:space="preserve">第三，Fisher信息量与推断物理极限。Parag等[17,18,19]利用信息论严格推导了带噪疫情曲线的Fisher信息量与反弹识别的物理下界。然而必须指出，既有信息下界均建立在当期再生数R_t这一类估计目标之上，其信息量随期望病例数近似线性增长。本文与之形成正面对话：证明更换估计目标为跨期基础水平后，信息标度律随之改变，饱和于环境方差底板。</w:t>
-      </w:r>
-    </w:p>
-    <w:p>
-      <w:pPr>
-        <w:spacing w:after="0"/>
-        <w:ind w:firstLine="480"/>
-      </w:pPr>
-      <w:r>
-        <w:rPr>
-          <w:sz w:val="24"/>
-        </w:rPr>
-        <w:t xml:space="preserve">第四，人口统计随机性与环境随机性二分。生态动力学经典理论阐明了微观繁殖抽样随机性与宏观共同环境扰动的本质对立[20,21,22]。微观随机性随种群规模扩大而迅速衰减，但宏观环境震荡在单期横截面内具有共同乘性特征，无法凭单期病例聚合消除[5,6,23]。在计量统计学中，这一问题与经典测量误差模型及方差成分信度理论在代数形式上高度一致[24,25,26,27]，其交叉点在方差分解中恰对应单期估计方差内部信度比（即信号方差占总方差比例）等于0.5的对称位置[25]。</w:t>
+        <w:t xml:space="preserve">第二，不完全观测与状态空间滤波。现实监测系统仅能获取经过延迟与漏报抽样的确诊或住院病例[3,14]。为重构潜在未观测感染压力，学者们构建了包含粒子滤波、半机制更新过程与分层时空平滑在内的状态空间推断架构[4,15]。Bracher与Held[16]则提出了基于边缘矩匹配的方法，在避免潜变量复杂似然计算的同时，系统揭示了报告率与传播强度的联合可识别性边界。</w:t>
+      </w:r>
+    </w:p>
+    <w:p>
+      <w:pPr>
+        <w:spacing w:after="0"/>
+        <w:ind w:firstLine="480"/>
+      </w:pPr>
+      <w:r>
+        <w:rPr>
+          <w:sz w:val="24"/>
+        </w:rPr>
+        <w:t xml:space="preserve">第三，Fisher信息量与推断物理极限。Parag等[17,18,19]利用信息论严格推导了带噪疫情曲线的Fisher信息量与反弹识别的物理下界。然而必须指出，既有信息下界均建立在当期再生数R_t这一类估计目标之上，其信息量随期望病例数近似线性增长。本文与之形成正面对话：证明更换估计目标为跨期基础水平后，信息标度律随之改变，饱和于不可约环境方差。</w:t>
+      </w:r>
+    </w:p>
+    <w:p>
+      <w:pPr>
+        <w:spacing w:after="0"/>
+        <w:ind w:firstLine="480"/>
+      </w:pPr>
+      <w:r>
+        <w:rPr>
+          <w:sz w:val="24"/>
+        </w:rPr>
+        <w:t xml:space="preserve">第四，人口统计随机性与环境随机性区分。生态动力学经典理论阐明了微观繁殖抽样随机性与宏观共同环境扰动的本质对立[20,21,22]。微观随机性随种群规模扩大而迅速衰减，但宏观环境震荡在单期横截面内具有共同乘性特征，无法凭单期病例聚合消除[5,6,23]。在计量统计学中，这一问题与经典测量误差模型及方差成分信度理论在代数形式上高度一致[24,25,26,27]，其交叉点在方差分解中恰对应单期估计方差内部信度比（即信号方差占总方差比例）等于0.5的对称位置[25]。</w:t>
       </w:r>
     </w:p>
     <w:p>
@@ -1280,7 +1280,7 @@
         <w:rPr>
           <w:sz w:val="24"/>
         </w:rPr>
-        <w:t xml:space="preserve">命题3（监测杠杆的非对称性与超传播方差下界）：将式(5)拆解为关于(n, ρ)的二元函数，并将第二项分解为计数方差与漏报抽稀方差R̄/(ρn) = R̄/n + (1-ρ)R̄/(ρn)。</w:t>
+        <w:t xml:space="preserve">命题3（监测杠杆的非对称性与超传播方差下界）：将式(5)拆解为关于(n, ρ)的二元函数，并将第二项分解为计数方差与漏报抽样方差R̄/(ρn) = R̄/n + (1-ρ)R̄/(ρn)。</w:t>
       </w:r>
     </w:p>
     <w:p>
@@ -1436,7 +1436,7 @@
         <w:rPr>
           <w:sz w:val="24"/>
         </w:rPr>
-        <w:t xml:space="preserve">提高报告率仅能消除漏报抽稀方差，无法消除完全报告时依然存在的计数波动，更无法消除个体超传播引入的内在子代抽样方差；</w:t>
+        <w:t xml:space="preserve">提高报告率仅能消除漏报抽样方差，无法消除完全报告时依然存在的计数波动，更无法消除个体超传播引入的内在子代抽样方差；</w:t>
       </w:r>
     </w:p>
     <w:p>
@@ -1515,7 +1515,7 @@
         <w:rPr>
           <w:sz w:val="24"/>
         </w:rPr>
-        <w:t xml:space="preserve">直观机制在于：抽稀仅改变观测比例，无法改变个体繁殖内核的内在异质性；唯有扩大真实基数n才能通过大数定律压制微观抽样随机性。</w:t>
+        <w:t xml:space="preserve">直观机制在于：报告抽样仅改变观测比例，无法改变个体繁殖内核的内在异质性；唯有扩大真实基数n才能通过大数定律压制微观抽样随机性。</w:t>
       </w:r>
     </w:p>
     <w:p>
@@ -2374,7 +2374,7 @@
                     <pic:cNvPicPr/>
                   </pic:nvPicPr>
                   <pic:blipFill>
-                    <a:blip r:embed="Rf48636a26c2a4f4a" cstate="print"/>
+                    <a:blip r:embed="R4014f59cf32f4399" cstate="print"/>
                     <a:stretch>
                       <a:fillRect/>
                     </a:stretch>
@@ -2455,7 +2455,7 @@
                     <pic:cNvPicPr/>
                   </pic:nvPicPr>
                   <pic:blipFill>
-                    <a:blip r:embed="R8153e3e6613b47f7" cstate="print"/>
+                    <a:blip r:embed="Re9ac87bef63f4c47" cstate="print"/>
                     <a:stretch>
                       <a:fillRect/>
                     </a:stretch>
@@ -2536,7 +2536,7 @@
                     <pic:cNvPicPr/>
                   </pic:nvPicPr>
                   <pic:blipFill>
-                    <a:blip r:embed="Rbe1fe3d033fc4be2" cstate="print"/>
+                    <a:blip r:embed="Rd8911e2a77594c77" cstate="print"/>
                     <a:stretch>
                       <a:fillRect/>
                     </a:stretch>
@@ -4032,7 +4032,7 @@
                     <pic:cNvPicPr/>
                   </pic:nvPicPr>
                   <pic:blipFill>
-                    <a:blip r:embed="Rb31d6ca15eb64579" cstate="print"/>
+                    <a:blip r:embed="R77d49a12121e41c8" cstate="print"/>
                     <a:stretch>
                       <a:fillRect/>
                     </a:stretch>
@@ -4684,7 +4684,7 @@
       </w:r>
     </w:p>
     <w:sectPr>
-      <w:footerReference w:type="default" r:id="Rf021e528c17f4c64"/>
+      <w:footerReference w:type="default" r:id="R8282f912b89a4146"/>
       <w:pgSz w:w="11906" w:h="16838"/>
       <w:pgMar w:top="1440" w:right="1803" w:bottom="1440" w:left="1803" w:header="850" w:footer="992"/>
       <w:docGrid w:type="default"/>

--- a/paper/main_docx.docx
+++ b/paper/main_docx.docx
@@ -2374,7 +2374,7 @@
                     <pic:cNvPicPr/>
                   </pic:nvPicPr>
                   <pic:blipFill>
-                    <a:blip r:embed="R4014f59cf32f4399" cstate="print"/>
+                    <a:blip r:embed="R0577cdd0951a403b" cstate="print"/>
                     <a:stretch>
                       <a:fillRect/>
                     </a:stretch>
@@ -2455,7 +2455,7 @@
                     <pic:cNvPicPr/>
                   </pic:nvPicPr>
                   <pic:blipFill>
-                    <a:blip r:embed="Re9ac87bef63f4c47" cstate="print"/>
+                    <a:blip r:embed="R3a2b4d2320924c78" cstate="print"/>
                     <a:stretch>
                       <a:fillRect/>
                     </a:stretch>
@@ -2536,7 +2536,7 @@
                     <pic:cNvPicPr/>
                   </pic:nvPicPr>
                   <pic:blipFill>
-                    <a:blip r:embed="Rd8911e2a77594c77" cstate="print"/>
+                    <a:blip r:embed="Rb7d5019fadb045cb" cstate="print"/>
                     <a:stretch>
                       <a:fillRect/>
                     </a:stretch>
@@ -4032,7 +4032,7 @@
                     <pic:cNvPicPr/>
                   </pic:nvPicPr>
                   <pic:blipFill>
-                    <a:blip r:embed="R77d49a12121e41c8" cstate="print"/>
+                    <a:blip r:embed="R84aee81f01284b12" cstate="print"/>
                     <a:stretch>
                       <a:fillRect/>
                     </a:stretch>
@@ -4113,7 +4113,7 @@
         <w:rPr>
           <w:sz w:val="24"/>
         </w:rPr>
-        <w:t xml:space="preserve">自愿填报期标准差由法定强制子段的0.620跃升至1.823（扩张194%），偏度由3.45暴增至14.98，但主体IQR与MAD保持稳定（图4d对数轴箱线图），与二项抽稀机制放大右尾的理论方向相容；鉴于覆盖率不等同于事件级抽样概率且自愿期与夏季低发期重叠，定位为相容的描述性证据。全美加总序列相对误差降至0.0348（约为单州平台的三分之一），展示了国家层面空间汇聚与属地化预警之间的权衡边界。</w:t>
+        <w:t xml:space="preserve">自愿填报期标准差由法定强制子段的0.620跃升至1.823（扩张194%），偏度由3.45暴增至14.98，但主体IQR与MAD保持稳定（图4d对数轴箱线图），主要表现为极少数异常值的右尾发散，更符合医院体系进出导致的局部成分扰动，而非均匀事件级漏报抽样；鉴于覆盖率不等同于事件级抽样概率且自愿期与夏季低发期重叠，定位为审慎的描述性证据。全美加总序列相对误差降至0.0348（约为单州平台的三分之一），其统计机理在于多区域空间汇聚削弱了非完全相关的局部环境扰动，构成了时间平均削减环境方差在空间维度上的平行对偶。</w:t>
       </w:r>
     </w:p>
     <w:p>
@@ -4151,7 +4151,7 @@
         <w:rPr>
           <w:sz w:val="24"/>
         </w:rPr>
-        <w:t xml:space="preserve">本文分析了病例规模对传染病监测推断的影响。既有前沿文献基于有效再生数推导出了Fisher信息下界随规模线性增长的标度律[9,10]，但该极限主要是针对测量当期瞬时参数R_t成立的。本文分析表明：一旦推断目标切换为消除单周共同波动的跨期基础水平R̄，共同环境随机性v_R构成了单期横截面内仅凭病例聚合无法消除的方差成分；由此导出的交叉点m_×，在方差分解的代数形式上恰对应单期信度比等于0.5的对称位置[24,25]。</w:t>
+        <w:t xml:space="preserve">本文分析了病例规模对传染病监测推断的影响。既有前沿文献基于有效再生数推导出了Fisher信息下界随规模线性增长的标度律[9,10]，但该极限主要是针对测量当期瞬时参数R_t成立的。本文分析表明：一旦推断目标切换为消除单周共同波动的跨期基础水平R̄，共同环境随机性v_R构成了单期横截面内仅凭病例聚合无法消除的方差成分；由此导出的交叉点m_×，在方差分解的代数形式上恰对应抽样方差与环境方差各占总方差50%的对称位置[24,25]。</w:t>
       </w:r>
     </w:p>
     <w:p>
@@ -4684,7 +4684,7 @@
       </w:r>
     </w:p>
     <w:sectPr>
-      <w:footerReference w:type="default" r:id="R8282f912b89a4146"/>
+      <w:footerReference w:type="default" r:id="Rfec607cada2f4af7"/>
       <w:pgSz w:w="11906" w:h="16838"/>
       <w:pgMar w:top="1440" w:right="1803" w:bottom="1440" w:left="1803" w:header="850" w:footer="992"/>
       <w:docGrid w:type="default"/>

--- a/paper/main_docx.docx
+++ b/paper/main_docx.docx
@@ -2374,7 +2374,7 @@
                     <pic:cNvPicPr/>
                   </pic:nvPicPr>
                   <pic:blipFill>
-                    <a:blip r:embed="R0577cdd0951a403b" cstate="print"/>
+                    <a:blip r:embed="R79eef96d9b1e4af9" cstate="print"/>
                     <a:stretch>
                       <a:fillRect/>
                     </a:stretch>
@@ -2455,7 +2455,7 @@
                     <pic:cNvPicPr/>
                   </pic:nvPicPr>
                   <pic:blipFill>
-                    <a:blip r:embed="R3a2b4d2320924c78" cstate="print"/>
+                    <a:blip r:embed="R5b8d7de7423a4ad9" cstate="print"/>
                     <a:stretch>
                       <a:fillRect/>
                     </a:stretch>
@@ -2536,7 +2536,7 @@
                     <pic:cNvPicPr/>
                   </pic:nvPicPr>
                   <pic:blipFill>
-                    <a:blip r:embed="Rb7d5019fadb045cb" cstate="print"/>
+                    <a:blip r:embed="R0b5089a7fdf146a3" cstate="print"/>
                     <a:stretch>
                       <a:fillRect/>
                     </a:stretch>
@@ -4032,7 +4032,7 @@
                     <pic:cNvPicPr/>
                   </pic:nvPicPr>
                   <pic:blipFill>
-                    <a:blip r:embed="R84aee81f01284b12" cstate="print"/>
+                    <a:blip r:embed="R55c48ea46ca44b9a" cstate="print"/>
                     <a:stretch>
                       <a:fillRect/>
                     </a:stretch>
@@ -4188,7 +4188,7 @@
         <w:rPr>
           <w:sz w:val="24"/>
         </w:rPr>
-        <w:t xml:space="preserve">本文对全部论断实施严格证据分层：(1)理论基准的条件性：命题1–6界定的是规范数理基准，真实时间序列中经验规模斜率相较单代参数存在时序重加权放大效应；(2)经验截距的机制类比性：截距a=0.0991同时包含未观测感染压力的代理不确定性，本文明确将其定性为经验损失下限而非环境方差的孤立识别；(3)因果推断的解释边界：自愿期覆盖率冲击与夏季低发期重叠，定位为相容的描述性证据；工具变量定位为稳健性对照。</w:t>
+        <w:t xml:space="preserve">本文对全部论断实施严格证据分层：(1)理论基准的条件性：命题1–6界定的是规范数理基准，真实时间序列中经验规模斜率相较单代参数存在时序重加权放大效应；(2)经验截距的机制类比性：截距a=0.0991同时包含未观测感染压力的代理平滑失配，明确将其定性为经验损失下限而非环境方差的孤立测度，未来可通过双轨前瞻社区追踪队列实现v_R的完全解耦识别；(3)因果推断的解释边界：自愿期覆盖率冲击与夏季低发期重叠，定位为审慎的描述性证据；工具变量定位为稳健性对照。</w:t>
       </w:r>
     </w:p>
     <w:p>
@@ -4684,7 +4684,7 @@
       </w:r>
     </w:p>
     <w:sectPr>
-      <w:footerReference w:type="default" r:id="Rfec607cada2f4af7"/>
+      <w:footerReference w:type="default" r:id="Rb75379c2fa8e4c61"/>
       <w:pgSz w:w="11906" w:h="16838"/>
       <w:pgMar w:top="1440" w:right="1803" w:bottom="1440" w:left="1803" w:header="850" w:footer="992"/>
       <w:docGrid w:type="default"/>

--- a/paper/main_docx.docx
+++ b/paper/main_docx.docx
@@ -1540,7 +1540,7 @@
         <w:rPr>
           <w:sz w:val="24"/>
         </w:rPr>
-        <w:t xml:space="preserve">命题4（预算约束下的监测设计权衡与可行性集合）：设在T个观测期内总监测输入规模预算受限为B = T·m（每期m = ρn_T）：</w:t>
+        <w:t xml:space="preserve">命题4（预算约束下的监测设计权衡与可行性集合）：设在T个观测期内设计方案为D_T = (T, n_T)，总监测输入规模预算受限为B = T·m（每期m = ρn_T）：</w:t>
       </w:r>
     </w:p>
     <w:p>
@@ -1712,7 +1712,7 @@
         <w:rPr>
           <w:sz w:val="24"/>
         </w:rPr>
-        <w:t xml:space="preserve">大期数极限下有效独立期数近似为T_eff = T(1-r)/(1+r)；（3）当要求各期风险集相同且为正整数并精确用尽预算时，可行设计集合为B/ρ的正整数因子集合。</w:t>
+        <w:t xml:space="preserve">大期数极限下有效独立期数近似为T_eff = T(1-r)/(1+r)；（3）当要求各期风险集相同且为正整数并精确用尽预算时，可行设计集合为B/ρ的正整数因子集合（若B/ρ非整数则等期数严格用尽集合为空）。</w:t>
       </w:r>
     </w:p>
     <w:p>
@@ -1737,7 +1737,7 @@
         <w:rPr>
           <w:sz w:val="24"/>
         </w:rPr>
-        <w:t xml:space="preserve">推论1（成本与预算约束下的最优监测规模）：设每期固定运转成本为c_0&gt;0，每上报一例边际成本为c_1&gt;0（人均监测成本c_1'下对应c_1 = c_1'/ρ）。在总成本预算B = T(c_0 + c_1 m)与连续期数T≥1近似约束下，最优单期规模由一阶导数唯一确定为：</w:t>
+        <w:t xml:space="preserve">推论1（成本与预算约束下的最优监测规模）：设每期固定运转成本为c_0&gt;0，每上报一例边际成本为c_1&gt;0（人均监测成本c_1'下对应c_1 = c_1'/ρ）。在总经费预算ℬ = T(c_0 + c_1 m)与连续期数T≥1近似约束下，最优单期规模由一阶导数唯一确定为：</w:t>
       </w:r>
     </w:p>
     <w:p>
@@ -1826,7 +1826,7 @@
         <w:rPr>
           <w:sz w:val="24"/>
         </w:rPr>
-        <w:t xml:space="preserve">注记：若由内部一阶条件求出的规模超出可行上界（即sqrt((c_0/c_1)m_×) &gt; (B-c_0)/c_1），则由凸函数单调性取边界角点解m* = (B-c_0)/c_1（对应T=1）。在数理同构上，方差v_R/T + A/(Tm)与总成本T(c_0 + c_1 m)结构与经典两阶段抽样最优次级样本量配置模型[36]严格对应（期数T对应初级抽样单元，单期病例m对应次级单元）。推论1将其运用于动态监测运筹，并引入AR(1)自相关修正：有效环境方差增大为v_eff，最优单期规模相应调整为m*_AR = sqrt((c_0/c_1)·m_×·(1-r)/(1+r)) &lt; m*。最优规模m*对未知方差参数的依赖完全通过交叉点m_×充分降维体现。</w:t>
+        <w:t xml:space="preserve">注记：若由内部一阶条件求出的规模超出可行上界（即sqrt((c_0/c_1)m_×) &gt; (ℬ-c_0)/c_1），则由凸函数单调性取边界角点解m* = (ℬ-c_0)/c_1（对应T=1）。在数理同构上，方差v_R/T + A/(Tm)与总成本T(c_0 + c_1 m)结构与经典两阶段抽样最优次级样本量配置模型[36]严格对应（期数T对应初级抽样单元，单期病例m对应次级单元）。推论1将其运用于动态监测运筹，并引入AR(1)自相关修正：有效环境方差增大为v_eff，最优单期规模相应调整为m*_AR = sqrt((c_0/c_1)·m_×·(1-r)/(1+r)) &lt; m*。最优规模m*对未知方差参数的依赖完全通过交叉点m_×充分降维体现。</w:t>
       </w:r>
     </w:p>
     <w:p>
@@ -2374,7 +2374,7 @@
                     <pic:cNvPicPr/>
                   </pic:nvPicPr>
                   <pic:blipFill>
-                    <a:blip r:embed="R79eef96d9b1e4af9" cstate="print"/>
+                    <a:blip r:embed="R17a056da746c4c22" cstate="print"/>
                     <a:stretch>
                       <a:fillRect/>
                     </a:stretch>
@@ -2455,7 +2455,7 @@
                     <pic:cNvPicPr/>
                   </pic:nvPicPr>
                   <pic:blipFill>
-                    <a:blip r:embed="R5b8d7de7423a4ad9" cstate="print"/>
+                    <a:blip r:embed="R88a91566d39741cb" cstate="print"/>
                     <a:stretch>
                       <a:fillRect/>
                     </a:stretch>
@@ -2536,7 +2536,7 @@
                     <pic:cNvPicPr/>
                   </pic:nvPicPr>
                   <pic:blipFill>
-                    <a:blip r:embed="R0b5089a7fdf146a3" cstate="print"/>
+                    <a:blip r:embed="R9d4abc421d1d47f1" cstate="print"/>
                     <a:stretch>
                       <a:fillRect/>
                     </a:stretch>
@@ -4032,7 +4032,7 @@
                     <pic:cNvPicPr/>
                   </pic:nvPicPr>
                   <pic:blipFill>
-                    <a:blip r:embed="R55c48ea46ca44b9a" cstate="print"/>
+                    <a:blip r:embed="R30ee2da26e734a5d" cstate="print"/>
                     <a:stretch>
                       <a:fillRect/>
                     </a:stretch>
@@ -4684,7 +4684,7 @@
       </w:r>
     </w:p>
     <w:sectPr>
-      <w:footerReference w:type="default" r:id="Rb75379c2fa8e4c61"/>
+      <w:footerReference w:type="default" r:id="R1d6e8aba6a604a43"/>
       <w:pgSz w:w="11906" w:h="16838"/>
       <w:pgMar w:top="1440" w:right="1803" w:bottom="1440" w:left="1803" w:header="850" w:footer="992"/>
       <w:docGrid w:type="default"/>

--- a/paper/main_docx.docx
+++ b/paper/main_docx.docx
@@ -25,7 +25,7 @@
         <w:rPr>
           <w:sz w:val="24"/>
         </w:rPr>
-        <w:t xml:space="preserve">摘要：准确识别疫情增长并预测短期病例负担是现代传染病预警的核心任务。常规直觉认为样本量越大推断精度越高，但在个体超传播、不完全检测与共同环境扰动并存时，样本规模与推断信息量不能简单等同。既有理论主要关注当期瞬时再生数 R_t；本文表明，一旦推断目标改变，误差随样本规模的下降规律也随之改变，据此将病例规模何时不再主导推断误差转化为一个条件明确的监测设计问题。主要理论结果表明：（1）估计当期传播强度 R_t 时，测量方差随期望报告病例数 m 单调趋零；（2）以单期数据估计跨期平均传播水平 R̄ 时，单期推断留存不可消除的环境方差下限 v_R，由此导出抽样方差与环境方差相等的方差平衡点 m_×；（3）提高检测报告率 ρ 仅能消除漏报抽样方差，唯有扩大实际感染基数 n 才能使各项方差同时衰减；（4）时间序列中事后代理增长指标与事前单步预测严格成比例，且误差在极小规模端受更新过程尾部方差二次放大。实证方面，基于全美 CDC NHSN 流感住院真实监测数据（16,218 个州周观测）：流行初期相对均方误差随规模按 1/D_t 形式递减，经验平衡点约为 23 例/周；约四至五成半的误差份额落在与规模无关的拟合下限上；在达峰期，常数均值偏移是误差平台的主要来源，剥离偏差后规模效应依然显著。本文进一步分析了 CDC FluSight 前瞻集成预测和欧洲 11 国 COVID-19 数据，两组数据中随病例规模按 1/D_t 衰减的误差项均为正，经验平衡点随监测尺度和时间粒度变化。这些结果可用于比较扩大样本、延长观测期和采用多模型预测的相对收益。</w:t>
+        <w:t xml:space="preserve">摘要：准确识别疫情增长并预测短期病例负担是现代传染病预警的核心任务。常规直觉认为样本量越大推断精度越高，但在个体超传播、不完全检测与共同环境扰动并存时，样本规模与推断信息量不能简单等同。既有理论主要关注当期瞬时再生数 R_t；本文表明，一旦推断目标改变，误差随样本规模的下降规律也随之改变，据此将病例规模何时不再主导推断误差转化为一个条件明确的监测设计问题。主要理论结果表明：（1）估计当期传播强度 R_t 时，测量方差随期望报告病例数 m 单调趋零；（2）以单期数据估计跨期平均传播水平 R̄ 时，单期推断留存不可消除的环境方差下限 v_R，由此导出抽样方差与环境方差相等的方差平衡点 m_×；（3）提高检测报告率 ρ 仅能消除漏报抽样方差，唯有扩大实际感染基数 n 才能使各项方差同时衰减；（4）时间序列中事后代理增长指标与事前单步预测严格成比例，且误差在极小规模端受更新过程尾部方差二次放大。实证方面，基于全美 CDC NHSN 流感住院真实监测数据（16,218 个州周观测）：流行初期相对均方误差随规模按 1/D_t 形式递减，经验平衡点约为 22.6 例/周；约四至五成半的误差份额落在与规模无关的拟合下限上；在达峰期，常数均值偏移是误差平台的主要来源，剥离偏差后规模效应依然显著。本文进一步分析了 CDC FluSight 前瞻集成预测和欧洲 11 国 COVID-19 数据，两组数据中随病例规模按 1/D_t 衰减的误差项均为正，经验平衡点随监测尺度和时间粒度变化。这些结果可用于比较扩大样本、延长观测期和采用多模型预测的相对收益。</w:t>
       </w:r>
     </w:p>
     <w:p>
@@ -2374,7 +2374,7 @@
                     <pic:cNvPicPr/>
                   </pic:nvPicPr>
                   <pic:blipFill>
-                    <a:blip r:embed="R17a056da746c4c22" cstate="print"/>
+                    <a:blip r:embed="R1dba6e1c731f405d" cstate="print"/>
                     <a:stretch>
                       <a:fillRect/>
                     </a:stretch>
@@ -2455,7 +2455,7 @@
                     <pic:cNvPicPr/>
                   </pic:nvPicPr>
                   <pic:blipFill>
-                    <a:blip r:embed="R88a91566d39741cb" cstate="print"/>
+                    <a:blip r:embed="Rf320263870fd4dc5" cstate="print"/>
                     <a:stretch>
                       <a:fillRect/>
                     </a:stretch>
@@ -2536,7 +2536,7 @@
                     <pic:cNvPicPr/>
                   </pic:nvPicPr>
                   <pic:blipFill>
-                    <a:blip r:embed="R9d4abc421d1d47f1" cstate="print"/>
+                    <a:blip r:embed="Rf5c2623babe842c8" cstate="print"/>
                     <a:stretch>
                       <a:fillRect/>
                     </a:stretch>
@@ -2617,7 +2617,7 @@
         <w:rPr>
           <w:sz w:val="24"/>
         </w:rPr>
-        <w:t xml:space="preserve">制度演变划分为三阶段：前过渡高覆盖期（2020-10至2024-04，184个有效周，N=6,009），包含大流行早期高覆盖子段（N=2,627，覆盖率87.8%）与2022-10起的法定强制子段（N=3,382，覆盖率93.7%），合计覆盖率91.1%；自愿过渡期（2024-05至2024-10，26个有效周，N=420，覆盖率断崖跌至54.6%）；CMS新规重制期（2024-11至2026-09，96个有效周，N=3,874，覆盖率恢复至91.8%）。</w:t>
+        <w:t xml:space="preserve">制度演变划分为三阶段：前过渡高覆盖期（2020-10至2024-04，184个有效周，N=6,009），包含大流行早期高覆盖子段（N=2,627，覆盖率87.8%）与2022-10起的法定强制子段（N=3,382，覆盖率93.7%），合计覆盖率91.1%；自愿过渡期（2024-05至2024-10，26个有效周，N=420，覆盖率大幅跌至54.6%）；CMS新规重制期（2024-11至2026-09，96个有效周，N=3,874，覆盖率恢复至91.8%）。</w:t>
       </w:r>
     </w:p>
     <w:p>
@@ -4032,7 +4032,7 @@
                     <pic:cNvPicPr/>
                   </pic:nvPicPr>
                   <pic:blipFill>
-                    <a:blip r:embed="R30ee2da26e734a5d" cstate="print"/>
+                    <a:blip r:embed="R688b54088a8f4e2a" cstate="print"/>
                     <a:stretch>
                       <a:fillRect/>
                     </a:stretch>
@@ -4684,7 +4684,7 @@
       </w:r>
     </w:p>
     <w:sectPr>
-      <w:footerReference w:type="default" r:id="R1d6e8aba6a604a43"/>
+      <w:footerReference w:type="default" r:id="Rcd58369b934542d2"/>
       <w:pgSz w:w="11906" w:h="16838"/>
       <w:pgMar w:top="1440" w:right="1803" w:bottom="1440" w:left="1803" w:header="850" w:footer="992"/>
       <w:docGrid w:type="default"/>

--- a/paper/main_docx.docx
+++ b/paper/main_docx.docx
@@ -2374,7 +2374,7 @@
                     <pic:cNvPicPr/>
                   </pic:nvPicPr>
                   <pic:blipFill>
-                    <a:blip r:embed="R1dba6e1c731f405d" cstate="print"/>
+                    <a:blip r:embed="Rec1168a2aee8416c" cstate="print"/>
                     <a:stretch>
                       <a:fillRect/>
                     </a:stretch>
@@ -2455,7 +2455,7 @@
                     <pic:cNvPicPr/>
                   </pic:nvPicPr>
                   <pic:blipFill>
-                    <a:blip r:embed="Rf320263870fd4dc5" cstate="print"/>
+                    <a:blip r:embed="R24327b49541e4a75" cstate="print"/>
                     <a:stretch>
                       <a:fillRect/>
                     </a:stretch>
@@ -2536,7 +2536,7 @@
                     <pic:cNvPicPr/>
                   </pic:nvPicPr>
                   <pic:blipFill>
-                    <a:blip r:embed="Rf5c2623babe842c8" cstate="print"/>
+                    <a:blip r:embed="R82dd8221035e48bf" cstate="print"/>
                     <a:stretch>
                       <a:fillRect/>
                     </a:stretch>
@@ -4032,7 +4032,7 @@
                     <pic:cNvPicPr/>
                   </pic:nvPicPr>
                   <pic:blipFill>
-                    <a:blip r:embed="R688b54088a8f4e2a" cstate="print"/>
+                    <a:blip r:embed="R8977c8636ddc423f" cstate="print"/>
                     <a:stretch>
                       <a:fillRect/>
                     </a:stretch>
@@ -4684,7 +4684,7 @@
       </w:r>
     </w:p>
     <w:sectPr>
-      <w:footerReference w:type="default" r:id="Rcd58369b934542d2"/>
+      <w:footerReference w:type="default" r:id="R92e99b633af64768"/>
       <w:pgSz w:w="11906" w:h="16838"/>
       <w:pgMar w:top="1440" w:right="1803" w:bottom="1440" w:left="1803" w:header="850" w:footer="992"/>
       <w:docGrid w:type="default"/>

--- a/paper/main_docx.docx
+++ b/paper/main_docx.docx
@@ -2374,7 +2374,7 @@
                     <pic:cNvPicPr/>
                   </pic:nvPicPr>
                   <pic:blipFill>
-                    <a:blip r:embed="Rec1168a2aee8416c" cstate="print"/>
+                    <a:blip r:embed="R0f06146c29b94987" cstate="print"/>
                     <a:stretch>
                       <a:fillRect/>
                     </a:stretch>
@@ -2455,7 +2455,7 @@
                     <pic:cNvPicPr/>
                   </pic:nvPicPr>
                   <pic:blipFill>
-                    <a:blip r:embed="R24327b49541e4a75" cstate="print"/>
+                    <a:blip r:embed="Rf7d8868b113c43cf" cstate="print"/>
                     <a:stretch>
                       <a:fillRect/>
                     </a:stretch>
@@ -2536,7 +2536,7 @@
                     <pic:cNvPicPr/>
                   </pic:nvPicPr>
                   <pic:blipFill>
-                    <a:blip r:embed="R82dd8221035e48bf" cstate="print"/>
+                    <a:blip r:embed="R9219c94972a347d6" cstate="print"/>
                     <a:stretch>
                       <a:fillRect/>
                     </a:stretch>
@@ -4032,7 +4032,7 @@
                     <pic:cNvPicPr/>
                   </pic:nvPicPr>
                   <pic:blipFill>
-                    <a:blip r:embed="R8977c8636ddc423f" cstate="print"/>
+                    <a:blip r:embed="R7ba691e2304d4902" cstate="print"/>
                     <a:stretch>
                       <a:fillRect/>
                     </a:stretch>
@@ -4088,7 +4088,7 @@
         <w:rPr>
           <w:sz w:val="24"/>
         </w:rPr>
-        <w:t xml:space="preserve">以滞后3–5周输入核为工具变量开展2SLS回归：汇集样本中第一阶段稳健F=312.9，第二阶段差值(b_iv - b_ols)=1.3921，10,000次聚类bootstrap 95%CI为[0.43, 2.41]（bootstrap单侧比例0.0014，排除零点），表明汇集样本下2SLS估计斜率高于OLS。分季独立检验中，各季节第一阶段稳健F均在75以上（强工具），b_iv均显著为正（2022–23季3.2787, 2023–24季2.1867, 2024–25季3.6131），差值在2024–25季表现为临界为正（[0.01, 3.47]）。鉴于排除限制难以在理论上绝对保证，该对照定位为说明变量误差不改变规模效应正向存在的稳健性对照。在唯象示例参数设定下导出理论交叉点约 21–49 例（m_×≈21.3–49.3，基于Zhou等[35]住院负担点估计与Tokars等[38]侵袭率折算每例有症状感染住院比例ρ∈[0.0056, 0.021]）；未归一化绝对方差水平上规模无关项与相关项（约0.28与6.3）高于纯理论设定，但比值与理论交叉点数量级相容，重在比值形态一致性。</w:t>
+        <w:t xml:space="preserve">以滞后3–5周输入核为工具变量开展2SLS回归：汇集样本中第一阶段稳健F=312.9，第二阶段差值(b_iv - b_ols)=1.3921，10,000次聚类bootstrap 95%CI为[0.43, 2.41]（bootstrap单侧比例0.0014，排除零点），表明汇集样本下2SLS估计斜率高于OLS。分季独立检验中，各季节第一阶段稳健F均在75以上（强工具），b_iv均显著为正（2022–23季3.2787, 2023–24季2.1867, 2024–25季3.6131），差值在2024–25季表现为临界为正（[0.01, 3.47]）。鉴于排除限制难以在理论上绝对保证，该对照定位为说明变量误差不改变规模效应正向存在的稳健性对照。在代表性参数设定下导出理论交叉点约 21–49 例（m_×≈21.3–49.3，基于Zhou等[35]住院负担点估计与Tokars等[38]侵袭率折算每例有症状感染住院比例ρ∈[0.0056, 0.021]）；未归一化绝对方差水平上规模无关项与相关项（约0.28与6.3）高于纯理论设定，但比值与理论交叉点数量级相容，重在比值形态一致性。</w:t>
       </w:r>
     </w:p>
     <w:p>
@@ -4684,7 +4684,7 @@
       </w:r>
     </w:p>
     <w:sectPr>
-      <w:footerReference w:type="default" r:id="R92e99b633af64768"/>
+      <w:footerReference w:type="default" r:id="R5c0e2108413e4ce1"/>
       <w:pgSz w:w="11906" w:h="16838"/>
       <w:pgMar w:top="1440" w:right="1803" w:bottom="1440" w:left="1803" w:header="850" w:footer="992"/>
       <w:docGrid w:type="default"/>

--- a/paper/main_docx.docx
+++ b/paper/main_docx.docx
@@ -25,7 +25,7 @@
         <w:rPr>
           <w:sz w:val="24"/>
         </w:rPr>
-        <w:t xml:space="preserve">摘要：准确识别疫情增长并预测短期病例负担是现代传染病预警的核心任务。常规直觉认为样本量越大推断精度越高，但在个体超传播、不完全检测与共同环境扰动并存时，样本规模与推断信息量不能简单等同。既有理论主要关注当期瞬时再生数 R_t；本文表明，一旦推断目标改变，误差随样本规模的下降规律也随之改变，据此将病例规模何时不再主导推断误差转化为一个条件明确的监测设计问题。主要理论结果表明：（1）估计当期传播强度 R_t 时，测量方差随期望报告病例数 m 单调趋零；（2）以单期数据估计跨期平均传播水平 R̄ 时，单期推断留存不可消除的环境方差下限 v_R，由此导出抽样方差与环境方差相等的方差平衡点 m_×；（3）提高检测报告率 ρ 仅能消除漏报抽样方差，唯有扩大实际感染基数 n 才能使各项方差同时衰减；（4）时间序列中事后代理增长指标与事前单步预测严格成比例，且误差在极小规模端受更新过程尾部方差二次放大。实证方面，基于全美 CDC NHSN 流感住院真实监测数据（16,218 个州周观测）：流行初期相对均方误差随规模按 1/D_t 形式递减，经验平衡点约为 22.6 例/周；约四至五成半的误差份额落在与规模无关的拟合下限上；在达峰期，常数均值偏移是误差平台的主要来源，剥离偏差后规模效应依然显著。本文进一步分析了 CDC FluSight 前瞻集成预测和欧洲 11 国 COVID-19 数据，两组数据中随病例规模按 1/D_t 衰减的误差项均为正，经验平衡点随监测尺度和时间粒度变化。这些结果可用于比较扩大样本、延长观测期和采用多模型预测的相对收益。</w:t>
+        <w:t xml:space="preserve">摘要：准确识别疫情增长并预测短期病例负担是现代传染病预警的核心任务。常规直觉认为样本量越大推断精度越高，但在个体超传播、不完全检测与共同环境扰动并存时，样本规模与推断信息量不能简单等同。既有理论主要关注当期瞬时再生数 R_t；本文表明，一旦推断目标改变，误差随样本规模的下降规律也随之改变，据此将病例规模何时不再主导推断误差转化为一个条件明确的监测设计问题。主要理论结果表明：（1）估计当期传播强度 R_t 时，测量方差随期望报告病例数 m 单调趋零；（2）以单期数据估计跨期平均传播水平 R̄ 时，单期推断留存不可消除的环境方差下限 v_R，由此导出抽样方差与环境方差相等的方差平衡点 m_×；（3）提高检测报告率 ρ 仅能消除漏报抽样方差，唯有扩大实际感染基数 n 才能使各项方差同时衰减；（4）时间序列中事后代理增长指标与事前单步预测严格成比例，且误差在极小规模端受更新过程尾部方差二次放大。实证方面，基于全美 CDC NHSN 流感住院真实监测数据（16,218 个州周观测）：流行初期相对均方误差随规模按 1/D_t 形式递减，经验平衡点约为 22.6 例/周；约四至五成半（39%—55%）的误差份额落在与规模无关的拟合下限上；在达峰期，常数均值偏移占总体误差的 88.9%，剥离偏差后规模效应依然显著。进一步扩展至 CDC FluSight 真实前瞻集成预测与欧洲 11 国 COVID-19 场景，两组数据中规模项均为正，且多模型集成成功将达峰期均值偏差占比压缩至 15.5%。上述量化发现为评估扩大样本捕获、时间滤波与多模型集成的相对收益提供了决策基准。</w:t>
       </w:r>
     </w:p>
     <w:p>
@@ -2374,7 +2374,7 @@
                     <pic:cNvPicPr/>
                   </pic:nvPicPr>
                   <pic:blipFill>
-                    <a:blip r:embed="R0f06146c29b94987" cstate="print"/>
+                    <a:blip r:embed="R2b74d0234bfe4162" cstate="print"/>
                     <a:stretch>
                       <a:fillRect/>
                     </a:stretch>
@@ -2455,7 +2455,7 @@
                     <pic:cNvPicPr/>
                   </pic:nvPicPr>
                   <pic:blipFill>
-                    <a:blip r:embed="Rf7d8868b113c43cf" cstate="print"/>
+                    <a:blip r:embed="R472812f64c7948ac" cstate="print"/>
                     <a:stretch>
                       <a:fillRect/>
                     </a:stretch>
@@ -2536,7 +2536,7 @@
                     <pic:cNvPicPr/>
                   </pic:nvPicPr>
                   <pic:blipFill>
-                    <a:blip r:embed="R9219c94972a347d6" cstate="print"/>
+                    <a:blip r:embed="R59eb31557ab04c8e" cstate="print"/>
                     <a:stretch>
                       <a:fillRect/>
                     </a:stretch>
@@ -4032,7 +4032,7 @@
                     <pic:cNvPicPr/>
                   </pic:nvPicPr>
                   <pic:blipFill>
-                    <a:blip r:embed="R7ba691e2304d4902" cstate="print"/>
+                    <a:blip r:embed="R328ade937d1e4010" cstate="print"/>
                     <a:stretch>
                       <a:fillRect/>
                     </a:stretch>
@@ -4684,7 +4684,7 @@
       </w:r>
     </w:p>
     <w:sectPr>
-      <w:footerReference w:type="default" r:id="R5c0e2108413e4ce1"/>
+      <w:footerReference w:type="default" r:id="R42c27fb4681841c2"/>
       <w:pgSz w:w="11906" w:h="16838"/>
       <w:pgMar w:top="1440" w:right="1803" w:bottom="1440" w:left="1803" w:header="850" w:footer="992"/>
       <w:docGrid w:type="default"/>
